--- a/data/outputs/v2/Biology/SS1.3_Cell_Biology/Biology_Cell_Biology_CBE_LessonSequence.docx
+++ b/data/outputs/v2/Biology/SS1.3_Cell_Biology/Biology_Cell_Biology_CBE_LessonSequence.docx
@@ -3217,32 +3217,32 @@
         <w:tc>
           <w:tcPr>
             <w:tcW w:type="dxa" w:w="1520"/>
-            <w:shd w:fill="F2F2F2" w:color="auto" w:val="clear"/>
-            <w:tcMar>
-              <w:top w:type="dxa" w:w="60"/>
-              <w:left w:type="dxa" w:w="120"/>
-              <w:bottom w:type="dxa" w:w="60"/>
-              <w:right w:type="dxa" w:w="120"/>
-            </w:tcMar>
-            <w:vAlign w:val="top"/>
-          </w:tcPr>
-          <w:p>
-            <w:pPr>
-              <w:spacing w:after="40" w:before="0"/>
-              <w:jc w:val="left"/>
-            </w:pPr>
-            <w:r>
-              <w:rPr>
-                <w:rFonts w:ascii="Arial" w:cs="Arial" w:eastAsia="Arial" w:hAnsi="Arial"/>
-                <w:b/>
-                <w:bCs/>
-                <w:i w:val="false"/>
-                <w:iCs w:val="false"/>
-                <w:color w:val="000000"/>
-                <w:sz w:val="18"/>
-                <w:szCs w:val="18"/>
-              </w:rPr>
-              <w:t xml:space="preserve">Phase 1 — PREDICT (20 minutes): What do you think a cell looks like?</w:t>
+            <w:shd w:fill="EAD1F5" w:color="auto" w:val="clear"/>
+            <w:tcMar>
+              <w:top w:type="dxa" w:w="60"/>
+              <w:left w:type="dxa" w:w="120"/>
+              <w:bottom w:type="dxa" w:w="60"/>
+              <w:right w:type="dxa" w:w="120"/>
+            </w:tcMar>
+            <w:vAlign w:val="top"/>
+          </w:tcPr>
+          <w:p>
+            <w:pPr>
+              <w:spacing w:after="40" w:before="0"/>
+              <w:jc w:val="left"/>
+            </w:pPr>
+            <w:r>
+              <w:rPr>
+                <w:rFonts w:ascii="Arial" w:cs="Arial" w:eastAsia="Arial" w:hAnsi="Arial"/>
+                <w:b/>
+                <w:bCs/>
+                <w:i w:val="false"/>
+                <w:iCs w:val="false"/>
+                <w:color w:val="000000"/>
+                <w:sz w:val="18"/>
+                <w:szCs w:val="18"/>
+              </w:rPr>
+              <w:t xml:space="preserve">Predict Phase</w:t>
             </w:r>
           </w:p>
           <w:p>
@@ -3265,7 +3265,7 @@
             <w:pPr>
               <w:spacing w:after="20" w:before="0"/>
             </w:pPr>
-            <w:hyperlink w:history="1" r:id="rIdd-kytrs6ld5piuygaddej">
+            <w:hyperlink w:history="1" r:id="rIdsuplgf8zu1bszbbpyysav">
               <w:r>
                 <w:rPr>
                   <w:rFonts w:ascii="Arial" w:cs="Arial" w:eastAsia="Arial" w:hAnsi="Arial"/>
@@ -3298,7 +3298,7 @@
               <w:spacing w:after="10" w:before="0"/>
               <w:ind w:left="120"/>
             </w:pPr>
-            <w:hyperlink w:history="1" r:id="rIdxajubbsbyngjxg8pzpprl">
+            <w:hyperlink w:history="1" r:id="rIdez-am08jpnrihwbwzysja">
               <w:r>
                 <w:rPr>
                   <w:rFonts w:ascii="Arial" w:cs="Arial" w:eastAsia="Arial" w:hAnsi="Arial"/>
@@ -3343,7 +3343,7 @@
             <w:pPr>
               <w:spacing w:after="20" w:before="0"/>
             </w:pPr>
-            <w:hyperlink w:history="1" r:id="rIdtp52_jvr39r7wwrxkc8zu">
+            <w:hyperlink w:history="1" r:id="rId5wkvruw-cyfow-f7dambx">
               <w:r>
                 <w:rPr>
                   <w:rFonts w:ascii="Arial" w:cs="Arial" w:eastAsia="Arial" w:hAnsi="Arial"/>
@@ -3376,7 +3376,7 @@
               <w:spacing w:after="10" w:before="0"/>
               <w:ind w:left="120"/>
             </w:pPr>
-            <w:hyperlink w:history="1" r:id="rIdyyy_vmssb98j-bhalheis">
+            <w:hyperlink w:history="1" r:id="rIdcy0cgjsmsnggzouqxutfu">
               <w:r>
                 <w:rPr>
                   <w:rFonts w:ascii="Arial" w:cs="Arial" w:eastAsia="Arial" w:hAnsi="Arial"/>
@@ -3523,32 +3523,32 @@
         <w:tc>
           <w:tcPr>
             <w:tcW w:type="dxa" w:w="1520"/>
-            <w:shd w:fill="F2F2F2" w:color="auto" w:val="clear"/>
-            <w:tcMar>
-              <w:top w:type="dxa" w:w="60"/>
-              <w:left w:type="dxa" w:w="120"/>
-              <w:bottom w:type="dxa" w:w="60"/>
-              <w:right w:type="dxa" w:w="120"/>
-            </w:tcMar>
-            <w:vAlign w:val="top"/>
-          </w:tcPr>
-          <w:p>
-            <w:pPr>
-              <w:spacing w:after="40" w:before="0"/>
-              <w:jc w:val="left"/>
-            </w:pPr>
-            <w:r>
-              <w:rPr>
-                <w:rFonts w:ascii="Arial" w:cs="Arial" w:eastAsia="Arial" w:hAnsi="Arial"/>
-                <w:b/>
-                <w:bCs/>
-                <w:i w:val="false"/>
-                <w:iCs w:val="false"/>
-                <w:color w:val="000000"/>
-                <w:sz w:val="18"/>
-                <w:szCs w:val="18"/>
-              </w:rPr>
-              <w:t xml:space="preserve">Phase 2 — OBSERVE (20 minutes): What do these cells actually show us?</w:t>
+            <w:shd w:fill="D9EEF1" w:color="auto" w:val="clear"/>
+            <w:tcMar>
+              <w:top w:type="dxa" w:w="60"/>
+              <w:left w:type="dxa" w:w="120"/>
+              <w:bottom w:type="dxa" w:w="60"/>
+              <w:right w:type="dxa" w:w="120"/>
+            </w:tcMar>
+            <w:vAlign w:val="top"/>
+          </w:tcPr>
+          <w:p>
+            <w:pPr>
+              <w:spacing w:after="40" w:before="0"/>
+              <w:jc w:val="left"/>
+            </w:pPr>
+            <w:r>
+              <w:rPr>
+                <w:rFonts w:ascii="Arial" w:cs="Arial" w:eastAsia="Arial" w:hAnsi="Arial"/>
+                <w:b/>
+                <w:bCs/>
+                <w:i w:val="false"/>
+                <w:iCs w:val="false"/>
+                <w:color w:val="000000"/>
+                <w:sz w:val="18"/>
+                <w:szCs w:val="18"/>
+              </w:rPr>
+              <w:t xml:space="preserve">Observe Phase</w:t>
             </w:r>
           </w:p>
           <w:p>
@@ -3571,7 +3571,7 @@
             <w:pPr>
               <w:spacing w:after="20" w:before="0"/>
             </w:pPr>
-            <w:hyperlink w:history="1" r:id="rIdlpkefndmgbtrx3s6t0txo">
+            <w:hyperlink w:history="1" r:id="rIdktlnh2wdlk9zp56zvue9c">
               <w:r>
                 <w:rPr>
                   <w:rFonts w:ascii="Arial" w:cs="Arial" w:eastAsia="Arial" w:hAnsi="Arial"/>
@@ -3604,7 +3604,7 @@
               <w:spacing w:after="10" w:before="0"/>
               <w:ind w:left="120"/>
             </w:pPr>
-            <w:hyperlink w:history="1" r:id="rId3uhx90k_gtejj7ezp10-r">
+            <w:hyperlink w:history="1" r:id="rIdifxhclh8c4zbtnphgrpp1">
               <w:r>
                 <w:rPr>
                   <w:rFonts w:ascii="Arial" w:cs="Arial" w:eastAsia="Arial" w:hAnsi="Arial"/>
@@ -3649,7 +3649,7 @@
             <w:pPr>
               <w:spacing w:after="20" w:before="0"/>
             </w:pPr>
-            <w:hyperlink w:history="1" r:id="rIdsofj3y-w3lhle_6lgxukk">
+            <w:hyperlink w:history="1" r:id="rIdolrsjleu5vnebolpnqu-a">
               <w:r>
                 <w:rPr>
                   <w:rFonts w:ascii="Arial" w:cs="Arial" w:eastAsia="Arial" w:hAnsi="Arial"/>
@@ -3682,7 +3682,7 @@
               <w:spacing w:after="10" w:before="0"/>
               <w:ind w:left="120"/>
             </w:pPr>
-            <w:hyperlink w:history="1" r:id="rIdn4t5mdpcab5mj1wwtuwgo">
+            <w:hyperlink w:history="1" r:id="rIdt6lus068ptivqscmlcjx-">
               <w:r>
                 <w:rPr>
                   <w:rFonts w:ascii="Arial" w:cs="Arial" w:eastAsia="Arial" w:hAnsi="Arial"/>
@@ -3829,32 +3829,32 @@
         <w:tc>
           <w:tcPr>
             <w:tcW w:type="dxa" w:w="1520"/>
-            <w:shd w:fill="F2F2F2" w:color="auto" w:val="clear"/>
-            <w:tcMar>
-              <w:top w:type="dxa" w:w="60"/>
-              <w:left w:type="dxa" w:w="120"/>
-              <w:bottom w:type="dxa" w:w="60"/>
-              <w:right w:type="dxa" w:w="120"/>
-            </w:tcMar>
-            <w:vAlign w:val="top"/>
-          </w:tcPr>
-          <w:p>
-            <w:pPr>
-              <w:spacing w:after="40" w:before="0"/>
-              <w:jc w:val="left"/>
-            </w:pPr>
-            <w:r>
-              <w:rPr>
-                <w:rFonts w:ascii="Arial" w:cs="Arial" w:eastAsia="Arial" w:hAnsi="Arial"/>
-                <w:b/>
-                <w:bCs/>
-                <w:i w:val="false"/>
-                <w:iCs w:val="false"/>
-                <w:color w:val="000000"/>
-                <w:sz w:val="18"/>
-                <w:szCs w:val="18"/>
-              </w:rPr>
-              <w:t xml:space="preserve">Phase 3 — EXPLAIN (15 minutes): What do all cells share — and what makes the difference?</w:t>
+            <w:shd w:fill="E2EFDA" w:color="auto" w:val="clear"/>
+            <w:tcMar>
+              <w:top w:type="dxa" w:w="60"/>
+              <w:left w:type="dxa" w:w="120"/>
+              <w:bottom w:type="dxa" w:w="60"/>
+              <w:right w:type="dxa" w:w="120"/>
+            </w:tcMar>
+            <w:vAlign w:val="top"/>
+          </w:tcPr>
+          <w:p>
+            <w:pPr>
+              <w:spacing w:after="40" w:before="0"/>
+              <w:jc w:val="left"/>
+            </w:pPr>
+            <w:r>
+              <w:rPr>
+                <w:rFonts w:ascii="Arial" w:cs="Arial" w:eastAsia="Arial" w:hAnsi="Arial"/>
+                <w:b/>
+                <w:bCs/>
+                <w:i w:val="false"/>
+                <w:iCs w:val="false"/>
+                <w:color w:val="000000"/>
+                <w:sz w:val="18"/>
+                <w:szCs w:val="18"/>
+              </w:rPr>
+              <w:t xml:space="preserve">Explain Phase</w:t>
             </w:r>
           </w:p>
           <w:p>
@@ -3877,7 +3877,7 @@
             <w:pPr>
               <w:spacing w:after="20" w:before="0"/>
             </w:pPr>
-            <w:hyperlink w:history="1" r:id="rId5hawmuoe8-i1jvar_ncoh">
+            <w:hyperlink w:history="1" r:id="rIdulxmareq_abo4ww5lwoer">
               <w:r>
                 <w:rPr>
                   <w:rFonts w:ascii="Arial" w:cs="Arial" w:eastAsia="Arial" w:hAnsi="Arial"/>
@@ -3910,7 +3910,7 @@
               <w:spacing w:after="10" w:before="0"/>
               <w:ind w:left="120"/>
             </w:pPr>
-            <w:hyperlink w:history="1" r:id="rIdzjfs-o0uapsxyyt7u7ssk">
+            <w:hyperlink w:history="1" r:id="rIdu278brgtm053ugfdmn5hy">
               <w:r>
                 <w:rPr>
                   <w:rFonts w:ascii="Arial" w:cs="Arial" w:eastAsia="Arial" w:hAnsi="Arial"/>
@@ -3955,7 +3955,7 @@
             <w:pPr>
               <w:spacing w:after="20" w:before="0"/>
             </w:pPr>
-            <w:hyperlink w:history="1" r:id="rId6rnkj4m0g9hlgeqjappzv">
+            <w:hyperlink w:history="1" r:id="rId70zc7zuq3ej2ta0vzhsaj">
               <w:r>
                 <w:rPr>
                   <w:rFonts w:ascii="Arial" w:cs="Arial" w:eastAsia="Arial" w:hAnsi="Arial"/>
@@ -3988,7 +3988,7 @@
               <w:spacing w:after="10" w:before="0"/>
               <w:ind w:left="120"/>
             </w:pPr>
-            <w:hyperlink w:history="1" r:id="rIduljlcxiph4nmiramy4lbe">
+            <w:hyperlink w:history="1" r:id="rIdqv-cvqryk4qdkgbtawmct">
               <w:r>
                 <w:rPr>
                   <w:rFonts w:ascii="Arial" w:cs="Arial" w:eastAsia="Arial" w:hAnsi="Arial"/>
@@ -4135,32 +4135,32 @@
         <w:tc>
           <w:tcPr>
             <w:tcW w:type="dxa" w:w="1520"/>
-            <w:shd w:fill="F2F2F2" w:color="auto" w:val="clear"/>
-            <w:tcMar>
-              <w:top w:type="dxa" w:w="60"/>
-              <w:left w:type="dxa" w:w="120"/>
-              <w:bottom w:type="dxa" w:w="60"/>
-              <w:right w:type="dxa" w:w="120"/>
-            </w:tcMar>
-            <w:vAlign w:val="top"/>
-          </w:tcPr>
-          <w:p>
-            <w:pPr>
-              <w:spacing w:after="40" w:before="0"/>
-              <w:jc w:val="left"/>
-            </w:pPr>
-            <w:r>
-              <w:rPr>
-                <w:rFonts w:ascii="Arial" w:cs="Arial" w:eastAsia="Arial" w:hAnsi="Arial"/>
-                <w:b/>
-                <w:bCs/>
-                <w:i w:val="false"/>
-                <w:iCs w:val="false"/>
-                <w:color w:val="000000"/>
-                <w:sz w:val="18"/>
-                <w:szCs w:val="18"/>
-              </w:rPr>
-              <w:t xml:space="preserve">Phase 4 — DRIVING QUESTION BOARD Creation (10 minutes): What do we still NOT know?</w:t>
+            <w:shd w:fill="FCE4D6" w:color="auto" w:val="clear"/>
+            <w:tcMar>
+              <w:top w:type="dxa" w:w="60"/>
+              <w:left w:type="dxa" w:w="120"/>
+              <w:bottom w:type="dxa" w:w="60"/>
+              <w:right w:type="dxa" w:w="120"/>
+            </w:tcMar>
+            <w:vAlign w:val="top"/>
+          </w:tcPr>
+          <w:p>
+            <w:pPr>
+              <w:spacing w:after="40" w:before="0"/>
+              <w:jc w:val="left"/>
+            </w:pPr>
+            <w:r>
+              <w:rPr>
+                <w:rFonts w:ascii="Arial" w:cs="Arial" w:eastAsia="Arial" w:hAnsi="Arial"/>
+                <w:b/>
+                <w:bCs/>
+                <w:i w:val="false"/>
+                <w:iCs w:val="false"/>
+                <w:color w:val="000000"/>
+                <w:sz w:val="18"/>
+                <w:szCs w:val="18"/>
+              </w:rPr>
+              <w:t xml:space="preserve">Driving Question Board (DQB) Creation</w:t>
             </w:r>
           </w:p>
           <w:p>
@@ -4183,7 +4183,7 @@
             <w:pPr>
               <w:spacing w:after="20" w:before="0"/>
             </w:pPr>
-            <w:hyperlink w:history="1" r:id="rIdqi30exgn9wz1_kdyb53f1">
+            <w:hyperlink w:history="1" r:id="rIdopr9tddwqctdo7snank4w">
               <w:r>
                 <w:rPr>
                   <w:rFonts w:ascii="Arial" w:cs="Arial" w:eastAsia="Arial" w:hAnsi="Arial"/>
@@ -4216,7 +4216,7 @@
               <w:spacing w:after="10" w:before="0"/>
               <w:ind w:left="120"/>
             </w:pPr>
-            <w:hyperlink w:history="1" r:id="rIdchen2nl_84morjxkivfzb">
+            <w:hyperlink w:history="1" r:id="rIdco30-ekc5r4egjz2gcn12">
               <w:r>
                 <w:rPr>
                   <w:rFonts w:ascii="Arial" w:cs="Arial" w:eastAsia="Arial" w:hAnsi="Arial"/>
@@ -4261,7 +4261,7 @@
             <w:pPr>
               <w:spacing w:after="20" w:before="0"/>
             </w:pPr>
-            <w:hyperlink w:history="1" r:id="rId4thfv0kmzvjh3lxmdjoyi">
+            <w:hyperlink w:history="1" r:id="rIdqxc7phs0bd0emrfb8oi2g">
               <w:r>
                 <w:rPr>
                   <w:rFonts w:ascii="Arial" w:cs="Arial" w:eastAsia="Arial" w:hAnsi="Arial"/>
@@ -4294,7 +4294,7 @@
               <w:spacing w:after="10" w:before="0"/>
               <w:ind w:left="120"/>
             </w:pPr>
-            <w:hyperlink w:history="1" r:id="rIdmzbuxzc4fsw9wrtvsrddz">
+            <w:hyperlink w:history="1" r:id="rId19vmsxkzolrpffvo9hstl">
               <w:r>
                 <w:rPr>
                   <w:rFonts w:ascii="Arial" w:cs="Arial" w:eastAsia="Arial" w:hAnsi="Arial"/>
@@ -4441,32 +4441,32 @@
         <w:tc>
           <w:tcPr>
             <w:tcW w:type="dxa" w:w="1520"/>
-            <w:shd w:fill="F2F2F2" w:color="auto" w:val="clear"/>
-            <w:tcMar>
-              <w:top w:type="dxa" w:w="60"/>
-              <w:left w:type="dxa" w:w="120"/>
-              <w:bottom w:type="dxa" w:w="60"/>
-              <w:right w:type="dxa" w:w="120"/>
-            </w:tcMar>
-            <w:vAlign w:val="top"/>
-          </w:tcPr>
-          <w:p>
-            <w:pPr>
-              <w:spacing w:after="40" w:before="0"/>
-              <w:jc w:val="left"/>
-            </w:pPr>
-            <w:r>
-              <w:rPr>
-                <w:rFonts w:ascii="Arial" w:cs="Arial" w:eastAsia="Arial" w:hAnsi="Arial"/>
-                <w:b/>
-                <w:bCs/>
-                <w:i w:val="false"/>
-                <w:iCs w:val="false"/>
-                <w:color w:val="000000"/>
-                <w:sz w:val="18"/>
-                <w:szCs w:val="18"/>
-              </w:rPr>
-              <w:t xml:space="preserve">Phase 5 — MODEL BUILDING (15 minutes): Drawing our first 'generic cell'</w:t>
+            <w:shd w:fill="D5E8F0" w:color="auto" w:val="clear"/>
+            <w:tcMar>
+              <w:top w:type="dxa" w:w="60"/>
+              <w:left w:type="dxa" w:w="120"/>
+              <w:bottom w:type="dxa" w:w="60"/>
+              <w:right w:type="dxa" w:w="120"/>
+            </w:tcMar>
+            <w:vAlign w:val="top"/>
+          </w:tcPr>
+          <w:p>
+            <w:pPr>
+              <w:spacing w:after="40" w:before="0"/>
+              <w:jc w:val="left"/>
+            </w:pPr>
+            <w:r>
+              <w:rPr>
+                <w:rFonts w:ascii="Arial" w:cs="Arial" w:eastAsia="Arial" w:hAnsi="Arial"/>
+                <w:b/>
+                <w:bCs/>
+                <w:i w:val="false"/>
+                <w:iCs w:val="false"/>
+                <w:color w:val="000000"/>
+                <w:sz w:val="18"/>
+                <w:szCs w:val="18"/>
+              </w:rPr>
+              <w:t xml:space="preserve">Model Building Phase</w:t>
             </w:r>
           </w:p>
           <w:p>
@@ -4489,7 +4489,7 @@
             <w:pPr>
               <w:spacing w:after="20" w:before="0"/>
             </w:pPr>
-            <w:hyperlink w:history="1" r:id="rIdog4b0we57rzjw4xoystpk">
+            <w:hyperlink w:history="1" r:id="rId8sst7illd503rvvdicaem">
               <w:r>
                 <w:rPr>
                   <w:rFonts w:ascii="Arial" w:cs="Arial" w:eastAsia="Arial" w:hAnsi="Arial"/>
@@ -4522,7 +4522,7 @@
               <w:spacing w:after="10" w:before="0"/>
               <w:ind w:left="120"/>
             </w:pPr>
-            <w:hyperlink w:history="1" r:id="rId2fgkog3aya308tfbjgnek">
+            <w:hyperlink w:history="1" r:id="rIdirp6eptoahuojgc0hxrur">
               <w:r>
                 <w:rPr>
                   <w:rFonts w:ascii="Arial" w:cs="Arial" w:eastAsia="Arial" w:hAnsi="Arial"/>
@@ -4567,7 +4567,7 @@
             <w:pPr>
               <w:spacing w:after="20" w:before="0"/>
             </w:pPr>
-            <w:hyperlink w:history="1" r:id="rIda5gtyv_xto9dx_kudrwk4">
+            <w:hyperlink w:history="1" r:id="rIddxjo4ljbrf7utmhqcx-ol">
               <w:r>
                 <w:rPr>
                   <w:rFonts w:ascii="Arial" w:cs="Arial" w:eastAsia="Arial" w:hAnsi="Arial"/>
@@ -4600,7 +4600,7 @@
               <w:spacing w:after="10" w:before="0"/>
               <w:ind w:left="120"/>
             </w:pPr>
-            <w:hyperlink w:history="1" r:id="rIdcyrk-e_j2lfz_ixaediyj">
+            <w:hyperlink w:history="1" r:id="rIdxlqmkwuj380jqdg7wkkjh">
               <w:r>
                 <w:rPr>
                   <w:rFonts w:ascii="Arial" w:cs="Arial" w:eastAsia="Arial" w:hAnsi="Arial"/>
@@ -5809,7 +5809,25 @@
             </w:tcMar>
             <w:vAlign w:val="top"/>
           </w:tcPr>
-          <w:p/>
+          <w:p>
+            <w:pPr>
+              <w:spacing w:after="40" w:before="0"/>
+              <w:jc w:val="left"/>
+            </w:pPr>
+            <w:r>
+              <w:rPr>
+                <w:rFonts w:ascii="Arial" w:cs="Arial" w:eastAsia="Arial" w:hAnsi="Arial"/>
+                <w:b w:val="false"/>
+                <w:bCs w:val="false"/>
+                <w:i w:val="false"/>
+                <w:iCs w:val="false"/>
+                <w:color w:val="000000"/>
+                <w:sz w:val="18"/>
+                <w:szCs w:val="18"/>
+              </w:rPr>
+              <w:t xml:space="preserve">Learners must not share cotton buds between individuals. Each learner uses their own clean cotton bud for cheek cell collection and discards it immediately into a disinfectant beaker (dilute Jik solution) after use. Slides containing cheek cells are treated as biohazardous and placed in a disinfectant tray after observation. Learners wash hands before and after the practical. No learner with an open mouth sore participates in cheek swabbing — they observe a partner slide instead. Glass slides and cover slips are handled with care; broken glass is reported immediately to the teacher and not touched with bare hands.</w:t>
+            </w:r>
+          </w:p>
         </w:tc>
       </w:tr>
     </w:tbl>
@@ -6183,7 +6201,7 @@
             <w:pPr>
               <w:spacing w:after="20" w:before="0"/>
             </w:pPr>
-            <w:hyperlink w:history="1" r:id="rIda2j4cj_5zb58dlxijkk7f">
+            <w:hyperlink w:history="1" r:id="rIdpkjaaxj4vqwchvskazend">
               <w:r>
                 <w:rPr>
                   <w:rFonts w:ascii="Arial" w:cs="Arial" w:eastAsia="Arial" w:hAnsi="Arial"/>
@@ -6216,7 +6234,7 @@
               <w:spacing w:after="10" w:before="0"/>
               <w:ind w:left="120"/>
             </w:pPr>
-            <w:hyperlink w:history="1" r:id="rIdxnzv-m5qk_hg6hjgcjzrh">
+            <w:hyperlink w:history="1" r:id="rId5jt2rd9tdrqxayu65yak5">
               <w:r>
                 <w:rPr>
                   <w:rFonts w:ascii="Arial" w:cs="Arial" w:eastAsia="Arial" w:hAnsi="Arial"/>
@@ -6261,7 +6279,7 @@
             <w:pPr>
               <w:spacing w:after="20" w:before="0"/>
             </w:pPr>
-            <w:hyperlink w:history="1" r:id="rIdo7lntbk5nijsvy9axjepe">
+            <w:hyperlink w:history="1" r:id="rId_av5mjyjrfruezdeiix-1">
               <w:r>
                 <w:rPr>
                   <w:rFonts w:ascii="Arial" w:cs="Arial" w:eastAsia="Arial" w:hAnsi="Arial"/>
@@ -6294,7 +6312,7 @@
               <w:spacing w:after="10" w:before="0"/>
               <w:ind w:left="120"/>
             </w:pPr>
-            <w:hyperlink w:history="1" r:id="rIdwbnm_h4vl2nfv8rleos2k">
+            <w:hyperlink w:history="1" r:id="rIddkjel5rzi-72akybmrpr0">
               <w:r>
                 <w:rPr>
                   <w:rFonts w:ascii="Arial" w:cs="Arial" w:eastAsia="Arial" w:hAnsi="Arial"/>
@@ -6489,7 +6507,7 @@
             <w:pPr>
               <w:spacing w:after="20" w:before="0"/>
             </w:pPr>
-            <w:hyperlink w:history="1" r:id="rIdvh_aznydc3e5h8ftgvy2n">
+            <w:hyperlink w:history="1" r:id="rIdvkibdphaxuzfbxkmhb-es">
               <w:r>
                 <w:rPr>
                   <w:rFonts w:ascii="Arial" w:cs="Arial" w:eastAsia="Arial" w:hAnsi="Arial"/>
@@ -6522,7 +6540,7 @@
               <w:spacing w:after="10" w:before="0"/>
               <w:ind w:left="120"/>
             </w:pPr>
-            <w:hyperlink w:history="1" r:id="rIdbygwrz7yqd1upz3jdhaxm">
+            <w:hyperlink w:history="1" r:id="rIdhusikhsfs3gnfu5zoekdi">
               <w:r>
                 <w:rPr>
                   <w:rFonts w:ascii="Arial" w:cs="Arial" w:eastAsia="Arial" w:hAnsi="Arial"/>
@@ -6567,7 +6585,7 @@
             <w:pPr>
               <w:spacing w:after="20" w:before="0"/>
             </w:pPr>
-            <w:hyperlink w:history="1" r:id="rIdzkrak3psx3o0seep0k4yf">
+            <w:hyperlink w:history="1" r:id="rIdub48wftzcmoigfe_enfpb">
               <w:r>
                 <w:rPr>
                   <w:rFonts w:ascii="Arial" w:cs="Arial" w:eastAsia="Arial" w:hAnsi="Arial"/>
@@ -6600,7 +6618,7 @@
               <w:spacing w:after="10" w:before="0"/>
               <w:ind w:left="120"/>
             </w:pPr>
-            <w:hyperlink w:history="1" r:id="rIdwfyad3gzfnydhdslokygf">
+            <w:hyperlink w:history="1" r:id="rId--6wam3kqryq_wemyrimb">
               <w:r>
                 <w:rPr>
                   <w:rFonts w:ascii="Arial" w:cs="Arial" w:eastAsia="Arial" w:hAnsi="Arial"/>
@@ -6795,7 +6813,7 @@
             <w:pPr>
               <w:spacing w:after="20" w:before="0"/>
             </w:pPr>
-            <w:hyperlink w:history="1" r:id="rIdegmuazp1vrfaya8gkivfv">
+            <w:hyperlink w:history="1" r:id="rIdrfd-mqghwuhnjfxiioqgl">
               <w:r>
                 <w:rPr>
                   <w:rFonts w:ascii="Arial" w:cs="Arial" w:eastAsia="Arial" w:hAnsi="Arial"/>
@@ -6828,7 +6846,7 @@
               <w:spacing w:after="10" w:before="0"/>
               <w:ind w:left="120"/>
             </w:pPr>
-            <w:hyperlink w:history="1" r:id="rIdqbifvqwxv5vdlggu2phdd">
+            <w:hyperlink w:history="1" r:id="rId_1zd0p0eqgpxdiwhntysu">
               <w:r>
                 <w:rPr>
                   <w:rFonts w:ascii="Arial" w:cs="Arial" w:eastAsia="Arial" w:hAnsi="Arial"/>
@@ -6873,7 +6891,7 @@
             <w:pPr>
               <w:spacing w:after="20" w:before="0"/>
             </w:pPr>
-            <w:hyperlink w:history="1" r:id="rIdtgfmfwynznfbv_tsssjyc">
+            <w:hyperlink w:history="1" r:id="rId-pgxgsfiwfikwgsisfmaj">
               <w:r>
                 <w:rPr>
                   <w:rFonts w:ascii="Arial" w:cs="Arial" w:eastAsia="Arial" w:hAnsi="Arial"/>
@@ -6906,7 +6924,7 @@
               <w:spacing w:after="10" w:before="0"/>
               <w:ind w:left="120"/>
             </w:pPr>
-            <w:hyperlink w:history="1" r:id="rId0h3l4rom1sg4jccjrol22">
+            <w:hyperlink w:history="1" r:id="rIduyi2wu2rb2w9v6dssxfg0">
               <w:r>
                 <w:rPr>
                   <w:rFonts w:ascii="Arial" w:cs="Arial" w:eastAsia="Arial" w:hAnsi="Arial"/>
@@ -7101,7 +7119,7 @@
             <w:pPr>
               <w:spacing w:after="20" w:before="0"/>
             </w:pPr>
-            <w:hyperlink w:history="1" r:id="rIdhjlq7v5ofpsjr6gnmpt8w">
+            <w:hyperlink w:history="1" r:id="rIdiamff9di3xvsvvejof0n0">
               <w:r>
                 <w:rPr>
                   <w:rFonts w:ascii="Arial" w:cs="Arial" w:eastAsia="Arial" w:hAnsi="Arial"/>
@@ -7134,7 +7152,7 @@
               <w:spacing w:after="10" w:before="0"/>
               <w:ind w:left="120"/>
             </w:pPr>
-            <w:hyperlink w:history="1" r:id="rIdfwzejpmn_q7lonl2cahef">
+            <w:hyperlink w:history="1" r:id="rId3fwzagwzf45qbhs49bua9">
               <w:r>
                 <w:rPr>
                   <w:rFonts w:ascii="Arial" w:cs="Arial" w:eastAsia="Arial" w:hAnsi="Arial"/>
@@ -7179,7 +7197,7 @@
             <w:pPr>
               <w:spacing w:after="20" w:before="0"/>
             </w:pPr>
-            <w:hyperlink w:history="1" r:id="rIdlt8aog-8exzpbmee5okqy">
+            <w:hyperlink w:history="1" r:id="rId99wevxtyk9cxzwcx59vsw">
               <w:r>
                 <w:rPr>
                   <w:rFonts w:ascii="Arial" w:cs="Arial" w:eastAsia="Arial" w:hAnsi="Arial"/>
@@ -7212,7 +7230,7 @@
               <w:spacing w:after="10" w:before="0"/>
               <w:ind w:left="120"/>
             </w:pPr>
-            <w:hyperlink w:history="1" r:id="rId84cobp8r22cudj4qltucc">
+            <w:hyperlink w:history="1" r:id="rIdyiirzizwz64xrgxuhk3li">
               <w:r>
                 <w:rPr>
                   <w:rFonts w:ascii="Arial" w:cs="Arial" w:eastAsia="Arial" w:hAnsi="Arial"/>
@@ -7407,7 +7425,7 @@
             <w:pPr>
               <w:spacing w:after="20" w:before="0"/>
             </w:pPr>
-            <w:hyperlink w:history="1" r:id="rIdekr5paducwp4ezkc4zspt">
+            <w:hyperlink w:history="1" r:id="rIdjlnmgpy9ujopceetiya2a">
               <w:r>
                 <w:rPr>
                   <w:rFonts w:ascii="Arial" w:cs="Arial" w:eastAsia="Arial" w:hAnsi="Arial"/>
@@ -7440,7 +7458,7 @@
               <w:spacing w:after="10" w:before="0"/>
               <w:ind w:left="120"/>
             </w:pPr>
-            <w:hyperlink w:history="1" r:id="rId2sei9pyyuxm1fvirsm6fb">
+            <w:hyperlink w:history="1" r:id="rIdcmpohvms8nde_xqyhjhoc">
               <w:r>
                 <w:rPr>
                   <w:rFonts w:ascii="Arial" w:cs="Arial" w:eastAsia="Arial" w:hAnsi="Arial"/>
@@ -7485,7 +7503,7 @@
             <w:pPr>
               <w:spacing w:after="20" w:before="0"/>
             </w:pPr>
-            <w:hyperlink w:history="1" r:id="rIdtxwqdj2psucq6p4xx8dcf">
+            <w:hyperlink w:history="1" r:id="rIdviwbwczq03k-5ucj7ratu">
               <w:r>
                 <w:rPr>
                   <w:rFonts w:ascii="Arial" w:cs="Arial" w:eastAsia="Arial" w:hAnsi="Arial"/>
@@ -7518,7 +7536,7 @@
               <w:spacing w:after="10" w:before="0"/>
               <w:ind w:left="120"/>
             </w:pPr>
-            <w:hyperlink w:history="1" r:id="rIdqk1rvt7dwazfc4-qtcyuo">
+            <w:hyperlink w:history="1" r:id="rIdhh0jvlj5k90ocy6fwtbyf">
               <w:r>
                 <w:rPr>
                   <w:rFonts w:ascii="Arial" w:cs="Arial" w:eastAsia="Arial" w:hAnsi="Arial"/>
@@ -8957,32 +8975,32 @@
         <w:tc>
           <w:tcPr>
             <w:tcW w:type="dxa" w:w="1520"/>
-            <w:shd w:fill="F2F2F2" w:color="auto" w:val="clear"/>
-            <w:tcMar>
-              <w:top w:type="dxa" w:w="60"/>
-              <w:left w:type="dxa" w:w="120"/>
-              <w:bottom w:type="dxa" w:w="60"/>
-              <w:right w:type="dxa" w:w="120"/>
-            </w:tcMar>
-            <w:vAlign w:val="top"/>
-          </w:tcPr>
-          <w:p>
-            <w:pPr>
-              <w:spacing w:after="40" w:before="0"/>
-              <w:jc w:val="left"/>
-            </w:pPr>
-            <w:r>
-              <w:rPr>
-                <w:rFonts w:ascii="Arial" w:cs="Arial" w:eastAsia="Arial" w:hAnsi="Arial"/>
-                <w:b/>
-                <w:bCs/>
-                <w:i w:val="false"/>
-                <w:iCs w:val="false"/>
-                <w:color w:val="000000"/>
-                <w:sz w:val="18"/>
-                <w:szCs w:val="18"/>
-              </w:rPr>
-              <w:t xml:space="preserve">Phase 1 — PREDICT (15 minutes)</w:t>
+            <w:shd w:fill="EAD1F5" w:color="auto" w:val="clear"/>
+            <w:tcMar>
+              <w:top w:type="dxa" w:w="60"/>
+              <w:left w:type="dxa" w:w="120"/>
+              <w:bottom w:type="dxa" w:w="60"/>
+              <w:right w:type="dxa" w:w="120"/>
+            </w:tcMar>
+            <w:vAlign w:val="top"/>
+          </w:tcPr>
+          <w:p>
+            <w:pPr>
+              <w:spacing w:after="40" w:before="0"/>
+              <w:jc w:val="left"/>
+            </w:pPr>
+            <w:r>
+              <w:rPr>
+                <w:rFonts w:ascii="Arial" w:cs="Arial" w:eastAsia="Arial" w:hAnsi="Arial"/>
+                <w:b/>
+                <w:bCs/>
+                <w:i w:val="false"/>
+                <w:iCs w:val="false"/>
+                <w:color w:val="000000"/>
+                <w:sz w:val="18"/>
+                <w:szCs w:val="18"/>
+              </w:rPr>
+              <w:t xml:space="preserve">Predict Phase</w:t>
             </w:r>
           </w:p>
           <w:p>
@@ -9005,7 +9023,7 @@
             <w:pPr>
               <w:spacing w:after="20" w:before="0"/>
             </w:pPr>
-            <w:hyperlink w:history="1" r:id="rIdeue8ylo69rqhqdyher31v">
+            <w:hyperlink w:history="1" r:id="rIdvdyywmd7_vjgdcoscdv1v">
               <w:r>
                 <w:rPr>
                   <w:rFonts w:ascii="Arial" w:cs="Arial" w:eastAsia="Arial" w:hAnsi="Arial"/>
@@ -9038,7 +9056,7 @@
               <w:spacing w:after="10" w:before="0"/>
               <w:ind w:left="120"/>
             </w:pPr>
-            <w:hyperlink w:history="1" r:id="rId-qqt05jtr3yztujw9h6yy">
+            <w:hyperlink w:history="1" r:id="rId1p_eobtizjighravze5vm">
               <w:r>
                 <w:rPr>
                   <w:rFonts w:ascii="Arial" w:cs="Arial" w:eastAsia="Arial" w:hAnsi="Arial"/>
@@ -9083,7 +9101,7 @@
             <w:pPr>
               <w:spacing w:after="20" w:before="0"/>
             </w:pPr>
-            <w:hyperlink w:history="1" r:id="rId4as8icr__e5iauxecgxgy">
+            <w:hyperlink w:history="1" r:id="rIdhz01zck7prgqwtckcrutb">
               <w:r>
                 <w:rPr>
                   <w:rFonts w:ascii="Arial" w:cs="Arial" w:eastAsia="Arial" w:hAnsi="Arial"/>
@@ -9116,7 +9134,7 @@
               <w:spacing w:after="10" w:before="0"/>
               <w:ind w:left="120"/>
             </w:pPr>
-            <w:hyperlink w:history="1" r:id="rId6fvsmveocz--2gy6w_fwi">
+            <w:hyperlink w:history="1" r:id="rIda_wknrfpw09wwul7lfnk6">
               <w:r>
                 <w:rPr>
                   <w:rFonts w:ascii="Arial" w:cs="Arial" w:eastAsia="Arial" w:hAnsi="Arial"/>
@@ -9339,32 +9357,32 @@
         <w:tc>
           <w:tcPr>
             <w:tcW w:type="dxa" w:w="1520"/>
-            <w:shd w:fill="F2F2F2" w:color="auto" w:val="clear"/>
-            <w:tcMar>
-              <w:top w:type="dxa" w:w="60"/>
-              <w:left w:type="dxa" w:w="120"/>
-              <w:bottom w:type="dxa" w:w="60"/>
-              <w:right w:type="dxa" w:w="120"/>
-            </w:tcMar>
-            <w:vAlign w:val="top"/>
-          </w:tcPr>
-          <w:p>
-            <w:pPr>
-              <w:spacing w:after="40" w:before="0"/>
-              <w:jc w:val="left"/>
-            </w:pPr>
-            <w:r>
-              <w:rPr>
-                <w:rFonts w:ascii="Arial" w:cs="Arial" w:eastAsia="Arial" w:hAnsi="Arial"/>
-                <w:b/>
-                <w:bCs/>
-                <w:i w:val="false"/>
-                <w:iCs w:val="false"/>
-                <w:color w:val="000000"/>
-                <w:sz w:val="18"/>
-                <w:szCs w:val="18"/>
-              </w:rPr>
-              <w:t xml:space="preserve">Phase 2 — OBSERVE (20 minutes)</w:t>
+            <w:shd w:fill="D9EEF1" w:color="auto" w:val="clear"/>
+            <w:tcMar>
+              <w:top w:type="dxa" w:w="60"/>
+              <w:left w:type="dxa" w:w="120"/>
+              <w:bottom w:type="dxa" w:w="60"/>
+              <w:right w:type="dxa" w:w="120"/>
+            </w:tcMar>
+            <w:vAlign w:val="top"/>
+          </w:tcPr>
+          <w:p>
+            <w:pPr>
+              <w:spacing w:after="40" w:before="0"/>
+              <w:jc w:val="left"/>
+            </w:pPr>
+            <w:r>
+              <w:rPr>
+                <w:rFonts w:ascii="Arial" w:cs="Arial" w:eastAsia="Arial" w:hAnsi="Arial"/>
+                <w:b/>
+                <w:bCs/>
+                <w:i w:val="false"/>
+                <w:iCs w:val="false"/>
+                <w:color w:val="000000"/>
+                <w:sz w:val="18"/>
+                <w:szCs w:val="18"/>
+              </w:rPr>
+              <w:t xml:space="preserve">Observe Phase</w:t>
             </w:r>
           </w:p>
           <w:p>
@@ -9387,7 +9405,7 @@
             <w:pPr>
               <w:spacing w:after="20" w:before="0"/>
             </w:pPr>
-            <w:hyperlink w:history="1" r:id="rIdw_tsh74kcf34uj1bpqqke">
+            <w:hyperlink w:history="1" r:id="rIdnidtgfo1x_hixh30qdh91">
               <w:r>
                 <w:rPr>
                   <w:rFonts w:ascii="Arial" w:cs="Arial" w:eastAsia="Arial" w:hAnsi="Arial"/>
@@ -9420,7 +9438,7 @@
               <w:spacing w:after="10" w:before="0"/>
               <w:ind w:left="120"/>
             </w:pPr>
-            <w:hyperlink w:history="1" r:id="rIdo26krnnc9yvwcboc9epej">
+            <w:hyperlink w:history="1" r:id="rId9cu0towlmtazlbjdahds0">
               <w:r>
                 <w:rPr>
                   <w:rFonts w:ascii="Arial" w:cs="Arial" w:eastAsia="Arial" w:hAnsi="Arial"/>
@@ -9465,7 +9483,7 @@
             <w:pPr>
               <w:spacing w:after="20" w:before="0"/>
             </w:pPr>
-            <w:hyperlink w:history="1" r:id="rIdqaxtp_4toviof4p8_bktu">
+            <w:hyperlink w:history="1" r:id="rIdoqmxylpjcfe-dhmwfxw-g">
               <w:r>
                 <w:rPr>
                   <w:rFonts w:ascii="Arial" w:cs="Arial" w:eastAsia="Arial" w:hAnsi="Arial"/>
@@ -9498,7 +9516,7 @@
               <w:spacing w:after="10" w:before="0"/>
               <w:ind w:left="120"/>
             </w:pPr>
-            <w:hyperlink w:history="1" r:id="rIdurniwlnkwe16e2otbscl_">
+            <w:hyperlink w:history="1" r:id="rIdmzlt-81ozsex40uyy4w-x">
               <w:r>
                 <w:rPr>
                   <w:rFonts w:ascii="Arial" w:cs="Arial" w:eastAsia="Arial" w:hAnsi="Arial"/>
@@ -9721,32 +9739,32 @@
         <w:tc>
           <w:tcPr>
             <w:tcW w:type="dxa" w:w="1520"/>
-            <w:shd w:fill="F2F2F2" w:color="auto" w:val="clear"/>
-            <w:tcMar>
-              <w:top w:type="dxa" w:w="60"/>
-              <w:left w:type="dxa" w:w="120"/>
-              <w:bottom w:type="dxa" w:w="60"/>
-              <w:right w:type="dxa" w:w="120"/>
-            </w:tcMar>
-            <w:vAlign w:val="top"/>
-          </w:tcPr>
-          <w:p>
-            <w:pPr>
-              <w:spacing w:after="40" w:before="0"/>
-              <w:jc w:val="left"/>
-            </w:pPr>
-            <w:r>
-              <w:rPr>
-                <w:rFonts w:ascii="Arial" w:cs="Arial" w:eastAsia="Arial" w:hAnsi="Arial"/>
-                <w:b/>
-                <w:bCs/>
-                <w:i w:val="false"/>
-                <w:iCs w:val="false"/>
-                <w:color w:val="000000"/>
-                <w:sz w:val="18"/>
-                <w:szCs w:val="18"/>
-              </w:rPr>
-              <w:t xml:space="preserve">Phase 3 — EXPLAIN (25 minutes)</w:t>
+            <w:shd w:fill="E2EFDA" w:color="auto" w:val="clear"/>
+            <w:tcMar>
+              <w:top w:type="dxa" w:w="60"/>
+              <w:left w:type="dxa" w:w="120"/>
+              <w:bottom w:type="dxa" w:w="60"/>
+              <w:right w:type="dxa" w:w="120"/>
+            </w:tcMar>
+            <w:vAlign w:val="top"/>
+          </w:tcPr>
+          <w:p>
+            <w:pPr>
+              <w:spacing w:after="40" w:before="0"/>
+              <w:jc w:val="left"/>
+            </w:pPr>
+            <w:r>
+              <w:rPr>
+                <w:rFonts w:ascii="Arial" w:cs="Arial" w:eastAsia="Arial" w:hAnsi="Arial"/>
+                <w:b/>
+                <w:bCs/>
+                <w:i w:val="false"/>
+                <w:iCs w:val="false"/>
+                <w:color w:val="000000"/>
+                <w:sz w:val="18"/>
+                <w:szCs w:val="18"/>
+              </w:rPr>
+              <w:t xml:space="preserve">Explain Phase</w:t>
             </w:r>
           </w:p>
           <w:p>
@@ -9769,7 +9787,7 @@
             <w:pPr>
               <w:spacing w:after="20" w:before="0"/>
             </w:pPr>
-            <w:hyperlink w:history="1" r:id="rIdymfd2lvo5sz7rdy7vkwwt">
+            <w:hyperlink w:history="1" r:id="rId7scgbxfuwi6tq4x_hdmer">
               <w:r>
                 <w:rPr>
                   <w:rFonts w:ascii="Arial" w:cs="Arial" w:eastAsia="Arial" w:hAnsi="Arial"/>
@@ -9802,7 +9820,7 @@
               <w:spacing w:after="10" w:before="0"/>
               <w:ind w:left="120"/>
             </w:pPr>
-            <w:hyperlink w:history="1" r:id="rIdnapqkliyvsmqzzl6chkta">
+            <w:hyperlink w:history="1" r:id="rIdbn95t1tz8g3wvmgvn-ylm">
               <w:r>
                 <w:rPr>
                   <w:rFonts w:ascii="Arial" w:cs="Arial" w:eastAsia="Arial" w:hAnsi="Arial"/>
@@ -9847,7 +9865,7 @@
             <w:pPr>
               <w:spacing w:after="20" w:before="0"/>
             </w:pPr>
-            <w:hyperlink w:history="1" r:id="rIdx3tamzmm79yf1cvyc63hd">
+            <w:hyperlink w:history="1" r:id="rIdyi__4wlvigyixwrvq8uv1">
               <w:r>
                 <w:rPr>
                   <w:rFonts w:ascii="Arial" w:cs="Arial" w:eastAsia="Arial" w:hAnsi="Arial"/>
@@ -9880,7 +9898,7 @@
               <w:spacing w:after="10" w:before="0"/>
               <w:ind w:left="120"/>
             </w:pPr>
-            <w:hyperlink w:history="1" r:id="rId_of9l4_q0qmuhe1xcpuxq">
+            <w:hyperlink w:history="1" r:id="rIdsrqxu0ylodevon5r-1uer">
               <w:r>
                 <w:rPr>
                   <w:rFonts w:ascii="Arial" w:cs="Arial" w:eastAsia="Arial" w:hAnsi="Arial"/>
@@ -10103,32 +10121,32 @@
         <w:tc>
           <w:tcPr>
             <w:tcW w:type="dxa" w:w="1520"/>
-            <w:shd w:fill="F2F2F2" w:color="auto" w:val="clear"/>
-            <w:tcMar>
-              <w:top w:type="dxa" w:w="60"/>
-              <w:left w:type="dxa" w:w="120"/>
-              <w:bottom w:type="dxa" w:w="60"/>
-              <w:right w:type="dxa" w:w="120"/>
-            </w:tcMar>
-            <w:vAlign w:val="top"/>
-          </w:tcPr>
-          <w:p>
-            <w:pPr>
-              <w:spacing w:after="40" w:before="0"/>
-              <w:jc w:val="left"/>
-            </w:pPr>
-            <w:r>
-              <w:rPr>
-                <w:rFonts w:ascii="Arial" w:cs="Arial" w:eastAsia="Arial" w:hAnsi="Arial"/>
-                <w:b/>
-                <w:bCs/>
-                <w:i w:val="false"/>
-                <w:iCs w:val="false"/>
-                <w:color w:val="000000"/>
-                <w:sz w:val="18"/>
-                <w:szCs w:val="18"/>
-              </w:rPr>
-              <w:t xml:space="preserve">Phase 4 — DRIVING QUESTION BOARD (DQB) Update (10 minutes)</w:t>
+            <w:shd w:fill="FCE4D6" w:color="auto" w:val="clear"/>
+            <w:tcMar>
+              <w:top w:type="dxa" w:w="60"/>
+              <w:left w:type="dxa" w:w="120"/>
+              <w:bottom w:type="dxa" w:w="60"/>
+              <w:right w:type="dxa" w:w="120"/>
+            </w:tcMar>
+            <w:vAlign w:val="top"/>
+          </w:tcPr>
+          <w:p>
+            <w:pPr>
+              <w:spacing w:after="40" w:before="0"/>
+              <w:jc w:val="left"/>
+            </w:pPr>
+            <w:r>
+              <w:rPr>
+                <w:rFonts w:ascii="Arial" w:cs="Arial" w:eastAsia="Arial" w:hAnsi="Arial"/>
+                <w:b/>
+                <w:bCs/>
+                <w:i w:val="false"/>
+                <w:iCs w:val="false"/>
+                <w:color w:val="000000"/>
+                <w:sz w:val="18"/>
+                <w:szCs w:val="18"/>
+              </w:rPr>
+              <w:t xml:space="preserve">Driving Question Board (DQB) Creation</w:t>
             </w:r>
           </w:p>
           <w:p>
@@ -10151,7 +10169,7 @@
             <w:pPr>
               <w:spacing w:after="20" w:before="0"/>
             </w:pPr>
-            <w:hyperlink w:history="1" r:id="rIdq6l5bx9wzxighofjmwghc">
+            <w:hyperlink w:history="1" r:id="rIdryjnweh_sa3pjuaugtajq">
               <w:r>
                 <w:rPr>
                   <w:rFonts w:ascii="Arial" w:cs="Arial" w:eastAsia="Arial" w:hAnsi="Arial"/>
@@ -10184,7 +10202,7 @@
               <w:spacing w:after="10" w:before="0"/>
               <w:ind w:left="120"/>
             </w:pPr>
-            <w:hyperlink w:history="1" r:id="rIdmsgcvwf_-gr9_wmnvy3pk">
+            <w:hyperlink w:history="1" r:id="rIdopjdwjmadpttb7pixq3qn">
               <w:r>
                 <w:rPr>
                   <w:rFonts w:ascii="Arial" w:cs="Arial" w:eastAsia="Arial" w:hAnsi="Arial"/>
@@ -10229,7 +10247,7 @@
             <w:pPr>
               <w:spacing w:after="20" w:before="0"/>
             </w:pPr>
-            <w:hyperlink w:history="1" r:id="rIdsmop_etxgxq5j4uottzyh">
+            <w:hyperlink w:history="1" r:id="rIdbpwv2b3vyelbw0pwtb0gi">
               <w:r>
                 <w:rPr>
                   <w:rFonts w:ascii="Arial" w:cs="Arial" w:eastAsia="Arial" w:hAnsi="Arial"/>
@@ -10262,7 +10280,7 @@
               <w:spacing w:after="10" w:before="0"/>
               <w:ind w:left="120"/>
             </w:pPr>
-            <w:hyperlink w:history="1" r:id="rIdt5n0wg9vahj9v7wzh6kw-">
+            <w:hyperlink w:history="1" r:id="rIdphcptmauhttutxqbas6os">
               <w:r>
                 <w:rPr>
                   <w:rFonts w:ascii="Arial" w:cs="Arial" w:eastAsia="Arial" w:hAnsi="Arial"/>
@@ -10485,32 +10503,32 @@
         <w:tc>
           <w:tcPr>
             <w:tcW w:type="dxa" w:w="1520"/>
-            <w:shd w:fill="F2F2F2" w:color="auto" w:val="clear"/>
-            <w:tcMar>
-              <w:top w:type="dxa" w:w="60"/>
-              <w:left w:type="dxa" w:w="120"/>
-              <w:bottom w:type="dxa" w:w="60"/>
-              <w:right w:type="dxa" w:w="120"/>
-            </w:tcMar>
-            <w:vAlign w:val="top"/>
-          </w:tcPr>
-          <w:p>
-            <w:pPr>
-              <w:spacing w:after="40" w:before="0"/>
-              <w:jc w:val="left"/>
-            </w:pPr>
-            <w:r>
-              <w:rPr>
-                <w:rFonts w:ascii="Arial" w:cs="Arial" w:eastAsia="Arial" w:hAnsi="Arial"/>
-                <w:b/>
-                <w:bCs/>
-                <w:i w:val="false"/>
-                <w:iCs w:val="false"/>
-                <w:color w:val="000000"/>
-                <w:sz w:val="18"/>
-                <w:szCs w:val="18"/>
-              </w:rPr>
-              <w:t xml:space="preserve">Phase 5 — MODEL BUILDING (10 minutes)</w:t>
+            <w:shd w:fill="D5E8F0" w:color="auto" w:val="clear"/>
+            <w:tcMar>
+              <w:top w:type="dxa" w:w="60"/>
+              <w:left w:type="dxa" w:w="120"/>
+              <w:bottom w:type="dxa" w:w="60"/>
+              <w:right w:type="dxa" w:w="120"/>
+            </w:tcMar>
+            <w:vAlign w:val="top"/>
+          </w:tcPr>
+          <w:p>
+            <w:pPr>
+              <w:spacing w:after="40" w:before="0"/>
+              <w:jc w:val="left"/>
+            </w:pPr>
+            <w:r>
+              <w:rPr>
+                <w:rFonts w:ascii="Arial" w:cs="Arial" w:eastAsia="Arial" w:hAnsi="Arial"/>
+                <w:b/>
+                <w:bCs/>
+                <w:i w:val="false"/>
+                <w:iCs w:val="false"/>
+                <w:color w:val="000000"/>
+                <w:sz w:val="18"/>
+                <w:szCs w:val="18"/>
+              </w:rPr>
+              <w:t xml:space="preserve">Model Building Phase</w:t>
             </w:r>
           </w:p>
           <w:p>
@@ -10533,7 +10551,7 @@
             <w:pPr>
               <w:spacing w:after="20" w:before="0"/>
             </w:pPr>
-            <w:hyperlink w:history="1" r:id="rIdhj-sfj5o3jw70bvafcaon">
+            <w:hyperlink w:history="1" r:id="rIdqsqyeaklyhcgcjhlcknwx">
               <w:r>
                 <w:rPr>
                   <w:rFonts w:ascii="Arial" w:cs="Arial" w:eastAsia="Arial" w:hAnsi="Arial"/>
@@ -10566,7 +10584,7 @@
               <w:spacing w:after="10" w:before="0"/>
               <w:ind w:left="120"/>
             </w:pPr>
-            <w:hyperlink w:history="1" r:id="rIdanuo0t66yv6vk5_oyroha">
+            <w:hyperlink w:history="1" r:id="rIdjthn_ii1tjsb8ogeb2aad">
               <w:r>
                 <w:rPr>
                   <w:rFonts w:ascii="Arial" w:cs="Arial" w:eastAsia="Arial" w:hAnsi="Arial"/>
@@ -10611,7 +10629,7 @@
             <w:pPr>
               <w:spacing w:after="20" w:before="0"/>
             </w:pPr>
-            <w:hyperlink w:history="1" r:id="rIdg2jnc_b1v_wykdy7athdu">
+            <w:hyperlink w:history="1" r:id="rId_eansmtm9ywmbmc3zlr-c">
               <w:r>
                 <w:rPr>
                   <w:rFonts w:ascii="Arial" w:cs="Arial" w:eastAsia="Arial" w:hAnsi="Arial"/>
@@ -10644,7 +10662,7 @@
               <w:spacing w:after="10" w:before="0"/>
               <w:ind w:left="120"/>
             </w:pPr>
-            <w:hyperlink w:history="1" r:id="rIdhbktuvqqnqgkajmmrozuj">
+            <w:hyperlink w:history="1" r:id="rId8rzkmzqhgutj9tripifvo">
               <w:r>
                 <w:rPr>
                   <w:rFonts w:ascii="Arial" w:cs="Arial" w:eastAsia="Arial" w:hAnsi="Arial"/>
@@ -12159,32 +12177,32 @@
         <w:tc>
           <w:tcPr>
             <w:tcW w:type="dxa" w:w="1520"/>
-            <w:shd w:fill="F2F2F2" w:color="auto" w:val="clear"/>
-            <w:tcMar>
-              <w:top w:type="dxa" w:w="60"/>
-              <w:left w:type="dxa" w:w="120"/>
-              <w:bottom w:type="dxa" w:w="60"/>
-              <w:right w:type="dxa" w:w="120"/>
-            </w:tcMar>
-            <w:vAlign w:val="top"/>
-          </w:tcPr>
-          <w:p>
-            <w:pPr>
-              <w:spacing w:after="40" w:before="0"/>
-              <w:jc w:val="left"/>
-            </w:pPr>
-            <w:r>
-              <w:rPr>
-                <w:rFonts w:ascii="Arial" w:cs="Arial" w:eastAsia="Arial" w:hAnsi="Arial"/>
-                <w:b/>
-                <w:bCs/>
-                <w:i w:val="false"/>
-                <w:iCs w:val="false"/>
-                <w:color w:val="000000"/>
-                <w:sz w:val="18"/>
-                <w:szCs w:val="18"/>
-              </w:rPr>
-              <w:t xml:space="preserve">Phase 1 — Predict (10 minutes): Activating Prior Observations &amp; Generating Predictions</w:t>
+            <w:shd w:fill="EAD1F5" w:color="auto" w:val="clear"/>
+            <w:tcMar>
+              <w:top w:type="dxa" w:w="60"/>
+              <w:left w:type="dxa" w:w="120"/>
+              <w:bottom w:type="dxa" w:w="60"/>
+              <w:right w:type="dxa" w:w="120"/>
+            </w:tcMar>
+            <w:vAlign w:val="top"/>
+          </w:tcPr>
+          <w:p>
+            <w:pPr>
+              <w:spacing w:after="40" w:before="0"/>
+              <w:jc w:val="left"/>
+            </w:pPr>
+            <w:r>
+              <w:rPr>
+                <w:rFonts w:ascii="Arial" w:cs="Arial" w:eastAsia="Arial" w:hAnsi="Arial"/>
+                <w:b/>
+                <w:bCs/>
+                <w:i w:val="false"/>
+                <w:iCs w:val="false"/>
+                <w:color w:val="000000"/>
+                <w:sz w:val="18"/>
+                <w:szCs w:val="18"/>
+              </w:rPr>
+              <w:t xml:space="preserve">Predict Phase</w:t>
             </w:r>
           </w:p>
           <w:p>
@@ -12207,7 +12225,7 @@
             <w:pPr>
               <w:spacing w:after="20" w:before="0"/>
             </w:pPr>
-            <w:hyperlink w:history="1" r:id="rId7vg2a-ujgpadtk57cynkw">
+            <w:hyperlink w:history="1" r:id="rIdbf8_vvyrqly23rce3kiub">
               <w:r>
                 <w:rPr>
                   <w:rFonts w:ascii="Arial" w:cs="Arial" w:eastAsia="Arial" w:hAnsi="Arial"/>
@@ -12240,7 +12258,7 @@
               <w:spacing w:after="10" w:before="0"/>
               <w:ind w:left="120"/>
             </w:pPr>
-            <w:hyperlink w:history="1" r:id="rIdy-u2k2-h6bbz-kp39tnh6">
+            <w:hyperlink w:history="1" r:id="rIdeuzqqyoulb-vflocj2v8y">
               <w:r>
                 <w:rPr>
                   <w:rFonts w:ascii="Arial" w:cs="Arial" w:eastAsia="Arial" w:hAnsi="Arial"/>
@@ -12285,7 +12303,7 @@
             <w:pPr>
               <w:spacing w:after="20" w:before="0"/>
             </w:pPr>
-            <w:hyperlink w:history="1" r:id="rIdcjgvd1cio8eqi8ykymdny">
+            <w:hyperlink w:history="1" r:id="rId4b9c3l6ile3f_nbzdk7cj">
               <w:r>
                 <w:rPr>
                   <w:rFonts w:ascii="Arial" w:cs="Arial" w:eastAsia="Arial" w:hAnsi="Arial"/>
@@ -12318,7 +12336,7 @@
               <w:spacing w:after="10" w:before="0"/>
               <w:ind w:left="120"/>
             </w:pPr>
-            <w:hyperlink w:history="1" r:id="rIdubh-z-lmvxz1s2ybuhwlq">
+            <w:hyperlink w:history="1" r:id="rIdsjpj7nb9wkp14yumerpcf">
               <w:r>
                 <w:rPr>
                   <w:rFonts w:ascii="Arial" w:cs="Arial" w:eastAsia="Arial" w:hAnsi="Arial"/>
@@ -12465,32 +12483,32 @@
         <w:tc>
           <w:tcPr>
             <w:tcW w:type="dxa" w:w="1520"/>
-            <w:shd w:fill="F2F2F2" w:color="auto" w:val="clear"/>
-            <w:tcMar>
-              <w:top w:type="dxa" w:w="60"/>
-              <w:left w:type="dxa" w:w="120"/>
-              <w:bottom w:type="dxa" w:w="60"/>
-              <w:right w:type="dxa" w:w="120"/>
-            </w:tcMar>
-            <w:vAlign w:val="top"/>
-          </w:tcPr>
-          <w:p>
-            <w:pPr>
-              <w:spacing w:after="40" w:before="0"/>
-              <w:jc w:val="left"/>
-            </w:pPr>
-            <w:r>
-              <w:rPr>
-                <w:rFonts w:ascii="Arial" w:cs="Arial" w:eastAsia="Arial" w:hAnsi="Arial"/>
-                <w:b/>
-                <w:bCs/>
-                <w:i w:val="false"/>
-                <w:iCs w:val="false"/>
-                <w:color w:val="000000"/>
-                <w:sz w:val="18"/>
-                <w:szCs w:val="18"/>
-              </w:rPr>
-              <w:t xml:space="preserve">Phase 2 — Observe (15 minutes): Wilting Bean Seedling Demonstration + Recall of Lesson 3 Microscope Evidence</w:t>
+            <w:shd w:fill="D9EEF1" w:color="auto" w:val="clear"/>
+            <w:tcMar>
+              <w:top w:type="dxa" w:w="60"/>
+              <w:left w:type="dxa" w:w="120"/>
+              <w:bottom w:type="dxa" w:w="60"/>
+              <w:right w:type="dxa" w:w="120"/>
+            </w:tcMar>
+            <w:vAlign w:val="top"/>
+          </w:tcPr>
+          <w:p>
+            <w:pPr>
+              <w:spacing w:after="40" w:before="0"/>
+              <w:jc w:val="left"/>
+            </w:pPr>
+            <w:r>
+              <w:rPr>
+                <w:rFonts w:ascii="Arial" w:cs="Arial" w:eastAsia="Arial" w:hAnsi="Arial"/>
+                <w:b/>
+                <w:bCs/>
+                <w:i w:val="false"/>
+                <w:iCs w:val="false"/>
+                <w:color w:val="000000"/>
+                <w:sz w:val="18"/>
+                <w:szCs w:val="18"/>
+              </w:rPr>
+              <w:t xml:space="preserve">Observe Phase</w:t>
             </w:r>
           </w:p>
           <w:p>
@@ -12513,7 +12531,7 @@
             <w:pPr>
               <w:spacing w:after="20" w:before="0"/>
             </w:pPr>
-            <w:hyperlink w:history="1" r:id="rIdc8ycm-jnkqvdhjquzhheh">
+            <w:hyperlink w:history="1" r:id="rIdzhewwhdfdrzj8mmnfdwp9">
               <w:r>
                 <w:rPr>
                   <w:rFonts w:ascii="Arial" w:cs="Arial" w:eastAsia="Arial" w:hAnsi="Arial"/>
@@ -12546,7 +12564,7 @@
               <w:spacing w:after="10" w:before="0"/>
               <w:ind w:left="120"/>
             </w:pPr>
-            <w:hyperlink w:history="1" r:id="rIde34gsfir8g9ar_ndueud_">
+            <w:hyperlink w:history="1" r:id="rIdfiddwhhoux1v0mcmo8mjt">
               <w:r>
                 <w:rPr>
                   <w:rFonts w:ascii="Arial" w:cs="Arial" w:eastAsia="Arial" w:hAnsi="Arial"/>
@@ -12591,7 +12609,7 @@
             <w:pPr>
               <w:spacing w:after="20" w:before="0"/>
             </w:pPr>
-            <w:hyperlink w:history="1" r:id="rIdatk3kmcwpkho_vwd6-ghl">
+            <w:hyperlink w:history="1" r:id="rId39u34hnfktpxhtzmrph7q">
               <w:r>
                 <w:rPr>
                   <w:rFonts w:ascii="Arial" w:cs="Arial" w:eastAsia="Arial" w:hAnsi="Arial"/>
@@ -12624,7 +12642,7 @@
               <w:spacing w:after="10" w:before="0"/>
               <w:ind w:left="120"/>
             </w:pPr>
-            <w:hyperlink w:history="1" r:id="rIdbxptbpx4ubez8maeluomg">
+            <w:hyperlink w:history="1" r:id="rIdxcekdkqh25q13ou8g9pgh">
               <w:r>
                 <w:rPr>
                   <w:rFonts w:ascii="Arial" w:cs="Arial" w:eastAsia="Arial" w:hAnsi="Arial"/>
@@ -12771,32 +12789,32 @@
         <w:tc>
           <w:tcPr>
             <w:tcW w:type="dxa" w:w="1520"/>
-            <w:shd w:fill="F2F2F2" w:color="auto" w:val="clear"/>
-            <w:tcMar>
-              <w:top w:type="dxa" w:w="60"/>
-              <w:left w:type="dxa" w:w="120"/>
-              <w:bottom w:type="dxa" w:w="60"/>
-              <w:right w:type="dxa" w:w="120"/>
-            </w:tcMar>
-            <w:vAlign w:val="top"/>
-          </w:tcPr>
-          <w:p>
-            <w:pPr>
-              <w:spacing w:after="40" w:before="0"/>
-              <w:jc w:val="left"/>
-            </w:pPr>
-            <w:r>
-              <w:rPr>
-                <w:rFonts w:ascii="Arial" w:cs="Arial" w:eastAsia="Arial" w:hAnsi="Arial"/>
-                <w:b/>
-                <w:bCs/>
-                <w:i w:val="false"/>
-                <w:iCs w:val="false"/>
-                <w:color w:val="000000"/>
-                <w:sz w:val="18"/>
-                <w:szCs w:val="18"/>
-              </w:rPr>
-              <w:t xml:space="preserve">Phase 3 — Explain (25 minutes): Guided Direct Instruction + Structured Comparison Table</w:t>
+            <w:shd w:fill="E2EFDA" w:color="auto" w:val="clear"/>
+            <w:tcMar>
+              <w:top w:type="dxa" w:w="60"/>
+              <w:left w:type="dxa" w:w="120"/>
+              <w:bottom w:type="dxa" w:w="60"/>
+              <w:right w:type="dxa" w:w="120"/>
+            </w:tcMar>
+            <w:vAlign w:val="top"/>
+          </w:tcPr>
+          <w:p>
+            <w:pPr>
+              <w:spacing w:after="40" w:before="0"/>
+              <w:jc w:val="left"/>
+            </w:pPr>
+            <w:r>
+              <w:rPr>
+                <w:rFonts w:ascii="Arial" w:cs="Arial" w:eastAsia="Arial" w:hAnsi="Arial"/>
+                <w:b/>
+                <w:bCs/>
+                <w:i w:val="false"/>
+                <w:iCs w:val="false"/>
+                <w:color w:val="000000"/>
+                <w:sz w:val="18"/>
+                <w:szCs w:val="18"/>
+              </w:rPr>
+              <w:t xml:space="preserve">Explain Phase</w:t>
             </w:r>
           </w:p>
           <w:p>
@@ -12819,7 +12837,7 @@
             <w:pPr>
               <w:spacing w:after="20" w:before="0"/>
             </w:pPr>
-            <w:hyperlink w:history="1" r:id="rId93fnsarmxpox6fg-gbdlx">
+            <w:hyperlink w:history="1" r:id="rIdbkdbkewsxgqm8iiwylue3">
               <w:r>
                 <w:rPr>
                   <w:rFonts w:ascii="Arial" w:cs="Arial" w:eastAsia="Arial" w:hAnsi="Arial"/>
@@ -12852,7 +12870,7 @@
               <w:spacing w:after="10" w:before="0"/>
               <w:ind w:left="120"/>
             </w:pPr>
-            <w:hyperlink w:history="1" r:id="rIdlzisqlihve9jtambrz9gp">
+            <w:hyperlink w:history="1" r:id="rIdk9031jy1eskzmh_mzch0e">
               <w:r>
                 <w:rPr>
                   <w:rFonts w:ascii="Arial" w:cs="Arial" w:eastAsia="Arial" w:hAnsi="Arial"/>
@@ -12897,7 +12915,7 @@
             <w:pPr>
               <w:spacing w:after="20" w:before="0"/>
             </w:pPr>
-            <w:hyperlink w:history="1" r:id="rIdui3f1bdro97x4rsos00om">
+            <w:hyperlink w:history="1" r:id="rIdtptl41pox05sprtzr-cfr">
               <w:r>
                 <w:rPr>
                   <w:rFonts w:ascii="Arial" w:cs="Arial" w:eastAsia="Arial" w:hAnsi="Arial"/>
@@ -12930,7 +12948,7 @@
               <w:spacing w:after="10" w:before="0"/>
               <w:ind w:left="120"/>
             </w:pPr>
-            <w:hyperlink w:history="1" r:id="rIdipirhz5zpdojkmdxknbau">
+            <w:hyperlink w:history="1" r:id="rId02hzzn3feo4dcmvecqwte">
               <w:r>
                 <w:rPr>
                   <w:rFonts w:ascii="Arial" w:cs="Arial" w:eastAsia="Arial" w:hAnsi="Arial"/>
@@ -13077,32 +13095,32 @@
         <w:tc>
           <w:tcPr>
             <w:tcW w:type="dxa" w:w="1520"/>
-            <w:shd w:fill="F2F2F2" w:color="auto" w:val="clear"/>
-            <w:tcMar>
-              <w:top w:type="dxa" w:w="60"/>
-              <w:left w:type="dxa" w:w="120"/>
-              <w:bottom w:type="dxa" w:w="60"/>
-              <w:right w:type="dxa" w:w="120"/>
-            </w:tcMar>
-            <w:vAlign w:val="top"/>
-          </w:tcPr>
-          <w:p>
-            <w:pPr>
-              <w:spacing w:after="40" w:before="0"/>
-              <w:jc w:val="left"/>
-            </w:pPr>
-            <w:r>
-              <w:rPr>
-                <w:rFonts w:ascii="Arial" w:cs="Arial" w:eastAsia="Arial" w:hAnsi="Arial"/>
-                <w:b/>
-                <w:bCs/>
-                <w:i w:val="false"/>
-                <w:iCs w:val="false"/>
-                <w:color w:val="000000"/>
-                <w:sz w:val="18"/>
-                <w:szCs w:val="18"/>
-              </w:rPr>
-              <w:t xml:space="preserve">Phase 4 — Driving Question Board (DQB) Update (10 minutes): Tracking Growing Understanding</w:t>
+            <w:shd w:fill="FCE4D6" w:color="auto" w:val="clear"/>
+            <w:tcMar>
+              <w:top w:type="dxa" w:w="60"/>
+              <w:left w:type="dxa" w:w="120"/>
+              <w:bottom w:type="dxa" w:w="60"/>
+              <w:right w:type="dxa" w:w="120"/>
+            </w:tcMar>
+            <w:vAlign w:val="top"/>
+          </w:tcPr>
+          <w:p>
+            <w:pPr>
+              <w:spacing w:after="40" w:before="0"/>
+              <w:jc w:val="left"/>
+            </w:pPr>
+            <w:r>
+              <w:rPr>
+                <w:rFonts w:ascii="Arial" w:cs="Arial" w:eastAsia="Arial" w:hAnsi="Arial"/>
+                <w:b/>
+                <w:bCs/>
+                <w:i w:val="false"/>
+                <w:iCs w:val="false"/>
+                <w:color w:val="000000"/>
+                <w:sz w:val="18"/>
+                <w:szCs w:val="18"/>
+              </w:rPr>
+              <w:t xml:space="preserve">Driving Question Board (DQB) Creation</w:t>
             </w:r>
           </w:p>
           <w:p>
@@ -13125,7 +13143,7 @@
             <w:pPr>
               <w:spacing w:after="20" w:before="0"/>
             </w:pPr>
-            <w:hyperlink w:history="1" r:id="rIdjoqm0l0f4ocltz6mq4viy">
+            <w:hyperlink w:history="1" r:id="rId8szqip6onzaf4__zqjwvi">
               <w:r>
                 <w:rPr>
                   <w:rFonts w:ascii="Arial" w:cs="Arial" w:eastAsia="Arial" w:hAnsi="Arial"/>
@@ -13158,7 +13176,7 @@
               <w:spacing w:after="10" w:before="0"/>
               <w:ind w:left="120"/>
             </w:pPr>
-            <w:hyperlink w:history="1" r:id="rIdb_viyydupms3azifnotmc">
+            <w:hyperlink w:history="1" r:id="rId9sumr6r3xs2a_jg-ctixk">
               <w:r>
                 <w:rPr>
                   <w:rFonts w:ascii="Arial" w:cs="Arial" w:eastAsia="Arial" w:hAnsi="Arial"/>
@@ -13203,7 +13221,7 @@
             <w:pPr>
               <w:spacing w:after="20" w:before="0"/>
             </w:pPr>
-            <w:hyperlink w:history="1" r:id="rIdfuuo1btejpalytndpybig">
+            <w:hyperlink w:history="1" r:id="rIdisleb8dx_xjqqptc2cb6a">
               <w:r>
                 <w:rPr>
                   <w:rFonts w:ascii="Arial" w:cs="Arial" w:eastAsia="Arial" w:hAnsi="Arial"/>
@@ -13236,7 +13254,7 @@
               <w:spacing w:after="10" w:before="0"/>
               <w:ind w:left="120"/>
             </w:pPr>
-            <w:hyperlink w:history="1" r:id="rIdwycg0xrwv-zyk9dm2-rqp">
+            <w:hyperlink w:history="1" r:id="rId_yaptx8qdszf3rzghquw7">
               <w:r>
                 <w:rPr>
                   <w:rFonts w:ascii="Arial" w:cs="Arial" w:eastAsia="Arial" w:hAnsi="Arial"/>
@@ -13383,32 +13401,32 @@
         <w:tc>
           <w:tcPr>
             <w:tcW w:type="dxa" w:w="1520"/>
-            <w:shd w:fill="F2F2F2" w:color="auto" w:val="clear"/>
-            <w:tcMar>
-              <w:top w:type="dxa" w:w="60"/>
-              <w:left w:type="dxa" w:w="120"/>
-              <w:bottom w:type="dxa" w:w="60"/>
-              <w:right w:type="dxa" w:w="120"/>
-            </w:tcMar>
-            <w:vAlign w:val="top"/>
-          </w:tcPr>
-          <w:p>
-            <w:pPr>
-              <w:spacing w:after="40" w:before="0"/>
-              <w:jc w:val="left"/>
-            </w:pPr>
-            <w:r>
-              <w:rPr>
-                <w:rFonts w:ascii="Arial" w:cs="Arial" w:eastAsia="Arial" w:hAnsi="Arial"/>
-                <w:b/>
-                <w:bCs/>
-                <w:i w:val="false"/>
-                <w:iCs w:val="false"/>
-                <w:color w:val="000000"/>
-                <w:sz w:val="18"/>
-                <w:szCs w:val="18"/>
-              </w:rPr>
-              <w:t xml:space="preserve">Phase 5 — Model Building (20 minutes): Constructing Labelled 2D Comparative Cell Diagrams</w:t>
+            <w:shd w:fill="D5E8F0" w:color="auto" w:val="clear"/>
+            <w:tcMar>
+              <w:top w:type="dxa" w:w="60"/>
+              <w:left w:type="dxa" w:w="120"/>
+              <w:bottom w:type="dxa" w:w="60"/>
+              <w:right w:type="dxa" w:w="120"/>
+            </w:tcMar>
+            <w:vAlign w:val="top"/>
+          </w:tcPr>
+          <w:p>
+            <w:pPr>
+              <w:spacing w:after="40" w:before="0"/>
+              <w:jc w:val="left"/>
+            </w:pPr>
+            <w:r>
+              <w:rPr>
+                <w:rFonts w:ascii="Arial" w:cs="Arial" w:eastAsia="Arial" w:hAnsi="Arial"/>
+                <w:b/>
+                <w:bCs/>
+                <w:i w:val="false"/>
+                <w:iCs w:val="false"/>
+                <w:color w:val="000000"/>
+                <w:sz w:val="18"/>
+                <w:szCs w:val="18"/>
+              </w:rPr>
+              <w:t xml:space="preserve">Model Building Phase</w:t>
             </w:r>
           </w:p>
           <w:p>
@@ -13431,7 +13449,7 @@
             <w:pPr>
               <w:spacing w:after="20" w:before="0"/>
             </w:pPr>
-            <w:hyperlink w:history="1" r:id="rIdcuogazmerz72bhysnj9gf">
+            <w:hyperlink w:history="1" r:id="rIdtemisofjupyfrfoiwxuos">
               <w:r>
                 <w:rPr>
                   <w:rFonts w:ascii="Arial" w:cs="Arial" w:eastAsia="Arial" w:hAnsi="Arial"/>
@@ -13464,7 +13482,7 @@
               <w:spacing w:after="10" w:before="0"/>
               <w:ind w:left="120"/>
             </w:pPr>
-            <w:hyperlink w:history="1" r:id="rIdefu2toeuivqtixrv5l-kf">
+            <w:hyperlink w:history="1" r:id="rIde28vvezghj4_mzpckbf74">
               <w:r>
                 <w:rPr>
                   <w:rFonts w:ascii="Arial" w:cs="Arial" w:eastAsia="Arial" w:hAnsi="Arial"/>
@@ -13509,7 +13527,7 @@
             <w:pPr>
               <w:spacing w:after="20" w:before="0"/>
             </w:pPr>
-            <w:hyperlink w:history="1" r:id="rIdgcyabs9fh79vt_jspuimv">
+            <w:hyperlink w:history="1" r:id="rIdw2utqejjpocur2ur2fsba">
               <w:r>
                 <w:rPr>
                   <w:rFonts w:ascii="Arial" w:cs="Arial" w:eastAsia="Arial" w:hAnsi="Arial"/>
@@ -13542,7 +13560,7 @@
               <w:spacing w:after="10" w:before="0"/>
               <w:ind w:left="120"/>
             </w:pPr>
-            <w:hyperlink w:history="1" r:id="rIdpvzbqnctbpbd00kn39lat">
+            <w:hyperlink w:history="1" r:id="rIdpl88sbs8a5v2lp8p_dgcy">
               <w:r>
                 <w:rPr>
                   <w:rFonts w:ascii="Arial" w:cs="Arial" w:eastAsia="Arial" w:hAnsi="Arial"/>
@@ -14981,32 +14999,32 @@
         <w:tc>
           <w:tcPr>
             <w:tcW w:type="dxa" w:w="1520"/>
-            <w:shd w:fill="F2F2F2" w:color="auto" w:val="clear"/>
-            <w:tcMar>
-              <w:top w:type="dxa" w:w="60"/>
-              <w:left w:type="dxa" w:w="120"/>
-              <w:bottom w:type="dxa" w:w="60"/>
-              <w:right w:type="dxa" w:w="120"/>
-            </w:tcMar>
-            <w:vAlign w:val="top"/>
-          </w:tcPr>
-          <w:p>
-            <w:pPr>
-              <w:spacing w:after="40" w:before="0"/>
-              <w:jc w:val="left"/>
-            </w:pPr>
-            <w:r>
-              <w:rPr>
-                <w:rFonts w:ascii="Arial" w:cs="Arial" w:eastAsia="Arial" w:hAnsi="Arial"/>
-                <w:b/>
-                <w:bCs/>
-                <w:i w:val="false"/>
-                <w:iCs w:val="false"/>
-                <w:color w:val="000000"/>
-                <w:sz w:val="18"/>
-                <w:szCs w:val="18"/>
-              </w:rPr>
-              <w:t xml:space="preserve">Phase 1 — PREDICT: What Do You Think a Bacterial Cell Looks Like?</w:t>
+            <w:shd w:fill="EAD1F5" w:color="auto" w:val="clear"/>
+            <w:tcMar>
+              <w:top w:type="dxa" w:w="60"/>
+              <w:left w:type="dxa" w:w="120"/>
+              <w:bottom w:type="dxa" w:w="60"/>
+              <w:right w:type="dxa" w:w="120"/>
+            </w:tcMar>
+            <w:vAlign w:val="top"/>
+          </w:tcPr>
+          <w:p>
+            <w:pPr>
+              <w:spacing w:after="40" w:before="0"/>
+              <w:jc w:val="left"/>
+            </w:pPr>
+            <w:r>
+              <w:rPr>
+                <w:rFonts w:ascii="Arial" w:cs="Arial" w:eastAsia="Arial" w:hAnsi="Arial"/>
+                <w:b/>
+                <w:bCs/>
+                <w:i w:val="false"/>
+                <w:iCs w:val="false"/>
+                <w:color w:val="000000"/>
+                <w:sz w:val="18"/>
+                <w:szCs w:val="18"/>
+              </w:rPr>
+              <w:t xml:space="preserve">Predict Phase</w:t>
             </w:r>
           </w:p>
           <w:p>
@@ -15029,7 +15047,7 @@
             <w:pPr>
               <w:spacing w:after="20" w:before="0"/>
             </w:pPr>
-            <w:hyperlink w:history="1" r:id="rIddydvjqof3_pdu9wv4ejbz">
+            <w:hyperlink w:history="1" r:id="rIdc8tlenx3egmspp_yy-m6p">
               <w:r>
                 <w:rPr>
                   <w:rFonts w:ascii="Arial" w:cs="Arial" w:eastAsia="Arial" w:hAnsi="Arial"/>
@@ -15062,7 +15080,7 @@
               <w:spacing w:after="10" w:before="0"/>
               <w:ind w:left="120"/>
             </w:pPr>
-            <w:hyperlink w:history="1" r:id="rIdedtrcqbwkdmy6hov8vlxn">
+            <w:hyperlink w:history="1" r:id="rId1schdue37dkxdsu8u6aq7">
               <w:r>
                 <w:rPr>
                   <w:rFonts w:ascii="Arial" w:cs="Arial" w:eastAsia="Arial" w:hAnsi="Arial"/>
@@ -15107,7 +15125,7 @@
             <w:pPr>
               <w:spacing w:after="20" w:before="0"/>
             </w:pPr>
-            <w:hyperlink w:history="1" r:id="rId6j5qtx1-m-fcu0vhrrzjw">
+            <w:hyperlink w:history="1" r:id="rIdql6z9lje39bnneuarzjva">
               <w:r>
                 <w:rPr>
                   <w:rFonts w:ascii="Arial" w:cs="Arial" w:eastAsia="Arial" w:hAnsi="Arial"/>
@@ -15140,7 +15158,7 @@
               <w:spacing w:after="10" w:before="0"/>
               <w:ind w:left="120"/>
             </w:pPr>
-            <w:hyperlink w:history="1" r:id="rIdpnhisflkn8yzztaqu8lmb">
+            <w:hyperlink w:history="1" r:id="rIdedgpk-3v3fgnddeimxplw">
               <w:r>
                 <w:rPr>
                   <w:rFonts w:ascii="Arial" w:cs="Arial" w:eastAsia="Arial" w:hAnsi="Arial"/>
@@ -15287,32 +15305,32 @@
         <w:tc>
           <w:tcPr>
             <w:tcW w:type="dxa" w:w="1520"/>
-            <w:shd w:fill="F2F2F2" w:color="auto" w:val="clear"/>
-            <w:tcMar>
-              <w:top w:type="dxa" w:w="60"/>
-              <w:left w:type="dxa" w:w="120"/>
-              <w:bottom w:type="dxa" w:w="60"/>
-              <w:right w:type="dxa" w:w="120"/>
-            </w:tcMar>
-            <w:vAlign w:val="top"/>
-          </w:tcPr>
-          <w:p>
-            <w:pPr>
-              <w:spacing w:after="40" w:before="0"/>
-              <w:jc w:val="left"/>
-            </w:pPr>
-            <w:r>
-              <w:rPr>
-                <w:rFonts w:ascii="Arial" w:cs="Arial" w:eastAsia="Arial" w:hAnsi="Arial"/>
-                <w:b/>
-                <w:bCs/>
-                <w:i w:val="false"/>
-                <w:iCs w:val="false"/>
-                <w:color w:val="000000"/>
-                <w:sz w:val="18"/>
-                <w:szCs w:val="18"/>
-              </w:rPr>
-              <w:t xml:space="preserve">Phase 2 — OBSERVE: Examining Prokaryote vs. Eukaryote Diagrams</w:t>
+            <w:shd w:fill="D9EEF1" w:color="auto" w:val="clear"/>
+            <w:tcMar>
+              <w:top w:type="dxa" w:w="60"/>
+              <w:left w:type="dxa" w:w="120"/>
+              <w:bottom w:type="dxa" w:w="60"/>
+              <w:right w:type="dxa" w:w="120"/>
+            </w:tcMar>
+            <w:vAlign w:val="top"/>
+          </w:tcPr>
+          <w:p>
+            <w:pPr>
+              <w:spacing w:after="40" w:before="0"/>
+              <w:jc w:val="left"/>
+            </w:pPr>
+            <w:r>
+              <w:rPr>
+                <w:rFonts w:ascii="Arial" w:cs="Arial" w:eastAsia="Arial" w:hAnsi="Arial"/>
+                <w:b/>
+                <w:bCs/>
+                <w:i w:val="false"/>
+                <w:iCs w:val="false"/>
+                <w:color w:val="000000"/>
+                <w:sz w:val="18"/>
+                <w:szCs w:val="18"/>
+              </w:rPr>
+              <w:t xml:space="preserve">Observe Phase</w:t>
             </w:r>
           </w:p>
           <w:p>
@@ -15335,7 +15353,7 @@
             <w:pPr>
               <w:spacing w:after="20" w:before="0"/>
             </w:pPr>
-            <w:hyperlink w:history="1" r:id="rId3c5iokdrlu98yidrbqyob">
+            <w:hyperlink w:history="1" r:id="rIdg-bslpt1z-usb39yjffw2">
               <w:r>
                 <w:rPr>
                   <w:rFonts w:ascii="Arial" w:cs="Arial" w:eastAsia="Arial" w:hAnsi="Arial"/>
@@ -15368,7 +15386,7 @@
               <w:spacing w:after="10" w:before="0"/>
               <w:ind w:left="120"/>
             </w:pPr>
-            <w:hyperlink w:history="1" r:id="rIdugap4edtaq6qkgtl8lyvx">
+            <w:hyperlink w:history="1" r:id="rIdknk0ddvo6zsgrbhjqngng">
               <w:r>
                 <w:rPr>
                   <w:rFonts w:ascii="Arial" w:cs="Arial" w:eastAsia="Arial" w:hAnsi="Arial"/>
@@ -15413,7 +15431,7 @@
             <w:pPr>
               <w:spacing w:after="20" w:before="0"/>
             </w:pPr>
-            <w:hyperlink w:history="1" r:id="rIdh0fzqzax4-q6raxkcwaiv">
+            <w:hyperlink w:history="1" r:id="rIdprzvu2jixk2qdgtjibarh">
               <w:r>
                 <w:rPr>
                   <w:rFonts w:ascii="Arial" w:cs="Arial" w:eastAsia="Arial" w:hAnsi="Arial"/>
@@ -15446,7 +15464,7 @@
               <w:spacing w:after="10" w:before="0"/>
               <w:ind w:left="120"/>
             </w:pPr>
-            <w:hyperlink w:history="1" r:id="rIdnfepl7husnzl42jebwxic">
+            <w:hyperlink w:history="1" r:id="rId6rolzrwpl0h6ddwla79xt">
               <w:r>
                 <w:rPr>
                   <w:rFonts w:ascii="Arial" w:cs="Arial" w:eastAsia="Arial" w:hAnsi="Arial"/>
@@ -15593,32 +15611,32 @@
         <w:tc>
           <w:tcPr>
             <w:tcW w:type="dxa" w:w="1520"/>
-            <w:shd w:fill="F2F2F2" w:color="auto" w:val="clear"/>
-            <w:tcMar>
-              <w:top w:type="dxa" w:w="60"/>
-              <w:left w:type="dxa" w:w="120"/>
-              <w:bottom w:type="dxa" w:w="60"/>
-              <w:right w:type="dxa" w:w="120"/>
-            </w:tcMar>
-            <w:vAlign w:val="top"/>
-          </w:tcPr>
-          <w:p>
-            <w:pPr>
-              <w:spacing w:after="40" w:before="0"/>
-              <w:jc w:val="left"/>
-            </w:pPr>
-            <w:r>
-              <w:rPr>
-                <w:rFonts w:ascii="Arial" w:cs="Arial" w:eastAsia="Arial" w:hAnsi="Arial"/>
-                <w:b/>
-                <w:bCs/>
-                <w:i w:val="false"/>
-                <w:iCs w:val="false"/>
-                <w:color w:val="000000"/>
-                <w:sz w:val="18"/>
-                <w:szCs w:val="18"/>
-              </w:rPr>
-              <w:t xml:space="preserve">Phase 3 — EXPLAIN: CER — Why Is the Fermentation of Uji Possible Without a Nucleus?</w:t>
+            <w:shd w:fill="E2EFDA" w:color="auto" w:val="clear"/>
+            <w:tcMar>
+              <w:top w:type="dxa" w:w="60"/>
+              <w:left w:type="dxa" w:w="120"/>
+              <w:bottom w:type="dxa" w:w="60"/>
+              <w:right w:type="dxa" w:w="120"/>
+            </w:tcMar>
+            <w:vAlign w:val="top"/>
+          </w:tcPr>
+          <w:p>
+            <w:pPr>
+              <w:spacing w:after="40" w:before="0"/>
+              <w:jc w:val="left"/>
+            </w:pPr>
+            <w:r>
+              <w:rPr>
+                <w:rFonts w:ascii="Arial" w:cs="Arial" w:eastAsia="Arial" w:hAnsi="Arial"/>
+                <w:b/>
+                <w:bCs/>
+                <w:i w:val="false"/>
+                <w:iCs w:val="false"/>
+                <w:color w:val="000000"/>
+                <w:sz w:val="18"/>
+                <w:szCs w:val="18"/>
+              </w:rPr>
+              <w:t xml:space="preserve">Explain Phase</w:t>
             </w:r>
           </w:p>
           <w:p>
@@ -15641,7 +15659,7 @@
             <w:pPr>
               <w:spacing w:after="20" w:before="0"/>
             </w:pPr>
-            <w:hyperlink w:history="1" r:id="rId7nffokc8gftorfczmpg5h">
+            <w:hyperlink w:history="1" r:id="rIdbgw8y1fs5jnupqegeay88">
               <w:r>
                 <w:rPr>
                   <w:rFonts w:ascii="Arial" w:cs="Arial" w:eastAsia="Arial" w:hAnsi="Arial"/>
@@ -15674,7 +15692,7 @@
               <w:spacing w:after="10" w:before="0"/>
               <w:ind w:left="120"/>
             </w:pPr>
-            <w:hyperlink w:history="1" r:id="rIdxiduiqupeszj7yzrgwe6r">
+            <w:hyperlink w:history="1" r:id="rIds9ipq9opntnecb25hvzmm">
               <w:r>
                 <w:rPr>
                   <w:rFonts w:ascii="Arial" w:cs="Arial" w:eastAsia="Arial" w:hAnsi="Arial"/>
@@ -15719,7 +15737,7 @@
             <w:pPr>
               <w:spacing w:after="20" w:before="0"/>
             </w:pPr>
-            <w:hyperlink w:history="1" r:id="rIdu3ach59wzttjemvw3cnel">
+            <w:hyperlink w:history="1" r:id="rIdu7rtd11u6dhnber2xrfho">
               <w:r>
                 <w:rPr>
                   <w:rFonts w:ascii="Arial" w:cs="Arial" w:eastAsia="Arial" w:hAnsi="Arial"/>
@@ -15752,7 +15770,7 @@
               <w:spacing w:after="10" w:before="0"/>
               <w:ind w:left="120"/>
             </w:pPr>
-            <w:hyperlink w:history="1" r:id="rIdjkbtrpnhrfdy88ndn8rzv">
+            <w:hyperlink w:history="1" r:id="rIdaan6nq0ts2_hrn4r9biy7">
               <w:r>
                 <w:rPr>
                   <w:rFonts w:ascii="Arial" w:cs="Arial" w:eastAsia="Arial" w:hAnsi="Arial"/>
@@ -15899,32 +15917,32 @@
         <w:tc>
           <w:tcPr>
             <w:tcW w:type="dxa" w:w="1520"/>
-            <w:shd w:fill="F2F2F2" w:color="auto" w:val="clear"/>
-            <w:tcMar>
-              <w:top w:type="dxa" w:w="60"/>
-              <w:left w:type="dxa" w:w="120"/>
-              <w:bottom w:type="dxa" w:w="60"/>
-              <w:right w:type="dxa" w:w="120"/>
-            </w:tcMar>
-            <w:vAlign w:val="top"/>
-          </w:tcPr>
-          <w:p>
-            <w:pPr>
-              <w:spacing w:after="40" w:before="0"/>
-              <w:jc w:val="left"/>
-            </w:pPr>
-            <w:r>
-              <w:rPr>
-                <w:rFonts w:ascii="Arial" w:cs="Arial" w:eastAsia="Arial" w:hAnsi="Arial"/>
-                <w:b/>
-                <w:bCs/>
-                <w:i w:val="false"/>
-                <w:iCs w:val="false"/>
-                <w:color w:val="000000"/>
-                <w:sz w:val="18"/>
-                <w:szCs w:val="18"/>
-              </w:rPr>
-              <w:t xml:space="preserve">Phase 4 — DRIVING QUESTION BOARD (DQB) Update</w:t>
+            <w:shd w:fill="FCE4D6" w:color="auto" w:val="clear"/>
+            <w:tcMar>
+              <w:top w:type="dxa" w:w="60"/>
+              <w:left w:type="dxa" w:w="120"/>
+              <w:bottom w:type="dxa" w:w="60"/>
+              <w:right w:type="dxa" w:w="120"/>
+            </w:tcMar>
+            <w:vAlign w:val="top"/>
+          </w:tcPr>
+          <w:p>
+            <w:pPr>
+              <w:spacing w:after="40" w:before="0"/>
+              <w:jc w:val="left"/>
+            </w:pPr>
+            <w:r>
+              <w:rPr>
+                <w:rFonts w:ascii="Arial" w:cs="Arial" w:eastAsia="Arial" w:hAnsi="Arial"/>
+                <w:b/>
+                <w:bCs/>
+                <w:i w:val="false"/>
+                <w:iCs w:val="false"/>
+                <w:color w:val="000000"/>
+                <w:sz w:val="18"/>
+                <w:szCs w:val="18"/>
+              </w:rPr>
+              <w:t xml:space="preserve">Driving Question Board (DQB) Creation</w:t>
             </w:r>
           </w:p>
           <w:p>
@@ -15947,7 +15965,7 @@
             <w:pPr>
               <w:spacing w:after="20" w:before="0"/>
             </w:pPr>
-            <w:hyperlink w:history="1" r:id="rIdip-pdyi26jhiciyfqwbew">
+            <w:hyperlink w:history="1" r:id="rIdn44-bh3jusyicivjcsokr">
               <w:r>
                 <w:rPr>
                   <w:rFonts w:ascii="Arial" w:cs="Arial" w:eastAsia="Arial" w:hAnsi="Arial"/>
@@ -15980,7 +15998,7 @@
               <w:spacing w:after="10" w:before="0"/>
               <w:ind w:left="120"/>
             </w:pPr>
-            <w:hyperlink w:history="1" r:id="rIdotui6rb3hk_7k9ggfqmba">
+            <w:hyperlink w:history="1" r:id="rIdmkqkw0mli4rbf9gwb4kwh">
               <w:r>
                 <w:rPr>
                   <w:rFonts w:ascii="Arial" w:cs="Arial" w:eastAsia="Arial" w:hAnsi="Arial"/>
@@ -16025,7 +16043,7 @@
             <w:pPr>
               <w:spacing w:after="20" w:before="0"/>
             </w:pPr>
-            <w:hyperlink w:history="1" r:id="rIdo4-bqodok56arj9asd88i">
+            <w:hyperlink w:history="1" r:id="rIdis_v0dj_06eftc809j-ez">
               <w:r>
                 <w:rPr>
                   <w:rFonts w:ascii="Arial" w:cs="Arial" w:eastAsia="Arial" w:hAnsi="Arial"/>
@@ -16058,7 +16076,7 @@
               <w:spacing w:after="10" w:before="0"/>
               <w:ind w:left="120"/>
             </w:pPr>
-            <w:hyperlink w:history="1" r:id="rIdlw00vxa2-ne0kh0rp_psm">
+            <w:hyperlink w:history="1" r:id="rIdfvhbaolb-zaznmq5knylx">
               <w:r>
                 <w:rPr>
                   <w:rFonts w:ascii="Arial" w:cs="Arial" w:eastAsia="Arial" w:hAnsi="Arial"/>
@@ -16205,32 +16223,32 @@
         <w:tc>
           <w:tcPr>
             <w:tcW w:type="dxa" w:w="1520"/>
-            <w:shd w:fill="F2F2F2" w:color="auto" w:val="clear"/>
-            <w:tcMar>
-              <w:top w:type="dxa" w:w="60"/>
-              <w:left w:type="dxa" w:w="120"/>
-              <w:bottom w:type="dxa" w:w="60"/>
-              <w:right w:type="dxa" w:w="120"/>
-            </w:tcMar>
-            <w:vAlign w:val="top"/>
-          </w:tcPr>
-          <w:p>
-            <w:pPr>
-              <w:spacing w:after="40" w:before="0"/>
-              <w:jc w:val="left"/>
-            </w:pPr>
-            <w:r>
-              <w:rPr>
-                <w:rFonts w:ascii="Arial" w:cs="Arial" w:eastAsia="Arial" w:hAnsi="Arial"/>
-                <w:b/>
-                <w:bCs/>
-                <w:i w:val="false"/>
-                <w:iCs w:val="false"/>
-                <w:color w:val="000000"/>
-                <w:sz w:val="18"/>
-                <w:szCs w:val="18"/>
-              </w:rPr>
-              <w:t xml:space="preserve">Phase 5 — MODEL BUILDING: Revise the Cumulative Cell Model to Add a Prokaryote Column</w:t>
+            <w:shd w:fill="D5E8F0" w:color="auto" w:val="clear"/>
+            <w:tcMar>
+              <w:top w:type="dxa" w:w="60"/>
+              <w:left w:type="dxa" w:w="120"/>
+              <w:bottom w:type="dxa" w:w="60"/>
+              <w:right w:type="dxa" w:w="120"/>
+            </w:tcMar>
+            <w:vAlign w:val="top"/>
+          </w:tcPr>
+          <w:p>
+            <w:pPr>
+              <w:spacing w:after="40" w:before="0"/>
+              <w:jc w:val="left"/>
+            </w:pPr>
+            <w:r>
+              <w:rPr>
+                <w:rFonts w:ascii="Arial" w:cs="Arial" w:eastAsia="Arial" w:hAnsi="Arial"/>
+                <w:b/>
+                <w:bCs/>
+                <w:i w:val="false"/>
+                <w:iCs w:val="false"/>
+                <w:color w:val="000000"/>
+                <w:sz w:val="18"/>
+                <w:szCs w:val="18"/>
+              </w:rPr>
+              <w:t xml:space="preserve">Model Building Phase</w:t>
             </w:r>
           </w:p>
           <w:p>
@@ -16253,7 +16271,7 @@
             <w:pPr>
               <w:spacing w:after="20" w:before="0"/>
             </w:pPr>
-            <w:hyperlink w:history="1" r:id="rIdmuiiz4gyzjmhruzgzxxc-">
+            <w:hyperlink w:history="1" r:id="rIdlpvfteawezeuowwvotwrc">
               <w:r>
                 <w:rPr>
                   <w:rFonts w:ascii="Arial" w:cs="Arial" w:eastAsia="Arial" w:hAnsi="Arial"/>
@@ -16286,7 +16304,7 @@
               <w:spacing w:after="10" w:before="0"/>
               <w:ind w:left="120"/>
             </w:pPr>
-            <w:hyperlink w:history="1" r:id="rIdtpili_l4jllilxlmlattm">
+            <w:hyperlink w:history="1" r:id="rIdfpfd3nnm9z8kcqcj1bnkw">
               <w:r>
                 <w:rPr>
                   <w:rFonts w:ascii="Arial" w:cs="Arial" w:eastAsia="Arial" w:hAnsi="Arial"/>
@@ -16331,7 +16349,7 @@
             <w:pPr>
               <w:spacing w:after="20" w:before="0"/>
             </w:pPr>
-            <w:hyperlink w:history="1" r:id="rId2emkccn9bb8xldka_d5uo">
+            <w:hyperlink w:history="1" r:id="rIdcvq1docybcrjgafph5hga">
               <w:r>
                 <w:rPr>
                   <w:rFonts w:ascii="Arial" w:cs="Arial" w:eastAsia="Arial" w:hAnsi="Arial"/>
@@ -16364,7 +16382,7 @@
               <w:spacing w:after="10" w:before="0"/>
               <w:ind w:left="120"/>
             </w:pPr>
-            <w:hyperlink w:history="1" r:id="rIdkjeua9gwdxtpognql2lk-">
+            <w:hyperlink w:history="1" r:id="rIdq4otw4st0rmbskywwvosg">
               <w:r>
                 <w:rPr>
                   <w:rFonts w:ascii="Arial" w:cs="Arial" w:eastAsia="Arial" w:hAnsi="Arial"/>
@@ -17803,32 +17821,32 @@
         <w:tc>
           <w:tcPr>
             <w:tcW w:type="dxa" w:w="1520"/>
-            <w:shd w:fill="F2F2F2" w:color="auto" w:val="clear"/>
-            <w:tcMar>
-              <w:top w:type="dxa" w:w="60"/>
-              <w:left w:type="dxa" w:w="120"/>
-              <w:bottom w:type="dxa" w:w="60"/>
-              <w:right w:type="dxa" w:w="120"/>
-            </w:tcMar>
-            <w:vAlign w:val="top"/>
-          </w:tcPr>
-          <w:p>
-            <w:pPr>
-              <w:spacing w:after="40" w:before="0"/>
-              <w:jc w:val="left"/>
-            </w:pPr>
-            <w:r>
-              <w:rPr>
-                <w:rFonts w:ascii="Arial" w:cs="Arial" w:eastAsia="Arial" w:hAnsi="Arial"/>
-                <w:b/>
-                <w:bCs/>
-                <w:i w:val="false"/>
-                <w:iCs w:val="false"/>
-                <w:color w:val="000000"/>
-                <w:sz w:val="18"/>
-                <w:szCs w:val="18"/>
-              </w:rPr>
-              <w:t xml:space="preserve">Phase 1 — PREDICT (10 minutes)</w:t>
+            <w:shd w:fill="EAD1F5" w:color="auto" w:val="clear"/>
+            <w:tcMar>
+              <w:top w:type="dxa" w:w="60"/>
+              <w:left w:type="dxa" w:w="120"/>
+              <w:bottom w:type="dxa" w:w="60"/>
+              <w:right w:type="dxa" w:w="120"/>
+            </w:tcMar>
+            <w:vAlign w:val="top"/>
+          </w:tcPr>
+          <w:p>
+            <w:pPr>
+              <w:spacing w:after="40" w:before="0"/>
+              <w:jc w:val="left"/>
+            </w:pPr>
+            <w:r>
+              <w:rPr>
+                <w:rFonts w:ascii="Arial" w:cs="Arial" w:eastAsia="Arial" w:hAnsi="Arial"/>
+                <w:b/>
+                <w:bCs/>
+                <w:i w:val="false"/>
+                <w:iCs w:val="false"/>
+                <w:color w:val="000000"/>
+                <w:sz w:val="18"/>
+                <w:szCs w:val="18"/>
+              </w:rPr>
+              <w:t xml:space="preserve">Predict Phase</w:t>
             </w:r>
           </w:p>
           <w:p>
@@ -17851,7 +17869,7 @@
             <w:pPr>
               <w:spacing w:after="20" w:before="0"/>
             </w:pPr>
-            <w:hyperlink w:history="1" r:id="rIdiunbx77a9fjvjwcxv7cs_">
+            <w:hyperlink w:history="1" r:id="rIdneahngatvehzdnmnglubt">
               <w:r>
                 <w:rPr>
                   <w:rFonts w:ascii="Arial" w:cs="Arial" w:eastAsia="Arial" w:hAnsi="Arial"/>
@@ -17884,7 +17902,7 @@
               <w:spacing w:after="10" w:before="0"/>
               <w:ind w:left="120"/>
             </w:pPr>
-            <w:hyperlink w:history="1" r:id="rIdm64fyn6gna44j0ydzrjpk">
+            <w:hyperlink w:history="1" r:id="rIdxwj2awvy1-o18uoju_vei">
               <w:r>
                 <w:rPr>
                   <w:rFonts w:ascii="Arial" w:cs="Arial" w:eastAsia="Arial" w:hAnsi="Arial"/>
@@ -17929,7 +17947,7 @@
             <w:pPr>
               <w:spacing w:after="20" w:before="0"/>
             </w:pPr>
-            <w:hyperlink w:history="1" r:id="rIdvvxcjmxondlwje1dosffq">
+            <w:hyperlink w:history="1" r:id="rIdrsksr0vdw03lwx7lufzda">
               <w:r>
                 <w:rPr>
                   <w:rFonts w:ascii="Arial" w:cs="Arial" w:eastAsia="Arial" w:hAnsi="Arial"/>
@@ -17962,7 +17980,7 @@
               <w:spacing w:after="10" w:before="0"/>
               <w:ind w:left="120"/>
             </w:pPr>
-            <w:hyperlink w:history="1" r:id="rIditjz8nsx7bhxixgv1nv7y">
+            <w:hyperlink w:history="1" r:id="rIdqgmbj3df7a-qs5o_igcig">
               <w:r>
                 <w:rPr>
                   <w:rFonts w:ascii="Arial" w:cs="Arial" w:eastAsia="Arial" w:hAnsi="Arial"/>
@@ -18109,32 +18127,32 @@
         <w:tc>
           <w:tcPr>
             <w:tcW w:type="dxa" w:w="1520"/>
-            <w:shd w:fill="F2F2F2" w:color="auto" w:val="clear"/>
-            <w:tcMar>
-              <w:top w:type="dxa" w:w="60"/>
-              <w:left w:type="dxa" w:w="120"/>
-              <w:bottom w:type="dxa" w:w="60"/>
-              <w:right w:type="dxa" w:w="120"/>
-            </w:tcMar>
-            <w:vAlign w:val="top"/>
-          </w:tcPr>
-          <w:p>
-            <w:pPr>
-              <w:spacing w:after="40" w:before="0"/>
-              <w:jc w:val="left"/>
-            </w:pPr>
-            <w:r>
-              <w:rPr>
-                <w:rFonts w:ascii="Arial" w:cs="Arial" w:eastAsia="Arial" w:hAnsi="Arial"/>
-                <w:b/>
-                <w:bCs/>
-                <w:i w:val="false"/>
-                <w:iCs w:val="false"/>
-                <w:color w:val="000000"/>
-                <w:sz w:val="18"/>
-                <w:szCs w:val="18"/>
-              </w:rPr>
-              <w:t xml:space="preserve">Phase 2 — OBSERVE / EVIDENCE GATHERING (20 minutes)</w:t>
+            <w:shd w:fill="D9EEF1" w:color="auto" w:val="clear"/>
+            <w:tcMar>
+              <w:top w:type="dxa" w:w="60"/>
+              <w:left w:type="dxa" w:w="120"/>
+              <w:bottom w:type="dxa" w:w="60"/>
+              <w:right w:type="dxa" w:w="120"/>
+            </w:tcMar>
+            <w:vAlign w:val="top"/>
+          </w:tcPr>
+          <w:p>
+            <w:pPr>
+              <w:spacing w:after="40" w:before="0"/>
+              <w:jc w:val="left"/>
+            </w:pPr>
+            <w:r>
+              <w:rPr>
+                <w:rFonts w:ascii="Arial" w:cs="Arial" w:eastAsia="Arial" w:hAnsi="Arial"/>
+                <w:b/>
+                <w:bCs/>
+                <w:i w:val="false"/>
+                <w:iCs w:val="false"/>
+                <w:color w:val="000000"/>
+                <w:sz w:val="18"/>
+                <w:szCs w:val="18"/>
+              </w:rPr>
+              <w:t xml:space="preserve">Observe Phase</w:t>
             </w:r>
           </w:p>
           <w:p>
@@ -18157,7 +18175,7 @@
             <w:pPr>
               <w:spacing w:after="20" w:before="0"/>
             </w:pPr>
-            <w:hyperlink w:history="1" r:id="rId_bsnawhf_1eyxutcnsmjo">
+            <w:hyperlink w:history="1" r:id="rIdxgohuhjkddx4h0dpoqeva">
               <w:r>
                 <w:rPr>
                   <w:rFonts w:ascii="Arial" w:cs="Arial" w:eastAsia="Arial" w:hAnsi="Arial"/>
@@ -18190,7 +18208,7 @@
               <w:spacing w:after="10" w:before="0"/>
               <w:ind w:left="120"/>
             </w:pPr>
-            <w:hyperlink w:history="1" r:id="rIddnwlfbp2zy8scxbqvwscf">
+            <w:hyperlink w:history="1" r:id="rId_zpqwc2ywyuh9t0gjmerz">
               <w:r>
                 <w:rPr>
                   <w:rFonts w:ascii="Arial" w:cs="Arial" w:eastAsia="Arial" w:hAnsi="Arial"/>
@@ -18235,7 +18253,7 @@
             <w:pPr>
               <w:spacing w:after="20" w:before="0"/>
             </w:pPr>
-            <w:hyperlink w:history="1" r:id="rIdryytsi1aijaipizxa07pk">
+            <w:hyperlink w:history="1" r:id="rIddvea74qkx7yqhirfgj9lo">
               <w:r>
                 <w:rPr>
                   <w:rFonts w:ascii="Arial" w:cs="Arial" w:eastAsia="Arial" w:hAnsi="Arial"/>
@@ -18268,7 +18286,7 @@
               <w:spacing w:after="10" w:before="0"/>
               <w:ind w:left="120"/>
             </w:pPr>
-            <w:hyperlink w:history="1" r:id="rIdxie2qqxodgq56bxlttr1c">
+            <w:hyperlink w:history="1" r:id="rId7q8bqq27e7x3ltcgnfhmo">
               <w:r>
                 <w:rPr>
                   <w:rFonts w:ascii="Arial" w:cs="Arial" w:eastAsia="Arial" w:hAnsi="Arial"/>
@@ -18415,32 +18433,32 @@
         <w:tc>
           <w:tcPr>
             <w:tcW w:type="dxa" w:w="1520"/>
-            <w:shd w:fill="F2F2F2" w:color="auto" w:val="clear"/>
-            <w:tcMar>
-              <w:top w:type="dxa" w:w="60"/>
-              <w:left w:type="dxa" w:w="120"/>
-              <w:bottom w:type="dxa" w:w="60"/>
-              <w:right w:type="dxa" w:w="120"/>
-            </w:tcMar>
-            <w:vAlign w:val="top"/>
-          </w:tcPr>
-          <w:p>
-            <w:pPr>
-              <w:spacing w:after="40" w:before="0"/>
-              <w:jc w:val="left"/>
-            </w:pPr>
-            <w:r>
-              <w:rPr>
-                <w:rFonts w:ascii="Arial" w:cs="Arial" w:eastAsia="Arial" w:hAnsi="Arial"/>
-                <w:b/>
-                <w:bCs/>
-                <w:i w:val="false"/>
-                <w:iCs w:val="false"/>
-                <w:color w:val="000000"/>
-                <w:sz w:val="18"/>
-                <w:szCs w:val="18"/>
-              </w:rPr>
-              <w:t xml:space="preserve">Phase 3 — EXPLAIN / SENSEMAKING (25 minutes)</w:t>
+            <w:shd w:fill="E2EFDA" w:color="auto" w:val="clear"/>
+            <w:tcMar>
+              <w:top w:type="dxa" w:w="60"/>
+              <w:left w:type="dxa" w:w="120"/>
+              <w:bottom w:type="dxa" w:w="60"/>
+              <w:right w:type="dxa" w:w="120"/>
+            </w:tcMar>
+            <w:vAlign w:val="top"/>
+          </w:tcPr>
+          <w:p>
+            <w:pPr>
+              <w:spacing w:after="40" w:before="0"/>
+              <w:jc w:val="left"/>
+            </w:pPr>
+            <w:r>
+              <w:rPr>
+                <w:rFonts w:ascii="Arial" w:cs="Arial" w:eastAsia="Arial" w:hAnsi="Arial"/>
+                <w:b/>
+                <w:bCs/>
+                <w:i w:val="false"/>
+                <w:iCs w:val="false"/>
+                <w:color w:val="000000"/>
+                <w:sz w:val="18"/>
+                <w:szCs w:val="18"/>
+              </w:rPr>
+              <w:t xml:space="preserve">Explain Phase</w:t>
             </w:r>
           </w:p>
           <w:p>
@@ -18463,7 +18481,7 @@
             <w:pPr>
               <w:spacing w:after="20" w:before="0"/>
             </w:pPr>
-            <w:hyperlink w:history="1" r:id="rIdbifjtrpwdjh67avglyogg">
+            <w:hyperlink w:history="1" r:id="rIdbz4gtglgdqiny9_uwihps">
               <w:r>
                 <w:rPr>
                   <w:rFonts w:ascii="Arial" w:cs="Arial" w:eastAsia="Arial" w:hAnsi="Arial"/>
@@ -18496,7 +18514,7 @@
               <w:spacing w:after="10" w:before="0"/>
               <w:ind w:left="120"/>
             </w:pPr>
-            <w:hyperlink w:history="1" r:id="rIdbex-95bjsfa47hos5csi7">
+            <w:hyperlink w:history="1" r:id="rIdauvsawsho61mlymhaincm">
               <w:r>
                 <w:rPr>
                   <w:rFonts w:ascii="Arial" w:cs="Arial" w:eastAsia="Arial" w:hAnsi="Arial"/>
@@ -18541,7 +18559,7 @@
             <w:pPr>
               <w:spacing w:after="20" w:before="0"/>
             </w:pPr>
-            <w:hyperlink w:history="1" r:id="rIdsx_wn2wspsqi9xgkjhgwe">
+            <w:hyperlink w:history="1" r:id="rIdwt2j8flxdjs-ufz8esmeh">
               <w:r>
                 <w:rPr>
                   <w:rFonts w:ascii="Arial" w:cs="Arial" w:eastAsia="Arial" w:hAnsi="Arial"/>
@@ -18574,7 +18592,7 @@
               <w:spacing w:after="10" w:before="0"/>
               <w:ind w:left="120"/>
             </w:pPr>
-            <w:hyperlink w:history="1" r:id="rIdohyjtlbuzxkhtaasyvibj">
+            <w:hyperlink w:history="1" r:id="rIdbwt7kgf-br5kjcuv3zyjq">
               <w:r>
                 <w:rPr>
                   <w:rFonts w:ascii="Arial" w:cs="Arial" w:eastAsia="Arial" w:hAnsi="Arial"/>
@@ -18721,32 +18739,32 @@
         <w:tc>
           <w:tcPr>
             <w:tcW w:type="dxa" w:w="1520"/>
-            <w:shd w:fill="F2F2F2" w:color="auto" w:val="clear"/>
-            <w:tcMar>
-              <w:top w:type="dxa" w:w="60"/>
-              <w:left w:type="dxa" w:w="120"/>
-              <w:bottom w:type="dxa" w:w="60"/>
-              <w:right w:type="dxa" w:w="120"/>
-            </w:tcMar>
-            <w:vAlign w:val="top"/>
-          </w:tcPr>
-          <w:p>
-            <w:pPr>
-              <w:spacing w:after="40" w:before="0"/>
-              <w:jc w:val="left"/>
-            </w:pPr>
-            <w:r>
-              <w:rPr>
-                <w:rFonts w:ascii="Arial" w:cs="Arial" w:eastAsia="Arial" w:hAnsi="Arial"/>
-                <w:b/>
-                <w:bCs/>
-                <w:i w:val="false"/>
-                <w:iCs w:val="false"/>
-                <w:color w:val="000000"/>
-                <w:sz w:val="18"/>
-                <w:szCs w:val="18"/>
-              </w:rPr>
-              <w:t xml:space="preserve">Phase 4 — DRIVING QUESTION BOARD UPDATE (10 minutes)</w:t>
+            <w:shd w:fill="FCE4D6" w:color="auto" w:val="clear"/>
+            <w:tcMar>
+              <w:top w:type="dxa" w:w="60"/>
+              <w:left w:type="dxa" w:w="120"/>
+              <w:bottom w:type="dxa" w:w="60"/>
+              <w:right w:type="dxa" w:w="120"/>
+            </w:tcMar>
+            <w:vAlign w:val="top"/>
+          </w:tcPr>
+          <w:p>
+            <w:pPr>
+              <w:spacing w:after="40" w:before="0"/>
+              <w:jc w:val="left"/>
+            </w:pPr>
+            <w:r>
+              <w:rPr>
+                <w:rFonts w:ascii="Arial" w:cs="Arial" w:eastAsia="Arial" w:hAnsi="Arial"/>
+                <w:b/>
+                <w:bCs/>
+                <w:i w:val="false"/>
+                <w:iCs w:val="false"/>
+                <w:color w:val="000000"/>
+                <w:sz w:val="18"/>
+                <w:szCs w:val="18"/>
+              </w:rPr>
+              <w:t xml:space="preserve">Driving Question Board (DQB) Creation</w:t>
             </w:r>
           </w:p>
           <w:p>
@@ -18769,7 +18787,7 @@
             <w:pPr>
               <w:spacing w:after="20" w:before="0"/>
             </w:pPr>
-            <w:hyperlink w:history="1" r:id="rIdkghqeicnkxlxeyuavojvm">
+            <w:hyperlink w:history="1" r:id="rIdqj6vxii2_0zjt2eaq9s1o">
               <w:r>
                 <w:rPr>
                   <w:rFonts w:ascii="Arial" w:cs="Arial" w:eastAsia="Arial" w:hAnsi="Arial"/>
@@ -18802,7 +18820,7 @@
               <w:spacing w:after="10" w:before="0"/>
               <w:ind w:left="120"/>
             </w:pPr>
-            <w:hyperlink w:history="1" r:id="rIdhedsrch_hxhbxgsqb_-r-">
+            <w:hyperlink w:history="1" r:id="rIdmjq8glmwaalz5sjpashdk">
               <w:r>
                 <w:rPr>
                   <w:rFonts w:ascii="Arial" w:cs="Arial" w:eastAsia="Arial" w:hAnsi="Arial"/>
@@ -18847,7 +18865,7 @@
             <w:pPr>
               <w:spacing w:after="20" w:before="0"/>
             </w:pPr>
-            <w:hyperlink w:history="1" r:id="rIdsmkslei6urddm_yq9blp4">
+            <w:hyperlink w:history="1" r:id="rIdffao39awubfmgmhydmz7v">
               <w:r>
                 <w:rPr>
                   <w:rFonts w:ascii="Arial" w:cs="Arial" w:eastAsia="Arial" w:hAnsi="Arial"/>
@@ -18880,7 +18898,7 @@
               <w:spacing w:after="10" w:before="0"/>
               <w:ind w:left="120"/>
             </w:pPr>
-            <w:hyperlink w:history="1" r:id="rId8avicw9rcj1bb2t2ftin7">
+            <w:hyperlink w:history="1" r:id="rId3jlzavzeoajkjx5flc4cj">
               <w:r>
                 <w:rPr>
                   <w:rFonts w:ascii="Arial" w:cs="Arial" w:eastAsia="Arial" w:hAnsi="Arial"/>
@@ -19027,32 +19045,32 @@
         <w:tc>
           <w:tcPr>
             <w:tcW w:type="dxa" w:w="1520"/>
-            <w:shd w:fill="F2F2F2" w:color="auto" w:val="clear"/>
-            <w:tcMar>
-              <w:top w:type="dxa" w:w="60"/>
-              <w:left w:type="dxa" w:w="120"/>
-              <w:bottom w:type="dxa" w:w="60"/>
-              <w:right w:type="dxa" w:w="120"/>
-            </w:tcMar>
-            <w:vAlign w:val="top"/>
-          </w:tcPr>
-          <w:p>
-            <w:pPr>
-              <w:spacing w:after="40" w:before="0"/>
-              <w:jc w:val="left"/>
-            </w:pPr>
-            <w:r>
-              <w:rPr>
-                <w:rFonts w:ascii="Arial" w:cs="Arial" w:eastAsia="Arial" w:hAnsi="Arial"/>
-                <w:b/>
-                <w:bCs/>
-                <w:i w:val="false"/>
-                <w:iCs w:val="false"/>
-                <w:color w:val="000000"/>
-                <w:sz w:val="18"/>
-                <w:szCs w:val="18"/>
-              </w:rPr>
-              <w:t xml:space="preserve">Phase 5 — MODEL BUILDING / REVISION (15 minutes)</w:t>
+            <w:shd w:fill="D5E8F0" w:color="auto" w:val="clear"/>
+            <w:tcMar>
+              <w:top w:type="dxa" w:w="60"/>
+              <w:left w:type="dxa" w:w="120"/>
+              <w:bottom w:type="dxa" w:w="60"/>
+              <w:right w:type="dxa" w:w="120"/>
+            </w:tcMar>
+            <w:vAlign w:val="top"/>
+          </w:tcPr>
+          <w:p>
+            <w:pPr>
+              <w:spacing w:after="40" w:before="0"/>
+              <w:jc w:val="left"/>
+            </w:pPr>
+            <w:r>
+              <w:rPr>
+                <w:rFonts w:ascii="Arial" w:cs="Arial" w:eastAsia="Arial" w:hAnsi="Arial"/>
+                <w:b/>
+                <w:bCs/>
+                <w:i w:val="false"/>
+                <w:iCs w:val="false"/>
+                <w:color w:val="000000"/>
+                <w:sz w:val="18"/>
+                <w:szCs w:val="18"/>
+              </w:rPr>
+              <w:t xml:space="preserve">Model Building Phase</w:t>
             </w:r>
           </w:p>
           <w:p>
@@ -19075,7 +19093,7 @@
             <w:pPr>
               <w:spacing w:after="20" w:before="0"/>
             </w:pPr>
-            <w:hyperlink w:history="1" r:id="rIdc0rfjbzbydjxve-hfxkai">
+            <w:hyperlink w:history="1" r:id="rIdybyewb4kx1rcg-ds_au9d">
               <w:r>
                 <w:rPr>
                   <w:rFonts w:ascii="Arial" w:cs="Arial" w:eastAsia="Arial" w:hAnsi="Arial"/>
@@ -19108,7 +19126,7 @@
               <w:spacing w:after="10" w:before="0"/>
               <w:ind w:left="120"/>
             </w:pPr>
-            <w:hyperlink w:history="1" r:id="rIdj0azh_zqnpka0jrvomp78">
+            <w:hyperlink w:history="1" r:id="rIdcekgnpjrrqwrum_qhjmjo">
               <w:r>
                 <w:rPr>
                   <w:rFonts w:ascii="Arial" w:cs="Arial" w:eastAsia="Arial" w:hAnsi="Arial"/>
@@ -19153,7 +19171,7 @@
             <w:pPr>
               <w:spacing w:after="20" w:before="0"/>
             </w:pPr>
-            <w:hyperlink w:history="1" r:id="rIdgnm4zs33ulsnt2wyu_2re">
+            <w:hyperlink w:history="1" r:id="rIdlkkoaev16ayn65m3v51gg">
               <w:r>
                 <w:rPr>
                   <w:rFonts w:ascii="Arial" w:cs="Arial" w:eastAsia="Arial" w:hAnsi="Arial"/>
@@ -19186,7 +19204,7 @@
               <w:spacing w:after="10" w:before="0"/>
               <w:ind w:left="120"/>
             </w:pPr>
-            <w:hyperlink w:history="1" r:id="rId879jc0e-1tsu4h79v5rs6">
+            <w:hyperlink w:history="1" r:id="rIdik1bxqh2vi_vocfj9aoy2">
               <w:r>
                 <w:rPr>
                   <w:rFonts w:ascii="Arial" w:cs="Arial" w:eastAsia="Arial" w:hAnsi="Arial"/>
@@ -20815,32 +20833,32 @@
         <w:tc>
           <w:tcPr>
             <w:tcW w:type="dxa" w:w="1520"/>
-            <w:shd w:fill="F2F2F2" w:color="auto" w:val="clear"/>
-            <w:tcMar>
-              <w:top w:type="dxa" w:w="60"/>
-              <w:left w:type="dxa" w:w="120"/>
-              <w:bottom w:type="dxa" w:w="60"/>
-              <w:right w:type="dxa" w:w="120"/>
-            </w:tcMar>
-            <w:vAlign w:val="top"/>
-          </w:tcPr>
-          <w:p>
-            <w:pPr>
-              <w:spacing w:after="40" w:before="0"/>
-              <w:jc w:val="left"/>
-            </w:pPr>
-            <w:r>
-              <w:rPr>
-                <w:rFonts w:ascii="Arial" w:cs="Arial" w:eastAsia="Arial" w:hAnsi="Arial"/>
-                <w:b/>
-                <w:bCs/>
-                <w:i w:val="false"/>
-                <w:iCs w:val="false"/>
-                <w:color w:val="000000"/>
-                <w:sz w:val="18"/>
-                <w:szCs w:val="18"/>
-              </w:rPr>
-              <w:t xml:space="preserve">Phase 1 — PREDICT: What will our complete model look like?</w:t>
+            <w:shd w:fill="EAD1F5" w:color="auto" w:val="clear"/>
+            <w:tcMar>
+              <w:top w:type="dxa" w:w="60"/>
+              <w:left w:type="dxa" w:w="120"/>
+              <w:bottom w:type="dxa" w:w="60"/>
+              <w:right w:type="dxa" w:w="120"/>
+            </w:tcMar>
+            <w:vAlign w:val="top"/>
+          </w:tcPr>
+          <w:p>
+            <w:pPr>
+              <w:spacing w:after="40" w:before="0"/>
+              <w:jc w:val="left"/>
+            </w:pPr>
+            <w:r>
+              <w:rPr>
+                <w:rFonts w:ascii="Arial" w:cs="Arial" w:eastAsia="Arial" w:hAnsi="Arial"/>
+                <w:b/>
+                <w:bCs/>
+                <w:i w:val="false"/>
+                <w:iCs w:val="false"/>
+                <w:color w:val="000000"/>
+                <w:sz w:val="18"/>
+                <w:szCs w:val="18"/>
+              </w:rPr>
+              <w:t xml:space="preserve">Predict Phase</w:t>
             </w:r>
           </w:p>
           <w:p>
@@ -20863,7 +20881,7 @@
             <w:pPr>
               <w:spacing w:after="20" w:before="0"/>
             </w:pPr>
-            <w:hyperlink w:history="1" r:id="rIda-23scqdt1p8b-vco8kqe">
+            <w:hyperlink w:history="1" r:id="rIdmfg1uj1qaklsk205d3a-i">
               <w:r>
                 <w:rPr>
                   <w:rFonts w:ascii="Arial" w:cs="Arial" w:eastAsia="Arial" w:hAnsi="Arial"/>
@@ -20896,7 +20914,7 @@
               <w:spacing w:after="10" w:before="0"/>
               <w:ind w:left="120"/>
             </w:pPr>
-            <w:hyperlink w:history="1" r:id="rIdj8pgaoc4hieqjdnnjw8eu">
+            <w:hyperlink w:history="1" r:id="rIdoifw8jt_-smiecibgvaxi">
               <w:r>
                 <w:rPr>
                   <w:rFonts w:ascii="Arial" w:cs="Arial" w:eastAsia="Arial" w:hAnsi="Arial"/>
@@ -20941,7 +20959,7 @@
             <w:pPr>
               <w:spacing w:after="20" w:before="0"/>
             </w:pPr>
-            <w:hyperlink w:history="1" r:id="rId9p8njl4p9syzjiuxk0e_k">
+            <w:hyperlink w:history="1" r:id="rIdll7gr42k1ftky3yhxe2lr">
               <w:r>
                 <w:rPr>
                   <w:rFonts w:ascii="Arial" w:cs="Arial" w:eastAsia="Arial" w:hAnsi="Arial"/>
@@ -20974,7 +20992,7 @@
               <w:spacing w:after="10" w:before="0"/>
               <w:ind w:left="120"/>
             </w:pPr>
-            <w:hyperlink w:history="1" r:id="rIderutd0nkod_fwsx1bsike">
+            <w:hyperlink w:history="1" r:id="rId2p6da7emfbrqwg_uljghc">
               <w:r>
                 <w:rPr>
                   <w:rFonts w:ascii="Arial" w:cs="Arial" w:eastAsia="Arial" w:hAnsi="Arial"/>
@@ -21121,32 +21139,32 @@
         <w:tc>
           <w:tcPr>
             <w:tcW w:type="dxa" w:w="1520"/>
-            <w:shd w:fill="F2F2F2" w:color="auto" w:val="clear"/>
-            <w:tcMar>
-              <w:top w:type="dxa" w:w="60"/>
-              <w:left w:type="dxa" w:w="120"/>
-              <w:bottom w:type="dxa" w:w="60"/>
-              <w:right w:type="dxa" w:w="120"/>
-            </w:tcMar>
-            <w:vAlign w:val="top"/>
-          </w:tcPr>
-          <w:p>
-            <w:pPr>
-              <w:spacing w:after="40" w:before="0"/>
-              <w:jc w:val="left"/>
-            </w:pPr>
-            <w:r>
-              <w:rPr>
-                <w:rFonts w:ascii="Arial" w:cs="Arial" w:eastAsia="Arial" w:hAnsi="Arial"/>
-                <w:b/>
-                <w:bCs/>
-                <w:i w:val="false"/>
-                <w:iCs w:val="false"/>
-                <w:color w:val="000000"/>
-                <w:sz w:val="18"/>
-                <w:szCs w:val="18"/>
-              </w:rPr>
-              <w:t xml:space="preserve">Phase 2 — OBSERVE: Examining expert models and material kits</w:t>
+            <w:shd w:fill="D9EEF1" w:color="auto" w:val="clear"/>
+            <w:tcMar>
+              <w:top w:type="dxa" w:w="60"/>
+              <w:left w:type="dxa" w:w="120"/>
+              <w:bottom w:type="dxa" w:w="60"/>
+              <w:right w:type="dxa" w:w="120"/>
+            </w:tcMar>
+            <w:vAlign w:val="top"/>
+          </w:tcPr>
+          <w:p>
+            <w:pPr>
+              <w:spacing w:after="40" w:before="0"/>
+              <w:jc w:val="left"/>
+            </w:pPr>
+            <w:r>
+              <w:rPr>
+                <w:rFonts w:ascii="Arial" w:cs="Arial" w:eastAsia="Arial" w:hAnsi="Arial"/>
+                <w:b/>
+                <w:bCs/>
+                <w:i w:val="false"/>
+                <w:iCs w:val="false"/>
+                <w:color w:val="000000"/>
+                <w:sz w:val="18"/>
+                <w:szCs w:val="18"/>
+              </w:rPr>
+              <w:t xml:space="preserve">Observe Phase</w:t>
             </w:r>
           </w:p>
           <w:p>
@@ -21169,7 +21187,7 @@
             <w:pPr>
               <w:spacing w:after="20" w:before="0"/>
             </w:pPr>
-            <w:hyperlink w:history="1" r:id="rId81bme5xllloctghg5uruj">
+            <w:hyperlink w:history="1" r:id="rIdsoiiosst06v9gi-ojbj4n">
               <w:r>
                 <w:rPr>
                   <w:rFonts w:ascii="Arial" w:cs="Arial" w:eastAsia="Arial" w:hAnsi="Arial"/>
@@ -21202,7 +21220,7 @@
               <w:spacing w:after="10" w:before="0"/>
               <w:ind w:left="120"/>
             </w:pPr>
-            <w:hyperlink w:history="1" r:id="rIdrkpnzjsb8-wephwuw0s6d">
+            <w:hyperlink w:history="1" r:id="rIdqr_gjocx40xnw1mkmoqr8">
               <w:r>
                 <w:rPr>
                   <w:rFonts w:ascii="Arial" w:cs="Arial" w:eastAsia="Arial" w:hAnsi="Arial"/>
@@ -21247,7 +21265,7 @@
             <w:pPr>
               <w:spacing w:after="20" w:before="0"/>
             </w:pPr>
-            <w:hyperlink w:history="1" r:id="rIdu6jyy6orpqb_xmxq63lwq">
+            <w:hyperlink w:history="1" r:id="rIdqyukc4h3_ss-9d85tx7yf">
               <w:r>
                 <w:rPr>
                   <w:rFonts w:ascii="Arial" w:cs="Arial" w:eastAsia="Arial" w:hAnsi="Arial"/>
@@ -21280,7 +21298,7 @@
               <w:spacing w:after="10" w:before="0"/>
               <w:ind w:left="120"/>
             </w:pPr>
-            <w:hyperlink w:history="1" r:id="rIdtyillgsfci-qcwpvbru6j">
+            <w:hyperlink w:history="1" r:id="rId6jztvdnthawdky8vrpk-p">
               <w:r>
                 <w:rPr>
                   <w:rFonts w:ascii="Arial" w:cs="Arial" w:eastAsia="Arial" w:hAnsi="Arial"/>
@@ -21427,32 +21445,32 @@
         <w:tc>
           <w:tcPr>
             <w:tcW w:type="dxa" w:w="1520"/>
-            <w:shd w:fill="F2F2F2" w:color="auto" w:val="clear"/>
-            <w:tcMar>
-              <w:top w:type="dxa" w:w="60"/>
-              <w:left w:type="dxa" w:w="120"/>
-              <w:bottom w:type="dxa" w:w="60"/>
-              <w:right w:type="dxa" w:w="120"/>
-            </w:tcMar>
-            <w:vAlign w:val="top"/>
-          </w:tcPr>
-          <w:p>
-            <w:pPr>
-              <w:spacing w:after="40" w:before="0"/>
-              <w:jc w:val="left"/>
-            </w:pPr>
-            <w:r>
-              <w:rPr>
-                <w:rFonts w:ascii="Arial" w:cs="Arial" w:eastAsia="Arial" w:hAnsi="Arial"/>
-                <w:b/>
-                <w:bCs/>
-                <w:i w:val="false"/>
-                <w:iCs w:val="false"/>
-                <w:color w:val="000000"/>
-                <w:sz w:val="18"/>
-                <w:szCs w:val="18"/>
-              </w:rPr>
-              <w:t xml:space="preserve">Phase 3 — EXPLAIN: Building, presenting, and defending the model</w:t>
+            <w:shd w:fill="E2EFDA" w:color="auto" w:val="clear"/>
+            <w:tcMar>
+              <w:top w:type="dxa" w:w="60"/>
+              <w:left w:type="dxa" w:w="120"/>
+              <w:bottom w:type="dxa" w:w="60"/>
+              <w:right w:type="dxa" w:w="120"/>
+            </w:tcMar>
+            <w:vAlign w:val="top"/>
+          </w:tcPr>
+          <w:p>
+            <w:pPr>
+              <w:spacing w:after="40" w:before="0"/>
+              <w:jc w:val="left"/>
+            </w:pPr>
+            <w:r>
+              <w:rPr>
+                <w:rFonts w:ascii="Arial" w:cs="Arial" w:eastAsia="Arial" w:hAnsi="Arial"/>
+                <w:b/>
+                <w:bCs/>
+                <w:i w:val="false"/>
+                <w:iCs w:val="false"/>
+                <w:color w:val="000000"/>
+                <w:sz w:val="18"/>
+                <w:szCs w:val="18"/>
+              </w:rPr>
+              <w:t xml:space="preserve">Explain Phase</w:t>
             </w:r>
           </w:p>
           <w:p>
@@ -21475,7 +21493,7 @@
             <w:pPr>
               <w:spacing w:after="20" w:before="0"/>
             </w:pPr>
-            <w:hyperlink w:history="1" r:id="rIdjynhx_847ji5aixnolchp">
+            <w:hyperlink w:history="1" r:id="rIdiksrhog1xkinch4vd6-jh">
               <w:r>
                 <w:rPr>
                   <w:rFonts w:ascii="Arial" w:cs="Arial" w:eastAsia="Arial" w:hAnsi="Arial"/>
@@ -21508,7 +21526,7 @@
               <w:spacing w:after="10" w:before="0"/>
               <w:ind w:left="120"/>
             </w:pPr>
-            <w:hyperlink w:history="1" r:id="rIdve4bkcp0d4sl-mg0bxyw0">
+            <w:hyperlink w:history="1" r:id="rIdez0kq_nkx-qpg7q7ug-au">
               <w:r>
                 <w:rPr>
                   <w:rFonts w:ascii="Arial" w:cs="Arial" w:eastAsia="Arial" w:hAnsi="Arial"/>
@@ -21553,7 +21571,7 @@
             <w:pPr>
               <w:spacing w:after="20" w:before="0"/>
             </w:pPr>
-            <w:hyperlink w:history="1" r:id="rIdzwmbcljxfjs1rlztblrsa">
+            <w:hyperlink w:history="1" r:id="rIdajg2w00libcmfewx4tsnk">
               <w:r>
                 <w:rPr>
                   <w:rFonts w:ascii="Arial" w:cs="Arial" w:eastAsia="Arial" w:hAnsi="Arial"/>
@@ -21586,7 +21604,7 @@
               <w:spacing w:after="10" w:before="0"/>
               <w:ind w:left="120"/>
             </w:pPr>
-            <w:hyperlink w:history="1" r:id="rIdy-poboefwijptq5vkrqvm">
+            <w:hyperlink w:history="1" r:id="rIdvcdpf0wmxttiwx_jltpze">
               <w:r>
                 <w:rPr>
                   <w:rFonts w:ascii="Arial" w:cs="Arial" w:eastAsia="Arial" w:hAnsi="Arial"/>
@@ -21733,32 +21751,32 @@
         <w:tc>
           <w:tcPr>
             <w:tcW w:type="dxa" w:w="1520"/>
-            <w:shd w:fill="F2F2F2" w:color="auto" w:val="clear"/>
-            <w:tcMar>
-              <w:top w:type="dxa" w:w="60"/>
-              <w:left w:type="dxa" w:w="120"/>
-              <w:bottom w:type="dxa" w:w="60"/>
-              <w:right w:type="dxa" w:w="120"/>
-            </w:tcMar>
-            <w:vAlign w:val="top"/>
-          </w:tcPr>
-          <w:p>
-            <w:pPr>
-              <w:spacing w:after="40" w:before="0"/>
-              <w:jc w:val="left"/>
-            </w:pPr>
-            <w:r>
-              <w:rPr>
-                <w:rFonts w:ascii="Arial" w:cs="Arial" w:eastAsia="Arial" w:hAnsi="Arial"/>
-                <w:b/>
-                <w:bCs/>
-                <w:i w:val="false"/>
-                <w:iCs w:val="false"/>
-                <w:color w:val="000000"/>
-                <w:sz w:val="18"/>
-                <w:szCs w:val="18"/>
-              </w:rPr>
-              <w:t xml:space="preserve">Phase 4 — DRIVING QUESTION BOARD (DQB) Revision: Mapping what we now know</w:t>
+            <w:shd w:fill="FCE4D6" w:color="auto" w:val="clear"/>
+            <w:tcMar>
+              <w:top w:type="dxa" w:w="60"/>
+              <w:left w:type="dxa" w:w="120"/>
+              <w:bottom w:type="dxa" w:w="60"/>
+              <w:right w:type="dxa" w:w="120"/>
+            </w:tcMar>
+            <w:vAlign w:val="top"/>
+          </w:tcPr>
+          <w:p>
+            <w:pPr>
+              <w:spacing w:after="40" w:before="0"/>
+              <w:jc w:val="left"/>
+            </w:pPr>
+            <w:r>
+              <w:rPr>
+                <w:rFonts w:ascii="Arial" w:cs="Arial" w:eastAsia="Arial" w:hAnsi="Arial"/>
+                <w:b/>
+                <w:bCs/>
+                <w:i w:val="false"/>
+                <w:iCs w:val="false"/>
+                <w:color w:val="000000"/>
+                <w:sz w:val="18"/>
+                <w:szCs w:val="18"/>
+              </w:rPr>
+              <w:t xml:space="preserve">Driving Question Board (DQB) Creation</w:t>
             </w:r>
           </w:p>
           <w:p>
@@ -21781,7 +21799,7 @@
             <w:pPr>
               <w:spacing w:after="20" w:before="0"/>
             </w:pPr>
-            <w:hyperlink w:history="1" r:id="rIdexwipc8-jwdewsgodasf7">
+            <w:hyperlink w:history="1" r:id="rIdzksdnmtz4hk6tbfize39n">
               <w:r>
                 <w:rPr>
                   <w:rFonts w:ascii="Arial" w:cs="Arial" w:eastAsia="Arial" w:hAnsi="Arial"/>
@@ -21814,7 +21832,7 @@
               <w:spacing w:after="10" w:before="0"/>
               <w:ind w:left="120"/>
             </w:pPr>
-            <w:hyperlink w:history="1" r:id="rIdfeq-07iiuxgean1g0verh">
+            <w:hyperlink w:history="1" r:id="rIdz4y14z09yqtzkjjgfn2mx">
               <w:r>
                 <w:rPr>
                   <w:rFonts w:ascii="Arial" w:cs="Arial" w:eastAsia="Arial" w:hAnsi="Arial"/>
@@ -21859,7 +21877,7 @@
             <w:pPr>
               <w:spacing w:after="20" w:before="0"/>
             </w:pPr>
-            <w:hyperlink w:history="1" r:id="rIdkbtbjpjlcz_2a3zalyzzy">
+            <w:hyperlink w:history="1" r:id="rIdf6ji7tdmx7p5kqnwed-ln">
               <w:r>
                 <w:rPr>
                   <w:rFonts w:ascii="Arial" w:cs="Arial" w:eastAsia="Arial" w:hAnsi="Arial"/>
@@ -21892,7 +21910,7 @@
               <w:spacing w:after="10" w:before="0"/>
               <w:ind w:left="120"/>
             </w:pPr>
-            <w:hyperlink w:history="1" r:id="rIdtgj-wga5ud_-o2vb9y9yo">
+            <w:hyperlink w:history="1" r:id="rIdizghbzgbwmiied9bssv6-">
               <w:r>
                 <w:rPr>
                   <w:rFonts w:ascii="Arial" w:cs="Arial" w:eastAsia="Arial" w:hAnsi="Arial"/>
@@ -22039,32 +22057,32 @@
         <w:tc>
           <w:tcPr>
             <w:tcW w:type="dxa" w:w="1520"/>
-            <w:shd w:fill="F2F2F2" w:color="auto" w:val="clear"/>
-            <w:tcMar>
-              <w:top w:type="dxa" w:w="60"/>
-              <w:left w:type="dxa" w:w="120"/>
-              <w:bottom w:type="dxa" w:w="60"/>
-              <w:right w:type="dxa" w:w="120"/>
-            </w:tcMar>
-            <w:vAlign w:val="top"/>
-          </w:tcPr>
-          <w:p>
-            <w:pPr>
-              <w:spacing w:after="40" w:before="0"/>
-              <w:jc w:val="left"/>
-            </w:pPr>
-            <w:r>
-              <w:rPr>
-                <w:rFonts w:ascii="Arial" w:cs="Arial" w:eastAsia="Arial" w:hAnsi="Arial"/>
-                <w:b/>
-                <w:bCs/>
-                <w:i w:val="false"/>
-                <w:iCs w:val="false"/>
-                <w:color w:val="000000"/>
-                <w:sz w:val="18"/>
-                <w:szCs w:val="18"/>
-              </w:rPr>
-              <w:t xml:space="preserve">Phase 5 — MODEL BUILDING SYNTHESIS: Personal Science Story and model revision</w:t>
+            <w:shd w:fill="D5E8F0" w:color="auto" w:val="clear"/>
+            <w:tcMar>
+              <w:top w:type="dxa" w:w="60"/>
+              <w:left w:type="dxa" w:w="120"/>
+              <w:bottom w:type="dxa" w:w="60"/>
+              <w:right w:type="dxa" w:w="120"/>
+            </w:tcMar>
+            <w:vAlign w:val="top"/>
+          </w:tcPr>
+          <w:p>
+            <w:pPr>
+              <w:spacing w:after="40" w:before="0"/>
+              <w:jc w:val="left"/>
+            </w:pPr>
+            <w:r>
+              <w:rPr>
+                <w:rFonts w:ascii="Arial" w:cs="Arial" w:eastAsia="Arial" w:hAnsi="Arial"/>
+                <w:b/>
+                <w:bCs/>
+                <w:i w:val="false"/>
+                <w:iCs w:val="false"/>
+                <w:color w:val="000000"/>
+                <w:sz w:val="18"/>
+                <w:szCs w:val="18"/>
+              </w:rPr>
+              <w:t xml:space="preserve">Model Building Phase</w:t>
             </w:r>
           </w:p>
           <w:p>
@@ -22087,7 +22105,7 @@
             <w:pPr>
               <w:spacing w:after="20" w:before="0"/>
             </w:pPr>
-            <w:hyperlink w:history="1" r:id="rIdbxko0be_hnj_zvf7esxyu">
+            <w:hyperlink w:history="1" r:id="rIdxgcicddgozkpu58wr72kv">
               <w:r>
                 <w:rPr>
                   <w:rFonts w:ascii="Arial" w:cs="Arial" w:eastAsia="Arial" w:hAnsi="Arial"/>
@@ -22120,7 +22138,7 @@
               <w:spacing w:after="10" w:before="0"/>
               <w:ind w:left="120"/>
             </w:pPr>
-            <w:hyperlink w:history="1" r:id="rIdqhh0ife_z4umhx6qet_mn">
+            <w:hyperlink w:history="1" r:id="rId-tsprk0o0-1vxvcdg49wz">
               <w:r>
                 <w:rPr>
                   <w:rFonts w:ascii="Arial" w:cs="Arial" w:eastAsia="Arial" w:hAnsi="Arial"/>
@@ -22165,7 +22183,7 @@
             <w:pPr>
               <w:spacing w:after="20" w:before="0"/>
             </w:pPr>
-            <w:hyperlink w:history="1" r:id="rIdmoymf8j9cvrnlexsa9snm">
+            <w:hyperlink w:history="1" r:id="rIdzhenbwgok4ktp_v7lseo5">
               <w:r>
                 <w:rPr>
                   <w:rFonts w:ascii="Arial" w:cs="Arial" w:eastAsia="Arial" w:hAnsi="Arial"/>
@@ -22198,7 +22216,7 @@
               <w:spacing w:after="10" w:before="0"/>
               <w:ind w:left="120"/>
             </w:pPr>
-            <w:hyperlink w:history="1" r:id="rIdf2cgbchxouf-5fudq5iwk">
+            <w:hyperlink w:history="1" r:id="rIdhekymljhcf5hmg9xwoylk">
               <w:r>
                 <w:rPr>
                   <w:rFonts w:ascii="Arial" w:cs="Arial" w:eastAsia="Arial" w:hAnsi="Arial"/>
@@ -23559,7 +23577,25 @@
             </w:tcMar>
             <w:vAlign w:val="top"/>
           </w:tcPr>
-          <w:p/>
+          <w:p>
+            <w:pPr>
+              <w:spacing w:after="40" w:before="0"/>
+              <w:jc w:val="left"/>
+            </w:pPr>
+            <w:r>
+              <w:rPr>
+                <w:rFonts w:ascii="Arial" w:cs="Arial" w:eastAsia="Arial" w:hAnsi="Arial"/>
+                <w:b w:val="false"/>
+                <w:bCs w:val="false"/>
+                <w:i w:val="false"/>
+                <w:iCs w:val="false"/>
+                <w:color w:val="000000"/>
+                <w:sz w:val="18"/>
+                <w:szCs w:val="18"/>
+              </w:rPr>
+              <w:t xml:space="preserve">No practical work is conducted in this lesson. If students handle printed images or cards, no special safety precautions are required. If the lesson takes place in a laboratory, students should remain seated and should not handle any chemicals or equipment.</w:t>
+            </w:r>
+          </w:p>
         </w:tc>
       </w:tr>
     </w:tbl>
@@ -23933,7 +23969,7 @@
             <w:pPr>
               <w:spacing w:after="20" w:before="0"/>
             </w:pPr>
-            <w:hyperlink w:history="1" r:id="rIduczgzbzlubmlexz8pmpju">
+            <w:hyperlink w:history="1" r:id="rIdtb7b7ikxhwktk_kurgtzg">
               <w:r>
                 <w:rPr>
                   <w:rFonts w:ascii="Arial" w:cs="Arial" w:eastAsia="Arial" w:hAnsi="Arial"/>
@@ -23966,7 +24002,7 @@
               <w:spacing w:after="10" w:before="0"/>
               <w:ind w:left="120"/>
             </w:pPr>
-            <w:hyperlink w:history="1" r:id="rIdfwhvg8vr9uru4itrh6bwa">
+            <w:hyperlink w:history="1" r:id="rIdgaey8xt4gg1ep5oz3dtpi">
               <w:r>
                 <w:rPr>
                   <w:rFonts w:ascii="Arial" w:cs="Arial" w:eastAsia="Arial" w:hAnsi="Arial"/>
@@ -24011,7 +24047,7 @@
             <w:pPr>
               <w:spacing w:after="20" w:before="0"/>
             </w:pPr>
-            <w:hyperlink w:history="1" r:id="rIdpye-wsgp2gvqpztiggw-d">
+            <w:hyperlink w:history="1" r:id="rIdsvjzlbs0endmdvxhitst-">
               <w:r>
                 <w:rPr>
                   <w:rFonts w:ascii="Arial" w:cs="Arial" w:eastAsia="Arial" w:hAnsi="Arial"/>
@@ -24044,7 +24080,7 @@
               <w:spacing w:after="10" w:before="0"/>
               <w:ind w:left="120"/>
             </w:pPr>
-            <w:hyperlink w:history="1" r:id="rIdtibgdbsdsdfvx2fe-8soe">
+            <w:hyperlink w:history="1" r:id="rIdwdpe5lolt5ei0yzgal5ya">
               <w:r>
                 <w:rPr>
                   <w:rFonts w:ascii="Arial" w:cs="Arial" w:eastAsia="Arial" w:hAnsi="Arial"/>
@@ -24239,7 +24275,7 @@
             <w:pPr>
               <w:spacing w:after="20" w:before="0"/>
             </w:pPr>
-            <w:hyperlink w:history="1" r:id="rId2m6uwcxek_9rnk0qfziy5">
+            <w:hyperlink w:history="1" r:id="rIdznjfci5zxvk7-clspsfx4">
               <w:r>
                 <w:rPr>
                   <w:rFonts w:ascii="Arial" w:cs="Arial" w:eastAsia="Arial" w:hAnsi="Arial"/>
@@ -24272,7 +24308,7 @@
               <w:spacing w:after="10" w:before="0"/>
               <w:ind w:left="120"/>
             </w:pPr>
-            <w:hyperlink w:history="1" r:id="rIdrsf3jsesau5jofesb0hre">
+            <w:hyperlink w:history="1" r:id="rIdxdmm4wadqyyvckq327wgf">
               <w:r>
                 <w:rPr>
                   <w:rFonts w:ascii="Arial" w:cs="Arial" w:eastAsia="Arial" w:hAnsi="Arial"/>
@@ -24317,7 +24353,7 @@
             <w:pPr>
               <w:spacing w:after="20" w:before="0"/>
             </w:pPr>
-            <w:hyperlink w:history="1" r:id="rIdrc9olzfdniglrx06cha3s">
+            <w:hyperlink w:history="1" r:id="rIdoewpzbgxpwwi4iw-lqihz">
               <w:r>
                 <w:rPr>
                   <w:rFonts w:ascii="Arial" w:cs="Arial" w:eastAsia="Arial" w:hAnsi="Arial"/>
@@ -24350,7 +24386,7 @@
               <w:spacing w:after="10" w:before="0"/>
               <w:ind w:left="120"/>
             </w:pPr>
-            <w:hyperlink w:history="1" r:id="rId4ucd_sc-oznnojr2f3gmx">
+            <w:hyperlink w:history="1" r:id="rIdb1pnl9hmy6a0e_966mxlu">
               <w:r>
                 <w:rPr>
                   <w:rFonts w:ascii="Arial" w:cs="Arial" w:eastAsia="Arial" w:hAnsi="Arial"/>
@@ -24545,7 +24581,7 @@
             <w:pPr>
               <w:spacing w:after="20" w:before="0"/>
             </w:pPr>
-            <w:hyperlink w:history="1" r:id="rId_h06k2nc2-mziced_ppz0">
+            <w:hyperlink w:history="1" r:id="rIdcy3r8cdwr7jljiod5mhvo">
               <w:r>
                 <w:rPr>
                   <w:rFonts w:ascii="Arial" w:cs="Arial" w:eastAsia="Arial" w:hAnsi="Arial"/>
@@ -24578,7 +24614,7 @@
               <w:spacing w:after="10" w:before="0"/>
               <w:ind w:left="120"/>
             </w:pPr>
-            <w:hyperlink w:history="1" r:id="rIdmrg-ed0y7cwxkm6tjcrc5">
+            <w:hyperlink w:history="1" r:id="rIdg5evqeb6n6ocli0qrhbib">
               <w:r>
                 <w:rPr>
                   <w:rFonts w:ascii="Arial" w:cs="Arial" w:eastAsia="Arial" w:hAnsi="Arial"/>
@@ -24623,7 +24659,7 @@
             <w:pPr>
               <w:spacing w:after="20" w:before="0"/>
             </w:pPr>
-            <w:hyperlink w:history="1" r:id="rIdfmslsxaxuahl0rzzcv8x1">
+            <w:hyperlink w:history="1" r:id="rIdbreepjjk8t76nb3smo0x2">
               <w:r>
                 <w:rPr>
                   <w:rFonts w:ascii="Arial" w:cs="Arial" w:eastAsia="Arial" w:hAnsi="Arial"/>
@@ -24656,7 +24692,7 @@
               <w:spacing w:after="10" w:before="0"/>
               <w:ind w:left="120"/>
             </w:pPr>
-            <w:hyperlink w:history="1" r:id="rIdf2mwisbkputrpcyrtd7am">
+            <w:hyperlink w:history="1" r:id="rIdg-mfrremrbgptjny3yfny">
               <w:r>
                 <w:rPr>
                   <w:rFonts w:ascii="Arial" w:cs="Arial" w:eastAsia="Arial" w:hAnsi="Arial"/>
@@ -24851,7 +24887,7 @@
             <w:pPr>
               <w:spacing w:after="20" w:before="0"/>
             </w:pPr>
-            <w:hyperlink w:history="1" r:id="rId3cg3uypaabpzdmvauchuo">
+            <w:hyperlink w:history="1" r:id="rIdozv0bs1ufhsgv2quo0e8m">
               <w:r>
                 <w:rPr>
                   <w:rFonts w:ascii="Arial" w:cs="Arial" w:eastAsia="Arial" w:hAnsi="Arial"/>
@@ -24884,7 +24920,7 @@
               <w:spacing w:after="10" w:before="0"/>
               <w:ind w:left="120"/>
             </w:pPr>
-            <w:hyperlink w:history="1" r:id="rId0btkq3crpbidnz3rbalqp">
+            <w:hyperlink w:history="1" r:id="rIdpjahbr1_gitd9tsw_sbda">
               <w:r>
                 <w:rPr>
                   <w:rFonts w:ascii="Arial" w:cs="Arial" w:eastAsia="Arial" w:hAnsi="Arial"/>
@@ -24929,7 +24965,7 @@
             <w:pPr>
               <w:spacing w:after="20" w:before="0"/>
             </w:pPr>
-            <w:hyperlink w:history="1" r:id="rId4zse6czsau2nxjv6hzrf7">
+            <w:hyperlink w:history="1" r:id="rId3tukd-36vh7-fjmue7u3c">
               <w:r>
                 <w:rPr>
                   <w:rFonts w:ascii="Arial" w:cs="Arial" w:eastAsia="Arial" w:hAnsi="Arial"/>
@@ -24962,7 +24998,7 @@
               <w:spacing w:after="10" w:before="0"/>
               <w:ind w:left="120"/>
             </w:pPr>
-            <w:hyperlink w:history="1" r:id="rIdrtfmq-5doqkzy2zgxfjdi">
+            <w:hyperlink w:history="1" r:id="rIdco8sf6fruhy0xkzg8wgmy">
               <w:r>
                 <w:rPr>
                   <w:rFonts w:ascii="Arial" w:cs="Arial" w:eastAsia="Arial" w:hAnsi="Arial"/>
@@ -25157,7 +25193,7 @@
             <w:pPr>
               <w:spacing w:after="20" w:before="0"/>
             </w:pPr>
-            <w:hyperlink w:history="1" r:id="rIdrrpucq3bui3o6fuqlphpw">
+            <w:hyperlink w:history="1" r:id="rIdefb7ksi4auozur0oivmu_">
               <w:r>
                 <w:rPr>
                   <w:rFonts w:ascii="Arial" w:cs="Arial" w:eastAsia="Arial" w:hAnsi="Arial"/>
@@ -25190,7 +25226,7 @@
               <w:spacing w:after="10" w:before="0"/>
               <w:ind w:left="120"/>
             </w:pPr>
-            <w:hyperlink w:history="1" r:id="rId-wzgwukwhedxydcxulqde">
+            <w:hyperlink w:history="1" r:id="rIdps8fnvlk-rgaueza-tdxh">
               <w:r>
                 <w:rPr>
                   <w:rFonts w:ascii="Arial" w:cs="Arial" w:eastAsia="Arial" w:hAnsi="Arial"/>
@@ -25235,7 +25271,7 @@
             <w:pPr>
               <w:spacing w:after="20" w:before="0"/>
             </w:pPr>
-            <w:hyperlink w:history="1" r:id="rId8ahr0c68efcswzardm6ld">
+            <w:hyperlink w:history="1" r:id="rIdnn1u9t76qxwmynsshkekw">
               <w:r>
                 <w:rPr>
                   <w:rFonts w:ascii="Arial" w:cs="Arial" w:eastAsia="Arial" w:hAnsi="Arial"/>
@@ -25268,7 +25304,7 @@
               <w:spacing w:after="10" w:before="0"/>
               <w:ind w:left="120"/>
             </w:pPr>
-            <w:hyperlink w:history="1" r:id="rIdt2mex3kwixdstspvz60nw">
+            <w:hyperlink w:history="1" r:id="rIdlsigxl1j0ze74dftckis_">
               <w:r>
                 <w:rPr>
                   <w:rFonts w:ascii="Arial" w:cs="Arial" w:eastAsia="Arial" w:hAnsi="Arial"/>

--- a/data/outputs/v2/Biology/SS1.3_Cell_Biology/Biology_Cell_Biology_CBE_LessonSequence.docx
+++ b/data/outputs/v2/Biology/SS1.3_Cell_Biology/Biology_Cell_Biology_CBE_LessonSequence.docx
@@ -3265,7 +3265,7 @@
             <w:pPr>
               <w:spacing w:after="20" w:before="0"/>
             </w:pPr>
-            <w:hyperlink w:history="1" r:id="rIdsuplgf8zu1bszbbpyysav">
+            <w:hyperlink w:history="1" r:id="rIdl6xw_bkx0a_y5ifzvngk7">
               <w:r>
                 <w:rPr>
                   <w:rFonts w:ascii="Arial" w:cs="Arial" w:eastAsia="Arial" w:hAnsi="Arial"/>
@@ -3298,7 +3298,7 @@
               <w:spacing w:after="10" w:before="0"/>
               <w:ind w:left="120"/>
             </w:pPr>
-            <w:hyperlink w:history="1" r:id="rIdez-am08jpnrihwbwzysja">
+            <w:hyperlink w:history="1" r:id="rId725cfh_x60g3bu4o-ixql">
               <w:r>
                 <w:rPr>
                   <w:rFonts w:ascii="Arial" w:cs="Arial" w:eastAsia="Arial" w:hAnsi="Arial"/>
@@ -3343,7 +3343,7 @@
             <w:pPr>
               <w:spacing w:after="20" w:before="0"/>
             </w:pPr>
-            <w:hyperlink w:history="1" r:id="rId5wkvruw-cyfow-f7dambx">
+            <w:hyperlink w:history="1" r:id="rIdfcz1k5zhpjog3tqrzqwjy">
               <w:r>
                 <w:rPr>
                   <w:rFonts w:ascii="Arial" w:cs="Arial" w:eastAsia="Arial" w:hAnsi="Arial"/>
@@ -3376,7 +3376,7 @@
               <w:spacing w:after="10" w:before="0"/>
               <w:ind w:left="120"/>
             </w:pPr>
-            <w:hyperlink w:history="1" r:id="rIdcy0cgjsmsnggzouqxutfu">
+            <w:hyperlink w:history="1" r:id="rIdydmew4pkmne1vnpyanf5w">
               <w:r>
                 <w:rPr>
                   <w:rFonts w:ascii="Arial" w:cs="Arial" w:eastAsia="Arial" w:hAnsi="Arial"/>
@@ -3571,7 +3571,7 @@
             <w:pPr>
               <w:spacing w:after="20" w:before="0"/>
             </w:pPr>
-            <w:hyperlink w:history="1" r:id="rIdktlnh2wdlk9zp56zvue9c">
+            <w:hyperlink w:history="1" r:id="rIdjysluuiwakljwciu4u5g4">
               <w:r>
                 <w:rPr>
                   <w:rFonts w:ascii="Arial" w:cs="Arial" w:eastAsia="Arial" w:hAnsi="Arial"/>
@@ -3604,7 +3604,7 @@
               <w:spacing w:after="10" w:before="0"/>
               <w:ind w:left="120"/>
             </w:pPr>
-            <w:hyperlink w:history="1" r:id="rIdifxhclh8c4zbtnphgrpp1">
+            <w:hyperlink w:history="1" r:id="rIdfporp_8ypzmx9ovp1cxib">
               <w:r>
                 <w:rPr>
                   <w:rFonts w:ascii="Arial" w:cs="Arial" w:eastAsia="Arial" w:hAnsi="Arial"/>
@@ -3649,7 +3649,7 @@
             <w:pPr>
               <w:spacing w:after="20" w:before="0"/>
             </w:pPr>
-            <w:hyperlink w:history="1" r:id="rIdolrsjleu5vnebolpnqu-a">
+            <w:hyperlink w:history="1" r:id="rIduwgmxdyzdase2rhq89wuw">
               <w:r>
                 <w:rPr>
                   <w:rFonts w:ascii="Arial" w:cs="Arial" w:eastAsia="Arial" w:hAnsi="Arial"/>
@@ -3682,7 +3682,7 @@
               <w:spacing w:after="10" w:before="0"/>
               <w:ind w:left="120"/>
             </w:pPr>
-            <w:hyperlink w:history="1" r:id="rIdt6lus068ptivqscmlcjx-">
+            <w:hyperlink w:history="1" r:id="rIdazwxqt-sfn8e2sa_ml9iv">
               <w:r>
                 <w:rPr>
                   <w:rFonts w:ascii="Arial" w:cs="Arial" w:eastAsia="Arial" w:hAnsi="Arial"/>
@@ -3877,7 +3877,7 @@
             <w:pPr>
               <w:spacing w:after="20" w:before="0"/>
             </w:pPr>
-            <w:hyperlink w:history="1" r:id="rIdulxmareq_abo4ww5lwoer">
+            <w:hyperlink w:history="1" r:id="rIdsp8c_kxu9mmjff7uzwiy7">
               <w:r>
                 <w:rPr>
                   <w:rFonts w:ascii="Arial" w:cs="Arial" w:eastAsia="Arial" w:hAnsi="Arial"/>
@@ -3910,7 +3910,7 @@
               <w:spacing w:after="10" w:before="0"/>
               <w:ind w:left="120"/>
             </w:pPr>
-            <w:hyperlink w:history="1" r:id="rIdu278brgtm053ugfdmn5hy">
+            <w:hyperlink w:history="1" r:id="rIdmxqbygixo_qarbnioqhj7">
               <w:r>
                 <w:rPr>
                   <w:rFonts w:ascii="Arial" w:cs="Arial" w:eastAsia="Arial" w:hAnsi="Arial"/>
@@ -3955,7 +3955,7 @@
             <w:pPr>
               <w:spacing w:after="20" w:before="0"/>
             </w:pPr>
-            <w:hyperlink w:history="1" r:id="rId70zc7zuq3ej2ta0vzhsaj">
+            <w:hyperlink w:history="1" r:id="rIdkjkpklhdan4gcnpaobcbh">
               <w:r>
                 <w:rPr>
                   <w:rFonts w:ascii="Arial" w:cs="Arial" w:eastAsia="Arial" w:hAnsi="Arial"/>
@@ -3988,7 +3988,7 @@
               <w:spacing w:after="10" w:before="0"/>
               <w:ind w:left="120"/>
             </w:pPr>
-            <w:hyperlink w:history="1" r:id="rIdqv-cvqryk4qdkgbtawmct">
+            <w:hyperlink w:history="1" r:id="rIdyz9gdhq_ozt1h8oyyogfy">
               <w:r>
                 <w:rPr>
                   <w:rFonts w:ascii="Arial" w:cs="Arial" w:eastAsia="Arial" w:hAnsi="Arial"/>
@@ -4183,7 +4183,7 @@
             <w:pPr>
               <w:spacing w:after="20" w:before="0"/>
             </w:pPr>
-            <w:hyperlink w:history="1" r:id="rIdopr9tddwqctdo7snank4w">
+            <w:hyperlink w:history="1" r:id="rIduvgt8v5kgashhibexhzny">
               <w:r>
                 <w:rPr>
                   <w:rFonts w:ascii="Arial" w:cs="Arial" w:eastAsia="Arial" w:hAnsi="Arial"/>
@@ -4216,7 +4216,7 @@
               <w:spacing w:after="10" w:before="0"/>
               <w:ind w:left="120"/>
             </w:pPr>
-            <w:hyperlink w:history="1" r:id="rIdco30-ekc5r4egjz2gcn12">
+            <w:hyperlink w:history="1" r:id="rIdagdyvjzqlh10lijogrt_2">
               <w:r>
                 <w:rPr>
                   <w:rFonts w:ascii="Arial" w:cs="Arial" w:eastAsia="Arial" w:hAnsi="Arial"/>
@@ -4261,7 +4261,7 @@
             <w:pPr>
               <w:spacing w:after="20" w:before="0"/>
             </w:pPr>
-            <w:hyperlink w:history="1" r:id="rIdqxc7phs0bd0emrfb8oi2g">
+            <w:hyperlink w:history="1" r:id="rId0scih14aj6i3x8fgrxuny">
               <w:r>
                 <w:rPr>
                   <w:rFonts w:ascii="Arial" w:cs="Arial" w:eastAsia="Arial" w:hAnsi="Arial"/>
@@ -4294,7 +4294,7 @@
               <w:spacing w:after="10" w:before="0"/>
               <w:ind w:left="120"/>
             </w:pPr>
-            <w:hyperlink w:history="1" r:id="rId19vmsxkzolrpffvo9hstl">
+            <w:hyperlink w:history="1" r:id="rIdyn-tguambwoxqiwdeimyn">
               <w:r>
                 <w:rPr>
                   <w:rFonts w:ascii="Arial" w:cs="Arial" w:eastAsia="Arial" w:hAnsi="Arial"/>
@@ -4489,7 +4489,7 @@
             <w:pPr>
               <w:spacing w:after="20" w:before="0"/>
             </w:pPr>
-            <w:hyperlink w:history="1" r:id="rId8sst7illd503rvvdicaem">
+            <w:hyperlink w:history="1" r:id="rId1pcroxqnvog11vq0fo0cd">
               <w:r>
                 <w:rPr>
                   <w:rFonts w:ascii="Arial" w:cs="Arial" w:eastAsia="Arial" w:hAnsi="Arial"/>
@@ -4522,7 +4522,7 @@
               <w:spacing w:after="10" w:before="0"/>
               <w:ind w:left="120"/>
             </w:pPr>
-            <w:hyperlink w:history="1" r:id="rIdirp6eptoahuojgc0hxrur">
+            <w:hyperlink w:history="1" r:id="rIds6un0wwv2dgephxbihllr">
               <w:r>
                 <w:rPr>
                   <w:rFonts w:ascii="Arial" w:cs="Arial" w:eastAsia="Arial" w:hAnsi="Arial"/>
@@ -4567,7 +4567,7 @@
             <w:pPr>
               <w:spacing w:after="20" w:before="0"/>
             </w:pPr>
-            <w:hyperlink w:history="1" r:id="rIddxjo4ljbrf7utmhqcx-ol">
+            <w:hyperlink w:history="1" r:id="rIdebvmn_htbs0wwroatgxhe">
               <w:r>
                 <w:rPr>
                   <w:rFonts w:ascii="Arial" w:cs="Arial" w:eastAsia="Arial" w:hAnsi="Arial"/>
@@ -4600,7 +4600,7 @@
               <w:spacing w:after="10" w:before="0"/>
               <w:ind w:left="120"/>
             </w:pPr>
-            <w:hyperlink w:history="1" r:id="rIdxlqmkwuj380jqdg7wkkjh">
+            <w:hyperlink w:history="1" r:id="rId2nduhy4irz2j0-sxzraj6">
               <w:r>
                 <w:rPr>
                   <w:rFonts w:ascii="Arial" w:cs="Arial" w:eastAsia="Arial" w:hAnsi="Arial"/>
@@ -6201,7 +6201,7 @@
             <w:pPr>
               <w:spacing w:after="20" w:before="0"/>
             </w:pPr>
-            <w:hyperlink w:history="1" r:id="rIdpkjaaxj4vqwchvskazend">
+            <w:hyperlink w:history="1" r:id="rIdo8ctxgdw3qr-ftgmppe6b">
               <w:r>
                 <w:rPr>
                   <w:rFonts w:ascii="Arial" w:cs="Arial" w:eastAsia="Arial" w:hAnsi="Arial"/>
@@ -6234,7 +6234,7 @@
               <w:spacing w:after="10" w:before="0"/>
               <w:ind w:left="120"/>
             </w:pPr>
-            <w:hyperlink w:history="1" r:id="rId5jt2rd9tdrqxayu65yak5">
+            <w:hyperlink w:history="1" r:id="rIdtk82pvhdkpzwwwjgaekbg">
               <w:r>
                 <w:rPr>
                   <w:rFonts w:ascii="Arial" w:cs="Arial" w:eastAsia="Arial" w:hAnsi="Arial"/>
@@ -6279,7 +6279,7 @@
             <w:pPr>
               <w:spacing w:after="20" w:before="0"/>
             </w:pPr>
-            <w:hyperlink w:history="1" r:id="rId_av5mjyjrfruezdeiix-1">
+            <w:hyperlink w:history="1" r:id="rIdwltunhflwzmzsoneyj1fu">
               <w:r>
                 <w:rPr>
                   <w:rFonts w:ascii="Arial" w:cs="Arial" w:eastAsia="Arial" w:hAnsi="Arial"/>
@@ -6312,7 +6312,7 @@
               <w:spacing w:after="10" w:before="0"/>
               <w:ind w:left="120"/>
             </w:pPr>
-            <w:hyperlink w:history="1" r:id="rIddkjel5rzi-72akybmrpr0">
+            <w:hyperlink w:history="1" r:id="rIdu7a3_ejdyvzpzmx8oty_z">
               <w:r>
                 <w:rPr>
                   <w:rFonts w:ascii="Arial" w:cs="Arial" w:eastAsia="Arial" w:hAnsi="Arial"/>
@@ -6507,7 +6507,7 @@
             <w:pPr>
               <w:spacing w:after="20" w:before="0"/>
             </w:pPr>
-            <w:hyperlink w:history="1" r:id="rIdvkibdphaxuzfbxkmhb-es">
+            <w:hyperlink w:history="1" r:id="rIdq0tmzsuxtfv1ohs4id6gx">
               <w:r>
                 <w:rPr>
                   <w:rFonts w:ascii="Arial" w:cs="Arial" w:eastAsia="Arial" w:hAnsi="Arial"/>
@@ -6540,7 +6540,7 @@
               <w:spacing w:after="10" w:before="0"/>
               <w:ind w:left="120"/>
             </w:pPr>
-            <w:hyperlink w:history="1" r:id="rIdhusikhsfs3gnfu5zoekdi">
+            <w:hyperlink w:history="1" r:id="rIdko_w3zhjmvwpovwozdfq9">
               <w:r>
                 <w:rPr>
                   <w:rFonts w:ascii="Arial" w:cs="Arial" w:eastAsia="Arial" w:hAnsi="Arial"/>
@@ -6585,7 +6585,7 @@
             <w:pPr>
               <w:spacing w:after="20" w:before="0"/>
             </w:pPr>
-            <w:hyperlink w:history="1" r:id="rIdub48wftzcmoigfe_enfpb">
+            <w:hyperlink w:history="1" r:id="rId0u5mmid03q8tnbszpx9tb">
               <w:r>
                 <w:rPr>
                   <w:rFonts w:ascii="Arial" w:cs="Arial" w:eastAsia="Arial" w:hAnsi="Arial"/>
@@ -6618,7 +6618,7 @@
               <w:spacing w:after="10" w:before="0"/>
               <w:ind w:left="120"/>
             </w:pPr>
-            <w:hyperlink w:history="1" r:id="rId--6wam3kqryq_wemyrimb">
+            <w:hyperlink w:history="1" r:id="rIdsjr3kp0uwgwrkcrcvz4qi">
               <w:r>
                 <w:rPr>
                   <w:rFonts w:ascii="Arial" w:cs="Arial" w:eastAsia="Arial" w:hAnsi="Arial"/>
@@ -6813,7 +6813,7 @@
             <w:pPr>
               <w:spacing w:after="20" w:before="0"/>
             </w:pPr>
-            <w:hyperlink w:history="1" r:id="rIdrfd-mqghwuhnjfxiioqgl">
+            <w:hyperlink w:history="1" r:id="rIdmckia8wos9l1heqfgnkz2">
               <w:r>
                 <w:rPr>
                   <w:rFonts w:ascii="Arial" w:cs="Arial" w:eastAsia="Arial" w:hAnsi="Arial"/>
@@ -6846,7 +6846,7 @@
               <w:spacing w:after="10" w:before="0"/>
               <w:ind w:left="120"/>
             </w:pPr>
-            <w:hyperlink w:history="1" r:id="rId_1zd0p0eqgpxdiwhntysu">
+            <w:hyperlink w:history="1" r:id="rIdima3wye8ff20vydu8ovqo">
               <w:r>
                 <w:rPr>
                   <w:rFonts w:ascii="Arial" w:cs="Arial" w:eastAsia="Arial" w:hAnsi="Arial"/>
@@ -6891,7 +6891,7 @@
             <w:pPr>
               <w:spacing w:after="20" w:before="0"/>
             </w:pPr>
-            <w:hyperlink w:history="1" r:id="rId-pgxgsfiwfikwgsisfmaj">
+            <w:hyperlink w:history="1" r:id="rId5ozbbpbr2baeyc93us3ni">
               <w:r>
                 <w:rPr>
                   <w:rFonts w:ascii="Arial" w:cs="Arial" w:eastAsia="Arial" w:hAnsi="Arial"/>
@@ -6924,7 +6924,7 @@
               <w:spacing w:after="10" w:before="0"/>
               <w:ind w:left="120"/>
             </w:pPr>
-            <w:hyperlink w:history="1" r:id="rIduyi2wu2rb2w9v6dssxfg0">
+            <w:hyperlink w:history="1" r:id="rIdtbjpcu8hss23u2dld1fs9">
               <w:r>
                 <w:rPr>
                   <w:rFonts w:ascii="Arial" w:cs="Arial" w:eastAsia="Arial" w:hAnsi="Arial"/>
@@ -7119,7 +7119,7 @@
             <w:pPr>
               <w:spacing w:after="20" w:before="0"/>
             </w:pPr>
-            <w:hyperlink w:history="1" r:id="rIdiamff9di3xvsvvejof0n0">
+            <w:hyperlink w:history="1" r:id="rIdvnkbgem5vzpki7yy2sjnp">
               <w:r>
                 <w:rPr>
                   <w:rFonts w:ascii="Arial" w:cs="Arial" w:eastAsia="Arial" w:hAnsi="Arial"/>
@@ -7152,7 +7152,7 @@
               <w:spacing w:after="10" w:before="0"/>
               <w:ind w:left="120"/>
             </w:pPr>
-            <w:hyperlink w:history="1" r:id="rId3fwzagwzf45qbhs49bua9">
+            <w:hyperlink w:history="1" r:id="rId0mmgznnk_v2cketxoutke">
               <w:r>
                 <w:rPr>
                   <w:rFonts w:ascii="Arial" w:cs="Arial" w:eastAsia="Arial" w:hAnsi="Arial"/>
@@ -7197,7 +7197,7 @@
             <w:pPr>
               <w:spacing w:after="20" w:before="0"/>
             </w:pPr>
-            <w:hyperlink w:history="1" r:id="rId99wevxtyk9cxzwcx59vsw">
+            <w:hyperlink w:history="1" r:id="rIdgx10qqourgqrq6_f3dxyt">
               <w:r>
                 <w:rPr>
                   <w:rFonts w:ascii="Arial" w:cs="Arial" w:eastAsia="Arial" w:hAnsi="Arial"/>
@@ -7230,7 +7230,7 @@
               <w:spacing w:after="10" w:before="0"/>
               <w:ind w:left="120"/>
             </w:pPr>
-            <w:hyperlink w:history="1" r:id="rIdyiirzizwz64xrgxuhk3li">
+            <w:hyperlink w:history="1" r:id="rId9vnggl-xk6rmd-e3qfch0">
               <w:r>
                 <w:rPr>
                   <w:rFonts w:ascii="Arial" w:cs="Arial" w:eastAsia="Arial" w:hAnsi="Arial"/>
@@ -7425,7 +7425,7 @@
             <w:pPr>
               <w:spacing w:after="20" w:before="0"/>
             </w:pPr>
-            <w:hyperlink w:history="1" r:id="rIdjlnmgpy9ujopceetiya2a">
+            <w:hyperlink w:history="1" r:id="rIdjuvoqel5qkhr56moo_j1y">
               <w:r>
                 <w:rPr>
                   <w:rFonts w:ascii="Arial" w:cs="Arial" w:eastAsia="Arial" w:hAnsi="Arial"/>
@@ -7458,7 +7458,7 @@
               <w:spacing w:after="10" w:before="0"/>
               <w:ind w:left="120"/>
             </w:pPr>
-            <w:hyperlink w:history="1" r:id="rIdcmpohvms8nde_xqyhjhoc">
+            <w:hyperlink w:history="1" r:id="rIdfk_lopkvpf3p3kc0t8lei">
               <w:r>
                 <w:rPr>
                   <w:rFonts w:ascii="Arial" w:cs="Arial" w:eastAsia="Arial" w:hAnsi="Arial"/>
@@ -7503,7 +7503,7 @@
             <w:pPr>
               <w:spacing w:after="20" w:before="0"/>
             </w:pPr>
-            <w:hyperlink w:history="1" r:id="rIdviwbwczq03k-5ucj7ratu">
+            <w:hyperlink w:history="1" r:id="rId3jryw5nq8izzsiyoze0ml">
               <w:r>
                 <w:rPr>
                   <w:rFonts w:ascii="Arial" w:cs="Arial" w:eastAsia="Arial" w:hAnsi="Arial"/>
@@ -7536,7 +7536,7 @@
               <w:spacing w:after="10" w:before="0"/>
               <w:ind w:left="120"/>
             </w:pPr>
-            <w:hyperlink w:history="1" r:id="rIdhh0jvlj5k90ocy6fwtbyf">
+            <w:hyperlink w:history="1" r:id="rIda4ithocvi8tkdmjs_gbke">
               <w:r>
                 <w:rPr>
                   <w:rFonts w:ascii="Arial" w:cs="Arial" w:eastAsia="Arial" w:hAnsi="Arial"/>
@@ -9023,7 +9023,7 @@
             <w:pPr>
               <w:spacing w:after="20" w:before="0"/>
             </w:pPr>
-            <w:hyperlink w:history="1" r:id="rIdvdyywmd7_vjgdcoscdv1v">
+            <w:hyperlink w:history="1" r:id="rIdsq8_ozwvq7pstdgisqsut">
               <w:r>
                 <w:rPr>
                   <w:rFonts w:ascii="Arial" w:cs="Arial" w:eastAsia="Arial" w:hAnsi="Arial"/>
@@ -9056,7 +9056,7 @@
               <w:spacing w:after="10" w:before="0"/>
               <w:ind w:left="120"/>
             </w:pPr>
-            <w:hyperlink w:history="1" r:id="rId1p_eobtizjighravze5vm">
+            <w:hyperlink w:history="1" r:id="rId2-x4rwptcmsv-sj7vngst">
               <w:r>
                 <w:rPr>
                   <w:rFonts w:ascii="Arial" w:cs="Arial" w:eastAsia="Arial" w:hAnsi="Arial"/>
@@ -9101,7 +9101,7 @@
             <w:pPr>
               <w:spacing w:after="20" w:before="0"/>
             </w:pPr>
-            <w:hyperlink w:history="1" r:id="rIdhz01zck7prgqwtckcrutb">
+            <w:hyperlink w:history="1" r:id="rIdj7gk41vvdxbziubmpoc_v">
               <w:r>
                 <w:rPr>
                   <w:rFonts w:ascii="Arial" w:cs="Arial" w:eastAsia="Arial" w:hAnsi="Arial"/>
@@ -9134,7 +9134,7 @@
               <w:spacing w:after="10" w:before="0"/>
               <w:ind w:left="120"/>
             </w:pPr>
-            <w:hyperlink w:history="1" r:id="rIda_wknrfpw09wwul7lfnk6">
+            <w:hyperlink w:history="1" r:id="rIdof10q25btuymyeinc1hsh">
               <w:r>
                 <w:rPr>
                   <w:rFonts w:ascii="Arial" w:cs="Arial" w:eastAsia="Arial" w:hAnsi="Arial"/>
@@ -9405,7 +9405,7 @@
             <w:pPr>
               <w:spacing w:after="20" w:before="0"/>
             </w:pPr>
-            <w:hyperlink w:history="1" r:id="rIdnidtgfo1x_hixh30qdh91">
+            <w:hyperlink w:history="1" r:id="rIdfydooocsyufl3b4gsqncp">
               <w:r>
                 <w:rPr>
                   <w:rFonts w:ascii="Arial" w:cs="Arial" w:eastAsia="Arial" w:hAnsi="Arial"/>
@@ -9438,7 +9438,7 @@
               <w:spacing w:after="10" w:before="0"/>
               <w:ind w:left="120"/>
             </w:pPr>
-            <w:hyperlink w:history="1" r:id="rId9cu0towlmtazlbjdahds0">
+            <w:hyperlink w:history="1" r:id="rIdnmw3xjyqpufmcf5duwrno">
               <w:r>
                 <w:rPr>
                   <w:rFonts w:ascii="Arial" w:cs="Arial" w:eastAsia="Arial" w:hAnsi="Arial"/>
@@ -9483,7 +9483,7 @@
             <w:pPr>
               <w:spacing w:after="20" w:before="0"/>
             </w:pPr>
-            <w:hyperlink w:history="1" r:id="rIdoqmxylpjcfe-dhmwfxw-g">
+            <w:hyperlink w:history="1" r:id="rIdv8hrge1zr1bfdskruebk7">
               <w:r>
                 <w:rPr>
                   <w:rFonts w:ascii="Arial" w:cs="Arial" w:eastAsia="Arial" w:hAnsi="Arial"/>
@@ -9516,7 +9516,7 @@
               <w:spacing w:after="10" w:before="0"/>
               <w:ind w:left="120"/>
             </w:pPr>
-            <w:hyperlink w:history="1" r:id="rIdmzlt-81ozsex40uyy4w-x">
+            <w:hyperlink w:history="1" r:id="rIdtvftabrxndwil0twgqezg">
               <w:r>
                 <w:rPr>
                   <w:rFonts w:ascii="Arial" w:cs="Arial" w:eastAsia="Arial" w:hAnsi="Arial"/>
@@ -9787,7 +9787,7 @@
             <w:pPr>
               <w:spacing w:after="20" w:before="0"/>
             </w:pPr>
-            <w:hyperlink w:history="1" r:id="rId7scgbxfuwi6tq4x_hdmer">
+            <w:hyperlink w:history="1" r:id="rIdtv9hthtzm-bfk_npruqd_">
               <w:r>
                 <w:rPr>
                   <w:rFonts w:ascii="Arial" w:cs="Arial" w:eastAsia="Arial" w:hAnsi="Arial"/>
@@ -9820,7 +9820,7 @@
               <w:spacing w:after="10" w:before="0"/>
               <w:ind w:left="120"/>
             </w:pPr>
-            <w:hyperlink w:history="1" r:id="rIdbn95t1tz8g3wvmgvn-ylm">
+            <w:hyperlink w:history="1" r:id="rIdphbfd8-qgwav1ohkeiryh">
               <w:r>
                 <w:rPr>
                   <w:rFonts w:ascii="Arial" w:cs="Arial" w:eastAsia="Arial" w:hAnsi="Arial"/>
@@ -9865,7 +9865,7 @@
             <w:pPr>
               <w:spacing w:after="20" w:before="0"/>
             </w:pPr>
-            <w:hyperlink w:history="1" r:id="rIdyi__4wlvigyixwrvq8uv1">
+            <w:hyperlink w:history="1" r:id="rIdij4i24tinohixehx53x3i">
               <w:r>
                 <w:rPr>
                   <w:rFonts w:ascii="Arial" w:cs="Arial" w:eastAsia="Arial" w:hAnsi="Arial"/>
@@ -9898,7 +9898,7 @@
               <w:spacing w:after="10" w:before="0"/>
               <w:ind w:left="120"/>
             </w:pPr>
-            <w:hyperlink w:history="1" r:id="rIdsrqxu0ylodevon5r-1uer">
+            <w:hyperlink w:history="1" r:id="rIdg-ax9phddbgkg9qlsvly_">
               <w:r>
                 <w:rPr>
                   <w:rFonts w:ascii="Arial" w:cs="Arial" w:eastAsia="Arial" w:hAnsi="Arial"/>
@@ -10169,7 +10169,7 @@
             <w:pPr>
               <w:spacing w:after="20" w:before="0"/>
             </w:pPr>
-            <w:hyperlink w:history="1" r:id="rIdryjnweh_sa3pjuaugtajq">
+            <w:hyperlink w:history="1" r:id="rId6vjlsflmn0k3ffsfccr6j">
               <w:r>
                 <w:rPr>
                   <w:rFonts w:ascii="Arial" w:cs="Arial" w:eastAsia="Arial" w:hAnsi="Arial"/>
@@ -10202,7 +10202,7 @@
               <w:spacing w:after="10" w:before="0"/>
               <w:ind w:left="120"/>
             </w:pPr>
-            <w:hyperlink w:history="1" r:id="rIdopjdwjmadpttb7pixq3qn">
+            <w:hyperlink w:history="1" r:id="rIdyssmd_dbyd_khvxz9ztoq">
               <w:r>
                 <w:rPr>
                   <w:rFonts w:ascii="Arial" w:cs="Arial" w:eastAsia="Arial" w:hAnsi="Arial"/>
@@ -10247,7 +10247,7 @@
             <w:pPr>
               <w:spacing w:after="20" w:before="0"/>
             </w:pPr>
-            <w:hyperlink w:history="1" r:id="rIdbpwv2b3vyelbw0pwtb0gi">
+            <w:hyperlink w:history="1" r:id="rIdi4rtdigyvvca81z-m85uj">
               <w:r>
                 <w:rPr>
                   <w:rFonts w:ascii="Arial" w:cs="Arial" w:eastAsia="Arial" w:hAnsi="Arial"/>
@@ -10280,7 +10280,7 @@
               <w:spacing w:after="10" w:before="0"/>
               <w:ind w:left="120"/>
             </w:pPr>
-            <w:hyperlink w:history="1" r:id="rIdphcptmauhttutxqbas6os">
+            <w:hyperlink w:history="1" r:id="rId_xgngog0m8qiviyeihrew">
               <w:r>
                 <w:rPr>
                   <w:rFonts w:ascii="Arial" w:cs="Arial" w:eastAsia="Arial" w:hAnsi="Arial"/>
@@ -10551,7 +10551,7 @@
             <w:pPr>
               <w:spacing w:after="20" w:before="0"/>
             </w:pPr>
-            <w:hyperlink w:history="1" r:id="rIdqsqyeaklyhcgcjhlcknwx">
+            <w:hyperlink w:history="1" r:id="rIdojwv-urvd7jke0wc-i2px">
               <w:r>
                 <w:rPr>
                   <w:rFonts w:ascii="Arial" w:cs="Arial" w:eastAsia="Arial" w:hAnsi="Arial"/>
@@ -10584,7 +10584,7 @@
               <w:spacing w:after="10" w:before="0"/>
               <w:ind w:left="120"/>
             </w:pPr>
-            <w:hyperlink w:history="1" r:id="rIdjthn_ii1tjsb8ogeb2aad">
+            <w:hyperlink w:history="1" r:id="rIdifiil2iqj6vlvd11wh9vf">
               <w:r>
                 <w:rPr>
                   <w:rFonts w:ascii="Arial" w:cs="Arial" w:eastAsia="Arial" w:hAnsi="Arial"/>
@@ -10629,7 +10629,7 @@
             <w:pPr>
               <w:spacing w:after="20" w:before="0"/>
             </w:pPr>
-            <w:hyperlink w:history="1" r:id="rId_eansmtm9ywmbmc3zlr-c">
+            <w:hyperlink w:history="1" r:id="rIdnxwiar4z_mjhuflc6bamp">
               <w:r>
                 <w:rPr>
                   <w:rFonts w:ascii="Arial" w:cs="Arial" w:eastAsia="Arial" w:hAnsi="Arial"/>
@@ -10662,7 +10662,7 @@
               <w:spacing w:after="10" w:before="0"/>
               <w:ind w:left="120"/>
             </w:pPr>
-            <w:hyperlink w:history="1" r:id="rId8rzkmzqhgutj9tripifvo">
+            <w:hyperlink w:history="1" r:id="rIdh_dla0c9ylg9qhhuhveq4">
               <w:r>
                 <w:rPr>
                   <w:rFonts w:ascii="Arial" w:cs="Arial" w:eastAsia="Arial" w:hAnsi="Arial"/>
@@ -12225,7 +12225,7 @@
             <w:pPr>
               <w:spacing w:after="20" w:before="0"/>
             </w:pPr>
-            <w:hyperlink w:history="1" r:id="rIdbf8_vvyrqly23rce3kiub">
+            <w:hyperlink w:history="1" r:id="rIdqshz7tqnh1kvk5qkedfmy">
               <w:r>
                 <w:rPr>
                   <w:rFonts w:ascii="Arial" w:cs="Arial" w:eastAsia="Arial" w:hAnsi="Arial"/>
@@ -12258,7 +12258,7 @@
               <w:spacing w:after="10" w:before="0"/>
               <w:ind w:left="120"/>
             </w:pPr>
-            <w:hyperlink w:history="1" r:id="rIdeuzqqyoulb-vflocj2v8y">
+            <w:hyperlink w:history="1" r:id="rIdvwre8ouvrqxtmnnh1dsku">
               <w:r>
                 <w:rPr>
                   <w:rFonts w:ascii="Arial" w:cs="Arial" w:eastAsia="Arial" w:hAnsi="Arial"/>
@@ -12303,7 +12303,7 @@
             <w:pPr>
               <w:spacing w:after="20" w:before="0"/>
             </w:pPr>
-            <w:hyperlink w:history="1" r:id="rId4b9c3l6ile3f_nbzdk7cj">
+            <w:hyperlink w:history="1" r:id="rIdzdh4xqv_ka-4jdfxy3xip">
               <w:r>
                 <w:rPr>
                   <w:rFonts w:ascii="Arial" w:cs="Arial" w:eastAsia="Arial" w:hAnsi="Arial"/>
@@ -12336,7 +12336,7 @@
               <w:spacing w:after="10" w:before="0"/>
               <w:ind w:left="120"/>
             </w:pPr>
-            <w:hyperlink w:history="1" r:id="rIdsjpj7nb9wkp14yumerpcf">
+            <w:hyperlink w:history="1" r:id="rIdu24f5ohkomp-w3-ruwmub">
               <w:r>
                 <w:rPr>
                   <w:rFonts w:ascii="Arial" w:cs="Arial" w:eastAsia="Arial" w:hAnsi="Arial"/>
@@ -12531,7 +12531,7 @@
             <w:pPr>
               <w:spacing w:after="20" w:before="0"/>
             </w:pPr>
-            <w:hyperlink w:history="1" r:id="rIdzhewwhdfdrzj8mmnfdwp9">
+            <w:hyperlink w:history="1" r:id="rIdn6-aaam8qjzykdnxg50qu">
               <w:r>
                 <w:rPr>
                   <w:rFonts w:ascii="Arial" w:cs="Arial" w:eastAsia="Arial" w:hAnsi="Arial"/>
@@ -12564,7 +12564,7 @@
               <w:spacing w:after="10" w:before="0"/>
               <w:ind w:left="120"/>
             </w:pPr>
-            <w:hyperlink w:history="1" r:id="rIdfiddwhhoux1v0mcmo8mjt">
+            <w:hyperlink w:history="1" r:id="rId2l7rgebt44w-drz_4wshp">
               <w:r>
                 <w:rPr>
                   <w:rFonts w:ascii="Arial" w:cs="Arial" w:eastAsia="Arial" w:hAnsi="Arial"/>
@@ -12609,7 +12609,7 @@
             <w:pPr>
               <w:spacing w:after="20" w:before="0"/>
             </w:pPr>
-            <w:hyperlink w:history="1" r:id="rId39u34hnfktpxhtzmrph7q">
+            <w:hyperlink w:history="1" r:id="rIdlssyt758wi0lla3smaktv">
               <w:r>
                 <w:rPr>
                   <w:rFonts w:ascii="Arial" w:cs="Arial" w:eastAsia="Arial" w:hAnsi="Arial"/>
@@ -12642,7 +12642,7 @@
               <w:spacing w:after="10" w:before="0"/>
               <w:ind w:left="120"/>
             </w:pPr>
-            <w:hyperlink w:history="1" r:id="rIdxcekdkqh25q13ou8g9pgh">
+            <w:hyperlink w:history="1" r:id="rIdkooavcyrotdu-9waavlrz">
               <w:r>
                 <w:rPr>
                   <w:rFonts w:ascii="Arial" w:cs="Arial" w:eastAsia="Arial" w:hAnsi="Arial"/>
@@ -12837,7 +12837,7 @@
             <w:pPr>
               <w:spacing w:after="20" w:before="0"/>
             </w:pPr>
-            <w:hyperlink w:history="1" r:id="rIdbkdbkewsxgqm8iiwylue3">
+            <w:hyperlink w:history="1" r:id="rIdgzfyoxqs8mk1waamxphew">
               <w:r>
                 <w:rPr>
                   <w:rFonts w:ascii="Arial" w:cs="Arial" w:eastAsia="Arial" w:hAnsi="Arial"/>
@@ -12870,7 +12870,7 @@
               <w:spacing w:after="10" w:before="0"/>
               <w:ind w:left="120"/>
             </w:pPr>
-            <w:hyperlink w:history="1" r:id="rIdk9031jy1eskzmh_mzch0e">
+            <w:hyperlink w:history="1" r:id="rId4fl4w8vts_p2srneqwllw">
               <w:r>
                 <w:rPr>
                   <w:rFonts w:ascii="Arial" w:cs="Arial" w:eastAsia="Arial" w:hAnsi="Arial"/>
@@ -12915,7 +12915,7 @@
             <w:pPr>
               <w:spacing w:after="20" w:before="0"/>
             </w:pPr>
-            <w:hyperlink w:history="1" r:id="rIdtptl41pox05sprtzr-cfr">
+            <w:hyperlink w:history="1" r:id="rIdpm9xwpiox9jaifpphgcfr">
               <w:r>
                 <w:rPr>
                   <w:rFonts w:ascii="Arial" w:cs="Arial" w:eastAsia="Arial" w:hAnsi="Arial"/>
@@ -12948,7 +12948,7 @@
               <w:spacing w:after="10" w:before="0"/>
               <w:ind w:left="120"/>
             </w:pPr>
-            <w:hyperlink w:history="1" r:id="rId02hzzn3feo4dcmvecqwte">
+            <w:hyperlink w:history="1" r:id="rIdpnw2skytsyffur4mod1xi">
               <w:r>
                 <w:rPr>
                   <w:rFonts w:ascii="Arial" w:cs="Arial" w:eastAsia="Arial" w:hAnsi="Arial"/>
@@ -13143,7 +13143,7 @@
             <w:pPr>
               <w:spacing w:after="20" w:before="0"/>
             </w:pPr>
-            <w:hyperlink w:history="1" r:id="rId8szqip6onzaf4__zqjwvi">
+            <w:hyperlink w:history="1" r:id="rIds9fq4f8rgld-x83lv8l9f">
               <w:r>
                 <w:rPr>
                   <w:rFonts w:ascii="Arial" w:cs="Arial" w:eastAsia="Arial" w:hAnsi="Arial"/>
@@ -13176,7 +13176,7 @@
               <w:spacing w:after="10" w:before="0"/>
               <w:ind w:left="120"/>
             </w:pPr>
-            <w:hyperlink w:history="1" r:id="rId9sumr6r3xs2a_jg-ctixk">
+            <w:hyperlink w:history="1" r:id="rIdvjgqqeymyin_301wmxnxu">
               <w:r>
                 <w:rPr>
                   <w:rFonts w:ascii="Arial" w:cs="Arial" w:eastAsia="Arial" w:hAnsi="Arial"/>
@@ -13221,7 +13221,7 @@
             <w:pPr>
               <w:spacing w:after="20" w:before="0"/>
             </w:pPr>
-            <w:hyperlink w:history="1" r:id="rIdisleb8dx_xjqqptc2cb6a">
+            <w:hyperlink w:history="1" r:id="rIdctxtht0ywduahtuwldwlv">
               <w:r>
                 <w:rPr>
                   <w:rFonts w:ascii="Arial" w:cs="Arial" w:eastAsia="Arial" w:hAnsi="Arial"/>
@@ -13254,7 +13254,7 @@
               <w:spacing w:after="10" w:before="0"/>
               <w:ind w:left="120"/>
             </w:pPr>
-            <w:hyperlink w:history="1" r:id="rId_yaptx8qdszf3rzghquw7">
+            <w:hyperlink w:history="1" r:id="rIdyrlkfnn233evjow9aq9yz">
               <w:r>
                 <w:rPr>
                   <w:rFonts w:ascii="Arial" w:cs="Arial" w:eastAsia="Arial" w:hAnsi="Arial"/>
@@ -13449,7 +13449,7 @@
             <w:pPr>
               <w:spacing w:after="20" w:before="0"/>
             </w:pPr>
-            <w:hyperlink w:history="1" r:id="rIdtemisofjupyfrfoiwxuos">
+            <w:hyperlink w:history="1" r:id="rId4m9idibbfsoevweo92ls6">
               <w:r>
                 <w:rPr>
                   <w:rFonts w:ascii="Arial" w:cs="Arial" w:eastAsia="Arial" w:hAnsi="Arial"/>
@@ -13482,7 +13482,7 @@
               <w:spacing w:after="10" w:before="0"/>
               <w:ind w:left="120"/>
             </w:pPr>
-            <w:hyperlink w:history="1" r:id="rIde28vvezghj4_mzpckbf74">
+            <w:hyperlink w:history="1" r:id="rIdrzhcgrk6clnss776jldoq">
               <w:r>
                 <w:rPr>
                   <w:rFonts w:ascii="Arial" w:cs="Arial" w:eastAsia="Arial" w:hAnsi="Arial"/>
@@ -13527,7 +13527,7 @@
             <w:pPr>
               <w:spacing w:after="20" w:before="0"/>
             </w:pPr>
-            <w:hyperlink w:history="1" r:id="rIdw2utqejjpocur2ur2fsba">
+            <w:hyperlink w:history="1" r:id="rIdzllqx0zepo252vjy5v0qh">
               <w:r>
                 <w:rPr>
                   <w:rFonts w:ascii="Arial" w:cs="Arial" w:eastAsia="Arial" w:hAnsi="Arial"/>
@@ -13560,7 +13560,7 @@
               <w:spacing w:after="10" w:before="0"/>
               <w:ind w:left="120"/>
             </w:pPr>
-            <w:hyperlink w:history="1" r:id="rIdpl88sbs8a5v2lp8p_dgcy">
+            <w:hyperlink w:history="1" r:id="rId9hkgv2-0kkx6mz4_oxumh">
               <w:r>
                 <w:rPr>
                   <w:rFonts w:ascii="Arial" w:cs="Arial" w:eastAsia="Arial" w:hAnsi="Arial"/>
@@ -15047,7 +15047,7 @@
             <w:pPr>
               <w:spacing w:after="20" w:before="0"/>
             </w:pPr>
-            <w:hyperlink w:history="1" r:id="rIdc8tlenx3egmspp_yy-m6p">
+            <w:hyperlink w:history="1" r:id="rId9zrubrofgr9qhkcalzlpz">
               <w:r>
                 <w:rPr>
                   <w:rFonts w:ascii="Arial" w:cs="Arial" w:eastAsia="Arial" w:hAnsi="Arial"/>
@@ -15080,7 +15080,7 @@
               <w:spacing w:after="10" w:before="0"/>
               <w:ind w:left="120"/>
             </w:pPr>
-            <w:hyperlink w:history="1" r:id="rId1schdue37dkxdsu8u6aq7">
+            <w:hyperlink w:history="1" r:id="rIdyxqevxnav30gwomo_lx7e">
               <w:r>
                 <w:rPr>
                   <w:rFonts w:ascii="Arial" w:cs="Arial" w:eastAsia="Arial" w:hAnsi="Arial"/>
@@ -15125,7 +15125,7 @@
             <w:pPr>
               <w:spacing w:after="20" w:before="0"/>
             </w:pPr>
-            <w:hyperlink w:history="1" r:id="rIdql6z9lje39bnneuarzjva">
+            <w:hyperlink w:history="1" r:id="rIdaigmjkmxmdh-ldjsokrpy">
               <w:r>
                 <w:rPr>
                   <w:rFonts w:ascii="Arial" w:cs="Arial" w:eastAsia="Arial" w:hAnsi="Arial"/>
@@ -15158,7 +15158,7 @@
               <w:spacing w:after="10" w:before="0"/>
               <w:ind w:left="120"/>
             </w:pPr>
-            <w:hyperlink w:history="1" r:id="rIdedgpk-3v3fgnddeimxplw">
+            <w:hyperlink w:history="1" r:id="rIdin9pbdnrgf-ve29bqr8rd">
               <w:r>
                 <w:rPr>
                   <w:rFonts w:ascii="Arial" w:cs="Arial" w:eastAsia="Arial" w:hAnsi="Arial"/>
@@ -15353,7 +15353,7 @@
             <w:pPr>
               <w:spacing w:after="20" w:before="0"/>
             </w:pPr>
-            <w:hyperlink w:history="1" r:id="rIdg-bslpt1z-usb39yjffw2">
+            <w:hyperlink w:history="1" r:id="rId0dojlirvesxyxaqlxcege">
               <w:r>
                 <w:rPr>
                   <w:rFonts w:ascii="Arial" w:cs="Arial" w:eastAsia="Arial" w:hAnsi="Arial"/>
@@ -15386,7 +15386,7 @@
               <w:spacing w:after="10" w:before="0"/>
               <w:ind w:left="120"/>
             </w:pPr>
-            <w:hyperlink w:history="1" r:id="rIdknk0ddvo6zsgrbhjqngng">
+            <w:hyperlink w:history="1" r:id="rIdka878gbuhmhg08tbc9t80">
               <w:r>
                 <w:rPr>
                   <w:rFonts w:ascii="Arial" w:cs="Arial" w:eastAsia="Arial" w:hAnsi="Arial"/>
@@ -15431,7 +15431,7 @@
             <w:pPr>
               <w:spacing w:after="20" w:before="0"/>
             </w:pPr>
-            <w:hyperlink w:history="1" r:id="rIdprzvu2jixk2qdgtjibarh">
+            <w:hyperlink w:history="1" r:id="rIdgiv_e_vi1y5qfkmsihzhr">
               <w:r>
                 <w:rPr>
                   <w:rFonts w:ascii="Arial" w:cs="Arial" w:eastAsia="Arial" w:hAnsi="Arial"/>
@@ -15464,7 +15464,7 @@
               <w:spacing w:after="10" w:before="0"/>
               <w:ind w:left="120"/>
             </w:pPr>
-            <w:hyperlink w:history="1" r:id="rId6rolzrwpl0h6ddwla79xt">
+            <w:hyperlink w:history="1" r:id="rIdeeqj_kvgrnauuxhj8o0tr">
               <w:r>
                 <w:rPr>
                   <w:rFonts w:ascii="Arial" w:cs="Arial" w:eastAsia="Arial" w:hAnsi="Arial"/>
@@ -15659,7 +15659,7 @@
             <w:pPr>
               <w:spacing w:after="20" w:before="0"/>
             </w:pPr>
-            <w:hyperlink w:history="1" r:id="rIdbgw8y1fs5jnupqegeay88">
+            <w:hyperlink w:history="1" r:id="rIdcdpskck1cpdrltplgkeig">
               <w:r>
                 <w:rPr>
                   <w:rFonts w:ascii="Arial" w:cs="Arial" w:eastAsia="Arial" w:hAnsi="Arial"/>
@@ -15692,7 +15692,7 @@
               <w:spacing w:after="10" w:before="0"/>
               <w:ind w:left="120"/>
             </w:pPr>
-            <w:hyperlink w:history="1" r:id="rIds9ipq9opntnecb25hvzmm">
+            <w:hyperlink w:history="1" r:id="rIdbkf0w3h20kt0yhdbt_u0d">
               <w:r>
                 <w:rPr>
                   <w:rFonts w:ascii="Arial" w:cs="Arial" w:eastAsia="Arial" w:hAnsi="Arial"/>
@@ -15737,7 +15737,7 @@
             <w:pPr>
               <w:spacing w:after="20" w:before="0"/>
             </w:pPr>
-            <w:hyperlink w:history="1" r:id="rIdu7rtd11u6dhnber2xrfho">
+            <w:hyperlink w:history="1" r:id="rIdsbovbcgpdl0viv3ypwbnd">
               <w:r>
                 <w:rPr>
                   <w:rFonts w:ascii="Arial" w:cs="Arial" w:eastAsia="Arial" w:hAnsi="Arial"/>
@@ -15770,7 +15770,7 @@
               <w:spacing w:after="10" w:before="0"/>
               <w:ind w:left="120"/>
             </w:pPr>
-            <w:hyperlink w:history="1" r:id="rIdaan6nq0ts2_hrn4r9biy7">
+            <w:hyperlink w:history="1" r:id="rIdxi0j02-bsyzxwasuvgviu">
               <w:r>
                 <w:rPr>
                   <w:rFonts w:ascii="Arial" w:cs="Arial" w:eastAsia="Arial" w:hAnsi="Arial"/>
@@ -15965,7 +15965,7 @@
             <w:pPr>
               <w:spacing w:after="20" w:before="0"/>
             </w:pPr>
-            <w:hyperlink w:history="1" r:id="rIdn44-bh3jusyicivjcsokr">
+            <w:hyperlink w:history="1" r:id="rIdgoo3jjhziywpr-mhh2dwy">
               <w:r>
                 <w:rPr>
                   <w:rFonts w:ascii="Arial" w:cs="Arial" w:eastAsia="Arial" w:hAnsi="Arial"/>
@@ -15998,7 +15998,7 @@
               <w:spacing w:after="10" w:before="0"/>
               <w:ind w:left="120"/>
             </w:pPr>
-            <w:hyperlink w:history="1" r:id="rIdmkqkw0mli4rbf9gwb4kwh">
+            <w:hyperlink w:history="1" r:id="rIdscbatxjhjnolvpu49v7kw">
               <w:r>
                 <w:rPr>
                   <w:rFonts w:ascii="Arial" w:cs="Arial" w:eastAsia="Arial" w:hAnsi="Arial"/>
@@ -16043,7 +16043,7 @@
             <w:pPr>
               <w:spacing w:after="20" w:before="0"/>
             </w:pPr>
-            <w:hyperlink w:history="1" r:id="rIdis_v0dj_06eftc809j-ez">
+            <w:hyperlink w:history="1" r:id="rIdopedfck6pm8dpnvxnmdun">
               <w:r>
                 <w:rPr>
                   <w:rFonts w:ascii="Arial" w:cs="Arial" w:eastAsia="Arial" w:hAnsi="Arial"/>
@@ -16076,7 +16076,7 @@
               <w:spacing w:after="10" w:before="0"/>
               <w:ind w:left="120"/>
             </w:pPr>
-            <w:hyperlink w:history="1" r:id="rIdfvhbaolb-zaznmq5knylx">
+            <w:hyperlink w:history="1" r:id="rIdm9avq-m4likspoiprn5mr">
               <w:r>
                 <w:rPr>
                   <w:rFonts w:ascii="Arial" w:cs="Arial" w:eastAsia="Arial" w:hAnsi="Arial"/>
@@ -16271,7 +16271,7 @@
             <w:pPr>
               <w:spacing w:after="20" w:before="0"/>
             </w:pPr>
-            <w:hyperlink w:history="1" r:id="rIdlpvfteawezeuowwvotwrc">
+            <w:hyperlink w:history="1" r:id="rId4pp8qsb-c-_gpalyk5gv_">
               <w:r>
                 <w:rPr>
                   <w:rFonts w:ascii="Arial" w:cs="Arial" w:eastAsia="Arial" w:hAnsi="Arial"/>
@@ -16304,7 +16304,7 @@
               <w:spacing w:after="10" w:before="0"/>
               <w:ind w:left="120"/>
             </w:pPr>
-            <w:hyperlink w:history="1" r:id="rIdfpfd3nnm9z8kcqcj1bnkw">
+            <w:hyperlink w:history="1" r:id="rIddqcjlagtnghxtcyi472gw">
               <w:r>
                 <w:rPr>
                   <w:rFonts w:ascii="Arial" w:cs="Arial" w:eastAsia="Arial" w:hAnsi="Arial"/>
@@ -16349,7 +16349,7 @@
             <w:pPr>
               <w:spacing w:after="20" w:before="0"/>
             </w:pPr>
-            <w:hyperlink w:history="1" r:id="rIdcvq1docybcrjgafph5hga">
+            <w:hyperlink w:history="1" r:id="rIdayet6g6zvxhtqynfg6wu7">
               <w:r>
                 <w:rPr>
                   <w:rFonts w:ascii="Arial" w:cs="Arial" w:eastAsia="Arial" w:hAnsi="Arial"/>
@@ -16382,7 +16382,7 @@
               <w:spacing w:after="10" w:before="0"/>
               <w:ind w:left="120"/>
             </w:pPr>
-            <w:hyperlink w:history="1" r:id="rIdq4otw4st0rmbskywwvosg">
+            <w:hyperlink w:history="1" r:id="rIdoyivzwzxwehvjwptum-zw">
               <w:r>
                 <w:rPr>
                   <w:rFonts w:ascii="Arial" w:cs="Arial" w:eastAsia="Arial" w:hAnsi="Arial"/>
@@ -17869,7 +17869,7 @@
             <w:pPr>
               <w:spacing w:after="20" w:before="0"/>
             </w:pPr>
-            <w:hyperlink w:history="1" r:id="rIdneahngatvehzdnmnglubt">
+            <w:hyperlink w:history="1" r:id="rIdvvecx-oq8zzmcjarwdlxs">
               <w:r>
                 <w:rPr>
                   <w:rFonts w:ascii="Arial" w:cs="Arial" w:eastAsia="Arial" w:hAnsi="Arial"/>
@@ -17902,7 +17902,7 @@
               <w:spacing w:after="10" w:before="0"/>
               <w:ind w:left="120"/>
             </w:pPr>
-            <w:hyperlink w:history="1" r:id="rIdxwj2awvy1-o18uoju_vei">
+            <w:hyperlink w:history="1" r:id="rIdqt5dslxomqvxvwk1gbbl3">
               <w:r>
                 <w:rPr>
                   <w:rFonts w:ascii="Arial" w:cs="Arial" w:eastAsia="Arial" w:hAnsi="Arial"/>
@@ -17947,7 +17947,7 @@
             <w:pPr>
               <w:spacing w:after="20" w:before="0"/>
             </w:pPr>
-            <w:hyperlink w:history="1" r:id="rIdrsksr0vdw03lwx7lufzda">
+            <w:hyperlink w:history="1" r:id="rIdan1pjl51vobk7dzc5oy3b">
               <w:r>
                 <w:rPr>
                   <w:rFonts w:ascii="Arial" w:cs="Arial" w:eastAsia="Arial" w:hAnsi="Arial"/>
@@ -17980,7 +17980,7 @@
               <w:spacing w:after="10" w:before="0"/>
               <w:ind w:left="120"/>
             </w:pPr>
-            <w:hyperlink w:history="1" r:id="rIdqgmbj3df7a-qs5o_igcig">
+            <w:hyperlink w:history="1" r:id="rId5y-dutn67ftr6vwwijwbs">
               <w:r>
                 <w:rPr>
                   <w:rFonts w:ascii="Arial" w:cs="Arial" w:eastAsia="Arial" w:hAnsi="Arial"/>
@@ -18175,7 +18175,7 @@
             <w:pPr>
               <w:spacing w:after="20" w:before="0"/>
             </w:pPr>
-            <w:hyperlink w:history="1" r:id="rIdxgohuhjkddx4h0dpoqeva">
+            <w:hyperlink w:history="1" r:id="rIddj2maovscsnwtbppawdwn">
               <w:r>
                 <w:rPr>
                   <w:rFonts w:ascii="Arial" w:cs="Arial" w:eastAsia="Arial" w:hAnsi="Arial"/>
@@ -18208,7 +18208,7 @@
               <w:spacing w:after="10" w:before="0"/>
               <w:ind w:left="120"/>
             </w:pPr>
-            <w:hyperlink w:history="1" r:id="rId_zpqwc2ywyuh9t0gjmerz">
+            <w:hyperlink w:history="1" r:id="rIdqizxvaxpfwjwzjwz6m8zx">
               <w:r>
                 <w:rPr>
                   <w:rFonts w:ascii="Arial" w:cs="Arial" w:eastAsia="Arial" w:hAnsi="Arial"/>
@@ -18253,7 +18253,7 @@
             <w:pPr>
               <w:spacing w:after="20" w:before="0"/>
             </w:pPr>
-            <w:hyperlink w:history="1" r:id="rIddvea74qkx7yqhirfgj9lo">
+            <w:hyperlink w:history="1" r:id="rIdqqx61jnb0bc59-lbm6dln">
               <w:r>
                 <w:rPr>
                   <w:rFonts w:ascii="Arial" w:cs="Arial" w:eastAsia="Arial" w:hAnsi="Arial"/>
@@ -18286,7 +18286,7 @@
               <w:spacing w:after="10" w:before="0"/>
               <w:ind w:left="120"/>
             </w:pPr>
-            <w:hyperlink w:history="1" r:id="rId7q8bqq27e7x3ltcgnfhmo">
+            <w:hyperlink w:history="1" r:id="rIdhd_mohfd64vpgk32naon5">
               <w:r>
                 <w:rPr>
                   <w:rFonts w:ascii="Arial" w:cs="Arial" w:eastAsia="Arial" w:hAnsi="Arial"/>
@@ -18481,7 +18481,7 @@
             <w:pPr>
               <w:spacing w:after="20" w:before="0"/>
             </w:pPr>
-            <w:hyperlink w:history="1" r:id="rIdbz4gtglgdqiny9_uwihps">
+            <w:hyperlink w:history="1" r:id="rIdecuw_8yklcx52pkw_ebfa">
               <w:r>
                 <w:rPr>
                   <w:rFonts w:ascii="Arial" w:cs="Arial" w:eastAsia="Arial" w:hAnsi="Arial"/>
@@ -18514,7 +18514,7 @@
               <w:spacing w:after="10" w:before="0"/>
               <w:ind w:left="120"/>
             </w:pPr>
-            <w:hyperlink w:history="1" r:id="rIdauvsawsho61mlymhaincm">
+            <w:hyperlink w:history="1" r:id="rIdktbqxngrsj7zhh1hw6ufv">
               <w:r>
                 <w:rPr>
                   <w:rFonts w:ascii="Arial" w:cs="Arial" w:eastAsia="Arial" w:hAnsi="Arial"/>
@@ -18559,7 +18559,7 @@
             <w:pPr>
               <w:spacing w:after="20" w:before="0"/>
             </w:pPr>
-            <w:hyperlink w:history="1" r:id="rIdwt2j8flxdjs-ufz8esmeh">
+            <w:hyperlink w:history="1" r:id="rIdlajgytqac9qtbg033psma">
               <w:r>
                 <w:rPr>
                   <w:rFonts w:ascii="Arial" w:cs="Arial" w:eastAsia="Arial" w:hAnsi="Arial"/>
@@ -18592,7 +18592,7 @@
               <w:spacing w:after="10" w:before="0"/>
               <w:ind w:left="120"/>
             </w:pPr>
-            <w:hyperlink w:history="1" r:id="rIdbwt7kgf-br5kjcuv3zyjq">
+            <w:hyperlink w:history="1" r:id="rIdazz6f0gcln5jvcolgr0r6">
               <w:r>
                 <w:rPr>
                   <w:rFonts w:ascii="Arial" w:cs="Arial" w:eastAsia="Arial" w:hAnsi="Arial"/>
@@ -18787,7 +18787,7 @@
             <w:pPr>
               <w:spacing w:after="20" w:before="0"/>
             </w:pPr>
-            <w:hyperlink w:history="1" r:id="rIdqj6vxii2_0zjt2eaq9s1o">
+            <w:hyperlink w:history="1" r:id="rIdhe8bgplou1swv-zjopp-j">
               <w:r>
                 <w:rPr>
                   <w:rFonts w:ascii="Arial" w:cs="Arial" w:eastAsia="Arial" w:hAnsi="Arial"/>
@@ -18820,7 +18820,7 @@
               <w:spacing w:after="10" w:before="0"/>
               <w:ind w:left="120"/>
             </w:pPr>
-            <w:hyperlink w:history="1" r:id="rIdmjq8glmwaalz5sjpashdk">
+            <w:hyperlink w:history="1" r:id="rIdzvquzqbiu_xebaawfgelv">
               <w:r>
                 <w:rPr>
                   <w:rFonts w:ascii="Arial" w:cs="Arial" w:eastAsia="Arial" w:hAnsi="Arial"/>
@@ -18865,7 +18865,7 @@
             <w:pPr>
               <w:spacing w:after="20" w:before="0"/>
             </w:pPr>
-            <w:hyperlink w:history="1" r:id="rIdffao39awubfmgmhydmz7v">
+            <w:hyperlink w:history="1" r:id="rIdpzpmxndrztjfah8of20fk">
               <w:r>
                 <w:rPr>
                   <w:rFonts w:ascii="Arial" w:cs="Arial" w:eastAsia="Arial" w:hAnsi="Arial"/>
@@ -18898,7 +18898,7 @@
               <w:spacing w:after="10" w:before="0"/>
               <w:ind w:left="120"/>
             </w:pPr>
-            <w:hyperlink w:history="1" r:id="rId3jlzavzeoajkjx5flc4cj">
+            <w:hyperlink w:history="1" r:id="rIdfdsjta4nurehiluu3zn4t">
               <w:r>
                 <w:rPr>
                   <w:rFonts w:ascii="Arial" w:cs="Arial" w:eastAsia="Arial" w:hAnsi="Arial"/>
@@ -19093,7 +19093,7 @@
             <w:pPr>
               <w:spacing w:after="20" w:before="0"/>
             </w:pPr>
-            <w:hyperlink w:history="1" r:id="rIdybyewb4kx1rcg-ds_au9d">
+            <w:hyperlink w:history="1" r:id="rId8htly-mwvujksqmtaof10">
               <w:r>
                 <w:rPr>
                   <w:rFonts w:ascii="Arial" w:cs="Arial" w:eastAsia="Arial" w:hAnsi="Arial"/>
@@ -19126,7 +19126,7 @@
               <w:spacing w:after="10" w:before="0"/>
               <w:ind w:left="120"/>
             </w:pPr>
-            <w:hyperlink w:history="1" r:id="rIdcekgnpjrrqwrum_qhjmjo">
+            <w:hyperlink w:history="1" r:id="rIdfjxfgjwqs6kn0xra0hb19">
               <w:r>
                 <w:rPr>
                   <w:rFonts w:ascii="Arial" w:cs="Arial" w:eastAsia="Arial" w:hAnsi="Arial"/>
@@ -19171,7 +19171,7 @@
             <w:pPr>
               <w:spacing w:after="20" w:before="0"/>
             </w:pPr>
-            <w:hyperlink w:history="1" r:id="rIdlkkoaev16ayn65m3v51gg">
+            <w:hyperlink w:history="1" r:id="rIdfemuv8owdo2bbtfdxw_uf">
               <w:r>
                 <w:rPr>
                   <w:rFonts w:ascii="Arial" w:cs="Arial" w:eastAsia="Arial" w:hAnsi="Arial"/>
@@ -19204,7 +19204,7 @@
               <w:spacing w:after="10" w:before="0"/>
               <w:ind w:left="120"/>
             </w:pPr>
-            <w:hyperlink w:history="1" r:id="rIdik1bxqh2vi_vocfj9aoy2">
+            <w:hyperlink w:history="1" r:id="rIdst8dyjvnlc8icyylad2fu">
               <w:r>
                 <w:rPr>
                   <w:rFonts w:ascii="Arial" w:cs="Arial" w:eastAsia="Arial" w:hAnsi="Arial"/>
@@ -20881,7 +20881,7 @@
             <w:pPr>
               <w:spacing w:after="20" w:before="0"/>
             </w:pPr>
-            <w:hyperlink w:history="1" r:id="rIdmfg1uj1qaklsk205d3a-i">
+            <w:hyperlink w:history="1" r:id="rIdbxettz3mujec3e7kqsbvu">
               <w:r>
                 <w:rPr>
                   <w:rFonts w:ascii="Arial" w:cs="Arial" w:eastAsia="Arial" w:hAnsi="Arial"/>
@@ -20914,7 +20914,7 @@
               <w:spacing w:after="10" w:before="0"/>
               <w:ind w:left="120"/>
             </w:pPr>
-            <w:hyperlink w:history="1" r:id="rIdoifw8jt_-smiecibgvaxi">
+            <w:hyperlink w:history="1" r:id="rId46my6mikrdhku5bzzkoiy">
               <w:r>
                 <w:rPr>
                   <w:rFonts w:ascii="Arial" w:cs="Arial" w:eastAsia="Arial" w:hAnsi="Arial"/>
@@ -20959,7 +20959,7 @@
             <w:pPr>
               <w:spacing w:after="20" w:before="0"/>
             </w:pPr>
-            <w:hyperlink w:history="1" r:id="rIdll7gr42k1ftky3yhxe2lr">
+            <w:hyperlink w:history="1" r:id="rIdv4uq5rcosvsomjld0ladg">
               <w:r>
                 <w:rPr>
                   <w:rFonts w:ascii="Arial" w:cs="Arial" w:eastAsia="Arial" w:hAnsi="Arial"/>
@@ -20992,7 +20992,7 @@
               <w:spacing w:after="10" w:before="0"/>
               <w:ind w:left="120"/>
             </w:pPr>
-            <w:hyperlink w:history="1" r:id="rId2p6da7emfbrqwg_uljghc">
+            <w:hyperlink w:history="1" r:id="rIdh6jn3n7xgctphtnyfvq1s">
               <w:r>
                 <w:rPr>
                   <w:rFonts w:ascii="Arial" w:cs="Arial" w:eastAsia="Arial" w:hAnsi="Arial"/>
@@ -21187,7 +21187,7 @@
             <w:pPr>
               <w:spacing w:after="20" w:before="0"/>
             </w:pPr>
-            <w:hyperlink w:history="1" r:id="rIdsoiiosst06v9gi-ojbj4n">
+            <w:hyperlink w:history="1" r:id="rIdbubhd-pfhth6lsvjwwjfa">
               <w:r>
                 <w:rPr>
                   <w:rFonts w:ascii="Arial" w:cs="Arial" w:eastAsia="Arial" w:hAnsi="Arial"/>
@@ -21220,7 +21220,7 @@
               <w:spacing w:after="10" w:before="0"/>
               <w:ind w:left="120"/>
             </w:pPr>
-            <w:hyperlink w:history="1" r:id="rIdqr_gjocx40xnw1mkmoqr8">
+            <w:hyperlink w:history="1" r:id="rIdtzhi8mpsrsywdm-wm2qmx">
               <w:r>
                 <w:rPr>
                   <w:rFonts w:ascii="Arial" w:cs="Arial" w:eastAsia="Arial" w:hAnsi="Arial"/>
@@ -21265,7 +21265,7 @@
             <w:pPr>
               <w:spacing w:after="20" w:before="0"/>
             </w:pPr>
-            <w:hyperlink w:history="1" r:id="rIdqyukc4h3_ss-9d85tx7yf">
+            <w:hyperlink w:history="1" r:id="rIdugiqy6tzrieaq0vrft5rt">
               <w:r>
                 <w:rPr>
                   <w:rFonts w:ascii="Arial" w:cs="Arial" w:eastAsia="Arial" w:hAnsi="Arial"/>
@@ -21298,7 +21298,7 @@
               <w:spacing w:after="10" w:before="0"/>
               <w:ind w:left="120"/>
             </w:pPr>
-            <w:hyperlink w:history="1" r:id="rId6jztvdnthawdky8vrpk-p">
+            <w:hyperlink w:history="1" r:id="rId5efiwysljt_iuiuknbirk">
               <w:r>
                 <w:rPr>
                   <w:rFonts w:ascii="Arial" w:cs="Arial" w:eastAsia="Arial" w:hAnsi="Arial"/>
@@ -21493,7 +21493,7 @@
             <w:pPr>
               <w:spacing w:after="20" w:before="0"/>
             </w:pPr>
-            <w:hyperlink w:history="1" r:id="rIdiksrhog1xkinch4vd6-jh">
+            <w:hyperlink w:history="1" r:id="rIdm0tu5gomancnagygr9fre">
               <w:r>
                 <w:rPr>
                   <w:rFonts w:ascii="Arial" w:cs="Arial" w:eastAsia="Arial" w:hAnsi="Arial"/>
@@ -21526,7 +21526,7 @@
               <w:spacing w:after="10" w:before="0"/>
               <w:ind w:left="120"/>
             </w:pPr>
-            <w:hyperlink w:history="1" r:id="rIdez0kq_nkx-qpg7q7ug-au">
+            <w:hyperlink w:history="1" r:id="rIdgpndx-2kjgkvac4q4wuff">
               <w:r>
                 <w:rPr>
                   <w:rFonts w:ascii="Arial" w:cs="Arial" w:eastAsia="Arial" w:hAnsi="Arial"/>
@@ -21571,7 +21571,7 @@
             <w:pPr>
               <w:spacing w:after="20" w:before="0"/>
             </w:pPr>
-            <w:hyperlink w:history="1" r:id="rIdajg2w00libcmfewx4tsnk">
+            <w:hyperlink w:history="1" r:id="rIdh351tisehzlby_mtb_fjf">
               <w:r>
                 <w:rPr>
                   <w:rFonts w:ascii="Arial" w:cs="Arial" w:eastAsia="Arial" w:hAnsi="Arial"/>
@@ -21604,7 +21604,7 @@
               <w:spacing w:after="10" w:before="0"/>
               <w:ind w:left="120"/>
             </w:pPr>
-            <w:hyperlink w:history="1" r:id="rIdvcdpf0wmxttiwx_jltpze">
+            <w:hyperlink w:history="1" r:id="rIdvdtkjqo7cpydbfgxknoai">
               <w:r>
                 <w:rPr>
                   <w:rFonts w:ascii="Arial" w:cs="Arial" w:eastAsia="Arial" w:hAnsi="Arial"/>
@@ -21799,7 +21799,7 @@
             <w:pPr>
               <w:spacing w:after="20" w:before="0"/>
             </w:pPr>
-            <w:hyperlink w:history="1" r:id="rIdzksdnmtz4hk6tbfize39n">
+            <w:hyperlink w:history="1" r:id="rIdipzccyikwyzdki9x3djzl">
               <w:r>
                 <w:rPr>
                   <w:rFonts w:ascii="Arial" w:cs="Arial" w:eastAsia="Arial" w:hAnsi="Arial"/>
@@ -21832,7 +21832,7 @@
               <w:spacing w:after="10" w:before="0"/>
               <w:ind w:left="120"/>
             </w:pPr>
-            <w:hyperlink w:history="1" r:id="rIdz4y14z09yqtzkjjgfn2mx">
+            <w:hyperlink w:history="1" r:id="rIdgu4iar05qvfgen7ju5lxe">
               <w:r>
                 <w:rPr>
                   <w:rFonts w:ascii="Arial" w:cs="Arial" w:eastAsia="Arial" w:hAnsi="Arial"/>
@@ -21877,7 +21877,7 @@
             <w:pPr>
               <w:spacing w:after="20" w:before="0"/>
             </w:pPr>
-            <w:hyperlink w:history="1" r:id="rIdf6ji7tdmx7p5kqnwed-ln">
+            <w:hyperlink w:history="1" r:id="rIdxu498g9pwr11liqejcdqg">
               <w:r>
                 <w:rPr>
                   <w:rFonts w:ascii="Arial" w:cs="Arial" w:eastAsia="Arial" w:hAnsi="Arial"/>
@@ -21910,7 +21910,7 @@
               <w:spacing w:after="10" w:before="0"/>
               <w:ind w:left="120"/>
             </w:pPr>
-            <w:hyperlink w:history="1" r:id="rIdizghbzgbwmiied9bssv6-">
+            <w:hyperlink w:history="1" r:id="rIdnk7cto-ijrqds8csbyxdt">
               <w:r>
                 <w:rPr>
                   <w:rFonts w:ascii="Arial" w:cs="Arial" w:eastAsia="Arial" w:hAnsi="Arial"/>
@@ -22105,7 +22105,7 @@
             <w:pPr>
               <w:spacing w:after="20" w:before="0"/>
             </w:pPr>
-            <w:hyperlink w:history="1" r:id="rIdxgcicddgozkpu58wr72kv">
+            <w:hyperlink w:history="1" r:id="rIdcgtki61js6kahadtngkcr">
               <w:r>
                 <w:rPr>
                   <w:rFonts w:ascii="Arial" w:cs="Arial" w:eastAsia="Arial" w:hAnsi="Arial"/>
@@ -22138,7 +22138,7 @@
               <w:spacing w:after="10" w:before="0"/>
               <w:ind w:left="120"/>
             </w:pPr>
-            <w:hyperlink w:history="1" r:id="rId-tsprk0o0-1vxvcdg49wz">
+            <w:hyperlink w:history="1" r:id="rIdx4eb7lxr4fxv0esracada">
               <w:r>
                 <w:rPr>
                   <w:rFonts w:ascii="Arial" w:cs="Arial" w:eastAsia="Arial" w:hAnsi="Arial"/>
@@ -22183,7 +22183,7 @@
             <w:pPr>
               <w:spacing w:after="20" w:before="0"/>
             </w:pPr>
-            <w:hyperlink w:history="1" r:id="rIdzhenbwgok4ktp_v7lseo5">
+            <w:hyperlink w:history="1" r:id="rIdy6yq-xalhabewvsnoed9x">
               <w:r>
                 <w:rPr>
                   <w:rFonts w:ascii="Arial" w:cs="Arial" w:eastAsia="Arial" w:hAnsi="Arial"/>
@@ -22216,7 +22216,7 @@
               <w:spacing w:after="10" w:before="0"/>
               <w:ind w:left="120"/>
             </w:pPr>
-            <w:hyperlink w:history="1" r:id="rIdhekymljhcf5hmg9xwoylk">
+            <w:hyperlink w:history="1" r:id="rIdqqiixce477jc2zojc-9fm">
               <w:r>
                 <w:rPr>
                   <w:rFonts w:ascii="Arial" w:cs="Arial" w:eastAsia="Arial" w:hAnsi="Arial"/>
@@ -23969,7 +23969,7 @@
             <w:pPr>
               <w:spacing w:after="20" w:before="0"/>
             </w:pPr>
-            <w:hyperlink w:history="1" r:id="rIdtb7b7ikxhwktk_kurgtzg">
+            <w:hyperlink w:history="1" r:id="rIdh52ofj1qbaqcz8tuuspuh">
               <w:r>
                 <w:rPr>
                   <w:rFonts w:ascii="Arial" w:cs="Arial" w:eastAsia="Arial" w:hAnsi="Arial"/>
@@ -24002,7 +24002,7 @@
               <w:spacing w:after="10" w:before="0"/>
               <w:ind w:left="120"/>
             </w:pPr>
-            <w:hyperlink w:history="1" r:id="rIdgaey8xt4gg1ep5oz3dtpi">
+            <w:hyperlink w:history="1" r:id="rIdg4vf6pg2_dwtut24ozja4">
               <w:r>
                 <w:rPr>
                   <w:rFonts w:ascii="Arial" w:cs="Arial" w:eastAsia="Arial" w:hAnsi="Arial"/>
@@ -24047,7 +24047,7 @@
             <w:pPr>
               <w:spacing w:after="20" w:before="0"/>
             </w:pPr>
-            <w:hyperlink w:history="1" r:id="rIdsvjzlbs0endmdvxhitst-">
+            <w:hyperlink w:history="1" r:id="rIdd_5ojdnldq9rvjuqgt2id">
               <w:r>
                 <w:rPr>
                   <w:rFonts w:ascii="Arial" w:cs="Arial" w:eastAsia="Arial" w:hAnsi="Arial"/>
@@ -24080,7 +24080,7 @@
               <w:spacing w:after="10" w:before="0"/>
               <w:ind w:left="120"/>
             </w:pPr>
-            <w:hyperlink w:history="1" r:id="rIdwdpe5lolt5ei0yzgal5ya">
+            <w:hyperlink w:history="1" r:id="rIdkbm7hrb5dioswdlc0btwd">
               <w:r>
                 <w:rPr>
                   <w:rFonts w:ascii="Arial" w:cs="Arial" w:eastAsia="Arial" w:hAnsi="Arial"/>
@@ -24275,7 +24275,7 @@
             <w:pPr>
               <w:spacing w:after="20" w:before="0"/>
             </w:pPr>
-            <w:hyperlink w:history="1" r:id="rIdznjfci5zxvk7-clspsfx4">
+            <w:hyperlink w:history="1" r:id="rIdy-w3fvduxu1e5yddj612e">
               <w:r>
                 <w:rPr>
                   <w:rFonts w:ascii="Arial" w:cs="Arial" w:eastAsia="Arial" w:hAnsi="Arial"/>
@@ -24308,7 +24308,7 @@
               <w:spacing w:after="10" w:before="0"/>
               <w:ind w:left="120"/>
             </w:pPr>
-            <w:hyperlink w:history="1" r:id="rIdxdmm4wadqyyvckq327wgf">
+            <w:hyperlink w:history="1" r:id="rIdc71rl7fq_7jua5qtozhw5">
               <w:r>
                 <w:rPr>
                   <w:rFonts w:ascii="Arial" w:cs="Arial" w:eastAsia="Arial" w:hAnsi="Arial"/>
@@ -24353,7 +24353,7 @@
             <w:pPr>
               <w:spacing w:after="20" w:before="0"/>
             </w:pPr>
-            <w:hyperlink w:history="1" r:id="rIdoewpzbgxpwwi4iw-lqihz">
+            <w:hyperlink w:history="1" r:id="rIdzuh15frutxhc2mikml9jc">
               <w:r>
                 <w:rPr>
                   <w:rFonts w:ascii="Arial" w:cs="Arial" w:eastAsia="Arial" w:hAnsi="Arial"/>
@@ -24386,7 +24386,7 @@
               <w:spacing w:after="10" w:before="0"/>
               <w:ind w:left="120"/>
             </w:pPr>
-            <w:hyperlink w:history="1" r:id="rIdb1pnl9hmy6a0e_966mxlu">
+            <w:hyperlink w:history="1" r:id="rIdwxb_khzmqejyjj8jjoedf">
               <w:r>
                 <w:rPr>
                   <w:rFonts w:ascii="Arial" w:cs="Arial" w:eastAsia="Arial" w:hAnsi="Arial"/>
@@ -24581,7 +24581,7 @@
             <w:pPr>
               <w:spacing w:after="20" w:before="0"/>
             </w:pPr>
-            <w:hyperlink w:history="1" r:id="rIdcy3r8cdwr7jljiod5mhvo">
+            <w:hyperlink w:history="1" r:id="rId3avq4itfnjxtnii81hpcr">
               <w:r>
                 <w:rPr>
                   <w:rFonts w:ascii="Arial" w:cs="Arial" w:eastAsia="Arial" w:hAnsi="Arial"/>
@@ -24614,7 +24614,7 @@
               <w:spacing w:after="10" w:before="0"/>
               <w:ind w:left="120"/>
             </w:pPr>
-            <w:hyperlink w:history="1" r:id="rIdg5evqeb6n6ocli0qrhbib">
+            <w:hyperlink w:history="1" r:id="rIdtualkzldj-fvainlyhgib">
               <w:r>
                 <w:rPr>
                   <w:rFonts w:ascii="Arial" w:cs="Arial" w:eastAsia="Arial" w:hAnsi="Arial"/>
@@ -24659,7 +24659,7 @@
             <w:pPr>
               <w:spacing w:after="20" w:before="0"/>
             </w:pPr>
-            <w:hyperlink w:history="1" r:id="rIdbreepjjk8t76nb3smo0x2">
+            <w:hyperlink w:history="1" r:id="rIdtpkdqzqhfre7sqlvgxzld">
               <w:r>
                 <w:rPr>
                   <w:rFonts w:ascii="Arial" w:cs="Arial" w:eastAsia="Arial" w:hAnsi="Arial"/>
@@ -24692,7 +24692,7 @@
               <w:spacing w:after="10" w:before="0"/>
               <w:ind w:left="120"/>
             </w:pPr>
-            <w:hyperlink w:history="1" r:id="rIdg-mfrremrbgptjny3yfny">
+            <w:hyperlink w:history="1" r:id="rIdi810spkb9qeryv7dhajml">
               <w:r>
                 <w:rPr>
                   <w:rFonts w:ascii="Arial" w:cs="Arial" w:eastAsia="Arial" w:hAnsi="Arial"/>
@@ -24887,7 +24887,7 @@
             <w:pPr>
               <w:spacing w:after="20" w:before="0"/>
             </w:pPr>
-            <w:hyperlink w:history="1" r:id="rIdozv0bs1ufhsgv2quo0e8m">
+            <w:hyperlink w:history="1" r:id="rIdwyspj_jlbvpihscx9q2v7">
               <w:r>
                 <w:rPr>
                   <w:rFonts w:ascii="Arial" w:cs="Arial" w:eastAsia="Arial" w:hAnsi="Arial"/>
@@ -24920,7 +24920,7 @@
               <w:spacing w:after="10" w:before="0"/>
               <w:ind w:left="120"/>
             </w:pPr>
-            <w:hyperlink w:history="1" r:id="rIdpjahbr1_gitd9tsw_sbda">
+            <w:hyperlink w:history="1" r:id="rIdlk-pw2qs3ljflv5tudort">
               <w:r>
                 <w:rPr>
                   <w:rFonts w:ascii="Arial" w:cs="Arial" w:eastAsia="Arial" w:hAnsi="Arial"/>
@@ -24965,7 +24965,7 @@
             <w:pPr>
               <w:spacing w:after="20" w:before="0"/>
             </w:pPr>
-            <w:hyperlink w:history="1" r:id="rId3tukd-36vh7-fjmue7u3c">
+            <w:hyperlink w:history="1" r:id="rIdnqvagz5ftxgn2zhmxe3b1">
               <w:r>
                 <w:rPr>
                   <w:rFonts w:ascii="Arial" w:cs="Arial" w:eastAsia="Arial" w:hAnsi="Arial"/>
@@ -24998,7 +24998,7 @@
               <w:spacing w:after="10" w:before="0"/>
               <w:ind w:left="120"/>
             </w:pPr>
-            <w:hyperlink w:history="1" r:id="rIdco8sf6fruhy0xkzg8wgmy">
+            <w:hyperlink w:history="1" r:id="rIddygg8amzh6k1wdduyn3tb">
               <w:r>
                 <w:rPr>
                   <w:rFonts w:ascii="Arial" w:cs="Arial" w:eastAsia="Arial" w:hAnsi="Arial"/>
@@ -25193,7 +25193,7 @@
             <w:pPr>
               <w:spacing w:after="20" w:before="0"/>
             </w:pPr>
-            <w:hyperlink w:history="1" r:id="rIdefb7ksi4auozur0oivmu_">
+            <w:hyperlink w:history="1" r:id="rIdvhbkkehsww-8qpk30rh9f">
               <w:r>
                 <w:rPr>
                   <w:rFonts w:ascii="Arial" w:cs="Arial" w:eastAsia="Arial" w:hAnsi="Arial"/>
@@ -25226,7 +25226,7 @@
               <w:spacing w:after="10" w:before="0"/>
               <w:ind w:left="120"/>
             </w:pPr>
-            <w:hyperlink w:history="1" r:id="rIdps8fnvlk-rgaueza-tdxh">
+            <w:hyperlink w:history="1" r:id="rIddb-1qkl6mq4est9c0bz-o">
               <w:r>
                 <w:rPr>
                   <w:rFonts w:ascii="Arial" w:cs="Arial" w:eastAsia="Arial" w:hAnsi="Arial"/>
@@ -25271,7 +25271,7 @@
             <w:pPr>
               <w:spacing w:after="20" w:before="0"/>
             </w:pPr>
-            <w:hyperlink w:history="1" r:id="rIdnn1u9t76qxwmynsshkekw">
+            <w:hyperlink w:history="1" r:id="rIdruvbejnupolvtapde0v-4">
               <w:r>
                 <w:rPr>
                   <w:rFonts w:ascii="Arial" w:cs="Arial" w:eastAsia="Arial" w:hAnsi="Arial"/>
@@ -25304,7 +25304,7 @@
               <w:spacing w:after="10" w:before="0"/>
               <w:ind w:left="120"/>
             </w:pPr>
-            <w:hyperlink w:history="1" r:id="rIdlsigxl1j0ze74dftckis_">
+            <w:hyperlink w:history="1" r:id="rIdwcnm6irvzxdi4fa1fha5x">
               <w:r>
                 <w:rPr>
                   <w:rFonts w:ascii="Arial" w:cs="Arial" w:eastAsia="Arial" w:hAnsi="Arial"/>

--- a/data/outputs/v2/Biology/SS1.3_Cell_Biology/Biology_Cell_Biology_CBE_LessonSequence.docx
+++ b/data/outputs/v2/Biology/SS1.3_Cell_Biology/Biology_Cell_Biology_CBE_LessonSequence.docx
@@ -3265,7 +3265,7 @@
             <w:pPr>
               <w:spacing w:after="20" w:before="0"/>
             </w:pPr>
-            <w:hyperlink w:history="1" r:id="rIdl6xw_bkx0a_y5ifzvngk7">
+            <w:hyperlink w:history="1" r:id="rIdfzkqxe_x-nxkq-2bhrut1">
               <w:r>
                 <w:rPr>
                   <w:rFonts w:ascii="Arial" w:cs="Arial" w:eastAsia="Arial" w:hAnsi="Arial"/>
@@ -3298,7 +3298,7 @@
               <w:spacing w:after="10" w:before="0"/>
               <w:ind w:left="120"/>
             </w:pPr>
-            <w:hyperlink w:history="1" r:id="rId725cfh_x60g3bu4o-ixql">
+            <w:hyperlink w:history="1" r:id="rIdjtyrtbsk-trrzgxo4w8sy">
               <w:r>
                 <w:rPr>
                   <w:rFonts w:ascii="Arial" w:cs="Arial" w:eastAsia="Arial" w:hAnsi="Arial"/>
@@ -3343,7 +3343,7 @@
             <w:pPr>
               <w:spacing w:after="20" w:before="0"/>
             </w:pPr>
-            <w:hyperlink w:history="1" r:id="rIdfcz1k5zhpjog3tqrzqwjy">
+            <w:hyperlink w:history="1" r:id="rIdhqf02fjbwq2ze0sgcx2kv">
               <w:r>
                 <w:rPr>
                   <w:rFonts w:ascii="Arial" w:cs="Arial" w:eastAsia="Arial" w:hAnsi="Arial"/>
@@ -3376,7 +3376,7 @@
               <w:spacing w:after="10" w:before="0"/>
               <w:ind w:left="120"/>
             </w:pPr>
-            <w:hyperlink w:history="1" r:id="rIdydmew4pkmne1vnpyanf5w">
+            <w:hyperlink w:history="1" r:id="rIdia2nf4ieygekvbhhwto1q">
               <w:r>
                 <w:rPr>
                   <w:rFonts w:ascii="Arial" w:cs="Arial" w:eastAsia="Arial" w:hAnsi="Arial"/>
@@ -3571,7 +3571,7 @@
             <w:pPr>
               <w:spacing w:after="20" w:before="0"/>
             </w:pPr>
-            <w:hyperlink w:history="1" r:id="rIdjysluuiwakljwciu4u5g4">
+            <w:hyperlink w:history="1" r:id="rIdiofm4zcuvyxx7lpdqfk36">
               <w:r>
                 <w:rPr>
                   <w:rFonts w:ascii="Arial" w:cs="Arial" w:eastAsia="Arial" w:hAnsi="Arial"/>
@@ -3604,7 +3604,7 @@
               <w:spacing w:after="10" w:before="0"/>
               <w:ind w:left="120"/>
             </w:pPr>
-            <w:hyperlink w:history="1" r:id="rIdfporp_8ypzmx9ovp1cxib">
+            <w:hyperlink w:history="1" r:id="rIdvz8ulumlpln2igmvcgtdr">
               <w:r>
                 <w:rPr>
                   <w:rFonts w:ascii="Arial" w:cs="Arial" w:eastAsia="Arial" w:hAnsi="Arial"/>
@@ -3649,7 +3649,7 @@
             <w:pPr>
               <w:spacing w:after="20" w:before="0"/>
             </w:pPr>
-            <w:hyperlink w:history="1" r:id="rIduwgmxdyzdase2rhq89wuw">
+            <w:hyperlink w:history="1" r:id="rIdr8keloheelfao6sn7fxkg">
               <w:r>
                 <w:rPr>
                   <w:rFonts w:ascii="Arial" w:cs="Arial" w:eastAsia="Arial" w:hAnsi="Arial"/>
@@ -3682,7 +3682,7 @@
               <w:spacing w:after="10" w:before="0"/>
               <w:ind w:left="120"/>
             </w:pPr>
-            <w:hyperlink w:history="1" r:id="rIdazwxqt-sfn8e2sa_ml9iv">
+            <w:hyperlink w:history="1" r:id="rId6mocginsnvjqezrgei49t">
               <w:r>
                 <w:rPr>
                   <w:rFonts w:ascii="Arial" w:cs="Arial" w:eastAsia="Arial" w:hAnsi="Arial"/>
@@ -3877,7 +3877,7 @@
             <w:pPr>
               <w:spacing w:after="20" w:before="0"/>
             </w:pPr>
-            <w:hyperlink w:history="1" r:id="rIdsp8c_kxu9mmjff7uzwiy7">
+            <w:hyperlink w:history="1" r:id="rId1cay_e32ktanke3fwp8yd">
               <w:r>
                 <w:rPr>
                   <w:rFonts w:ascii="Arial" w:cs="Arial" w:eastAsia="Arial" w:hAnsi="Arial"/>
@@ -3910,7 +3910,7 @@
               <w:spacing w:after="10" w:before="0"/>
               <w:ind w:left="120"/>
             </w:pPr>
-            <w:hyperlink w:history="1" r:id="rIdmxqbygixo_qarbnioqhj7">
+            <w:hyperlink w:history="1" r:id="rIdlzic-vphrjwbnwxsf4y7c">
               <w:r>
                 <w:rPr>
                   <w:rFonts w:ascii="Arial" w:cs="Arial" w:eastAsia="Arial" w:hAnsi="Arial"/>
@@ -3955,7 +3955,7 @@
             <w:pPr>
               <w:spacing w:after="20" w:before="0"/>
             </w:pPr>
-            <w:hyperlink w:history="1" r:id="rIdkjkpklhdan4gcnpaobcbh">
+            <w:hyperlink w:history="1" r:id="rIdtu5byz9gbtmuf7imo4kb9">
               <w:r>
                 <w:rPr>
                   <w:rFonts w:ascii="Arial" w:cs="Arial" w:eastAsia="Arial" w:hAnsi="Arial"/>
@@ -3988,7 +3988,7 @@
               <w:spacing w:after="10" w:before="0"/>
               <w:ind w:left="120"/>
             </w:pPr>
-            <w:hyperlink w:history="1" r:id="rIdyz9gdhq_ozt1h8oyyogfy">
+            <w:hyperlink w:history="1" r:id="rIdtvzi3zkwunz1hamjuvgwf">
               <w:r>
                 <w:rPr>
                   <w:rFonts w:ascii="Arial" w:cs="Arial" w:eastAsia="Arial" w:hAnsi="Arial"/>
@@ -4183,7 +4183,7 @@
             <w:pPr>
               <w:spacing w:after="20" w:before="0"/>
             </w:pPr>
-            <w:hyperlink w:history="1" r:id="rIduvgt8v5kgashhibexhzny">
+            <w:hyperlink w:history="1" r:id="rIdazzvixuiskpj6j32qr7hh">
               <w:r>
                 <w:rPr>
                   <w:rFonts w:ascii="Arial" w:cs="Arial" w:eastAsia="Arial" w:hAnsi="Arial"/>
@@ -4216,7 +4216,7 @@
               <w:spacing w:after="10" w:before="0"/>
               <w:ind w:left="120"/>
             </w:pPr>
-            <w:hyperlink w:history="1" r:id="rIdagdyvjzqlh10lijogrt_2">
+            <w:hyperlink w:history="1" r:id="rIdtjfhfpcsglo6qegztmxem">
               <w:r>
                 <w:rPr>
                   <w:rFonts w:ascii="Arial" w:cs="Arial" w:eastAsia="Arial" w:hAnsi="Arial"/>
@@ -4261,7 +4261,7 @@
             <w:pPr>
               <w:spacing w:after="20" w:before="0"/>
             </w:pPr>
-            <w:hyperlink w:history="1" r:id="rId0scih14aj6i3x8fgrxuny">
+            <w:hyperlink w:history="1" r:id="rId-u93znkqw-bhxmzykzc-p">
               <w:r>
                 <w:rPr>
                   <w:rFonts w:ascii="Arial" w:cs="Arial" w:eastAsia="Arial" w:hAnsi="Arial"/>
@@ -4294,7 +4294,7 @@
               <w:spacing w:after="10" w:before="0"/>
               <w:ind w:left="120"/>
             </w:pPr>
-            <w:hyperlink w:history="1" r:id="rIdyn-tguambwoxqiwdeimyn">
+            <w:hyperlink w:history="1" r:id="rIdgiwav2nevtcb5guwc28wv">
               <w:r>
                 <w:rPr>
                   <w:rFonts w:ascii="Arial" w:cs="Arial" w:eastAsia="Arial" w:hAnsi="Arial"/>
@@ -4489,7 +4489,7 @@
             <w:pPr>
               <w:spacing w:after="20" w:before="0"/>
             </w:pPr>
-            <w:hyperlink w:history="1" r:id="rId1pcroxqnvog11vq0fo0cd">
+            <w:hyperlink w:history="1" r:id="rIdc6oy3jhymhrhlkgaezzpr">
               <w:r>
                 <w:rPr>
                   <w:rFonts w:ascii="Arial" w:cs="Arial" w:eastAsia="Arial" w:hAnsi="Arial"/>
@@ -4522,7 +4522,7 @@
               <w:spacing w:after="10" w:before="0"/>
               <w:ind w:left="120"/>
             </w:pPr>
-            <w:hyperlink w:history="1" r:id="rIds6un0wwv2dgephxbihllr">
+            <w:hyperlink w:history="1" r:id="rIdbsbwtqvbdpnkji_loktxg">
               <w:r>
                 <w:rPr>
                   <w:rFonts w:ascii="Arial" w:cs="Arial" w:eastAsia="Arial" w:hAnsi="Arial"/>
@@ -4567,7 +4567,7 @@
             <w:pPr>
               <w:spacing w:after="20" w:before="0"/>
             </w:pPr>
-            <w:hyperlink w:history="1" r:id="rIdebvmn_htbs0wwroatgxhe">
+            <w:hyperlink w:history="1" r:id="rIdjfzbeauexhew-zpbdou4y">
               <w:r>
                 <w:rPr>
                   <w:rFonts w:ascii="Arial" w:cs="Arial" w:eastAsia="Arial" w:hAnsi="Arial"/>
@@ -4600,7 +4600,7 @@
               <w:spacing w:after="10" w:before="0"/>
               <w:ind w:left="120"/>
             </w:pPr>
-            <w:hyperlink w:history="1" r:id="rId2nduhy4irz2j0-sxzraj6">
+            <w:hyperlink w:history="1" r:id="rIdrsihslp4fa9zihmyjv8jw">
               <w:r>
                 <w:rPr>
                   <w:rFonts w:ascii="Arial" w:cs="Arial" w:eastAsia="Arial" w:hAnsi="Arial"/>
@@ -6201,7 +6201,7 @@
             <w:pPr>
               <w:spacing w:after="20" w:before="0"/>
             </w:pPr>
-            <w:hyperlink w:history="1" r:id="rIdo8ctxgdw3qr-ftgmppe6b">
+            <w:hyperlink w:history="1" r:id="rId1hqiz5ew4dmttkoicu1zl">
               <w:r>
                 <w:rPr>
                   <w:rFonts w:ascii="Arial" w:cs="Arial" w:eastAsia="Arial" w:hAnsi="Arial"/>
@@ -6234,7 +6234,7 @@
               <w:spacing w:after="10" w:before="0"/>
               <w:ind w:left="120"/>
             </w:pPr>
-            <w:hyperlink w:history="1" r:id="rIdtk82pvhdkpzwwwjgaekbg">
+            <w:hyperlink w:history="1" r:id="rId4bym0qbomend4c8b9hxxt">
               <w:r>
                 <w:rPr>
                   <w:rFonts w:ascii="Arial" w:cs="Arial" w:eastAsia="Arial" w:hAnsi="Arial"/>
@@ -6279,7 +6279,7 @@
             <w:pPr>
               <w:spacing w:after="20" w:before="0"/>
             </w:pPr>
-            <w:hyperlink w:history="1" r:id="rIdwltunhflwzmzsoneyj1fu">
+            <w:hyperlink w:history="1" r:id="rIdg5yd1dmweb9rqdwvtrnge">
               <w:r>
                 <w:rPr>
                   <w:rFonts w:ascii="Arial" w:cs="Arial" w:eastAsia="Arial" w:hAnsi="Arial"/>
@@ -6312,7 +6312,7 @@
               <w:spacing w:after="10" w:before="0"/>
               <w:ind w:left="120"/>
             </w:pPr>
-            <w:hyperlink w:history="1" r:id="rIdu7a3_ejdyvzpzmx8oty_z">
+            <w:hyperlink w:history="1" r:id="rIdsfdwunqrmotxirgp2sboz">
               <w:r>
                 <w:rPr>
                   <w:rFonts w:ascii="Arial" w:cs="Arial" w:eastAsia="Arial" w:hAnsi="Arial"/>
@@ -6507,7 +6507,7 @@
             <w:pPr>
               <w:spacing w:after="20" w:before="0"/>
             </w:pPr>
-            <w:hyperlink w:history="1" r:id="rIdq0tmzsuxtfv1ohs4id6gx">
+            <w:hyperlink w:history="1" r:id="rIdjctvghmyiqoqvu0io9ij-">
               <w:r>
                 <w:rPr>
                   <w:rFonts w:ascii="Arial" w:cs="Arial" w:eastAsia="Arial" w:hAnsi="Arial"/>
@@ -6540,7 +6540,7 @@
               <w:spacing w:after="10" w:before="0"/>
               <w:ind w:left="120"/>
             </w:pPr>
-            <w:hyperlink w:history="1" r:id="rIdko_w3zhjmvwpovwozdfq9">
+            <w:hyperlink w:history="1" r:id="rIdxn-veigjpedufhj0pcbks">
               <w:r>
                 <w:rPr>
                   <w:rFonts w:ascii="Arial" w:cs="Arial" w:eastAsia="Arial" w:hAnsi="Arial"/>
@@ -6585,7 +6585,7 @@
             <w:pPr>
               <w:spacing w:after="20" w:before="0"/>
             </w:pPr>
-            <w:hyperlink w:history="1" r:id="rId0u5mmid03q8tnbszpx9tb">
+            <w:hyperlink w:history="1" r:id="rIdjivptpk5r2b2_1kaltdkx">
               <w:r>
                 <w:rPr>
                   <w:rFonts w:ascii="Arial" w:cs="Arial" w:eastAsia="Arial" w:hAnsi="Arial"/>
@@ -6618,7 +6618,7 @@
               <w:spacing w:after="10" w:before="0"/>
               <w:ind w:left="120"/>
             </w:pPr>
-            <w:hyperlink w:history="1" r:id="rIdsjr3kp0uwgwrkcrcvz4qi">
+            <w:hyperlink w:history="1" r:id="rIdr6aak0uxpqalfi_c27nx3">
               <w:r>
                 <w:rPr>
                   <w:rFonts w:ascii="Arial" w:cs="Arial" w:eastAsia="Arial" w:hAnsi="Arial"/>
@@ -6813,7 +6813,7 @@
             <w:pPr>
               <w:spacing w:after="20" w:before="0"/>
             </w:pPr>
-            <w:hyperlink w:history="1" r:id="rIdmckia8wos9l1heqfgnkz2">
+            <w:hyperlink w:history="1" r:id="rIdv7kpc8hc8mjyioduhc2dd">
               <w:r>
                 <w:rPr>
                   <w:rFonts w:ascii="Arial" w:cs="Arial" w:eastAsia="Arial" w:hAnsi="Arial"/>
@@ -6846,7 +6846,7 @@
               <w:spacing w:after="10" w:before="0"/>
               <w:ind w:left="120"/>
             </w:pPr>
-            <w:hyperlink w:history="1" r:id="rIdima3wye8ff20vydu8ovqo">
+            <w:hyperlink w:history="1" r:id="rId1_yl_8shht7rj6o1sv2jr">
               <w:r>
                 <w:rPr>
                   <w:rFonts w:ascii="Arial" w:cs="Arial" w:eastAsia="Arial" w:hAnsi="Arial"/>
@@ -6891,7 +6891,7 @@
             <w:pPr>
               <w:spacing w:after="20" w:before="0"/>
             </w:pPr>
-            <w:hyperlink w:history="1" r:id="rId5ozbbpbr2baeyc93us3ni">
+            <w:hyperlink w:history="1" r:id="rIdg3l-osgxdtgafpii_os2e">
               <w:r>
                 <w:rPr>
                   <w:rFonts w:ascii="Arial" w:cs="Arial" w:eastAsia="Arial" w:hAnsi="Arial"/>
@@ -6924,7 +6924,7 @@
               <w:spacing w:after="10" w:before="0"/>
               <w:ind w:left="120"/>
             </w:pPr>
-            <w:hyperlink w:history="1" r:id="rIdtbjpcu8hss23u2dld1fs9">
+            <w:hyperlink w:history="1" r:id="rIdx7zhkt2zts7fl6b4ayxns">
               <w:r>
                 <w:rPr>
                   <w:rFonts w:ascii="Arial" w:cs="Arial" w:eastAsia="Arial" w:hAnsi="Arial"/>
@@ -7119,7 +7119,7 @@
             <w:pPr>
               <w:spacing w:after="20" w:before="0"/>
             </w:pPr>
-            <w:hyperlink w:history="1" r:id="rIdvnkbgem5vzpki7yy2sjnp">
+            <w:hyperlink w:history="1" r:id="rId_vanekts3viedqoze41ro">
               <w:r>
                 <w:rPr>
                   <w:rFonts w:ascii="Arial" w:cs="Arial" w:eastAsia="Arial" w:hAnsi="Arial"/>
@@ -7152,7 +7152,7 @@
               <w:spacing w:after="10" w:before="0"/>
               <w:ind w:left="120"/>
             </w:pPr>
-            <w:hyperlink w:history="1" r:id="rId0mmgznnk_v2cketxoutke">
+            <w:hyperlink w:history="1" r:id="rIdjp-aoj9bdfw9dtqfbp24s">
               <w:r>
                 <w:rPr>
                   <w:rFonts w:ascii="Arial" w:cs="Arial" w:eastAsia="Arial" w:hAnsi="Arial"/>
@@ -7197,7 +7197,7 @@
             <w:pPr>
               <w:spacing w:after="20" w:before="0"/>
             </w:pPr>
-            <w:hyperlink w:history="1" r:id="rIdgx10qqourgqrq6_f3dxyt">
+            <w:hyperlink w:history="1" r:id="rIdppd7saivlr_il9imbachp">
               <w:r>
                 <w:rPr>
                   <w:rFonts w:ascii="Arial" w:cs="Arial" w:eastAsia="Arial" w:hAnsi="Arial"/>
@@ -7230,7 +7230,7 @@
               <w:spacing w:after="10" w:before="0"/>
               <w:ind w:left="120"/>
             </w:pPr>
-            <w:hyperlink w:history="1" r:id="rId9vnggl-xk6rmd-e3qfch0">
+            <w:hyperlink w:history="1" r:id="rIdtlvsykgeyqymsgif7qlli">
               <w:r>
                 <w:rPr>
                   <w:rFonts w:ascii="Arial" w:cs="Arial" w:eastAsia="Arial" w:hAnsi="Arial"/>
@@ -7425,7 +7425,7 @@
             <w:pPr>
               <w:spacing w:after="20" w:before="0"/>
             </w:pPr>
-            <w:hyperlink w:history="1" r:id="rIdjuvoqel5qkhr56moo_j1y">
+            <w:hyperlink w:history="1" r:id="rIdo89s8kubakpt5iyphwgqc">
               <w:r>
                 <w:rPr>
                   <w:rFonts w:ascii="Arial" w:cs="Arial" w:eastAsia="Arial" w:hAnsi="Arial"/>
@@ -7458,7 +7458,7 @@
               <w:spacing w:after="10" w:before="0"/>
               <w:ind w:left="120"/>
             </w:pPr>
-            <w:hyperlink w:history="1" r:id="rIdfk_lopkvpf3p3kc0t8lei">
+            <w:hyperlink w:history="1" r:id="rIdsouxfued8rlfpg3ealbk6">
               <w:r>
                 <w:rPr>
                   <w:rFonts w:ascii="Arial" w:cs="Arial" w:eastAsia="Arial" w:hAnsi="Arial"/>
@@ -7503,7 +7503,7 @@
             <w:pPr>
               <w:spacing w:after="20" w:before="0"/>
             </w:pPr>
-            <w:hyperlink w:history="1" r:id="rId3jryw5nq8izzsiyoze0ml">
+            <w:hyperlink w:history="1" r:id="rIdum3l8yqivsicrbtpkgwtp">
               <w:r>
                 <w:rPr>
                   <w:rFonts w:ascii="Arial" w:cs="Arial" w:eastAsia="Arial" w:hAnsi="Arial"/>
@@ -7536,7 +7536,7 @@
               <w:spacing w:after="10" w:before="0"/>
               <w:ind w:left="120"/>
             </w:pPr>
-            <w:hyperlink w:history="1" r:id="rIda4ithocvi8tkdmjs_gbke">
+            <w:hyperlink w:history="1" r:id="rId5sds0zoeu89l2psitfata">
               <w:r>
                 <w:rPr>
                   <w:rFonts w:ascii="Arial" w:cs="Arial" w:eastAsia="Arial" w:hAnsi="Arial"/>
@@ -9023,7 +9023,7 @@
             <w:pPr>
               <w:spacing w:after="20" w:before="0"/>
             </w:pPr>
-            <w:hyperlink w:history="1" r:id="rIdsq8_ozwvq7pstdgisqsut">
+            <w:hyperlink w:history="1" r:id="rId_voubnnsdycwdskyplbv_">
               <w:r>
                 <w:rPr>
                   <w:rFonts w:ascii="Arial" w:cs="Arial" w:eastAsia="Arial" w:hAnsi="Arial"/>
@@ -9056,7 +9056,7 @@
               <w:spacing w:after="10" w:before="0"/>
               <w:ind w:left="120"/>
             </w:pPr>
-            <w:hyperlink w:history="1" r:id="rId2-x4rwptcmsv-sj7vngst">
+            <w:hyperlink w:history="1" r:id="rIdfhesqq82ij4gboi9lkbd_">
               <w:r>
                 <w:rPr>
                   <w:rFonts w:ascii="Arial" w:cs="Arial" w:eastAsia="Arial" w:hAnsi="Arial"/>
@@ -9101,7 +9101,7 @@
             <w:pPr>
               <w:spacing w:after="20" w:before="0"/>
             </w:pPr>
-            <w:hyperlink w:history="1" r:id="rIdj7gk41vvdxbziubmpoc_v">
+            <w:hyperlink w:history="1" r:id="rIdgjfreehsjwyukukkor78z">
               <w:r>
                 <w:rPr>
                   <w:rFonts w:ascii="Arial" w:cs="Arial" w:eastAsia="Arial" w:hAnsi="Arial"/>
@@ -9134,7 +9134,7 @@
               <w:spacing w:after="10" w:before="0"/>
               <w:ind w:left="120"/>
             </w:pPr>
-            <w:hyperlink w:history="1" r:id="rIdof10q25btuymyeinc1hsh">
+            <w:hyperlink w:history="1" r:id="rIdbdrmrfeihqehancnxgy1e">
               <w:r>
                 <w:rPr>
                   <w:rFonts w:ascii="Arial" w:cs="Arial" w:eastAsia="Arial" w:hAnsi="Arial"/>
@@ -9405,7 +9405,7 @@
             <w:pPr>
               <w:spacing w:after="20" w:before="0"/>
             </w:pPr>
-            <w:hyperlink w:history="1" r:id="rIdfydooocsyufl3b4gsqncp">
+            <w:hyperlink w:history="1" r:id="rIdhawlz0osegkauuycap9tq">
               <w:r>
                 <w:rPr>
                   <w:rFonts w:ascii="Arial" w:cs="Arial" w:eastAsia="Arial" w:hAnsi="Arial"/>
@@ -9438,7 +9438,7 @@
               <w:spacing w:after="10" w:before="0"/>
               <w:ind w:left="120"/>
             </w:pPr>
-            <w:hyperlink w:history="1" r:id="rIdnmw3xjyqpufmcf5duwrno">
+            <w:hyperlink w:history="1" r:id="rIdbiuadd2vupmnrq8ek4azy">
               <w:r>
                 <w:rPr>
                   <w:rFonts w:ascii="Arial" w:cs="Arial" w:eastAsia="Arial" w:hAnsi="Arial"/>
@@ -9483,7 +9483,7 @@
             <w:pPr>
               <w:spacing w:after="20" w:before="0"/>
             </w:pPr>
-            <w:hyperlink w:history="1" r:id="rIdv8hrge1zr1bfdskruebk7">
+            <w:hyperlink w:history="1" r:id="rId5ey4tv-nldpvqyazwlpjs">
               <w:r>
                 <w:rPr>
                   <w:rFonts w:ascii="Arial" w:cs="Arial" w:eastAsia="Arial" w:hAnsi="Arial"/>
@@ -9516,7 +9516,7 @@
               <w:spacing w:after="10" w:before="0"/>
               <w:ind w:left="120"/>
             </w:pPr>
-            <w:hyperlink w:history="1" r:id="rIdtvftabrxndwil0twgqezg">
+            <w:hyperlink w:history="1" r:id="rIdgtck9rglb65sugh1uk547">
               <w:r>
                 <w:rPr>
                   <w:rFonts w:ascii="Arial" w:cs="Arial" w:eastAsia="Arial" w:hAnsi="Arial"/>
@@ -9787,7 +9787,7 @@
             <w:pPr>
               <w:spacing w:after="20" w:before="0"/>
             </w:pPr>
-            <w:hyperlink w:history="1" r:id="rIdtv9hthtzm-bfk_npruqd_">
+            <w:hyperlink w:history="1" r:id="rIdq6axswuvkfqjcnpgqv_il">
               <w:r>
                 <w:rPr>
                   <w:rFonts w:ascii="Arial" w:cs="Arial" w:eastAsia="Arial" w:hAnsi="Arial"/>
@@ -9820,7 +9820,7 @@
               <w:spacing w:after="10" w:before="0"/>
               <w:ind w:left="120"/>
             </w:pPr>
-            <w:hyperlink w:history="1" r:id="rIdphbfd8-qgwav1ohkeiryh">
+            <w:hyperlink w:history="1" r:id="rIdofn0kki6u5zkn-a2u7u0g">
               <w:r>
                 <w:rPr>
                   <w:rFonts w:ascii="Arial" w:cs="Arial" w:eastAsia="Arial" w:hAnsi="Arial"/>
@@ -9865,7 +9865,7 @@
             <w:pPr>
               <w:spacing w:after="20" w:before="0"/>
             </w:pPr>
-            <w:hyperlink w:history="1" r:id="rIdij4i24tinohixehx53x3i">
+            <w:hyperlink w:history="1" r:id="rIdr-frz04h_xpka0g2noaa3">
               <w:r>
                 <w:rPr>
                   <w:rFonts w:ascii="Arial" w:cs="Arial" w:eastAsia="Arial" w:hAnsi="Arial"/>
@@ -9898,7 +9898,7 @@
               <w:spacing w:after="10" w:before="0"/>
               <w:ind w:left="120"/>
             </w:pPr>
-            <w:hyperlink w:history="1" r:id="rIdg-ax9phddbgkg9qlsvly_">
+            <w:hyperlink w:history="1" r:id="rIdcglglzzzeet0ahtde7rjf">
               <w:r>
                 <w:rPr>
                   <w:rFonts w:ascii="Arial" w:cs="Arial" w:eastAsia="Arial" w:hAnsi="Arial"/>
@@ -10169,7 +10169,7 @@
             <w:pPr>
               <w:spacing w:after="20" w:before="0"/>
             </w:pPr>
-            <w:hyperlink w:history="1" r:id="rId6vjlsflmn0k3ffsfccr6j">
+            <w:hyperlink w:history="1" r:id="rIdihri9mvim3-eioadritpq">
               <w:r>
                 <w:rPr>
                   <w:rFonts w:ascii="Arial" w:cs="Arial" w:eastAsia="Arial" w:hAnsi="Arial"/>
@@ -10202,7 +10202,7 @@
               <w:spacing w:after="10" w:before="0"/>
               <w:ind w:left="120"/>
             </w:pPr>
-            <w:hyperlink w:history="1" r:id="rIdyssmd_dbyd_khvxz9ztoq">
+            <w:hyperlink w:history="1" r:id="rIdvorgx9ko49hkxvgs8xekv">
               <w:r>
                 <w:rPr>
                   <w:rFonts w:ascii="Arial" w:cs="Arial" w:eastAsia="Arial" w:hAnsi="Arial"/>
@@ -10247,7 +10247,7 @@
             <w:pPr>
               <w:spacing w:after="20" w:before="0"/>
             </w:pPr>
-            <w:hyperlink w:history="1" r:id="rIdi4rtdigyvvca81z-m85uj">
+            <w:hyperlink w:history="1" r:id="rIdrfnv1_r_w8zt1pp5m5iym">
               <w:r>
                 <w:rPr>
                   <w:rFonts w:ascii="Arial" w:cs="Arial" w:eastAsia="Arial" w:hAnsi="Arial"/>
@@ -10280,7 +10280,7 @@
               <w:spacing w:after="10" w:before="0"/>
               <w:ind w:left="120"/>
             </w:pPr>
-            <w:hyperlink w:history="1" r:id="rId_xgngog0m8qiviyeihrew">
+            <w:hyperlink w:history="1" r:id="rId_yzbq68hf4azim2t7gdik">
               <w:r>
                 <w:rPr>
                   <w:rFonts w:ascii="Arial" w:cs="Arial" w:eastAsia="Arial" w:hAnsi="Arial"/>
@@ -10551,7 +10551,7 @@
             <w:pPr>
               <w:spacing w:after="20" w:before="0"/>
             </w:pPr>
-            <w:hyperlink w:history="1" r:id="rIdojwv-urvd7jke0wc-i2px">
+            <w:hyperlink w:history="1" r:id="rIdguvbhc8dlidz6_melmg-b">
               <w:r>
                 <w:rPr>
                   <w:rFonts w:ascii="Arial" w:cs="Arial" w:eastAsia="Arial" w:hAnsi="Arial"/>
@@ -10584,7 +10584,7 @@
               <w:spacing w:after="10" w:before="0"/>
               <w:ind w:left="120"/>
             </w:pPr>
-            <w:hyperlink w:history="1" r:id="rIdifiil2iqj6vlvd11wh9vf">
+            <w:hyperlink w:history="1" r:id="rId9d4c50kztprt3tjuub5pf">
               <w:r>
                 <w:rPr>
                   <w:rFonts w:ascii="Arial" w:cs="Arial" w:eastAsia="Arial" w:hAnsi="Arial"/>
@@ -10629,7 +10629,7 @@
             <w:pPr>
               <w:spacing w:after="20" w:before="0"/>
             </w:pPr>
-            <w:hyperlink w:history="1" r:id="rIdnxwiar4z_mjhuflc6bamp">
+            <w:hyperlink w:history="1" r:id="rId0fnl7svktzqclisexh_me">
               <w:r>
                 <w:rPr>
                   <w:rFonts w:ascii="Arial" w:cs="Arial" w:eastAsia="Arial" w:hAnsi="Arial"/>
@@ -10662,7 +10662,7 @@
               <w:spacing w:after="10" w:before="0"/>
               <w:ind w:left="120"/>
             </w:pPr>
-            <w:hyperlink w:history="1" r:id="rIdh_dla0c9ylg9qhhuhveq4">
+            <w:hyperlink w:history="1" r:id="rIddv25fhnisug1mvggsmq7g">
               <w:r>
                 <w:rPr>
                   <w:rFonts w:ascii="Arial" w:cs="Arial" w:eastAsia="Arial" w:hAnsi="Arial"/>
@@ -12225,7 +12225,7 @@
             <w:pPr>
               <w:spacing w:after="20" w:before="0"/>
             </w:pPr>
-            <w:hyperlink w:history="1" r:id="rIdqshz7tqnh1kvk5qkedfmy">
+            <w:hyperlink w:history="1" r:id="rIdrkznfao0ujeahb_mufjds">
               <w:r>
                 <w:rPr>
                   <w:rFonts w:ascii="Arial" w:cs="Arial" w:eastAsia="Arial" w:hAnsi="Arial"/>
@@ -12258,7 +12258,7 @@
               <w:spacing w:after="10" w:before="0"/>
               <w:ind w:left="120"/>
             </w:pPr>
-            <w:hyperlink w:history="1" r:id="rIdvwre8ouvrqxtmnnh1dsku">
+            <w:hyperlink w:history="1" r:id="rIdtqtexoocb5kdng0wxiwnm">
               <w:r>
                 <w:rPr>
                   <w:rFonts w:ascii="Arial" w:cs="Arial" w:eastAsia="Arial" w:hAnsi="Arial"/>
@@ -12303,7 +12303,7 @@
             <w:pPr>
               <w:spacing w:after="20" w:before="0"/>
             </w:pPr>
-            <w:hyperlink w:history="1" r:id="rIdzdh4xqv_ka-4jdfxy3xip">
+            <w:hyperlink w:history="1" r:id="rIdskleli1lvkosbonol2_ey">
               <w:r>
                 <w:rPr>
                   <w:rFonts w:ascii="Arial" w:cs="Arial" w:eastAsia="Arial" w:hAnsi="Arial"/>
@@ -12336,7 +12336,7 @@
               <w:spacing w:after="10" w:before="0"/>
               <w:ind w:left="120"/>
             </w:pPr>
-            <w:hyperlink w:history="1" r:id="rIdu24f5ohkomp-w3-ruwmub">
+            <w:hyperlink w:history="1" r:id="rIdiegs_ivdpzvxqqbylqymn">
               <w:r>
                 <w:rPr>
                   <w:rFonts w:ascii="Arial" w:cs="Arial" w:eastAsia="Arial" w:hAnsi="Arial"/>
@@ -12531,7 +12531,7 @@
             <w:pPr>
               <w:spacing w:after="20" w:before="0"/>
             </w:pPr>
-            <w:hyperlink w:history="1" r:id="rIdn6-aaam8qjzykdnxg50qu">
+            <w:hyperlink w:history="1" r:id="rIdmkl6camcfy7d2yer8lzjx">
               <w:r>
                 <w:rPr>
                   <w:rFonts w:ascii="Arial" w:cs="Arial" w:eastAsia="Arial" w:hAnsi="Arial"/>
@@ -12564,7 +12564,7 @@
               <w:spacing w:after="10" w:before="0"/>
               <w:ind w:left="120"/>
             </w:pPr>
-            <w:hyperlink w:history="1" r:id="rId2l7rgebt44w-drz_4wshp">
+            <w:hyperlink w:history="1" r:id="rId_z9qcumitbyo5aybkmiv0">
               <w:r>
                 <w:rPr>
                   <w:rFonts w:ascii="Arial" w:cs="Arial" w:eastAsia="Arial" w:hAnsi="Arial"/>
@@ -12609,7 +12609,7 @@
             <w:pPr>
               <w:spacing w:after="20" w:before="0"/>
             </w:pPr>
-            <w:hyperlink w:history="1" r:id="rIdlssyt758wi0lla3smaktv">
+            <w:hyperlink w:history="1" r:id="rIdwdvqp6jjlpqzsvekfvuj0">
               <w:r>
                 <w:rPr>
                   <w:rFonts w:ascii="Arial" w:cs="Arial" w:eastAsia="Arial" w:hAnsi="Arial"/>
@@ -12642,7 +12642,7 @@
               <w:spacing w:after="10" w:before="0"/>
               <w:ind w:left="120"/>
             </w:pPr>
-            <w:hyperlink w:history="1" r:id="rIdkooavcyrotdu-9waavlrz">
+            <w:hyperlink w:history="1" r:id="rIdzveiastwxwu84wh1f4isk">
               <w:r>
                 <w:rPr>
                   <w:rFonts w:ascii="Arial" w:cs="Arial" w:eastAsia="Arial" w:hAnsi="Arial"/>
@@ -12837,7 +12837,7 @@
             <w:pPr>
               <w:spacing w:after="20" w:before="0"/>
             </w:pPr>
-            <w:hyperlink w:history="1" r:id="rIdgzfyoxqs8mk1waamxphew">
+            <w:hyperlink w:history="1" r:id="rIdwspwzr83csjyzw0nfq-ax">
               <w:r>
                 <w:rPr>
                   <w:rFonts w:ascii="Arial" w:cs="Arial" w:eastAsia="Arial" w:hAnsi="Arial"/>
@@ -12870,7 +12870,7 @@
               <w:spacing w:after="10" w:before="0"/>
               <w:ind w:left="120"/>
             </w:pPr>
-            <w:hyperlink w:history="1" r:id="rId4fl4w8vts_p2srneqwllw">
+            <w:hyperlink w:history="1" r:id="rIdibnucwjarqj7stiakrg8i">
               <w:r>
                 <w:rPr>
                   <w:rFonts w:ascii="Arial" w:cs="Arial" w:eastAsia="Arial" w:hAnsi="Arial"/>
@@ -12915,7 +12915,7 @@
             <w:pPr>
               <w:spacing w:after="20" w:before="0"/>
             </w:pPr>
-            <w:hyperlink w:history="1" r:id="rIdpm9xwpiox9jaifpphgcfr">
+            <w:hyperlink w:history="1" r:id="rIdp7o0fxr7oeipql0cm6qeg">
               <w:r>
                 <w:rPr>
                   <w:rFonts w:ascii="Arial" w:cs="Arial" w:eastAsia="Arial" w:hAnsi="Arial"/>
@@ -12948,7 +12948,7 @@
               <w:spacing w:after="10" w:before="0"/>
               <w:ind w:left="120"/>
             </w:pPr>
-            <w:hyperlink w:history="1" r:id="rIdpnw2skytsyffur4mod1xi">
+            <w:hyperlink w:history="1" r:id="rId94yn_dwfwww3valegr7ch">
               <w:r>
                 <w:rPr>
                   <w:rFonts w:ascii="Arial" w:cs="Arial" w:eastAsia="Arial" w:hAnsi="Arial"/>
@@ -13143,7 +13143,7 @@
             <w:pPr>
               <w:spacing w:after="20" w:before="0"/>
             </w:pPr>
-            <w:hyperlink w:history="1" r:id="rIds9fq4f8rgld-x83lv8l9f">
+            <w:hyperlink w:history="1" r:id="rId935bt4jv_0zpcngcxuwog">
               <w:r>
                 <w:rPr>
                   <w:rFonts w:ascii="Arial" w:cs="Arial" w:eastAsia="Arial" w:hAnsi="Arial"/>
@@ -13176,7 +13176,7 @@
               <w:spacing w:after="10" w:before="0"/>
               <w:ind w:left="120"/>
             </w:pPr>
-            <w:hyperlink w:history="1" r:id="rIdvjgqqeymyin_301wmxnxu">
+            <w:hyperlink w:history="1" r:id="rId5tmmtfbo-kx8dywjt5eer">
               <w:r>
                 <w:rPr>
                   <w:rFonts w:ascii="Arial" w:cs="Arial" w:eastAsia="Arial" w:hAnsi="Arial"/>
@@ -13221,7 +13221,7 @@
             <w:pPr>
               <w:spacing w:after="20" w:before="0"/>
             </w:pPr>
-            <w:hyperlink w:history="1" r:id="rIdctxtht0ywduahtuwldwlv">
+            <w:hyperlink w:history="1" r:id="rIdqz9d-choxcozbrqvsxyia">
               <w:r>
                 <w:rPr>
                   <w:rFonts w:ascii="Arial" w:cs="Arial" w:eastAsia="Arial" w:hAnsi="Arial"/>
@@ -13254,7 +13254,7 @@
               <w:spacing w:after="10" w:before="0"/>
               <w:ind w:left="120"/>
             </w:pPr>
-            <w:hyperlink w:history="1" r:id="rIdyrlkfnn233evjow9aq9yz">
+            <w:hyperlink w:history="1" r:id="rIdvkonqiookfawri2hyrzad">
               <w:r>
                 <w:rPr>
                   <w:rFonts w:ascii="Arial" w:cs="Arial" w:eastAsia="Arial" w:hAnsi="Arial"/>
@@ -13449,7 +13449,7 @@
             <w:pPr>
               <w:spacing w:after="20" w:before="0"/>
             </w:pPr>
-            <w:hyperlink w:history="1" r:id="rId4m9idibbfsoevweo92ls6">
+            <w:hyperlink w:history="1" r:id="rId2swxkassb0knxpwlc0wxh">
               <w:r>
                 <w:rPr>
                   <w:rFonts w:ascii="Arial" w:cs="Arial" w:eastAsia="Arial" w:hAnsi="Arial"/>
@@ -13482,7 +13482,7 @@
               <w:spacing w:after="10" w:before="0"/>
               <w:ind w:left="120"/>
             </w:pPr>
-            <w:hyperlink w:history="1" r:id="rIdrzhcgrk6clnss776jldoq">
+            <w:hyperlink w:history="1" r:id="rIdfrdtdrgyjtvubqoeuj7hs">
               <w:r>
                 <w:rPr>
                   <w:rFonts w:ascii="Arial" w:cs="Arial" w:eastAsia="Arial" w:hAnsi="Arial"/>
@@ -13527,7 +13527,7 @@
             <w:pPr>
               <w:spacing w:after="20" w:before="0"/>
             </w:pPr>
-            <w:hyperlink w:history="1" r:id="rIdzllqx0zepo252vjy5v0qh">
+            <w:hyperlink w:history="1" r:id="rIdhmknz_sooefip6fpeygnh">
               <w:r>
                 <w:rPr>
                   <w:rFonts w:ascii="Arial" w:cs="Arial" w:eastAsia="Arial" w:hAnsi="Arial"/>
@@ -13560,7 +13560,7 @@
               <w:spacing w:after="10" w:before="0"/>
               <w:ind w:left="120"/>
             </w:pPr>
-            <w:hyperlink w:history="1" r:id="rId9hkgv2-0kkx6mz4_oxumh">
+            <w:hyperlink w:history="1" r:id="rIdaua3z0qv7pihznyjfljld">
               <w:r>
                 <w:rPr>
                   <w:rFonts w:ascii="Arial" w:cs="Arial" w:eastAsia="Arial" w:hAnsi="Arial"/>
@@ -15047,7 +15047,7 @@
             <w:pPr>
               <w:spacing w:after="20" w:before="0"/>
             </w:pPr>
-            <w:hyperlink w:history="1" r:id="rId9zrubrofgr9qhkcalzlpz">
+            <w:hyperlink w:history="1" r:id="rIdfgpumklxgkyy2udyknx3j">
               <w:r>
                 <w:rPr>
                   <w:rFonts w:ascii="Arial" w:cs="Arial" w:eastAsia="Arial" w:hAnsi="Arial"/>
@@ -15080,7 +15080,7 @@
               <w:spacing w:after="10" w:before="0"/>
               <w:ind w:left="120"/>
             </w:pPr>
-            <w:hyperlink w:history="1" r:id="rIdyxqevxnav30gwomo_lx7e">
+            <w:hyperlink w:history="1" r:id="rId0d-61zlvvvwbi_yc75pp3">
               <w:r>
                 <w:rPr>
                   <w:rFonts w:ascii="Arial" w:cs="Arial" w:eastAsia="Arial" w:hAnsi="Arial"/>
@@ -15125,7 +15125,7 @@
             <w:pPr>
               <w:spacing w:after="20" w:before="0"/>
             </w:pPr>
-            <w:hyperlink w:history="1" r:id="rIdaigmjkmxmdh-ldjsokrpy">
+            <w:hyperlink w:history="1" r:id="rIdcimgz5rf-tupyljg5zbnv">
               <w:r>
                 <w:rPr>
                   <w:rFonts w:ascii="Arial" w:cs="Arial" w:eastAsia="Arial" w:hAnsi="Arial"/>
@@ -15158,7 +15158,7 @@
               <w:spacing w:after="10" w:before="0"/>
               <w:ind w:left="120"/>
             </w:pPr>
-            <w:hyperlink w:history="1" r:id="rIdin9pbdnrgf-ve29bqr8rd">
+            <w:hyperlink w:history="1" r:id="rId54xrd-xq-ie58e8mh_izj">
               <w:r>
                 <w:rPr>
                   <w:rFonts w:ascii="Arial" w:cs="Arial" w:eastAsia="Arial" w:hAnsi="Arial"/>
@@ -15353,7 +15353,7 @@
             <w:pPr>
               <w:spacing w:after="20" w:before="0"/>
             </w:pPr>
-            <w:hyperlink w:history="1" r:id="rId0dojlirvesxyxaqlxcege">
+            <w:hyperlink w:history="1" r:id="rIda2rc5sjhtkgbumxl2f0l2">
               <w:r>
                 <w:rPr>
                   <w:rFonts w:ascii="Arial" w:cs="Arial" w:eastAsia="Arial" w:hAnsi="Arial"/>
@@ -15386,7 +15386,7 @@
               <w:spacing w:after="10" w:before="0"/>
               <w:ind w:left="120"/>
             </w:pPr>
-            <w:hyperlink w:history="1" r:id="rIdka878gbuhmhg08tbc9t80">
+            <w:hyperlink w:history="1" r:id="rIdiq6imvhbzc1re3y44vqjh">
               <w:r>
                 <w:rPr>
                   <w:rFonts w:ascii="Arial" w:cs="Arial" w:eastAsia="Arial" w:hAnsi="Arial"/>
@@ -15431,7 +15431,7 @@
             <w:pPr>
               <w:spacing w:after="20" w:before="0"/>
             </w:pPr>
-            <w:hyperlink w:history="1" r:id="rIdgiv_e_vi1y5qfkmsihzhr">
+            <w:hyperlink w:history="1" r:id="rIdl6ug0pejgrtey2ont54ir">
               <w:r>
                 <w:rPr>
                   <w:rFonts w:ascii="Arial" w:cs="Arial" w:eastAsia="Arial" w:hAnsi="Arial"/>
@@ -15464,7 +15464,7 @@
               <w:spacing w:after="10" w:before="0"/>
               <w:ind w:left="120"/>
             </w:pPr>
-            <w:hyperlink w:history="1" r:id="rIdeeqj_kvgrnauuxhj8o0tr">
+            <w:hyperlink w:history="1" r:id="rIdidruzhc5vx9dj63aih0gf">
               <w:r>
                 <w:rPr>
                   <w:rFonts w:ascii="Arial" w:cs="Arial" w:eastAsia="Arial" w:hAnsi="Arial"/>
@@ -15659,7 +15659,7 @@
             <w:pPr>
               <w:spacing w:after="20" w:before="0"/>
             </w:pPr>
-            <w:hyperlink w:history="1" r:id="rIdcdpskck1cpdrltplgkeig">
+            <w:hyperlink w:history="1" r:id="rId1qqnlfmn5klhh_3u7gty_">
               <w:r>
                 <w:rPr>
                   <w:rFonts w:ascii="Arial" w:cs="Arial" w:eastAsia="Arial" w:hAnsi="Arial"/>
@@ -15692,7 +15692,7 @@
               <w:spacing w:after="10" w:before="0"/>
               <w:ind w:left="120"/>
             </w:pPr>
-            <w:hyperlink w:history="1" r:id="rIdbkf0w3h20kt0yhdbt_u0d">
+            <w:hyperlink w:history="1" r:id="rId5j9ezarvdjionxvmw2mep">
               <w:r>
                 <w:rPr>
                   <w:rFonts w:ascii="Arial" w:cs="Arial" w:eastAsia="Arial" w:hAnsi="Arial"/>
@@ -15737,7 +15737,7 @@
             <w:pPr>
               <w:spacing w:after="20" w:before="0"/>
             </w:pPr>
-            <w:hyperlink w:history="1" r:id="rIdsbovbcgpdl0viv3ypwbnd">
+            <w:hyperlink w:history="1" r:id="rIdkqpjsulssia9sfjm7xd70">
               <w:r>
                 <w:rPr>
                   <w:rFonts w:ascii="Arial" w:cs="Arial" w:eastAsia="Arial" w:hAnsi="Arial"/>
@@ -15770,7 +15770,7 @@
               <w:spacing w:after="10" w:before="0"/>
               <w:ind w:left="120"/>
             </w:pPr>
-            <w:hyperlink w:history="1" r:id="rIdxi0j02-bsyzxwasuvgviu">
+            <w:hyperlink w:history="1" r:id="rId1okvhpe3fc5oyxszxhytz">
               <w:r>
                 <w:rPr>
                   <w:rFonts w:ascii="Arial" w:cs="Arial" w:eastAsia="Arial" w:hAnsi="Arial"/>
@@ -15965,7 +15965,7 @@
             <w:pPr>
               <w:spacing w:after="20" w:before="0"/>
             </w:pPr>
-            <w:hyperlink w:history="1" r:id="rIdgoo3jjhziywpr-mhh2dwy">
+            <w:hyperlink w:history="1" r:id="rIdor577nyqtpb5lrncu1a9x">
               <w:r>
                 <w:rPr>
                   <w:rFonts w:ascii="Arial" w:cs="Arial" w:eastAsia="Arial" w:hAnsi="Arial"/>
@@ -15998,7 +15998,7 @@
               <w:spacing w:after="10" w:before="0"/>
               <w:ind w:left="120"/>
             </w:pPr>
-            <w:hyperlink w:history="1" r:id="rIdscbatxjhjnolvpu49v7kw">
+            <w:hyperlink w:history="1" r:id="rIdgjbyer6hx3dhuflfsleky">
               <w:r>
                 <w:rPr>
                   <w:rFonts w:ascii="Arial" w:cs="Arial" w:eastAsia="Arial" w:hAnsi="Arial"/>
@@ -16043,7 +16043,7 @@
             <w:pPr>
               <w:spacing w:after="20" w:before="0"/>
             </w:pPr>
-            <w:hyperlink w:history="1" r:id="rIdopedfck6pm8dpnvxnmdun">
+            <w:hyperlink w:history="1" r:id="rIdhv3m6wnpu7znd1csxmtca">
               <w:r>
                 <w:rPr>
                   <w:rFonts w:ascii="Arial" w:cs="Arial" w:eastAsia="Arial" w:hAnsi="Arial"/>
@@ -16076,7 +16076,7 @@
               <w:spacing w:after="10" w:before="0"/>
               <w:ind w:left="120"/>
             </w:pPr>
-            <w:hyperlink w:history="1" r:id="rIdm9avq-m4likspoiprn5mr">
+            <w:hyperlink w:history="1" r:id="rIdhkbxkvs_hnxs5tu0vx_ey">
               <w:r>
                 <w:rPr>
                   <w:rFonts w:ascii="Arial" w:cs="Arial" w:eastAsia="Arial" w:hAnsi="Arial"/>
@@ -16271,7 +16271,7 @@
             <w:pPr>
               <w:spacing w:after="20" w:before="0"/>
             </w:pPr>
-            <w:hyperlink w:history="1" r:id="rId4pp8qsb-c-_gpalyk5gv_">
+            <w:hyperlink w:history="1" r:id="rId-d63o7ec0gtjszg4gew2a">
               <w:r>
                 <w:rPr>
                   <w:rFonts w:ascii="Arial" w:cs="Arial" w:eastAsia="Arial" w:hAnsi="Arial"/>
@@ -16304,7 +16304,7 @@
               <w:spacing w:after="10" w:before="0"/>
               <w:ind w:left="120"/>
             </w:pPr>
-            <w:hyperlink w:history="1" r:id="rIddqcjlagtnghxtcyi472gw">
+            <w:hyperlink w:history="1" r:id="rId_cpgtngffxvhwatprlxke">
               <w:r>
                 <w:rPr>
                   <w:rFonts w:ascii="Arial" w:cs="Arial" w:eastAsia="Arial" w:hAnsi="Arial"/>
@@ -16349,7 +16349,7 @@
             <w:pPr>
               <w:spacing w:after="20" w:before="0"/>
             </w:pPr>
-            <w:hyperlink w:history="1" r:id="rIdayet6g6zvxhtqynfg6wu7">
+            <w:hyperlink w:history="1" r:id="rIdyvjlsdulpvpj-nylht2rd">
               <w:r>
                 <w:rPr>
                   <w:rFonts w:ascii="Arial" w:cs="Arial" w:eastAsia="Arial" w:hAnsi="Arial"/>
@@ -16382,7 +16382,7 @@
               <w:spacing w:after="10" w:before="0"/>
               <w:ind w:left="120"/>
             </w:pPr>
-            <w:hyperlink w:history="1" r:id="rIdoyivzwzxwehvjwptum-zw">
+            <w:hyperlink w:history="1" r:id="rIdve1zyexen_n6ai2wt9n9w">
               <w:r>
                 <w:rPr>
                   <w:rFonts w:ascii="Arial" w:cs="Arial" w:eastAsia="Arial" w:hAnsi="Arial"/>
@@ -17869,7 +17869,7 @@
             <w:pPr>
               <w:spacing w:after="20" w:before="0"/>
             </w:pPr>
-            <w:hyperlink w:history="1" r:id="rIdvvecx-oq8zzmcjarwdlxs">
+            <w:hyperlink w:history="1" r:id="rIduehnizp9sdgnv3hxrx0qd">
               <w:r>
                 <w:rPr>
                   <w:rFonts w:ascii="Arial" w:cs="Arial" w:eastAsia="Arial" w:hAnsi="Arial"/>
@@ -17902,7 +17902,7 @@
               <w:spacing w:after="10" w:before="0"/>
               <w:ind w:left="120"/>
             </w:pPr>
-            <w:hyperlink w:history="1" r:id="rIdqt5dslxomqvxvwk1gbbl3">
+            <w:hyperlink w:history="1" r:id="rIdceu9sayyi7qrqdjjtba8o">
               <w:r>
                 <w:rPr>
                   <w:rFonts w:ascii="Arial" w:cs="Arial" w:eastAsia="Arial" w:hAnsi="Arial"/>
@@ -17947,7 +17947,7 @@
             <w:pPr>
               <w:spacing w:after="20" w:before="0"/>
             </w:pPr>
-            <w:hyperlink w:history="1" r:id="rIdan1pjl51vobk7dzc5oy3b">
+            <w:hyperlink w:history="1" r:id="rIddiiz7qleb9vcyj7xbz4fx">
               <w:r>
                 <w:rPr>
                   <w:rFonts w:ascii="Arial" w:cs="Arial" w:eastAsia="Arial" w:hAnsi="Arial"/>
@@ -17980,7 +17980,7 @@
               <w:spacing w:after="10" w:before="0"/>
               <w:ind w:left="120"/>
             </w:pPr>
-            <w:hyperlink w:history="1" r:id="rId5y-dutn67ftr6vwwijwbs">
+            <w:hyperlink w:history="1" r:id="rId-8osk7pterljszsg-d51g">
               <w:r>
                 <w:rPr>
                   <w:rFonts w:ascii="Arial" w:cs="Arial" w:eastAsia="Arial" w:hAnsi="Arial"/>
@@ -18175,7 +18175,7 @@
             <w:pPr>
               <w:spacing w:after="20" w:before="0"/>
             </w:pPr>
-            <w:hyperlink w:history="1" r:id="rIddj2maovscsnwtbppawdwn">
+            <w:hyperlink w:history="1" r:id="rIdwivxr0rqs2ncyvjqzosnv">
               <w:r>
                 <w:rPr>
                   <w:rFonts w:ascii="Arial" w:cs="Arial" w:eastAsia="Arial" w:hAnsi="Arial"/>
@@ -18208,7 +18208,7 @@
               <w:spacing w:after="10" w:before="0"/>
               <w:ind w:left="120"/>
             </w:pPr>
-            <w:hyperlink w:history="1" r:id="rIdqizxvaxpfwjwzjwz6m8zx">
+            <w:hyperlink w:history="1" r:id="rId2j5qm6jnbls-ds6stmlyc">
               <w:r>
                 <w:rPr>
                   <w:rFonts w:ascii="Arial" w:cs="Arial" w:eastAsia="Arial" w:hAnsi="Arial"/>
@@ -18253,7 +18253,7 @@
             <w:pPr>
               <w:spacing w:after="20" w:before="0"/>
             </w:pPr>
-            <w:hyperlink w:history="1" r:id="rIdqqx61jnb0bc59-lbm6dln">
+            <w:hyperlink w:history="1" r:id="rIdwoqwfswiyiuh-of7jivos">
               <w:r>
                 <w:rPr>
                   <w:rFonts w:ascii="Arial" w:cs="Arial" w:eastAsia="Arial" w:hAnsi="Arial"/>
@@ -18286,7 +18286,7 @@
               <w:spacing w:after="10" w:before="0"/>
               <w:ind w:left="120"/>
             </w:pPr>
-            <w:hyperlink w:history="1" r:id="rIdhd_mohfd64vpgk32naon5">
+            <w:hyperlink w:history="1" r:id="rIdz5tzj2mm1jnigohpvpxbp">
               <w:r>
                 <w:rPr>
                   <w:rFonts w:ascii="Arial" w:cs="Arial" w:eastAsia="Arial" w:hAnsi="Arial"/>
@@ -18481,7 +18481,7 @@
             <w:pPr>
               <w:spacing w:after="20" w:before="0"/>
             </w:pPr>
-            <w:hyperlink w:history="1" r:id="rIdecuw_8yklcx52pkw_ebfa">
+            <w:hyperlink w:history="1" r:id="rIdelkxnspngqiv1flld07i4">
               <w:r>
                 <w:rPr>
                   <w:rFonts w:ascii="Arial" w:cs="Arial" w:eastAsia="Arial" w:hAnsi="Arial"/>
@@ -18514,7 +18514,7 @@
               <w:spacing w:after="10" w:before="0"/>
               <w:ind w:left="120"/>
             </w:pPr>
-            <w:hyperlink w:history="1" r:id="rIdktbqxngrsj7zhh1hw6ufv">
+            <w:hyperlink w:history="1" r:id="rId78c_-qhtybnt9gnzfdwiw">
               <w:r>
                 <w:rPr>
                   <w:rFonts w:ascii="Arial" w:cs="Arial" w:eastAsia="Arial" w:hAnsi="Arial"/>
@@ -18559,7 +18559,7 @@
             <w:pPr>
               <w:spacing w:after="20" w:before="0"/>
             </w:pPr>
-            <w:hyperlink w:history="1" r:id="rIdlajgytqac9qtbg033psma">
+            <w:hyperlink w:history="1" r:id="rIdjzz6m-dmfoeumixromamb">
               <w:r>
                 <w:rPr>
                   <w:rFonts w:ascii="Arial" w:cs="Arial" w:eastAsia="Arial" w:hAnsi="Arial"/>
@@ -18592,7 +18592,7 @@
               <w:spacing w:after="10" w:before="0"/>
               <w:ind w:left="120"/>
             </w:pPr>
-            <w:hyperlink w:history="1" r:id="rIdazz6f0gcln5jvcolgr0r6">
+            <w:hyperlink w:history="1" r:id="rIdvzkdn9xmgzxqtidwaung-">
               <w:r>
                 <w:rPr>
                   <w:rFonts w:ascii="Arial" w:cs="Arial" w:eastAsia="Arial" w:hAnsi="Arial"/>
@@ -18787,7 +18787,7 @@
             <w:pPr>
               <w:spacing w:after="20" w:before="0"/>
             </w:pPr>
-            <w:hyperlink w:history="1" r:id="rIdhe8bgplou1swv-zjopp-j">
+            <w:hyperlink w:history="1" r:id="rIdhj2mwif11plxppceeb545">
               <w:r>
                 <w:rPr>
                   <w:rFonts w:ascii="Arial" w:cs="Arial" w:eastAsia="Arial" w:hAnsi="Arial"/>
@@ -18820,7 +18820,7 @@
               <w:spacing w:after="10" w:before="0"/>
               <w:ind w:left="120"/>
             </w:pPr>
-            <w:hyperlink w:history="1" r:id="rIdzvquzqbiu_xebaawfgelv">
+            <w:hyperlink w:history="1" r:id="rIdi5mm0xjlpai--yvsr6w_p">
               <w:r>
                 <w:rPr>
                   <w:rFonts w:ascii="Arial" w:cs="Arial" w:eastAsia="Arial" w:hAnsi="Arial"/>
@@ -18865,7 +18865,7 @@
             <w:pPr>
               <w:spacing w:after="20" w:before="0"/>
             </w:pPr>
-            <w:hyperlink w:history="1" r:id="rIdpzpmxndrztjfah8of20fk">
+            <w:hyperlink w:history="1" r:id="rIdpgnv6gci0cbnc0zrf8dav">
               <w:r>
                 <w:rPr>
                   <w:rFonts w:ascii="Arial" w:cs="Arial" w:eastAsia="Arial" w:hAnsi="Arial"/>
@@ -18898,7 +18898,7 @@
               <w:spacing w:after="10" w:before="0"/>
               <w:ind w:left="120"/>
             </w:pPr>
-            <w:hyperlink w:history="1" r:id="rIdfdsjta4nurehiluu3zn4t">
+            <w:hyperlink w:history="1" r:id="rId4ny6-h_xaxhfgmz-dkrgq">
               <w:r>
                 <w:rPr>
                   <w:rFonts w:ascii="Arial" w:cs="Arial" w:eastAsia="Arial" w:hAnsi="Arial"/>
@@ -19093,7 +19093,7 @@
             <w:pPr>
               <w:spacing w:after="20" w:before="0"/>
             </w:pPr>
-            <w:hyperlink w:history="1" r:id="rId8htly-mwvujksqmtaof10">
+            <w:hyperlink w:history="1" r:id="rIdtwo7wm3mgz3iryhpybh8p">
               <w:r>
                 <w:rPr>
                   <w:rFonts w:ascii="Arial" w:cs="Arial" w:eastAsia="Arial" w:hAnsi="Arial"/>
@@ -19126,7 +19126,7 @@
               <w:spacing w:after="10" w:before="0"/>
               <w:ind w:left="120"/>
             </w:pPr>
-            <w:hyperlink w:history="1" r:id="rIdfjxfgjwqs6kn0xra0hb19">
+            <w:hyperlink w:history="1" r:id="rIdwrcw8mcf6686-zq35wyyt">
               <w:r>
                 <w:rPr>
                   <w:rFonts w:ascii="Arial" w:cs="Arial" w:eastAsia="Arial" w:hAnsi="Arial"/>
@@ -19171,7 +19171,7 @@
             <w:pPr>
               <w:spacing w:after="20" w:before="0"/>
             </w:pPr>
-            <w:hyperlink w:history="1" r:id="rIdfemuv8owdo2bbtfdxw_uf">
+            <w:hyperlink w:history="1" r:id="rIdbkbi5chhtr1lt26mm3lfr">
               <w:r>
                 <w:rPr>
                   <w:rFonts w:ascii="Arial" w:cs="Arial" w:eastAsia="Arial" w:hAnsi="Arial"/>
@@ -19204,7 +19204,7 @@
               <w:spacing w:after="10" w:before="0"/>
               <w:ind w:left="120"/>
             </w:pPr>
-            <w:hyperlink w:history="1" r:id="rIdst8dyjvnlc8icyylad2fu">
+            <w:hyperlink w:history="1" r:id="rIdmq_savykpxdljwtuohcy9">
               <w:r>
                 <w:rPr>
                   <w:rFonts w:ascii="Arial" w:cs="Arial" w:eastAsia="Arial" w:hAnsi="Arial"/>
@@ -20881,7 +20881,7 @@
             <w:pPr>
               <w:spacing w:after="20" w:before="0"/>
             </w:pPr>
-            <w:hyperlink w:history="1" r:id="rIdbxettz3mujec3e7kqsbvu">
+            <w:hyperlink w:history="1" r:id="rIdwzahqwxdtpxopfe79jkyv">
               <w:r>
                 <w:rPr>
                   <w:rFonts w:ascii="Arial" w:cs="Arial" w:eastAsia="Arial" w:hAnsi="Arial"/>
@@ -20914,7 +20914,7 @@
               <w:spacing w:after="10" w:before="0"/>
               <w:ind w:left="120"/>
             </w:pPr>
-            <w:hyperlink w:history="1" r:id="rId46my6mikrdhku5bzzkoiy">
+            <w:hyperlink w:history="1" r:id="rId94qhvmkkve_smcik7uiyr">
               <w:r>
                 <w:rPr>
                   <w:rFonts w:ascii="Arial" w:cs="Arial" w:eastAsia="Arial" w:hAnsi="Arial"/>
@@ -20959,7 +20959,7 @@
             <w:pPr>
               <w:spacing w:after="20" w:before="0"/>
             </w:pPr>
-            <w:hyperlink w:history="1" r:id="rIdv4uq5rcosvsomjld0ladg">
+            <w:hyperlink w:history="1" r:id="rIdngjqqry3d5kd2lgh7t8w9">
               <w:r>
                 <w:rPr>
                   <w:rFonts w:ascii="Arial" w:cs="Arial" w:eastAsia="Arial" w:hAnsi="Arial"/>
@@ -20992,7 +20992,7 @@
               <w:spacing w:after="10" w:before="0"/>
               <w:ind w:left="120"/>
             </w:pPr>
-            <w:hyperlink w:history="1" r:id="rIdh6jn3n7xgctphtnyfvq1s">
+            <w:hyperlink w:history="1" r:id="rIdpvg29hlsb9pgxwnbsjxs4">
               <w:r>
                 <w:rPr>
                   <w:rFonts w:ascii="Arial" w:cs="Arial" w:eastAsia="Arial" w:hAnsi="Arial"/>
@@ -21187,7 +21187,7 @@
             <w:pPr>
               <w:spacing w:after="20" w:before="0"/>
             </w:pPr>
-            <w:hyperlink w:history="1" r:id="rIdbubhd-pfhth6lsvjwwjfa">
+            <w:hyperlink w:history="1" r:id="rIdr6cttseprmvbymonojej4">
               <w:r>
                 <w:rPr>
                   <w:rFonts w:ascii="Arial" w:cs="Arial" w:eastAsia="Arial" w:hAnsi="Arial"/>
@@ -21220,7 +21220,7 @@
               <w:spacing w:after="10" w:before="0"/>
               <w:ind w:left="120"/>
             </w:pPr>
-            <w:hyperlink w:history="1" r:id="rIdtzhi8mpsrsywdm-wm2qmx">
+            <w:hyperlink w:history="1" r:id="rIdo4czng41_f3x9t_pknnre">
               <w:r>
                 <w:rPr>
                   <w:rFonts w:ascii="Arial" w:cs="Arial" w:eastAsia="Arial" w:hAnsi="Arial"/>
@@ -21265,7 +21265,7 @@
             <w:pPr>
               <w:spacing w:after="20" w:before="0"/>
             </w:pPr>
-            <w:hyperlink w:history="1" r:id="rIdugiqy6tzrieaq0vrft5rt">
+            <w:hyperlink w:history="1" r:id="rIdst2eqkf3ilm5tquvsuobu">
               <w:r>
                 <w:rPr>
                   <w:rFonts w:ascii="Arial" w:cs="Arial" w:eastAsia="Arial" w:hAnsi="Arial"/>
@@ -21298,7 +21298,7 @@
               <w:spacing w:after="10" w:before="0"/>
               <w:ind w:left="120"/>
             </w:pPr>
-            <w:hyperlink w:history="1" r:id="rId5efiwysljt_iuiuknbirk">
+            <w:hyperlink w:history="1" r:id="rIdrtitm8bext_er8hzw6i7c">
               <w:r>
                 <w:rPr>
                   <w:rFonts w:ascii="Arial" w:cs="Arial" w:eastAsia="Arial" w:hAnsi="Arial"/>
@@ -21493,7 +21493,7 @@
             <w:pPr>
               <w:spacing w:after="20" w:before="0"/>
             </w:pPr>
-            <w:hyperlink w:history="1" r:id="rIdm0tu5gomancnagygr9fre">
+            <w:hyperlink w:history="1" r:id="rIdb9whqvavvipnxqvbdwunt">
               <w:r>
                 <w:rPr>
                   <w:rFonts w:ascii="Arial" w:cs="Arial" w:eastAsia="Arial" w:hAnsi="Arial"/>
@@ -21526,7 +21526,7 @@
               <w:spacing w:after="10" w:before="0"/>
               <w:ind w:left="120"/>
             </w:pPr>
-            <w:hyperlink w:history="1" r:id="rIdgpndx-2kjgkvac4q4wuff">
+            <w:hyperlink w:history="1" r:id="rIdxw3x7qn_fqqihlwszw4eb">
               <w:r>
                 <w:rPr>
                   <w:rFonts w:ascii="Arial" w:cs="Arial" w:eastAsia="Arial" w:hAnsi="Arial"/>
@@ -21571,7 +21571,7 @@
             <w:pPr>
               <w:spacing w:after="20" w:before="0"/>
             </w:pPr>
-            <w:hyperlink w:history="1" r:id="rIdh351tisehzlby_mtb_fjf">
+            <w:hyperlink w:history="1" r:id="rIdlmprrn09zc3loma9c6gck">
               <w:r>
                 <w:rPr>
                   <w:rFonts w:ascii="Arial" w:cs="Arial" w:eastAsia="Arial" w:hAnsi="Arial"/>
@@ -21604,7 +21604,7 @@
               <w:spacing w:after="10" w:before="0"/>
               <w:ind w:left="120"/>
             </w:pPr>
-            <w:hyperlink w:history="1" r:id="rIdvdtkjqo7cpydbfgxknoai">
+            <w:hyperlink w:history="1" r:id="rId4xdenkzwbs3jommpcxtmj">
               <w:r>
                 <w:rPr>
                   <w:rFonts w:ascii="Arial" w:cs="Arial" w:eastAsia="Arial" w:hAnsi="Arial"/>
@@ -21799,7 +21799,7 @@
             <w:pPr>
               <w:spacing w:after="20" w:before="0"/>
             </w:pPr>
-            <w:hyperlink w:history="1" r:id="rIdipzccyikwyzdki9x3djzl">
+            <w:hyperlink w:history="1" r:id="rIdof62qwuasvo-8srdjjt37">
               <w:r>
                 <w:rPr>
                   <w:rFonts w:ascii="Arial" w:cs="Arial" w:eastAsia="Arial" w:hAnsi="Arial"/>
@@ -21832,7 +21832,7 @@
               <w:spacing w:after="10" w:before="0"/>
               <w:ind w:left="120"/>
             </w:pPr>
-            <w:hyperlink w:history="1" r:id="rIdgu4iar05qvfgen7ju5lxe">
+            <w:hyperlink w:history="1" r:id="rIdkaate9a_w45pshbixumhv">
               <w:r>
                 <w:rPr>
                   <w:rFonts w:ascii="Arial" w:cs="Arial" w:eastAsia="Arial" w:hAnsi="Arial"/>
@@ -21877,7 +21877,7 @@
             <w:pPr>
               <w:spacing w:after="20" w:before="0"/>
             </w:pPr>
-            <w:hyperlink w:history="1" r:id="rIdxu498g9pwr11liqejcdqg">
+            <w:hyperlink w:history="1" r:id="rIdm36wlqjrytnp0llhwwyko">
               <w:r>
                 <w:rPr>
                   <w:rFonts w:ascii="Arial" w:cs="Arial" w:eastAsia="Arial" w:hAnsi="Arial"/>
@@ -21910,7 +21910,7 @@
               <w:spacing w:after="10" w:before="0"/>
               <w:ind w:left="120"/>
             </w:pPr>
-            <w:hyperlink w:history="1" r:id="rIdnk7cto-ijrqds8csbyxdt">
+            <w:hyperlink w:history="1" r:id="rIdwos6kv25gzfao6mh9bxdl">
               <w:r>
                 <w:rPr>
                   <w:rFonts w:ascii="Arial" w:cs="Arial" w:eastAsia="Arial" w:hAnsi="Arial"/>
@@ -22105,7 +22105,7 @@
             <w:pPr>
               <w:spacing w:after="20" w:before="0"/>
             </w:pPr>
-            <w:hyperlink w:history="1" r:id="rIdcgtki61js6kahadtngkcr">
+            <w:hyperlink w:history="1" r:id="rIdfcepusqc9n8vzanl4trua">
               <w:r>
                 <w:rPr>
                   <w:rFonts w:ascii="Arial" w:cs="Arial" w:eastAsia="Arial" w:hAnsi="Arial"/>
@@ -22138,7 +22138,7 @@
               <w:spacing w:after="10" w:before="0"/>
               <w:ind w:left="120"/>
             </w:pPr>
-            <w:hyperlink w:history="1" r:id="rIdx4eb7lxr4fxv0esracada">
+            <w:hyperlink w:history="1" r:id="rIdd73scsf5rfbfjcdku3cyf">
               <w:r>
                 <w:rPr>
                   <w:rFonts w:ascii="Arial" w:cs="Arial" w:eastAsia="Arial" w:hAnsi="Arial"/>
@@ -22183,7 +22183,7 @@
             <w:pPr>
               <w:spacing w:after="20" w:before="0"/>
             </w:pPr>
-            <w:hyperlink w:history="1" r:id="rIdy6yq-xalhabewvsnoed9x">
+            <w:hyperlink w:history="1" r:id="rIdusvwqqvyv-dqgb4bpnk9f">
               <w:r>
                 <w:rPr>
                   <w:rFonts w:ascii="Arial" w:cs="Arial" w:eastAsia="Arial" w:hAnsi="Arial"/>
@@ -22216,7 +22216,7 @@
               <w:spacing w:after="10" w:before="0"/>
               <w:ind w:left="120"/>
             </w:pPr>
-            <w:hyperlink w:history="1" r:id="rIdqqiixce477jc2zojc-9fm">
+            <w:hyperlink w:history="1" r:id="rIdydehjyb_7htt2r2ema1gl">
               <w:r>
                 <w:rPr>
                   <w:rFonts w:ascii="Arial" w:cs="Arial" w:eastAsia="Arial" w:hAnsi="Arial"/>
@@ -23969,7 +23969,7 @@
             <w:pPr>
               <w:spacing w:after="20" w:before="0"/>
             </w:pPr>
-            <w:hyperlink w:history="1" r:id="rIdh52ofj1qbaqcz8tuuspuh">
+            <w:hyperlink w:history="1" r:id="rIdkajpd6ctcb9w79fr77x6g">
               <w:r>
                 <w:rPr>
                   <w:rFonts w:ascii="Arial" w:cs="Arial" w:eastAsia="Arial" w:hAnsi="Arial"/>
@@ -24002,7 +24002,7 @@
               <w:spacing w:after="10" w:before="0"/>
               <w:ind w:left="120"/>
             </w:pPr>
-            <w:hyperlink w:history="1" r:id="rIdg4vf6pg2_dwtut24ozja4">
+            <w:hyperlink w:history="1" r:id="rIdj7alqvws9t9xp4h2luokt">
               <w:r>
                 <w:rPr>
                   <w:rFonts w:ascii="Arial" w:cs="Arial" w:eastAsia="Arial" w:hAnsi="Arial"/>
@@ -24047,7 +24047,7 @@
             <w:pPr>
               <w:spacing w:after="20" w:before="0"/>
             </w:pPr>
-            <w:hyperlink w:history="1" r:id="rIdd_5ojdnldq9rvjuqgt2id">
+            <w:hyperlink w:history="1" r:id="rIdqqojwqj0ixeokwgyzrxgu">
               <w:r>
                 <w:rPr>
                   <w:rFonts w:ascii="Arial" w:cs="Arial" w:eastAsia="Arial" w:hAnsi="Arial"/>
@@ -24080,7 +24080,7 @@
               <w:spacing w:after="10" w:before="0"/>
               <w:ind w:left="120"/>
             </w:pPr>
-            <w:hyperlink w:history="1" r:id="rIdkbm7hrb5dioswdlc0btwd">
+            <w:hyperlink w:history="1" r:id="rId133czr98xvj0-antkqldk">
               <w:r>
                 <w:rPr>
                   <w:rFonts w:ascii="Arial" w:cs="Arial" w:eastAsia="Arial" w:hAnsi="Arial"/>
@@ -24275,7 +24275,7 @@
             <w:pPr>
               <w:spacing w:after="20" w:before="0"/>
             </w:pPr>
-            <w:hyperlink w:history="1" r:id="rIdy-w3fvduxu1e5yddj612e">
+            <w:hyperlink w:history="1" r:id="rIdpug40cgezodl6wujphspe">
               <w:r>
                 <w:rPr>
                   <w:rFonts w:ascii="Arial" w:cs="Arial" w:eastAsia="Arial" w:hAnsi="Arial"/>
@@ -24308,7 +24308,7 @@
               <w:spacing w:after="10" w:before="0"/>
               <w:ind w:left="120"/>
             </w:pPr>
-            <w:hyperlink w:history="1" r:id="rIdc71rl7fq_7jua5qtozhw5">
+            <w:hyperlink w:history="1" r:id="rIdcw6ptlhgr-3arnq3zhkez">
               <w:r>
                 <w:rPr>
                   <w:rFonts w:ascii="Arial" w:cs="Arial" w:eastAsia="Arial" w:hAnsi="Arial"/>
@@ -24353,7 +24353,7 @@
             <w:pPr>
               <w:spacing w:after="20" w:before="0"/>
             </w:pPr>
-            <w:hyperlink w:history="1" r:id="rIdzuh15frutxhc2mikml9jc">
+            <w:hyperlink w:history="1" r:id="rIdx9cjaqzupjpgcefau8c8t">
               <w:r>
                 <w:rPr>
                   <w:rFonts w:ascii="Arial" w:cs="Arial" w:eastAsia="Arial" w:hAnsi="Arial"/>
@@ -24386,7 +24386,7 @@
               <w:spacing w:after="10" w:before="0"/>
               <w:ind w:left="120"/>
             </w:pPr>
-            <w:hyperlink w:history="1" r:id="rIdwxb_khzmqejyjj8jjoedf">
+            <w:hyperlink w:history="1" r:id="rId3dnqshmm8zzzintii7jyr">
               <w:r>
                 <w:rPr>
                   <w:rFonts w:ascii="Arial" w:cs="Arial" w:eastAsia="Arial" w:hAnsi="Arial"/>
@@ -24581,7 +24581,7 @@
             <w:pPr>
               <w:spacing w:after="20" w:before="0"/>
             </w:pPr>
-            <w:hyperlink w:history="1" r:id="rId3avq4itfnjxtnii81hpcr">
+            <w:hyperlink w:history="1" r:id="rIdcnmsmpf_crfptzuzrjutf">
               <w:r>
                 <w:rPr>
                   <w:rFonts w:ascii="Arial" w:cs="Arial" w:eastAsia="Arial" w:hAnsi="Arial"/>
@@ -24614,7 +24614,7 @@
               <w:spacing w:after="10" w:before="0"/>
               <w:ind w:left="120"/>
             </w:pPr>
-            <w:hyperlink w:history="1" r:id="rIdtualkzldj-fvainlyhgib">
+            <w:hyperlink w:history="1" r:id="rIdtn7fzvvfflhfcpirhecbs">
               <w:r>
                 <w:rPr>
                   <w:rFonts w:ascii="Arial" w:cs="Arial" w:eastAsia="Arial" w:hAnsi="Arial"/>
@@ -24659,7 +24659,7 @@
             <w:pPr>
               <w:spacing w:after="20" w:before="0"/>
             </w:pPr>
-            <w:hyperlink w:history="1" r:id="rIdtpkdqzqhfre7sqlvgxzld">
+            <w:hyperlink w:history="1" r:id="rIdrheddaord47b7gy3ja8zk">
               <w:r>
                 <w:rPr>
                   <w:rFonts w:ascii="Arial" w:cs="Arial" w:eastAsia="Arial" w:hAnsi="Arial"/>
@@ -24692,7 +24692,7 @@
               <w:spacing w:after="10" w:before="0"/>
               <w:ind w:left="120"/>
             </w:pPr>
-            <w:hyperlink w:history="1" r:id="rIdi810spkb9qeryv7dhajml">
+            <w:hyperlink w:history="1" r:id="rIdd5ugm5rqz4yltf8jqo5az">
               <w:r>
                 <w:rPr>
                   <w:rFonts w:ascii="Arial" w:cs="Arial" w:eastAsia="Arial" w:hAnsi="Arial"/>
@@ -24887,7 +24887,7 @@
             <w:pPr>
               <w:spacing w:after="20" w:before="0"/>
             </w:pPr>
-            <w:hyperlink w:history="1" r:id="rIdwyspj_jlbvpihscx9q2v7">
+            <w:hyperlink w:history="1" r:id="rIdahdzgpnsnrsedv7d1iyav">
               <w:r>
                 <w:rPr>
                   <w:rFonts w:ascii="Arial" w:cs="Arial" w:eastAsia="Arial" w:hAnsi="Arial"/>
@@ -24920,7 +24920,7 @@
               <w:spacing w:after="10" w:before="0"/>
               <w:ind w:left="120"/>
             </w:pPr>
-            <w:hyperlink w:history="1" r:id="rIdlk-pw2qs3ljflv5tudort">
+            <w:hyperlink w:history="1" r:id="rIdhyyoj-dze7nwccdgtijvx">
               <w:r>
                 <w:rPr>
                   <w:rFonts w:ascii="Arial" w:cs="Arial" w:eastAsia="Arial" w:hAnsi="Arial"/>
@@ -24965,7 +24965,7 @@
             <w:pPr>
               <w:spacing w:after="20" w:before="0"/>
             </w:pPr>
-            <w:hyperlink w:history="1" r:id="rIdnqvagz5ftxgn2zhmxe3b1">
+            <w:hyperlink w:history="1" r:id="rIduuqdreaa3v2ixwzyose-s">
               <w:r>
                 <w:rPr>
                   <w:rFonts w:ascii="Arial" w:cs="Arial" w:eastAsia="Arial" w:hAnsi="Arial"/>
@@ -24998,7 +24998,7 @@
               <w:spacing w:after="10" w:before="0"/>
               <w:ind w:left="120"/>
             </w:pPr>
-            <w:hyperlink w:history="1" r:id="rIddygg8amzh6k1wdduyn3tb">
+            <w:hyperlink w:history="1" r:id="rId2hyltpc9fuizmbbvhezm9">
               <w:r>
                 <w:rPr>
                   <w:rFonts w:ascii="Arial" w:cs="Arial" w:eastAsia="Arial" w:hAnsi="Arial"/>
@@ -25193,7 +25193,7 @@
             <w:pPr>
               <w:spacing w:after="20" w:before="0"/>
             </w:pPr>
-            <w:hyperlink w:history="1" r:id="rIdvhbkkehsww-8qpk30rh9f">
+            <w:hyperlink w:history="1" r:id="rIdfxzkrd6eafw9izgbnnnrm">
               <w:r>
                 <w:rPr>
                   <w:rFonts w:ascii="Arial" w:cs="Arial" w:eastAsia="Arial" w:hAnsi="Arial"/>
@@ -25226,7 +25226,7 @@
               <w:spacing w:after="10" w:before="0"/>
               <w:ind w:left="120"/>
             </w:pPr>
-            <w:hyperlink w:history="1" r:id="rIddb-1qkl6mq4est9c0bz-o">
+            <w:hyperlink w:history="1" r:id="rIdr8hoi-ktjtoqb-1l4z0em">
               <w:r>
                 <w:rPr>
                   <w:rFonts w:ascii="Arial" w:cs="Arial" w:eastAsia="Arial" w:hAnsi="Arial"/>
@@ -25271,7 +25271,7 @@
             <w:pPr>
               <w:spacing w:after="20" w:before="0"/>
             </w:pPr>
-            <w:hyperlink w:history="1" r:id="rIdruvbejnupolvtapde0v-4">
+            <w:hyperlink w:history="1" r:id="rIdsr_6p2tbtmxjwq8fv0w1y">
               <w:r>
                 <w:rPr>
                   <w:rFonts w:ascii="Arial" w:cs="Arial" w:eastAsia="Arial" w:hAnsi="Arial"/>
@@ -25304,7 +25304,7 @@
               <w:spacing w:after="10" w:before="0"/>
               <w:ind w:left="120"/>
             </w:pPr>
-            <w:hyperlink w:history="1" r:id="rIdwcnm6irvzxdi4fa1fha5x">
+            <w:hyperlink w:history="1" r:id="rIdk2xfizarplx9npww2kjv_">
               <w:r>
                 <w:rPr>
                   <w:rFonts w:ascii="Arial" w:cs="Arial" w:eastAsia="Arial" w:hAnsi="Arial"/>

--- a/data/outputs/v2/Biology/SS1.3_Cell_Biology/Biology_Cell_Biology_CBE_LessonSequence.docx
+++ b/data/outputs/v2/Biology/SS1.3_Cell_Biology/Biology_Cell_Biology_CBE_LessonSequence.docx
@@ -3265,7 +3265,7 @@
             <w:pPr>
               <w:spacing w:after="20" w:before="0"/>
             </w:pPr>
-            <w:hyperlink w:history="1" r:id="rIdfzkqxe_x-nxkq-2bhrut1">
+            <w:hyperlink w:history="1" r:id="rIdrxtutku5o5fcp2wlhxbsu">
               <w:r>
                 <w:rPr>
                   <w:rFonts w:ascii="Arial" w:cs="Arial" w:eastAsia="Arial" w:hAnsi="Arial"/>
@@ -3298,7 +3298,7 @@
               <w:spacing w:after="10" w:before="0"/>
               <w:ind w:left="120"/>
             </w:pPr>
-            <w:hyperlink w:history="1" r:id="rIdjtyrtbsk-trrzgxo4w8sy">
+            <w:hyperlink w:history="1" r:id="rIdbgkgu4tkq_fxili5ru2wv">
               <w:r>
                 <w:rPr>
                   <w:rFonts w:ascii="Arial" w:cs="Arial" w:eastAsia="Arial" w:hAnsi="Arial"/>
@@ -3343,7 +3343,7 @@
             <w:pPr>
               <w:spacing w:after="20" w:before="0"/>
             </w:pPr>
-            <w:hyperlink w:history="1" r:id="rIdhqf02fjbwq2ze0sgcx2kv">
+            <w:hyperlink w:history="1" r:id="rIdcn7umm3c4xjir6yxenv04">
               <w:r>
                 <w:rPr>
                   <w:rFonts w:ascii="Arial" w:cs="Arial" w:eastAsia="Arial" w:hAnsi="Arial"/>
@@ -3376,7 +3376,7 @@
               <w:spacing w:after="10" w:before="0"/>
               <w:ind w:left="120"/>
             </w:pPr>
-            <w:hyperlink w:history="1" r:id="rIdia2nf4ieygekvbhhwto1q">
+            <w:hyperlink w:history="1" r:id="rIdgdf1d9g4zojbutxklb0ql">
               <w:r>
                 <w:rPr>
                   <w:rFonts w:ascii="Arial" w:cs="Arial" w:eastAsia="Arial" w:hAnsi="Arial"/>
@@ -3571,7 +3571,7 @@
             <w:pPr>
               <w:spacing w:after="20" w:before="0"/>
             </w:pPr>
-            <w:hyperlink w:history="1" r:id="rIdiofm4zcuvyxx7lpdqfk36">
+            <w:hyperlink w:history="1" r:id="rIdnqctqimv4irvlitajmx2w">
               <w:r>
                 <w:rPr>
                   <w:rFonts w:ascii="Arial" w:cs="Arial" w:eastAsia="Arial" w:hAnsi="Arial"/>
@@ -3604,7 +3604,7 @@
               <w:spacing w:after="10" w:before="0"/>
               <w:ind w:left="120"/>
             </w:pPr>
-            <w:hyperlink w:history="1" r:id="rIdvz8ulumlpln2igmvcgtdr">
+            <w:hyperlink w:history="1" r:id="rIda0akrkpwgkupm_ybbghmr">
               <w:r>
                 <w:rPr>
                   <w:rFonts w:ascii="Arial" w:cs="Arial" w:eastAsia="Arial" w:hAnsi="Arial"/>
@@ -3649,7 +3649,7 @@
             <w:pPr>
               <w:spacing w:after="20" w:before="0"/>
             </w:pPr>
-            <w:hyperlink w:history="1" r:id="rIdr8keloheelfao6sn7fxkg">
+            <w:hyperlink w:history="1" r:id="rId9wphbqqujpis_ar1ky3m1">
               <w:r>
                 <w:rPr>
                   <w:rFonts w:ascii="Arial" w:cs="Arial" w:eastAsia="Arial" w:hAnsi="Arial"/>
@@ -3682,7 +3682,7 @@
               <w:spacing w:after="10" w:before="0"/>
               <w:ind w:left="120"/>
             </w:pPr>
-            <w:hyperlink w:history="1" r:id="rId6mocginsnvjqezrgei49t">
+            <w:hyperlink w:history="1" r:id="rIdm_qdipi5mf8vvyxu3vgvt">
               <w:r>
                 <w:rPr>
                   <w:rFonts w:ascii="Arial" w:cs="Arial" w:eastAsia="Arial" w:hAnsi="Arial"/>
@@ -3877,7 +3877,7 @@
             <w:pPr>
               <w:spacing w:after="20" w:before="0"/>
             </w:pPr>
-            <w:hyperlink w:history="1" r:id="rId1cay_e32ktanke3fwp8yd">
+            <w:hyperlink w:history="1" r:id="rIdxvcfrilkjrosxisukgftt">
               <w:r>
                 <w:rPr>
                   <w:rFonts w:ascii="Arial" w:cs="Arial" w:eastAsia="Arial" w:hAnsi="Arial"/>
@@ -3910,7 +3910,7 @@
               <w:spacing w:after="10" w:before="0"/>
               <w:ind w:left="120"/>
             </w:pPr>
-            <w:hyperlink w:history="1" r:id="rIdlzic-vphrjwbnwxsf4y7c">
+            <w:hyperlink w:history="1" r:id="rIdreph9pcmzx8e50mmjbhva">
               <w:r>
                 <w:rPr>
                   <w:rFonts w:ascii="Arial" w:cs="Arial" w:eastAsia="Arial" w:hAnsi="Arial"/>
@@ -3955,7 +3955,7 @@
             <w:pPr>
               <w:spacing w:after="20" w:before="0"/>
             </w:pPr>
-            <w:hyperlink w:history="1" r:id="rIdtu5byz9gbtmuf7imo4kb9">
+            <w:hyperlink w:history="1" r:id="rIdkoln34nnxf5y4puscimjn">
               <w:r>
                 <w:rPr>
                   <w:rFonts w:ascii="Arial" w:cs="Arial" w:eastAsia="Arial" w:hAnsi="Arial"/>
@@ -3988,7 +3988,7 @@
               <w:spacing w:after="10" w:before="0"/>
               <w:ind w:left="120"/>
             </w:pPr>
-            <w:hyperlink w:history="1" r:id="rIdtvzi3zkwunz1hamjuvgwf">
+            <w:hyperlink w:history="1" r:id="rId275svxiyt4aixlxf2hfxw">
               <w:r>
                 <w:rPr>
                   <w:rFonts w:ascii="Arial" w:cs="Arial" w:eastAsia="Arial" w:hAnsi="Arial"/>
@@ -4183,7 +4183,7 @@
             <w:pPr>
               <w:spacing w:after="20" w:before="0"/>
             </w:pPr>
-            <w:hyperlink w:history="1" r:id="rIdazzvixuiskpj6j32qr7hh">
+            <w:hyperlink w:history="1" r:id="rIddgoyfwfbq2sqxemugqqfp">
               <w:r>
                 <w:rPr>
                   <w:rFonts w:ascii="Arial" w:cs="Arial" w:eastAsia="Arial" w:hAnsi="Arial"/>
@@ -4216,7 +4216,7 @@
               <w:spacing w:after="10" w:before="0"/>
               <w:ind w:left="120"/>
             </w:pPr>
-            <w:hyperlink w:history="1" r:id="rIdtjfhfpcsglo6qegztmxem">
+            <w:hyperlink w:history="1" r:id="rIdkffig5b7ntktce9lxns9z">
               <w:r>
                 <w:rPr>
                   <w:rFonts w:ascii="Arial" w:cs="Arial" w:eastAsia="Arial" w:hAnsi="Arial"/>
@@ -4261,7 +4261,7 @@
             <w:pPr>
               <w:spacing w:after="20" w:before="0"/>
             </w:pPr>
-            <w:hyperlink w:history="1" r:id="rId-u93znkqw-bhxmzykzc-p">
+            <w:hyperlink w:history="1" r:id="rIdihpdr8ed81b5sm5ndnavq">
               <w:r>
                 <w:rPr>
                   <w:rFonts w:ascii="Arial" w:cs="Arial" w:eastAsia="Arial" w:hAnsi="Arial"/>
@@ -4294,7 +4294,7 @@
               <w:spacing w:after="10" w:before="0"/>
               <w:ind w:left="120"/>
             </w:pPr>
-            <w:hyperlink w:history="1" r:id="rIdgiwav2nevtcb5guwc28wv">
+            <w:hyperlink w:history="1" r:id="rIdcxlpe5wedzp1t4ull2off">
               <w:r>
                 <w:rPr>
                   <w:rFonts w:ascii="Arial" w:cs="Arial" w:eastAsia="Arial" w:hAnsi="Arial"/>
@@ -4489,7 +4489,7 @@
             <w:pPr>
               <w:spacing w:after="20" w:before="0"/>
             </w:pPr>
-            <w:hyperlink w:history="1" r:id="rIdc6oy3jhymhrhlkgaezzpr">
+            <w:hyperlink w:history="1" r:id="rIdyxezqsnterxltapry4-pz">
               <w:r>
                 <w:rPr>
                   <w:rFonts w:ascii="Arial" w:cs="Arial" w:eastAsia="Arial" w:hAnsi="Arial"/>
@@ -4522,7 +4522,7 @@
               <w:spacing w:after="10" w:before="0"/>
               <w:ind w:left="120"/>
             </w:pPr>
-            <w:hyperlink w:history="1" r:id="rIdbsbwtqvbdpnkji_loktxg">
+            <w:hyperlink w:history="1" r:id="rIdfsu_k1pulwcp9pwet8bfs">
               <w:r>
                 <w:rPr>
                   <w:rFonts w:ascii="Arial" w:cs="Arial" w:eastAsia="Arial" w:hAnsi="Arial"/>
@@ -4567,7 +4567,7 @@
             <w:pPr>
               <w:spacing w:after="20" w:before="0"/>
             </w:pPr>
-            <w:hyperlink w:history="1" r:id="rIdjfzbeauexhew-zpbdou4y">
+            <w:hyperlink w:history="1" r:id="rIdvu9wmg0oro4aart_blx8s">
               <w:r>
                 <w:rPr>
                   <w:rFonts w:ascii="Arial" w:cs="Arial" w:eastAsia="Arial" w:hAnsi="Arial"/>
@@ -4600,7 +4600,7 @@
               <w:spacing w:after="10" w:before="0"/>
               <w:ind w:left="120"/>
             </w:pPr>
-            <w:hyperlink w:history="1" r:id="rIdrsihslp4fa9zihmyjv8jw">
+            <w:hyperlink w:history="1" r:id="rIdho8vurbtb-rc15ucu0kpz">
               <w:r>
                 <w:rPr>
                   <w:rFonts w:ascii="Arial" w:cs="Arial" w:eastAsia="Arial" w:hAnsi="Arial"/>
@@ -6201,7 +6201,7 @@
             <w:pPr>
               <w:spacing w:after="20" w:before="0"/>
             </w:pPr>
-            <w:hyperlink w:history="1" r:id="rId1hqiz5ew4dmttkoicu1zl">
+            <w:hyperlink w:history="1" r:id="rId30zwtsmplerrnknnc2uqd">
               <w:r>
                 <w:rPr>
                   <w:rFonts w:ascii="Arial" w:cs="Arial" w:eastAsia="Arial" w:hAnsi="Arial"/>
@@ -6234,7 +6234,7 @@
               <w:spacing w:after="10" w:before="0"/>
               <w:ind w:left="120"/>
             </w:pPr>
-            <w:hyperlink w:history="1" r:id="rId4bym0qbomend4c8b9hxxt">
+            <w:hyperlink w:history="1" r:id="rIdysmpbft2nsvy_kxyay2zg">
               <w:r>
                 <w:rPr>
                   <w:rFonts w:ascii="Arial" w:cs="Arial" w:eastAsia="Arial" w:hAnsi="Arial"/>
@@ -6279,7 +6279,7 @@
             <w:pPr>
               <w:spacing w:after="20" w:before="0"/>
             </w:pPr>
-            <w:hyperlink w:history="1" r:id="rIdg5yd1dmweb9rqdwvtrnge">
+            <w:hyperlink w:history="1" r:id="rIdcxmjhe2k2liedrrn53ndw">
               <w:r>
                 <w:rPr>
                   <w:rFonts w:ascii="Arial" w:cs="Arial" w:eastAsia="Arial" w:hAnsi="Arial"/>
@@ -6312,7 +6312,7 @@
               <w:spacing w:after="10" w:before="0"/>
               <w:ind w:left="120"/>
             </w:pPr>
-            <w:hyperlink w:history="1" r:id="rIdsfdwunqrmotxirgp2sboz">
+            <w:hyperlink w:history="1" r:id="rIdiqt7-h71et5dhzkfe9fgn">
               <w:r>
                 <w:rPr>
                   <w:rFonts w:ascii="Arial" w:cs="Arial" w:eastAsia="Arial" w:hAnsi="Arial"/>
@@ -6507,7 +6507,7 @@
             <w:pPr>
               <w:spacing w:after="20" w:before="0"/>
             </w:pPr>
-            <w:hyperlink w:history="1" r:id="rIdjctvghmyiqoqvu0io9ij-">
+            <w:hyperlink w:history="1" r:id="rId0ro6izbju0jsnxglymxzh">
               <w:r>
                 <w:rPr>
                   <w:rFonts w:ascii="Arial" w:cs="Arial" w:eastAsia="Arial" w:hAnsi="Arial"/>
@@ -6540,7 +6540,7 @@
               <w:spacing w:after="10" w:before="0"/>
               <w:ind w:left="120"/>
             </w:pPr>
-            <w:hyperlink w:history="1" r:id="rIdxn-veigjpedufhj0pcbks">
+            <w:hyperlink w:history="1" r:id="rIdl26hmofli8ugseg57udkj">
               <w:r>
                 <w:rPr>
                   <w:rFonts w:ascii="Arial" w:cs="Arial" w:eastAsia="Arial" w:hAnsi="Arial"/>
@@ -6585,7 +6585,7 @@
             <w:pPr>
               <w:spacing w:after="20" w:before="0"/>
             </w:pPr>
-            <w:hyperlink w:history="1" r:id="rIdjivptpk5r2b2_1kaltdkx">
+            <w:hyperlink w:history="1" r:id="rIdjcbs0rklxc153vs0fwjms">
               <w:r>
                 <w:rPr>
                   <w:rFonts w:ascii="Arial" w:cs="Arial" w:eastAsia="Arial" w:hAnsi="Arial"/>
@@ -6618,7 +6618,7 @@
               <w:spacing w:after="10" w:before="0"/>
               <w:ind w:left="120"/>
             </w:pPr>
-            <w:hyperlink w:history="1" r:id="rIdr6aak0uxpqalfi_c27nx3">
+            <w:hyperlink w:history="1" r:id="rId9l-bfyo_wxw9carr43xgb">
               <w:r>
                 <w:rPr>
                   <w:rFonts w:ascii="Arial" w:cs="Arial" w:eastAsia="Arial" w:hAnsi="Arial"/>
@@ -6813,7 +6813,7 @@
             <w:pPr>
               <w:spacing w:after="20" w:before="0"/>
             </w:pPr>
-            <w:hyperlink w:history="1" r:id="rIdv7kpc8hc8mjyioduhc2dd">
+            <w:hyperlink w:history="1" r:id="rIdw02hkdlzgxsph3vckgpdl">
               <w:r>
                 <w:rPr>
                   <w:rFonts w:ascii="Arial" w:cs="Arial" w:eastAsia="Arial" w:hAnsi="Arial"/>
@@ -6846,7 +6846,7 @@
               <w:spacing w:after="10" w:before="0"/>
               <w:ind w:left="120"/>
             </w:pPr>
-            <w:hyperlink w:history="1" r:id="rId1_yl_8shht7rj6o1sv2jr">
+            <w:hyperlink w:history="1" r:id="rId09hw6a3ropmm-b5yzilvw">
               <w:r>
                 <w:rPr>
                   <w:rFonts w:ascii="Arial" w:cs="Arial" w:eastAsia="Arial" w:hAnsi="Arial"/>
@@ -6891,7 +6891,7 @@
             <w:pPr>
               <w:spacing w:after="20" w:before="0"/>
             </w:pPr>
-            <w:hyperlink w:history="1" r:id="rIdg3l-osgxdtgafpii_os2e">
+            <w:hyperlink w:history="1" r:id="rIdhly2hft0mylegxujkjagr">
               <w:r>
                 <w:rPr>
                   <w:rFonts w:ascii="Arial" w:cs="Arial" w:eastAsia="Arial" w:hAnsi="Arial"/>
@@ -6924,7 +6924,7 @@
               <w:spacing w:after="10" w:before="0"/>
               <w:ind w:left="120"/>
             </w:pPr>
-            <w:hyperlink w:history="1" r:id="rIdx7zhkt2zts7fl6b4ayxns">
+            <w:hyperlink w:history="1" r:id="rIdr2iyacnylsaw7rn4bejdm">
               <w:r>
                 <w:rPr>
                   <w:rFonts w:ascii="Arial" w:cs="Arial" w:eastAsia="Arial" w:hAnsi="Arial"/>
@@ -7119,7 +7119,7 @@
             <w:pPr>
               <w:spacing w:after="20" w:before="0"/>
             </w:pPr>
-            <w:hyperlink w:history="1" r:id="rId_vanekts3viedqoze41ro">
+            <w:hyperlink w:history="1" r:id="rIdtzmsu2bba2upnzszgyi-n">
               <w:r>
                 <w:rPr>
                   <w:rFonts w:ascii="Arial" w:cs="Arial" w:eastAsia="Arial" w:hAnsi="Arial"/>
@@ -7152,7 +7152,7 @@
               <w:spacing w:after="10" w:before="0"/>
               <w:ind w:left="120"/>
             </w:pPr>
-            <w:hyperlink w:history="1" r:id="rIdjp-aoj9bdfw9dtqfbp24s">
+            <w:hyperlink w:history="1" r:id="rIdkfd13squqqn_7jojlwrje">
               <w:r>
                 <w:rPr>
                   <w:rFonts w:ascii="Arial" w:cs="Arial" w:eastAsia="Arial" w:hAnsi="Arial"/>
@@ -7197,7 +7197,7 @@
             <w:pPr>
               <w:spacing w:after="20" w:before="0"/>
             </w:pPr>
-            <w:hyperlink w:history="1" r:id="rIdppd7saivlr_il9imbachp">
+            <w:hyperlink w:history="1" r:id="rIdqy2o2bvdi1pm0ez_qkowp">
               <w:r>
                 <w:rPr>
                   <w:rFonts w:ascii="Arial" w:cs="Arial" w:eastAsia="Arial" w:hAnsi="Arial"/>
@@ -7230,7 +7230,7 @@
               <w:spacing w:after="10" w:before="0"/>
               <w:ind w:left="120"/>
             </w:pPr>
-            <w:hyperlink w:history="1" r:id="rIdtlvsykgeyqymsgif7qlli">
+            <w:hyperlink w:history="1" r:id="rIdcbrqoggqqlk2naxnnjk-i">
               <w:r>
                 <w:rPr>
                   <w:rFonts w:ascii="Arial" w:cs="Arial" w:eastAsia="Arial" w:hAnsi="Arial"/>
@@ -7425,7 +7425,7 @@
             <w:pPr>
               <w:spacing w:after="20" w:before="0"/>
             </w:pPr>
-            <w:hyperlink w:history="1" r:id="rIdo89s8kubakpt5iyphwgqc">
+            <w:hyperlink w:history="1" r:id="rIdeuncz2fxblrf6exhpsdni">
               <w:r>
                 <w:rPr>
                   <w:rFonts w:ascii="Arial" w:cs="Arial" w:eastAsia="Arial" w:hAnsi="Arial"/>
@@ -7458,7 +7458,7 @@
               <w:spacing w:after="10" w:before="0"/>
               <w:ind w:left="120"/>
             </w:pPr>
-            <w:hyperlink w:history="1" r:id="rIdsouxfued8rlfpg3ealbk6">
+            <w:hyperlink w:history="1" r:id="rIdlekxcudzvltcjt9zzgbcy">
               <w:r>
                 <w:rPr>
                   <w:rFonts w:ascii="Arial" w:cs="Arial" w:eastAsia="Arial" w:hAnsi="Arial"/>
@@ -7503,7 +7503,7 @@
             <w:pPr>
               <w:spacing w:after="20" w:before="0"/>
             </w:pPr>
-            <w:hyperlink w:history="1" r:id="rIdum3l8yqivsicrbtpkgwtp">
+            <w:hyperlink w:history="1" r:id="rId-ycj0ceco-oefjto8ac6j">
               <w:r>
                 <w:rPr>
                   <w:rFonts w:ascii="Arial" w:cs="Arial" w:eastAsia="Arial" w:hAnsi="Arial"/>
@@ -7536,7 +7536,7 @@
               <w:spacing w:after="10" w:before="0"/>
               <w:ind w:left="120"/>
             </w:pPr>
-            <w:hyperlink w:history="1" r:id="rId5sds0zoeu89l2psitfata">
+            <w:hyperlink w:history="1" r:id="rIdtwdrfthpiuiz2w93j91-b">
               <w:r>
                 <w:rPr>
                   <w:rFonts w:ascii="Arial" w:cs="Arial" w:eastAsia="Arial" w:hAnsi="Arial"/>
@@ -9023,7 +9023,7 @@
             <w:pPr>
               <w:spacing w:after="20" w:before="0"/>
             </w:pPr>
-            <w:hyperlink w:history="1" r:id="rId_voubnnsdycwdskyplbv_">
+            <w:hyperlink w:history="1" r:id="rIdubyxdjrpudyhzciega_1_">
               <w:r>
                 <w:rPr>
                   <w:rFonts w:ascii="Arial" w:cs="Arial" w:eastAsia="Arial" w:hAnsi="Arial"/>
@@ -9056,7 +9056,7 @@
               <w:spacing w:after="10" w:before="0"/>
               <w:ind w:left="120"/>
             </w:pPr>
-            <w:hyperlink w:history="1" r:id="rIdfhesqq82ij4gboi9lkbd_">
+            <w:hyperlink w:history="1" r:id="rIduhmvjgfbkvg1wqzagcbnj">
               <w:r>
                 <w:rPr>
                   <w:rFonts w:ascii="Arial" w:cs="Arial" w:eastAsia="Arial" w:hAnsi="Arial"/>
@@ -9101,7 +9101,7 @@
             <w:pPr>
               <w:spacing w:after="20" w:before="0"/>
             </w:pPr>
-            <w:hyperlink w:history="1" r:id="rIdgjfreehsjwyukukkor78z">
+            <w:hyperlink w:history="1" r:id="rIdugdhx3zaptciatgh2redu">
               <w:r>
                 <w:rPr>
                   <w:rFonts w:ascii="Arial" w:cs="Arial" w:eastAsia="Arial" w:hAnsi="Arial"/>
@@ -9134,7 +9134,7 @@
               <w:spacing w:after="10" w:before="0"/>
               <w:ind w:left="120"/>
             </w:pPr>
-            <w:hyperlink w:history="1" r:id="rIdbdrmrfeihqehancnxgy1e">
+            <w:hyperlink w:history="1" r:id="rIdtnshni_99wdpt6vjcopf3">
               <w:r>
                 <w:rPr>
                   <w:rFonts w:ascii="Arial" w:cs="Arial" w:eastAsia="Arial" w:hAnsi="Arial"/>
@@ -9405,7 +9405,7 @@
             <w:pPr>
               <w:spacing w:after="20" w:before="0"/>
             </w:pPr>
-            <w:hyperlink w:history="1" r:id="rIdhawlz0osegkauuycap9tq">
+            <w:hyperlink w:history="1" r:id="rIdzvepej40jtqs7pva4qjkd">
               <w:r>
                 <w:rPr>
                   <w:rFonts w:ascii="Arial" w:cs="Arial" w:eastAsia="Arial" w:hAnsi="Arial"/>
@@ -9438,7 +9438,7 @@
               <w:spacing w:after="10" w:before="0"/>
               <w:ind w:left="120"/>
             </w:pPr>
-            <w:hyperlink w:history="1" r:id="rIdbiuadd2vupmnrq8ek4azy">
+            <w:hyperlink w:history="1" r:id="rIdimbsbpsl-rbxgsbk4izmp">
               <w:r>
                 <w:rPr>
                   <w:rFonts w:ascii="Arial" w:cs="Arial" w:eastAsia="Arial" w:hAnsi="Arial"/>
@@ -9483,7 +9483,7 @@
             <w:pPr>
               <w:spacing w:after="20" w:before="0"/>
             </w:pPr>
-            <w:hyperlink w:history="1" r:id="rId5ey4tv-nldpvqyazwlpjs">
+            <w:hyperlink w:history="1" r:id="rIdfsvp3lcseebgvf_he-jfs">
               <w:r>
                 <w:rPr>
                   <w:rFonts w:ascii="Arial" w:cs="Arial" w:eastAsia="Arial" w:hAnsi="Arial"/>
@@ -9516,7 +9516,7 @@
               <w:spacing w:after="10" w:before="0"/>
               <w:ind w:left="120"/>
             </w:pPr>
-            <w:hyperlink w:history="1" r:id="rIdgtck9rglb65sugh1uk547">
+            <w:hyperlink w:history="1" r:id="rIdnzl85hqpzv5zjerva0bwo">
               <w:r>
                 <w:rPr>
                   <w:rFonts w:ascii="Arial" w:cs="Arial" w:eastAsia="Arial" w:hAnsi="Arial"/>
@@ -9787,7 +9787,7 @@
             <w:pPr>
               <w:spacing w:after="20" w:before="0"/>
             </w:pPr>
-            <w:hyperlink w:history="1" r:id="rIdq6axswuvkfqjcnpgqv_il">
+            <w:hyperlink w:history="1" r:id="rId2reqw9mj36tiyxdjnecoe">
               <w:r>
                 <w:rPr>
                   <w:rFonts w:ascii="Arial" w:cs="Arial" w:eastAsia="Arial" w:hAnsi="Arial"/>
@@ -9820,7 +9820,7 @@
               <w:spacing w:after="10" w:before="0"/>
               <w:ind w:left="120"/>
             </w:pPr>
-            <w:hyperlink w:history="1" r:id="rIdofn0kki6u5zkn-a2u7u0g">
+            <w:hyperlink w:history="1" r:id="rIdbeklmpvoe5p3fjccqzzkv">
               <w:r>
                 <w:rPr>
                   <w:rFonts w:ascii="Arial" w:cs="Arial" w:eastAsia="Arial" w:hAnsi="Arial"/>
@@ -9865,7 +9865,7 @@
             <w:pPr>
               <w:spacing w:after="20" w:before="0"/>
             </w:pPr>
-            <w:hyperlink w:history="1" r:id="rIdr-frz04h_xpka0g2noaa3">
+            <w:hyperlink w:history="1" r:id="rIdvitqe-_naeib_6fi7xm6f">
               <w:r>
                 <w:rPr>
                   <w:rFonts w:ascii="Arial" w:cs="Arial" w:eastAsia="Arial" w:hAnsi="Arial"/>
@@ -9898,7 +9898,7 @@
               <w:spacing w:after="10" w:before="0"/>
               <w:ind w:left="120"/>
             </w:pPr>
-            <w:hyperlink w:history="1" r:id="rIdcglglzzzeet0ahtde7rjf">
+            <w:hyperlink w:history="1" r:id="rIdbj7cc7f2dqizom3qdnzv-">
               <w:r>
                 <w:rPr>
                   <w:rFonts w:ascii="Arial" w:cs="Arial" w:eastAsia="Arial" w:hAnsi="Arial"/>
@@ -10169,7 +10169,7 @@
             <w:pPr>
               <w:spacing w:after="20" w:before="0"/>
             </w:pPr>
-            <w:hyperlink w:history="1" r:id="rIdihri9mvim3-eioadritpq">
+            <w:hyperlink w:history="1" r:id="rIdw4elpjinqqqg0ef0kuqxi">
               <w:r>
                 <w:rPr>
                   <w:rFonts w:ascii="Arial" w:cs="Arial" w:eastAsia="Arial" w:hAnsi="Arial"/>
@@ -10202,7 +10202,7 @@
               <w:spacing w:after="10" w:before="0"/>
               <w:ind w:left="120"/>
             </w:pPr>
-            <w:hyperlink w:history="1" r:id="rIdvorgx9ko49hkxvgs8xekv">
+            <w:hyperlink w:history="1" r:id="rIdbjfgmftn20rshqhlx4fud">
               <w:r>
                 <w:rPr>
                   <w:rFonts w:ascii="Arial" w:cs="Arial" w:eastAsia="Arial" w:hAnsi="Arial"/>
@@ -10247,7 +10247,7 @@
             <w:pPr>
               <w:spacing w:after="20" w:before="0"/>
             </w:pPr>
-            <w:hyperlink w:history="1" r:id="rIdrfnv1_r_w8zt1pp5m5iym">
+            <w:hyperlink w:history="1" r:id="rIdvrfvojq5dhysn9mx0rds2">
               <w:r>
                 <w:rPr>
                   <w:rFonts w:ascii="Arial" w:cs="Arial" w:eastAsia="Arial" w:hAnsi="Arial"/>
@@ -10280,7 +10280,7 @@
               <w:spacing w:after="10" w:before="0"/>
               <w:ind w:left="120"/>
             </w:pPr>
-            <w:hyperlink w:history="1" r:id="rId_yzbq68hf4azim2t7gdik">
+            <w:hyperlink w:history="1" r:id="rIdk8rfvzcz4as8z4oi6ceea">
               <w:r>
                 <w:rPr>
                   <w:rFonts w:ascii="Arial" w:cs="Arial" w:eastAsia="Arial" w:hAnsi="Arial"/>
@@ -10551,7 +10551,7 @@
             <w:pPr>
               <w:spacing w:after="20" w:before="0"/>
             </w:pPr>
-            <w:hyperlink w:history="1" r:id="rIdguvbhc8dlidz6_melmg-b">
+            <w:hyperlink w:history="1" r:id="rIdkomhhjlgukkmkuqiup77t">
               <w:r>
                 <w:rPr>
                   <w:rFonts w:ascii="Arial" w:cs="Arial" w:eastAsia="Arial" w:hAnsi="Arial"/>
@@ -10584,7 +10584,7 @@
               <w:spacing w:after="10" w:before="0"/>
               <w:ind w:left="120"/>
             </w:pPr>
-            <w:hyperlink w:history="1" r:id="rId9d4c50kztprt3tjuub5pf">
+            <w:hyperlink w:history="1" r:id="rIdv9_dvtc_cv7r9ymh-9ljn">
               <w:r>
                 <w:rPr>
                   <w:rFonts w:ascii="Arial" w:cs="Arial" w:eastAsia="Arial" w:hAnsi="Arial"/>
@@ -10629,7 +10629,7 @@
             <w:pPr>
               <w:spacing w:after="20" w:before="0"/>
             </w:pPr>
-            <w:hyperlink w:history="1" r:id="rId0fnl7svktzqclisexh_me">
+            <w:hyperlink w:history="1" r:id="rIdkfmdwlqubyz6jw5wmqshi">
               <w:r>
                 <w:rPr>
                   <w:rFonts w:ascii="Arial" w:cs="Arial" w:eastAsia="Arial" w:hAnsi="Arial"/>
@@ -10662,7 +10662,7 @@
               <w:spacing w:after="10" w:before="0"/>
               <w:ind w:left="120"/>
             </w:pPr>
-            <w:hyperlink w:history="1" r:id="rIddv25fhnisug1mvggsmq7g">
+            <w:hyperlink w:history="1" r:id="rIdwugie6ivf-hvnkjxmtpyg">
               <w:r>
                 <w:rPr>
                   <w:rFonts w:ascii="Arial" w:cs="Arial" w:eastAsia="Arial" w:hAnsi="Arial"/>
@@ -12225,7 +12225,7 @@
             <w:pPr>
               <w:spacing w:after="20" w:before="0"/>
             </w:pPr>
-            <w:hyperlink w:history="1" r:id="rIdrkznfao0ujeahb_mufjds">
+            <w:hyperlink w:history="1" r:id="rIdlsjzllgpppcpt5x1ifvor">
               <w:r>
                 <w:rPr>
                   <w:rFonts w:ascii="Arial" w:cs="Arial" w:eastAsia="Arial" w:hAnsi="Arial"/>
@@ -12258,7 +12258,7 @@
               <w:spacing w:after="10" w:before="0"/>
               <w:ind w:left="120"/>
             </w:pPr>
-            <w:hyperlink w:history="1" r:id="rIdtqtexoocb5kdng0wxiwnm">
+            <w:hyperlink w:history="1" r:id="rIdlqmglkmmfdoq2bd3pnpwu">
               <w:r>
                 <w:rPr>
                   <w:rFonts w:ascii="Arial" w:cs="Arial" w:eastAsia="Arial" w:hAnsi="Arial"/>
@@ -12303,7 +12303,7 @@
             <w:pPr>
               <w:spacing w:after="20" w:before="0"/>
             </w:pPr>
-            <w:hyperlink w:history="1" r:id="rIdskleli1lvkosbonol2_ey">
+            <w:hyperlink w:history="1" r:id="rIdpigrxjfn-ufb_0f6gxmbe">
               <w:r>
                 <w:rPr>
                   <w:rFonts w:ascii="Arial" w:cs="Arial" w:eastAsia="Arial" w:hAnsi="Arial"/>
@@ -12336,7 +12336,7 @@
               <w:spacing w:after="10" w:before="0"/>
               <w:ind w:left="120"/>
             </w:pPr>
-            <w:hyperlink w:history="1" r:id="rIdiegs_ivdpzvxqqbylqymn">
+            <w:hyperlink w:history="1" r:id="rIdlqo4tokuhh1rbl-hxmipe">
               <w:r>
                 <w:rPr>
                   <w:rFonts w:ascii="Arial" w:cs="Arial" w:eastAsia="Arial" w:hAnsi="Arial"/>
@@ -12531,7 +12531,7 @@
             <w:pPr>
               <w:spacing w:after="20" w:before="0"/>
             </w:pPr>
-            <w:hyperlink w:history="1" r:id="rIdmkl6camcfy7d2yer8lzjx">
+            <w:hyperlink w:history="1" r:id="rIdyp5fbugzr6w_kst94nsey">
               <w:r>
                 <w:rPr>
                   <w:rFonts w:ascii="Arial" w:cs="Arial" w:eastAsia="Arial" w:hAnsi="Arial"/>
@@ -12564,7 +12564,7 @@
               <w:spacing w:after="10" w:before="0"/>
               <w:ind w:left="120"/>
             </w:pPr>
-            <w:hyperlink w:history="1" r:id="rId_z9qcumitbyo5aybkmiv0">
+            <w:hyperlink w:history="1" r:id="rId6aptltixu43irpzgqvha0">
               <w:r>
                 <w:rPr>
                   <w:rFonts w:ascii="Arial" w:cs="Arial" w:eastAsia="Arial" w:hAnsi="Arial"/>
@@ -12609,7 +12609,7 @@
             <w:pPr>
               <w:spacing w:after="20" w:before="0"/>
             </w:pPr>
-            <w:hyperlink w:history="1" r:id="rIdwdvqp6jjlpqzsvekfvuj0">
+            <w:hyperlink w:history="1" r:id="rIdiwlrz2cik9zd8yr2qs_9a">
               <w:r>
                 <w:rPr>
                   <w:rFonts w:ascii="Arial" w:cs="Arial" w:eastAsia="Arial" w:hAnsi="Arial"/>
@@ -12642,7 +12642,7 @@
               <w:spacing w:after="10" w:before="0"/>
               <w:ind w:left="120"/>
             </w:pPr>
-            <w:hyperlink w:history="1" r:id="rIdzveiastwxwu84wh1f4isk">
+            <w:hyperlink w:history="1" r:id="rIdoem2o_sefahejvw5sdrll">
               <w:r>
                 <w:rPr>
                   <w:rFonts w:ascii="Arial" w:cs="Arial" w:eastAsia="Arial" w:hAnsi="Arial"/>
@@ -12837,7 +12837,7 @@
             <w:pPr>
               <w:spacing w:after="20" w:before="0"/>
             </w:pPr>
-            <w:hyperlink w:history="1" r:id="rIdwspwzr83csjyzw0nfq-ax">
+            <w:hyperlink w:history="1" r:id="rIds22s7grzktfjb0g7ery0w">
               <w:r>
                 <w:rPr>
                   <w:rFonts w:ascii="Arial" w:cs="Arial" w:eastAsia="Arial" w:hAnsi="Arial"/>
@@ -12870,7 +12870,7 @@
               <w:spacing w:after="10" w:before="0"/>
               <w:ind w:left="120"/>
             </w:pPr>
-            <w:hyperlink w:history="1" r:id="rIdibnucwjarqj7stiakrg8i">
+            <w:hyperlink w:history="1" r:id="rIdrkrcek8thbnxo4ce6ypkn">
               <w:r>
                 <w:rPr>
                   <w:rFonts w:ascii="Arial" w:cs="Arial" w:eastAsia="Arial" w:hAnsi="Arial"/>
@@ -12915,7 +12915,7 @@
             <w:pPr>
               <w:spacing w:after="20" w:before="0"/>
             </w:pPr>
-            <w:hyperlink w:history="1" r:id="rIdp7o0fxr7oeipql0cm6qeg">
+            <w:hyperlink w:history="1" r:id="rIdajx-cpeoohc2x6tlslpym">
               <w:r>
                 <w:rPr>
                   <w:rFonts w:ascii="Arial" w:cs="Arial" w:eastAsia="Arial" w:hAnsi="Arial"/>
@@ -12948,7 +12948,7 @@
               <w:spacing w:after="10" w:before="0"/>
               <w:ind w:left="120"/>
             </w:pPr>
-            <w:hyperlink w:history="1" r:id="rId94yn_dwfwww3valegr7ch">
+            <w:hyperlink w:history="1" r:id="rIdr6bbmqjthck5c0x4tjjyt">
               <w:r>
                 <w:rPr>
                   <w:rFonts w:ascii="Arial" w:cs="Arial" w:eastAsia="Arial" w:hAnsi="Arial"/>
@@ -13143,7 +13143,7 @@
             <w:pPr>
               <w:spacing w:after="20" w:before="0"/>
             </w:pPr>
-            <w:hyperlink w:history="1" r:id="rId935bt4jv_0zpcngcxuwog">
+            <w:hyperlink w:history="1" r:id="rIdxzymlriyyni9neywu94b4">
               <w:r>
                 <w:rPr>
                   <w:rFonts w:ascii="Arial" w:cs="Arial" w:eastAsia="Arial" w:hAnsi="Arial"/>
@@ -13176,7 +13176,7 @@
               <w:spacing w:after="10" w:before="0"/>
               <w:ind w:left="120"/>
             </w:pPr>
-            <w:hyperlink w:history="1" r:id="rId5tmmtfbo-kx8dywjt5eer">
+            <w:hyperlink w:history="1" r:id="rIdzakjgwmdbbce7sya-boza">
               <w:r>
                 <w:rPr>
                   <w:rFonts w:ascii="Arial" w:cs="Arial" w:eastAsia="Arial" w:hAnsi="Arial"/>
@@ -13221,7 +13221,7 @@
             <w:pPr>
               <w:spacing w:after="20" w:before="0"/>
             </w:pPr>
-            <w:hyperlink w:history="1" r:id="rIdqz9d-choxcozbrqvsxyia">
+            <w:hyperlink w:history="1" r:id="rIddnof7rqpcvjuicbbviisl">
               <w:r>
                 <w:rPr>
                   <w:rFonts w:ascii="Arial" w:cs="Arial" w:eastAsia="Arial" w:hAnsi="Arial"/>
@@ -13254,7 +13254,7 @@
               <w:spacing w:after="10" w:before="0"/>
               <w:ind w:left="120"/>
             </w:pPr>
-            <w:hyperlink w:history="1" r:id="rIdvkonqiookfawri2hyrzad">
+            <w:hyperlink w:history="1" r:id="rIdp7vb_l4oyfh4cpu0octys">
               <w:r>
                 <w:rPr>
                   <w:rFonts w:ascii="Arial" w:cs="Arial" w:eastAsia="Arial" w:hAnsi="Arial"/>
@@ -13449,7 +13449,7 @@
             <w:pPr>
               <w:spacing w:after="20" w:before="0"/>
             </w:pPr>
-            <w:hyperlink w:history="1" r:id="rId2swxkassb0knxpwlc0wxh">
+            <w:hyperlink w:history="1" r:id="rIdygbgzctw3pwpnasj9masa">
               <w:r>
                 <w:rPr>
                   <w:rFonts w:ascii="Arial" w:cs="Arial" w:eastAsia="Arial" w:hAnsi="Arial"/>
@@ -13482,7 +13482,7 @@
               <w:spacing w:after="10" w:before="0"/>
               <w:ind w:left="120"/>
             </w:pPr>
-            <w:hyperlink w:history="1" r:id="rIdfrdtdrgyjtvubqoeuj7hs">
+            <w:hyperlink w:history="1" r:id="rIdp97f2wmga-far5ri1abie">
               <w:r>
                 <w:rPr>
                   <w:rFonts w:ascii="Arial" w:cs="Arial" w:eastAsia="Arial" w:hAnsi="Arial"/>
@@ -13527,7 +13527,7 @@
             <w:pPr>
               <w:spacing w:after="20" w:before="0"/>
             </w:pPr>
-            <w:hyperlink w:history="1" r:id="rIdhmknz_sooefip6fpeygnh">
+            <w:hyperlink w:history="1" r:id="rId1d5qmedkhk0j9nmcqpvxl">
               <w:r>
                 <w:rPr>
                   <w:rFonts w:ascii="Arial" w:cs="Arial" w:eastAsia="Arial" w:hAnsi="Arial"/>
@@ -13560,7 +13560,7 @@
               <w:spacing w:after="10" w:before="0"/>
               <w:ind w:left="120"/>
             </w:pPr>
-            <w:hyperlink w:history="1" r:id="rIdaua3z0qv7pihznyjfljld">
+            <w:hyperlink w:history="1" r:id="rIdnfwd8v_-rmaaprpx8ob_x">
               <w:r>
                 <w:rPr>
                   <w:rFonts w:ascii="Arial" w:cs="Arial" w:eastAsia="Arial" w:hAnsi="Arial"/>
@@ -15047,7 +15047,7 @@
             <w:pPr>
               <w:spacing w:after="20" w:before="0"/>
             </w:pPr>
-            <w:hyperlink w:history="1" r:id="rIdfgpumklxgkyy2udyknx3j">
+            <w:hyperlink w:history="1" r:id="rId_8aeggc59wvzwbtwnzook">
               <w:r>
                 <w:rPr>
                   <w:rFonts w:ascii="Arial" w:cs="Arial" w:eastAsia="Arial" w:hAnsi="Arial"/>
@@ -15080,7 +15080,7 @@
               <w:spacing w:after="10" w:before="0"/>
               <w:ind w:left="120"/>
             </w:pPr>
-            <w:hyperlink w:history="1" r:id="rId0d-61zlvvvwbi_yc75pp3">
+            <w:hyperlink w:history="1" r:id="rId0u6skdrttd_auy85rplfi">
               <w:r>
                 <w:rPr>
                   <w:rFonts w:ascii="Arial" w:cs="Arial" w:eastAsia="Arial" w:hAnsi="Arial"/>
@@ -15125,7 +15125,7 @@
             <w:pPr>
               <w:spacing w:after="20" w:before="0"/>
             </w:pPr>
-            <w:hyperlink w:history="1" r:id="rIdcimgz5rf-tupyljg5zbnv">
+            <w:hyperlink w:history="1" r:id="rIdxifbedbj_4wutau7ojlu3">
               <w:r>
                 <w:rPr>
                   <w:rFonts w:ascii="Arial" w:cs="Arial" w:eastAsia="Arial" w:hAnsi="Arial"/>
@@ -15158,7 +15158,7 @@
               <w:spacing w:after="10" w:before="0"/>
               <w:ind w:left="120"/>
             </w:pPr>
-            <w:hyperlink w:history="1" r:id="rId54xrd-xq-ie58e8mh_izj">
+            <w:hyperlink w:history="1" r:id="rIdscloy5bd6fge3pkcym6uf">
               <w:r>
                 <w:rPr>
                   <w:rFonts w:ascii="Arial" w:cs="Arial" w:eastAsia="Arial" w:hAnsi="Arial"/>
@@ -15353,7 +15353,7 @@
             <w:pPr>
               <w:spacing w:after="20" w:before="0"/>
             </w:pPr>
-            <w:hyperlink w:history="1" r:id="rIda2rc5sjhtkgbumxl2f0l2">
+            <w:hyperlink w:history="1" r:id="rId5sle1fsjlnqt9wndds6nk">
               <w:r>
                 <w:rPr>
                   <w:rFonts w:ascii="Arial" w:cs="Arial" w:eastAsia="Arial" w:hAnsi="Arial"/>
@@ -15386,7 +15386,7 @@
               <w:spacing w:after="10" w:before="0"/>
               <w:ind w:left="120"/>
             </w:pPr>
-            <w:hyperlink w:history="1" r:id="rIdiq6imvhbzc1re3y44vqjh">
+            <w:hyperlink w:history="1" r:id="rIdsw9qqqglb91khzjsd4hvs">
               <w:r>
                 <w:rPr>
                   <w:rFonts w:ascii="Arial" w:cs="Arial" w:eastAsia="Arial" w:hAnsi="Arial"/>
@@ -15431,7 +15431,7 @@
             <w:pPr>
               <w:spacing w:after="20" w:before="0"/>
             </w:pPr>
-            <w:hyperlink w:history="1" r:id="rIdl6ug0pejgrtey2ont54ir">
+            <w:hyperlink w:history="1" r:id="rIdk4ll8pt4nyfqt4dffptcu">
               <w:r>
                 <w:rPr>
                   <w:rFonts w:ascii="Arial" w:cs="Arial" w:eastAsia="Arial" w:hAnsi="Arial"/>
@@ -15464,7 +15464,7 @@
               <w:spacing w:after="10" w:before="0"/>
               <w:ind w:left="120"/>
             </w:pPr>
-            <w:hyperlink w:history="1" r:id="rIdidruzhc5vx9dj63aih0gf">
+            <w:hyperlink w:history="1" r:id="rIdzs7fmpejhxtntpbyse8zm">
               <w:r>
                 <w:rPr>
                   <w:rFonts w:ascii="Arial" w:cs="Arial" w:eastAsia="Arial" w:hAnsi="Arial"/>
@@ -15659,7 +15659,7 @@
             <w:pPr>
               <w:spacing w:after="20" w:before="0"/>
             </w:pPr>
-            <w:hyperlink w:history="1" r:id="rId1qqnlfmn5klhh_3u7gty_">
+            <w:hyperlink w:history="1" r:id="rIdoslgg0jyfaql9kcpocbvx">
               <w:r>
                 <w:rPr>
                   <w:rFonts w:ascii="Arial" w:cs="Arial" w:eastAsia="Arial" w:hAnsi="Arial"/>
@@ -15692,7 +15692,7 @@
               <w:spacing w:after="10" w:before="0"/>
               <w:ind w:left="120"/>
             </w:pPr>
-            <w:hyperlink w:history="1" r:id="rId5j9ezarvdjionxvmw2mep">
+            <w:hyperlink w:history="1" r:id="rId_tycx94rqhmvqct5dasdr">
               <w:r>
                 <w:rPr>
                   <w:rFonts w:ascii="Arial" w:cs="Arial" w:eastAsia="Arial" w:hAnsi="Arial"/>
@@ -15737,7 +15737,7 @@
             <w:pPr>
               <w:spacing w:after="20" w:before="0"/>
             </w:pPr>
-            <w:hyperlink w:history="1" r:id="rIdkqpjsulssia9sfjm7xd70">
+            <w:hyperlink w:history="1" r:id="rId-0i6t6slk0yjhbrbarhcx">
               <w:r>
                 <w:rPr>
                   <w:rFonts w:ascii="Arial" w:cs="Arial" w:eastAsia="Arial" w:hAnsi="Arial"/>
@@ -15770,7 +15770,7 @@
               <w:spacing w:after="10" w:before="0"/>
               <w:ind w:left="120"/>
             </w:pPr>
-            <w:hyperlink w:history="1" r:id="rId1okvhpe3fc5oyxszxhytz">
+            <w:hyperlink w:history="1" r:id="rIdnmuhtozeqaqkxlvchjpju">
               <w:r>
                 <w:rPr>
                   <w:rFonts w:ascii="Arial" w:cs="Arial" w:eastAsia="Arial" w:hAnsi="Arial"/>
@@ -15965,7 +15965,7 @@
             <w:pPr>
               <w:spacing w:after="20" w:before="0"/>
             </w:pPr>
-            <w:hyperlink w:history="1" r:id="rIdor577nyqtpb5lrncu1a9x">
+            <w:hyperlink w:history="1" r:id="rId_rnt9xfws9w6npxah8kwa">
               <w:r>
                 <w:rPr>
                   <w:rFonts w:ascii="Arial" w:cs="Arial" w:eastAsia="Arial" w:hAnsi="Arial"/>
@@ -15998,7 +15998,7 @@
               <w:spacing w:after="10" w:before="0"/>
               <w:ind w:left="120"/>
             </w:pPr>
-            <w:hyperlink w:history="1" r:id="rIdgjbyer6hx3dhuflfsleky">
+            <w:hyperlink w:history="1" r:id="rId_7bwkbc-mytsbeqp7slvc">
               <w:r>
                 <w:rPr>
                   <w:rFonts w:ascii="Arial" w:cs="Arial" w:eastAsia="Arial" w:hAnsi="Arial"/>
@@ -16043,7 +16043,7 @@
             <w:pPr>
               <w:spacing w:after="20" w:before="0"/>
             </w:pPr>
-            <w:hyperlink w:history="1" r:id="rIdhv3m6wnpu7znd1csxmtca">
+            <w:hyperlink w:history="1" r:id="rIddbqamdsugfe2njkjqiznk">
               <w:r>
                 <w:rPr>
                   <w:rFonts w:ascii="Arial" w:cs="Arial" w:eastAsia="Arial" w:hAnsi="Arial"/>
@@ -16076,7 +16076,7 @@
               <w:spacing w:after="10" w:before="0"/>
               <w:ind w:left="120"/>
             </w:pPr>
-            <w:hyperlink w:history="1" r:id="rIdhkbxkvs_hnxs5tu0vx_ey">
+            <w:hyperlink w:history="1" r:id="rIdqv9y5mozbyq4abt0qpbyf">
               <w:r>
                 <w:rPr>
                   <w:rFonts w:ascii="Arial" w:cs="Arial" w:eastAsia="Arial" w:hAnsi="Arial"/>
@@ -16271,7 +16271,7 @@
             <w:pPr>
               <w:spacing w:after="20" w:before="0"/>
             </w:pPr>
-            <w:hyperlink w:history="1" r:id="rId-d63o7ec0gtjszg4gew2a">
+            <w:hyperlink w:history="1" r:id="rIdapakqmhuhnheixsaa6l9f">
               <w:r>
                 <w:rPr>
                   <w:rFonts w:ascii="Arial" w:cs="Arial" w:eastAsia="Arial" w:hAnsi="Arial"/>
@@ -16304,7 +16304,7 @@
               <w:spacing w:after="10" w:before="0"/>
               <w:ind w:left="120"/>
             </w:pPr>
-            <w:hyperlink w:history="1" r:id="rId_cpgtngffxvhwatprlxke">
+            <w:hyperlink w:history="1" r:id="rIdczqg6q_uncqifts2brkwt">
               <w:r>
                 <w:rPr>
                   <w:rFonts w:ascii="Arial" w:cs="Arial" w:eastAsia="Arial" w:hAnsi="Arial"/>
@@ -16349,7 +16349,7 @@
             <w:pPr>
               <w:spacing w:after="20" w:before="0"/>
             </w:pPr>
-            <w:hyperlink w:history="1" r:id="rIdyvjlsdulpvpj-nylht2rd">
+            <w:hyperlink w:history="1" r:id="rIdnfttkb-k7jviz5pa37ont">
               <w:r>
                 <w:rPr>
                   <w:rFonts w:ascii="Arial" w:cs="Arial" w:eastAsia="Arial" w:hAnsi="Arial"/>
@@ -16382,7 +16382,7 @@
               <w:spacing w:after="10" w:before="0"/>
               <w:ind w:left="120"/>
             </w:pPr>
-            <w:hyperlink w:history="1" r:id="rIdve1zyexen_n6ai2wt9n9w">
+            <w:hyperlink w:history="1" r:id="rIdk9nloppgkmiwlunq-02cx">
               <w:r>
                 <w:rPr>
                   <w:rFonts w:ascii="Arial" w:cs="Arial" w:eastAsia="Arial" w:hAnsi="Arial"/>
@@ -17869,7 +17869,7 @@
             <w:pPr>
               <w:spacing w:after="20" w:before="0"/>
             </w:pPr>
-            <w:hyperlink w:history="1" r:id="rIduehnizp9sdgnv3hxrx0qd">
+            <w:hyperlink w:history="1" r:id="rIdqah3or5ssvpbv-spfwvyd">
               <w:r>
                 <w:rPr>
                   <w:rFonts w:ascii="Arial" w:cs="Arial" w:eastAsia="Arial" w:hAnsi="Arial"/>
@@ -17902,7 +17902,7 @@
               <w:spacing w:after="10" w:before="0"/>
               <w:ind w:left="120"/>
             </w:pPr>
-            <w:hyperlink w:history="1" r:id="rIdceu9sayyi7qrqdjjtba8o">
+            <w:hyperlink w:history="1" r:id="rIdfu2olojd8iw21vjhhoh2w">
               <w:r>
                 <w:rPr>
                   <w:rFonts w:ascii="Arial" w:cs="Arial" w:eastAsia="Arial" w:hAnsi="Arial"/>
@@ -17947,7 +17947,7 @@
             <w:pPr>
               <w:spacing w:after="20" w:before="0"/>
             </w:pPr>
-            <w:hyperlink w:history="1" r:id="rIddiiz7qleb9vcyj7xbz4fx">
+            <w:hyperlink w:history="1" r:id="rIdpofcbldtvbehtkwr_k2st">
               <w:r>
                 <w:rPr>
                   <w:rFonts w:ascii="Arial" w:cs="Arial" w:eastAsia="Arial" w:hAnsi="Arial"/>
@@ -17980,7 +17980,7 @@
               <w:spacing w:after="10" w:before="0"/>
               <w:ind w:left="120"/>
             </w:pPr>
-            <w:hyperlink w:history="1" r:id="rId-8osk7pterljszsg-d51g">
+            <w:hyperlink w:history="1" r:id="rId0gug3ieub_fosltx69wbu">
               <w:r>
                 <w:rPr>
                   <w:rFonts w:ascii="Arial" w:cs="Arial" w:eastAsia="Arial" w:hAnsi="Arial"/>
@@ -18175,7 +18175,7 @@
             <w:pPr>
               <w:spacing w:after="20" w:before="0"/>
             </w:pPr>
-            <w:hyperlink w:history="1" r:id="rIdwivxr0rqs2ncyvjqzosnv">
+            <w:hyperlink w:history="1" r:id="rIdzefu0fllzamhgykwh6erb">
               <w:r>
                 <w:rPr>
                   <w:rFonts w:ascii="Arial" w:cs="Arial" w:eastAsia="Arial" w:hAnsi="Arial"/>
@@ -18208,7 +18208,7 @@
               <w:spacing w:after="10" w:before="0"/>
               <w:ind w:left="120"/>
             </w:pPr>
-            <w:hyperlink w:history="1" r:id="rId2j5qm6jnbls-ds6stmlyc">
+            <w:hyperlink w:history="1" r:id="rIdyno1e_hulscdl7whtzryu">
               <w:r>
                 <w:rPr>
                   <w:rFonts w:ascii="Arial" w:cs="Arial" w:eastAsia="Arial" w:hAnsi="Arial"/>
@@ -18253,7 +18253,7 @@
             <w:pPr>
               <w:spacing w:after="20" w:before="0"/>
             </w:pPr>
-            <w:hyperlink w:history="1" r:id="rIdwoqwfswiyiuh-of7jivos">
+            <w:hyperlink w:history="1" r:id="rIdegbsgz7exluaiaaoihzhs">
               <w:r>
                 <w:rPr>
                   <w:rFonts w:ascii="Arial" w:cs="Arial" w:eastAsia="Arial" w:hAnsi="Arial"/>
@@ -18286,7 +18286,7 @@
               <w:spacing w:after="10" w:before="0"/>
               <w:ind w:left="120"/>
             </w:pPr>
-            <w:hyperlink w:history="1" r:id="rIdz5tzj2mm1jnigohpvpxbp">
+            <w:hyperlink w:history="1" r:id="rIdo2al8nrsuyjxwsrehoprl">
               <w:r>
                 <w:rPr>
                   <w:rFonts w:ascii="Arial" w:cs="Arial" w:eastAsia="Arial" w:hAnsi="Arial"/>
@@ -18481,7 +18481,7 @@
             <w:pPr>
               <w:spacing w:after="20" w:before="0"/>
             </w:pPr>
-            <w:hyperlink w:history="1" r:id="rIdelkxnspngqiv1flld07i4">
+            <w:hyperlink w:history="1" r:id="rIdjqb7j_zsafguvm0td04ez">
               <w:r>
                 <w:rPr>
                   <w:rFonts w:ascii="Arial" w:cs="Arial" w:eastAsia="Arial" w:hAnsi="Arial"/>
@@ -18514,7 +18514,7 @@
               <w:spacing w:after="10" w:before="0"/>
               <w:ind w:left="120"/>
             </w:pPr>
-            <w:hyperlink w:history="1" r:id="rId78c_-qhtybnt9gnzfdwiw">
+            <w:hyperlink w:history="1" r:id="rIdyaro9ucnzvevdsg7ssxmo">
               <w:r>
                 <w:rPr>
                   <w:rFonts w:ascii="Arial" w:cs="Arial" w:eastAsia="Arial" w:hAnsi="Arial"/>
@@ -18559,7 +18559,7 @@
             <w:pPr>
               <w:spacing w:after="20" w:before="0"/>
             </w:pPr>
-            <w:hyperlink w:history="1" r:id="rIdjzz6m-dmfoeumixromamb">
+            <w:hyperlink w:history="1" r:id="rIdk29ji7fylnvzdx-wmnicc">
               <w:r>
                 <w:rPr>
                   <w:rFonts w:ascii="Arial" w:cs="Arial" w:eastAsia="Arial" w:hAnsi="Arial"/>
@@ -18592,7 +18592,7 @@
               <w:spacing w:after="10" w:before="0"/>
               <w:ind w:left="120"/>
             </w:pPr>
-            <w:hyperlink w:history="1" r:id="rIdvzkdn9xmgzxqtidwaung-">
+            <w:hyperlink w:history="1" r:id="rIdilhfk2sqtgc8quukiifzh">
               <w:r>
                 <w:rPr>
                   <w:rFonts w:ascii="Arial" w:cs="Arial" w:eastAsia="Arial" w:hAnsi="Arial"/>
@@ -18787,7 +18787,7 @@
             <w:pPr>
               <w:spacing w:after="20" w:before="0"/>
             </w:pPr>
-            <w:hyperlink w:history="1" r:id="rIdhj2mwif11plxppceeb545">
+            <w:hyperlink w:history="1" r:id="rIddvchdmzfgfhaupmsglxpn">
               <w:r>
                 <w:rPr>
                   <w:rFonts w:ascii="Arial" w:cs="Arial" w:eastAsia="Arial" w:hAnsi="Arial"/>
@@ -18820,7 +18820,7 @@
               <w:spacing w:after="10" w:before="0"/>
               <w:ind w:left="120"/>
             </w:pPr>
-            <w:hyperlink w:history="1" r:id="rIdi5mm0xjlpai--yvsr6w_p">
+            <w:hyperlink w:history="1" r:id="rId-on2b13s0p0bzmzi6kc7y">
               <w:r>
                 <w:rPr>
                   <w:rFonts w:ascii="Arial" w:cs="Arial" w:eastAsia="Arial" w:hAnsi="Arial"/>
@@ -18865,7 +18865,7 @@
             <w:pPr>
               <w:spacing w:after="20" w:before="0"/>
             </w:pPr>
-            <w:hyperlink w:history="1" r:id="rIdpgnv6gci0cbnc0zrf8dav">
+            <w:hyperlink w:history="1" r:id="rIdjmipprzhb9wtretdaya6u">
               <w:r>
                 <w:rPr>
                   <w:rFonts w:ascii="Arial" w:cs="Arial" w:eastAsia="Arial" w:hAnsi="Arial"/>
@@ -18898,7 +18898,7 @@
               <w:spacing w:after="10" w:before="0"/>
               <w:ind w:left="120"/>
             </w:pPr>
-            <w:hyperlink w:history="1" r:id="rId4ny6-h_xaxhfgmz-dkrgq">
+            <w:hyperlink w:history="1" r:id="rIdn67rlcxcfvx-uer6p-1su">
               <w:r>
                 <w:rPr>
                   <w:rFonts w:ascii="Arial" w:cs="Arial" w:eastAsia="Arial" w:hAnsi="Arial"/>
@@ -19093,7 +19093,7 @@
             <w:pPr>
               <w:spacing w:after="20" w:before="0"/>
             </w:pPr>
-            <w:hyperlink w:history="1" r:id="rIdtwo7wm3mgz3iryhpybh8p">
+            <w:hyperlink w:history="1" r:id="rId11wiydjxpvi4givpenmih">
               <w:r>
                 <w:rPr>
                   <w:rFonts w:ascii="Arial" w:cs="Arial" w:eastAsia="Arial" w:hAnsi="Arial"/>
@@ -19126,7 +19126,7 @@
               <w:spacing w:after="10" w:before="0"/>
               <w:ind w:left="120"/>
             </w:pPr>
-            <w:hyperlink w:history="1" r:id="rIdwrcw8mcf6686-zq35wyyt">
+            <w:hyperlink w:history="1" r:id="rIdaqqy-lauduoa7cynhh0ed">
               <w:r>
                 <w:rPr>
                   <w:rFonts w:ascii="Arial" w:cs="Arial" w:eastAsia="Arial" w:hAnsi="Arial"/>
@@ -19171,7 +19171,7 @@
             <w:pPr>
               <w:spacing w:after="20" w:before="0"/>
             </w:pPr>
-            <w:hyperlink w:history="1" r:id="rIdbkbi5chhtr1lt26mm3lfr">
+            <w:hyperlink w:history="1" r:id="rIdihow8kupgqtnstyq11bcv">
               <w:r>
                 <w:rPr>
                   <w:rFonts w:ascii="Arial" w:cs="Arial" w:eastAsia="Arial" w:hAnsi="Arial"/>
@@ -19204,7 +19204,7 @@
               <w:spacing w:after="10" w:before="0"/>
               <w:ind w:left="120"/>
             </w:pPr>
-            <w:hyperlink w:history="1" r:id="rIdmq_savykpxdljwtuohcy9">
+            <w:hyperlink w:history="1" r:id="rIdcpi-gqoj-5atapxsfdzox">
               <w:r>
                 <w:rPr>
                   <w:rFonts w:ascii="Arial" w:cs="Arial" w:eastAsia="Arial" w:hAnsi="Arial"/>
@@ -20881,7 +20881,7 @@
             <w:pPr>
               <w:spacing w:after="20" w:before="0"/>
             </w:pPr>
-            <w:hyperlink w:history="1" r:id="rIdwzahqwxdtpxopfe79jkyv">
+            <w:hyperlink w:history="1" r:id="rIdvawipeldp2tld3kcjgcno">
               <w:r>
                 <w:rPr>
                   <w:rFonts w:ascii="Arial" w:cs="Arial" w:eastAsia="Arial" w:hAnsi="Arial"/>
@@ -20914,7 +20914,7 @@
               <w:spacing w:after="10" w:before="0"/>
               <w:ind w:left="120"/>
             </w:pPr>
-            <w:hyperlink w:history="1" r:id="rId94qhvmkkve_smcik7uiyr">
+            <w:hyperlink w:history="1" r:id="rIdt2m7kurbckpvyhnkcfuic">
               <w:r>
                 <w:rPr>
                   <w:rFonts w:ascii="Arial" w:cs="Arial" w:eastAsia="Arial" w:hAnsi="Arial"/>
@@ -20959,7 +20959,7 @@
             <w:pPr>
               <w:spacing w:after="20" w:before="0"/>
             </w:pPr>
-            <w:hyperlink w:history="1" r:id="rIdngjqqry3d5kd2lgh7t8w9">
+            <w:hyperlink w:history="1" r:id="rIdjsguj6g_qjv7hnwwmbqax">
               <w:r>
                 <w:rPr>
                   <w:rFonts w:ascii="Arial" w:cs="Arial" w:eastAsia="Arial" w:hAnsi="Arial"/>
@@ -20992,7 +20992,7 @@
               <w:spacing w:after="10" w:before="0"/>
               <w:ind w:left="120"/>
             </w:pPr>
-            <w:hyperlink w:history="1" r:id="rIdpvg29hlsb9pgxwnbsjxs4">
+            <w:hyperlink w:history="1" r:id="rId_ib74agevgrh0abnlxmnh">
               <w:r>
                 <w:rPr>
                   <w:rFonts w:ascii="Arial" w:cs="Arial" w:eastAsia="Arial" w:hAnsi="Arial"/>
@@ -21187,7 +21187,7 @@
             <w:pPr>
               <w:spacing w:after="20" w:before="0"/>
             </w:pPr>
-            <w:hyperlink w:history="1" r:id="rIdr6cttseprmvbymonojej4">
+            <w:hyperlink w:history="1" r:id="rId5iep2o9lzojahpv-jz6oo">
               <w:r>
                 <w:rPr>
                   <w:rFonts w:ascii="Arial" w:cs="Arial" w:eastAsia="Arial" w:hAnsi="Arial"/>
@@ -21220,7 +21220,7 @@
               <w:spacing w:after="10" w:before="0"/>
               <w:ind w:left="120"/>
             </w:pPr>
-            <w:hyperlink w:history="1" r:id="rIdo4czng41_f3x9t_pknnre">
+            <w:hyperlink w:history="1" r:id="rIdicd37jlmyu3iaqhzgsw-5">
               <w:r>
                 <w:rPr>
                   <w:rFonts w:ascii="Arial" w:cs="Arial" w:eastAsia="Arial" w:hAnsi="Arial"/>
@@ -21265,7 +21265,7 @@
             <w:pPr>
               <w:spacing w:after="20" w:before="0"/>
             </w:pPr>
-            <w:hyperlink w:history="1" r:id="rIdst2eqkf3ilm5tquvsuobu">
+            <w:hyperlink w:history="1" r:id="rId2nd7tsdw2d-egeq3duslm">
               <w:r>
                 <w:rPr>
                   <w:rFonts w:ascii="Arial" w:cs="Arial" w:eastAsia="Arial" w:hAnsi="Arial"/>
@@ -21298,7 +21298,7 @@
               <w:spacing w:after="10" w:before="0"/>
               <w:ind w:left="120"/>
             </w:pPr>
-            <w:hyperlink w:history="1" r:id="rIdrtitm8bext_er8hzw6i7c">
+            <w:hyperlink w:history="1" r:id="rIdd5mbrdpukzc5f5wsgn42b">
               <w:r>
                 <w:rPr>
                   <w:rFonts w:ascii="Arial" w:cs="Arial" w:eastAsia="Arial" w:hAnsi="Arial"/>
@@ -21493,7 +21493,7 @@
             <w:pPr>
               <w:spacing w:after="20" w:before="0"/>
             </w:pPr>
-            <w:hyperlink w:history="1" r:id="rIdb9whqvavvipnxqvbdwunt">
+            <w:hyperlink w:history="1" r:id="rId2qh5lndypaoqnqarkz4ws">
               <w:r>
                 <w:rPr>
                   <w:rFonts w:ascii="Arial" w:cs="Arial" w:eastAsia="Arial" w:hAnsi="Arial"/>
@@ -21526,7 +21526,7 @@
               <w:spacing w:after="10" w:before="0"/>
               <w:ind w:left="120"/>
             </w:pPr>
-            <w:hyperlink w:history="1" r:id="rIdxw3x7qn_fqqihlwszw4eb">
+            <w:hyperlink w:history="1" r:id="rIdo4dudqtod0d0_0glhti7b">
               <w:r>
                 <w:rPr>
                   <w:rFonts w:ascii="Arial" w:cs="Arial" w:eastAsia="Arial" w:hAnsi="Arial"/>
@@ -21571,7 +21571,7 @@
             <w:pPr>
               <w:spacing w:after="20" w:before="0"/>
             </w:pPr>
-            <w:hyperlink w:history="1" r:id="rIdlmprrn09zc3loma9c6gck">
+            <w:hyperlink w:history="1" r:id="rIdhsc1v1wnpnjozp_y2g8gj">
               <w:r>
                 <w:rPr>
                   <w:rFonts w:ascii="Arial" w:cs="Arial" w:eastAsia="Arial" w:hAnsi="Arial"/>
@@ -21604,7 +21604,7 @@
               <w:spacing w:after="10" w:before="0"/>
               <w:ind w:left="120"/>
             </w:pPr>
-            <w:hyperlink w:history="1" r:id="rId4xdenkzwbs3jommpcxtmj">
+            <w:hyperlink w:history="1" r:id="rIdlujd6xhcyg9zkql3wrlu3">
               <w:r>
                 <w:rPr>
                   <w:rFonts w:ascii="Arial" w:cs="Arial" w:eastAsia="Arial" w:hAnsi="Arial"/>
@@ -21799,7 +21799,7 @@
             <w:pPr>
               <w:spacing w:after="20" w:before="0"/>
             </w:pPr>
-            <w:hyperlink w:history="1" r:id="rIdof62qwuasvo-8srdjjt37">
+            <w:hyperlink w:history="1" r:id="rIdoh1ln4zd5p0-u_o_w0zp0">
               <w:r>
                 <w:rPr>
                   <w:rFonts w:ascii="Arial" w:cs="Arial" w:eastAsia="Arial" w:hAnsi="Arial"/>
@@ -21832,7 +21832,7 @@
               <w:spacing w:after="10" w:before="0"/>
               <w:ind w:left="120"/>
             </w:pPr>
-            <w:hyperlink w:history="1" r:id="rIdkaate9a_w45pshbixumhv">
+            <w:hyperlink w:history="1" r:id="rIdq5lska8doqxwx75vcigcl">
               <w:r>
                 <w:rPr>
                   <w:rFonts w:ascii="Arial" w:cs="Arial" w:eastAsia="Arial" w:hAnsi="Arial"/>
@@ -21877,7 +21877,7 @@
             <w:pPr>
               <w:spacing w:after="20" w:before="0"/>
             </w:pPr>
-            <w:hyperlink w:history="1" r:id="rIdm36wlqjrytnp0llhwwyko">
+            <w:hyperlink w:history="1" r:id="rIdrdas9xet-d29wgmyc8kso">
               <w:r>
                 <w:rPr>
                   <w:rFonts w:ascii="Arial" w:cs="Arial" w:eastAsia="Arial" w:hAnsi="Arial"/>
@@ -21910,7 +21910,7 @@
               <w:spacing w:after="10" w:before="0"/>
               <w:ind w:left="120"/>
             </w:pPr>
-            <w:hyperlink w:history="1" r:id="rIdwos6kv25gzfao6mh9bxdl">
+            <w:hyperlink w:history="1" r:id="rIdb4upvpt3afhv_gbkkacnt">
               <w:r>
                 <w:rPr>
                   <w:rFonts w:ascii="Arial" w:cs="Arial" w:eastAsia="Arial" w:hAnsi="Arial"/>
@@ -22105,7 +22105,7 @@
             <w:pPr>
               <w:spacing w:after="20" w:before="0"/>
             </w:pPr>
-            <w:hyperlink w:history="1" r:id="rIdfcepusqc9n8vzanl4trua">
+            <w:hyperlink w:history="1" r:id="rIdeif_k5cxsmswk9ctakypi">
               <w:r>
                 <w:rPr>
                   <w:rFonts w:ascii="Arial" w:cs="Arial" w:eastAsia="Arial" w:hAnsi="Arial"/>
@@ -22138,7 +22138,7 @@
               <w:spacing w:after="10" w:before="0"/>
               <w:ind w:left="120"/>
             </w:pPr>
-            <w:hyperlink w:history="1" r:id="rIdd73scsf5rfbfjcdku3cyf">
+            <w:hyperlink w:history="1" r:id="rIdstsqofuxnted1krvtg2x3">
               <w:r>
                 <w:rPr>
                   <w:rFonts w:ascii="Arial" w:cs="Arial" w:eastAsia="Arial" w:hAnsi="Arial"/>
@@ -22183,7 +22183,7 @@
             <w:pPr>
               <w:spacing w:after="20" w:before="0"/>
             </w:pPr>
-            <w:hyperlink w:history="1" r:id="rIdusvwqqvyv-dqgb4bpnk9f">
+            <w:hyperlink w:history="1" r:id="rIdqpo33whw6zoj5sxmtax-f">
               <w:r>
                 <w:rPr>
                   <w:rFonts w:ascii="Arial" w:cs="Arial" w:eastAsia="Arial" w:hAnsi="Arial"/>
@@ -22216,7 +22216,7 @@
               <w:spacing w:after="10" w:before="0"/>
               <w:ind w:left="120"/>
             </w:pPr>
-            <w:hyperlink w:history="1" r:id="rIdydehjyb_7htt2r2ema1gl">
+            <w:hyperlink w:history="1" r:id="rIdrky7qjxnnfihd8m_oitq_">
               <w:r>
                 <w:rPr>
                   <w:rFonts w:ascii="Arial" w:cs="Arial" w:eastAsia="Arial" w:hAnsi="Arial"/>
@@ -23969,7 +23969,7 @@
             <w:pPr>
               <w:spacing w:after="20" w:before="0"/>
             </w:pPr>
-            <w:hyperlink w:history="1" r:id="rIdkajpd6ctcb9w79fr77x6g">
+            <w:hyperlink w:history="1" r:id="rIdgulcurkhmsmmdusdkcpou">
               <w:r>
                 <w:rPr>
                   <w:rFonts w:ascii="Arial" w:cs="Arial" w:eastAsia="Arial" w:hAnsi="Arial"/>
@@ -24002,7 +24002,7 @@
               <w:spacing w:after="10" w:before="0"/>
               <w:ind w:left="120"/>
             </w:pPr>
-            <w:hyperlink w:history="1" r:id="rIdj7alqvws9t9xp4h2luokt">
+            <w:hyperlink w:history="1" r:id="rIdhwohfy_uxi4if2njfjs9t">
               <w:r>
                 <w:rPr>
                   <w:rFonts w:ascii="Arial" w:cs="Arial" w:eastAsia="Arial" w:hAnsi="Arial"/>
@@ -24047,7 +24047,7 @@
             <w:pPr>
               <w:spacing w:after="20" w:before="0"/>
             </w:pPr>
-            <w:hyperlink w:history="1" r:id="rIdqqojwqj0ixeokwgyzrxgu">
+            <w:hyperlink w:history="1" r:id="rIdvbfwrcmnvdnafutkfpz3g">
               <w:r>
                 <w:rPr>
                   <w:rFonts w:ascii="Arial" w:cs="Arial" w:eastAsia="Arial" w:hAnsi="Arial"/>
@@ -24080,7 +24080,7 @@
               <w:spacing w:after="10" w:before="0"/>
               <w:ind w:left="120"/>
             </w:pPr>
-            <w:hyperlink w:history="1" r:id="rId133czr98xvj0-antkqldk">
+            <w:hyperlink w:history="1" r:id="rId7pbttvzbq6bnlv1bzfwcf">
               <w:r>
                 <w:rPr>
                   <w:rFonts w:ascii="Arial" w:cs="Arial" w:eastAsia="Arial" w:hAnsi="Arial"/>
@@ -24275,7 +24275,7 @@
             <w:pPr>
               <w:spacing w:after="20" w:before="0"/>
             </w:pPr>
-            <w:hyperlink w:history="1" r:id="rIdpug40cgezodl6wujphspe">
+            <w:hyperlink w:history="1" r:id="rIdnknjlq-tlfsmnblgjney9">
               <w:r>
                 <w:rPr>
                   <w:rFonts w:ascii="Arial" w:cs="Arial" w:eastAsia="Arial" w:hAnsi="Arial"/>
@@ -24308,7 +24308,7 @@
               <w:spacing w:after="10" w:before="0"/>
               <w:ind w:left="120"/>
             </w:pPr>
-            <w:hyperlink w:history="1" r:id="rIdcw6ptlhgr-3arnq3zhkez">
+            <w:hyperlink w:history="1" r:id="rId2t3bpfkxolpaopzl3z8ti">
               <w:r>
                 <w:rPr>
                   <w:rFonts w:ascii="Arial" w:cs="Arial" w:eastAsia="Arial" w:hAnsi="Arial"/>
@@ -24353,7 +24353,7 @@
             <w:pPr>
               <w:spacing w:after="20" w:before="0"/>
             </w:pPr>
-            <w:hyperlink w:history="1" r:id="rIdx9cjaqzupjpgcefau8c8t">
+            <w:hyperlink w:history="1" r:id="rIdhixli-8otpqxbp1vnr-tl">
               <w:r>
                 <w:rPr>
                   <w:rFonts w:ascii="Arial" w:cs="Arial" w:eastAsia="Arial" w:hAnsi="Arial"/>
@@ -24386,7 +24386,7 @@
               <w:spacing w:after="10" w:before="0"/>
               <w:ind w:left="120"/>
             </w:pPr>
-            <w:hyperlink w:history="1" r:id="rId3dnqshmm8zzzintii7jyr">
+            <w:hyperlink w:history="1" r:id="rIdxyuafx9q99ibk_lj-csab">
               <w:r>
                 <w:rPr>
                   <w:rFonts w:ascii="Arial" w:cs="Arial" w:eastAsia="Arial" w:hAnsi="Arial"/>
@@ -24581,7 +24581,7 @@
             <w:pPr>
               <w:spacing w:after="20" w:before="0"/>
             </w:pPr>
-            <w:hyperlink w:history="1" r:id="rIdcnmsmpf_crfptzuzrjutf">
+            <w:hyperlink w:history="1" r:id="rIdqetliawkxgh5ulgl_dhkq">
               <w:r>
                 <w:rPr>
                   <w:rFonts w:ascii="Arial" w:cs="Arial" w:eastAsia="Arial" w:hAnsi="Arial"/>
@@ -24614,7 +24614,7 @@
               <w:spacing w:after="10" w:before="0"/>
               <w:ind w:left="120"/>
             </w:pPr>
-            <w:hyperlink w:history="1" r:id="rIdtn7fzvvfflhfcpirhecbs">
+            <w:hyperlink w:history="1" r:id="rId1sasmfumf4gev5hwl0jog">
               <w:r>
                 <w:rPr>
                   <w:rFonts w:ascii="Arial" w:cs="Arial" w:eastAsia="Arial" w:hAnsi="Arial"/>
@@ -24659,7 +24659,7 @@
             <w:pPr>
               <w:spacing w:after="20" w:before="0"/>
             </w:pPr>
-            <w:hyperlink w:history="1" r:id="rIdrheddaord47b7gy3ja8zk">
+            <w:hyperlink w:history="1" r:id="rIdfpvpclj155sj6y6zgx-o9">
               <w:r>
                 <w:rPr>
                   <w:rFonts w:ascii="Arial" w:cs="Arial" w:eastAsia="Arial" w:hAnsi="Arial"/>
@@ -24692,7 +24692,7 @@
               <w:spacing w:after="10" w:before="0"/>
               <w:ind w:left="120"/>
             </w:pPr>
-            <w:hyperlink w:history="1" r:id="rIdd5ugm5rqz4yltf8jqo5az">
+            <w:hyperlink w:history="1" r:id="rIdqn-qzl79p5uykx2gcrxo_">
               <w:r>
                 <w:rPr>
                   <w:rFonts w:ascii="Arial" w:cs="Arial" w:eastAsia="Arial" w:hAnsi="Arial"/>
@@ -24887,7 +24887,7 @@
             <w:pPr>
               <w:spacing w:after="20" w:before="0"/>
             </w:pPr>
-            <w:hyperlink w:history="1" r:id="rIdahdzgpnsnrsedv7d1iyav">
+            <w:hyperlink w:history="1" r:id="rId7m0ol469-neya9n_hx0tn">
               <w:r>
                 <w:rPr>
                   <w:rFonts w:ascii="Arial" w:cs="Arial" w:eastAsia="Arial" w:hAnsi="Arial"/>
@@ -24920,7 +24920,7 @@
               <w:spacing w:after="10" w:before="0"/>
               <w:ind w:left="120"/>
             </w:pPr>
-            <w:hyperlink w:history="1" r:id="rIdhyyoj-dze7nwccdgtijvx">
+            <w:hyperlink w:history="1" r:id="rIdgoddfpglfexz6rvbw63jp">
               <w:r>
                 <w:rPr>
                   <w:rFonts w:ascii="Arial" w:cs="Arial" w:eastAsia="Arial" w:hAnsi="Arial"/>
@@ -24965,7 +24965,7 @@
             <w:pPr>
               <w:spacing w:after="20" w:before="0"/>
             </w:pPr>
-            <w:hyperlink w:history="1" r:id="rIduuqdreaa3v2ixwzyose-s">
+            <w:hyperlink w:history="1" r:id="rIdii3m2r1tgrcl8i05m8ahs">
               <w:r>
                 <w:rPr>
                   <w:rFonts w:ascii="Arial" w:cs="Arial" w:eastAsia="Arial" w:hAnsi="Arial"/>
@@ -24998,7 +24998,7 @@
               <w:spacing w:after="10" w:before="0"/>
               <w:ind w:left="120"/>
             </w:pPr>
-            <w:hyperlink w:history="1" r:id="rId2hyltpc9fuizmbbvhezm9">
+            <w:hyperlink w:history="1" r:id="rIdymq6ujernwdyu-5bz42hv">
               <w:r>
                 <w:rPr>
                   <w:rFonts w:ascii="Arial" w:cs="Arial" w:eastAsia="Arial" w:hAnsi="Arial"/>
@@ -25193,7 +25193,7 @@
             <w:pPr>
               <w:spacing w:after="20" w:before="0"/>
             </w:pPr>
-            <w:hyperlink w:history="1" r:id="rIdfxzkrd6eafw9izgbnnnrm">
+            <w:hyperlink w:history="1" r:id="rIdb_q7aobyjerr5xmv0uygc">
               <w:r>
                 <w:rPr>
                   <w:rFonts w:ascii="Arial" w:cs="Arial" w:eastAsia="Arial" w:hAnsi="Arial"/>
@@ -25226,7 +25226,7 @@
               <w:spacing w:after="10" w:before="0"/>
               <w:ind w:left="120"/>
             </w:pPr>
-            <w:hyperlink w:history="1" r:id="rIdr8hoi-ktjtoqb-1l4z0em">
+            <w:hyperlink w:history="1" r:id="rIdlzjgdgawcjeffowrik2ut">
               <w:r>
                 <w:rPr>
                   <w:rFonts w:ascii="Arial" w:cs="Arial" w:eastAsia="Arial" w:hAnsi="Arial"/>
@@ -25271,7 +25271,7 @@
             <w:pPr>
               <w:spacing w:after="20" w:before="0"/>
             </w:pPr>
-            <w:hyperlink w:history="1" r:id="rIdsr_6p2tbtmxjwq8fv0w1y">
+            <w:hyperlink w:history="1" r:id="rIdffgm_sl4qriatwo7ecbaz">
               <w:r>
                 <w:rPr>
                   <w:rFonts w:ascii="Arial" w:cs="Arial" w:eastAsia="Arial" w:hAnsi="Arial"/>
@@ -25304,7 +25304,7 @@
               <w:spacing w:after="10" w:before="0"/>
               <w:ind w:left="120"/>
             </w:pPr>
-            <w:hyperlink w:history="1" r:id="rIdk2xfizarplx9npww2kjv_">
+            <w:hyperlink w:history="1" r:id="rIdfflisqwa4rvf7gq2f16we">
               <w:r>
                 <w:rPr>
                   <w:rFonts w:ascii="Arial" w:cs="Arial" w:eastAsia="Arial" w:hAnsi="Arial"/>

--- a/data/outputs/v2/Biology/SS1.3_Cell_Biology/Biology_Cell_Biology_CBE_LessonSequence.docx
+++ b/data/outputs/v2/Biology/SS1.3_Cell_Biology/Biology_Cell_Biology_CBE_LessonSequence.docx
@@ -3265,7 +3265,7 @@
             <w:pPr>
               <w:spacing w:after="20" w:before="0"/>
             </w:pPr>
-            <w:hyperlink w:history="1" r:id="rIdrxtutku5o5fcp2wlhxbsu">
+            <w:hyperlink w:history="1" r:id="rIdgzomogoqhzrvdxvqi_9fg">
               <w:r>
                 <w:rPr>
                   <w:rFonts w:ascii="Arial" w:cs="Arial" w:eastAsia="Arial" w:hAnsi="Arial"/>
@@ -3298,7 +3298,7 @@
               <w:spacing w:after="10" w:before="0"/>
               <w:ind w:left="120"/>
             </w:pPr>
-            <w:hyperlink w:history="1" r:id="rIdbgkgu4tkq_fxili5ru2wv">
+            <w:hyperlink w:history="1" r:id="rIdem_owmvxoaihvfgpgyqfa">
               <w:r>
                 <w:rPr>
                   <w:rFonts w:ascii="Arial" w:cs="Arial" w:eastAsia="Arial" w:hAnsi="Arial"/>
@@ -3343,7 +3343,7 @@
             <w:pPr>
               <w:spacing w:after="20" w:before="0"/>
             </w:pPr>
-            <w:hyperlink w:history="1" r:id="rIdcn7umm3c4xjir6yxenv04">
+            <w:hyperlink w:history="1" r:id="rIdbudaq_mx8ggrvvpvym5rm">
               <w:r>
                 <w:rPr>
                   <w:rFonts w:ascii="Arial" w:cs="Arial" w:eastAsia="Arial" w:hAnsi="Arial"/>
@@ -3376,7 +3376,7 @@
               <w:spacing w:after="10" w:before="0"/>
               <w:ind w:left="120"/>
             </w:pPr>
-            <w:hyperlink w:history="1" r:id="rIdgdf1d9g4zojbutxklb0ql">
+            <w:hyperlink w:history="1" r:id="rIdv_aot_pzbrss_yomcxb_w">
               <w:r>
                 <w:rPr>
                   <w:rFonts w:ascii="Arial" w:cs="Arial" w:eastAsia="Arial" w:hAnsi="Arial"/>
@@ -3571,7 +3571,7 @@
             <w:pPr>
               <w:spacing w:after="20" w:before="0"/>
             </w:pPr>
-            <w:hyperlink w:history="1" r:id="rIdnqctqimv4irvlitajmx2w">
+            <w:hyperlink w:history="1" r:id="rIdgbhfzd3xrx2rhpzetecov">
               <w:r>
                 <w:rPr>
                   <w:rFonts w:ascii="Arial" w:cs="Arial" w:eastAsia="Arial" w:hAnsi="Arial"/>
@@ -3604,7 +3604,7 @@
               <w:spacing w:after="10" w:before="0"/>
               <w:ind w:left="120"/>
             </w:pPr>
-            <w:hyperlink w:history="1" r:id="rIda0akrkpwgkupm_ybbghmr">
+            <w:hyperlink w:history="1" r:id="rIdbjpt0wdqywizfrzmdddeu">
               <w:r>
                 <w:rPr>
                   <w:rFonts w:ascii="Arial" w:cs="Arial" w:eastAsia="Arial" w:hAnsi="Arial"/>
@@ -3649,7 +3649,7 @@
             <w:pPr>
               <w:spacing w:after="20" w:before="0"/>
             </w:pPr>
-            <w:hyperlink w:history="1" r:id="rId9wphbqqujpis_ar1ky3m1">
+            <w:hyperlink w:history="1" r:id="rIdlrpew61bxbq6y_mndsmbp">
               <w:r>
                 <w:rPr>
                   <w:rFonts w:ascii="Arial" w:cs="Arial" w:eastAsia="Arial" w:hAnsi="Arial"/>
@@ -3682,7 +3682,7 @@
               <w:spacing w:after="10" w:before="0"/>
               <w:ind w:left="120"/>
             </w:pPr>
-            <w:hyperlink w:history="1" r:id="rIdm_qdipi5mf8vvyxu3vgvt">
+            <w:hyperlink w:history="1" r:id="rIdhvlgx-zyusjp2wtt5eyql">
               <w:r>
                 <w:rPr>
                   <w:rFonts w:ascii="Arial" w:cs="Arial" w:eastAsia="Arial" w:hAnsi="Arial"/>
@@ -3877,7 +3877,7 @@
             <w:pPr>
               <w:spacing w:after="20" w:before="0"/>
             </w:pPr>
-            <w:hyperlink w:history="1" r:id="rIdxvcfrilkjrosxisukgftt">
+            <w:hyperlink w:history="1" r:id="rId291ecne3le07d2cdofnkm">
               <w:r>
                 <w:rPr>
                   <w:rFonts w:ascii="Arial" w:cs="Arial" w:eastAsia="Arial" w:hAnsi="Arial"/>
@@ -3910,7 +3910,7 @@
               <w:spacing w:after="10" w:before="0"/>
               <w:ind w:left="120"/>
             </w:pPr>
-            <w:hyperlink w:history="1" r:id="rIdreph9pcmzx8e50mmjbhva">
+            <w:hyperlink w:history="1" r:id="rIdg6xtzpwuw6xbbx-fiefgp">
               <w:r>
                 <w:rPr>
                   <w:rFonts w:ascii="Arial" w:cs="Arial" w:eastAsia="Arial" w:hAnsi="Arial"/>
@@ -3955,7 +3955,7 @@
             <w:pPr>
               <w:spacing w:after="20" w:before="0"/>
             </w:pPr>
-            <w:hyperlink w:history="1" r:id="rIdkoln34nnxf5y4puscimjn">
+            <w:hyperlink w:history="1" r:id="rIdfgvvmuvubabxkd9rqaj6s">
               <w:r>
                 <w:rPr>
                   <w:rFonts w:ascii="Arial" w:cs="Arial" w:eastAsia="Arial" w:hAnsi="Arial"/>
@@ -3988,7 +3988,7 @@
               <w:spacing w:after="10" w:before="0"/>
               <w:ind w:left="120"/>
             </w:pPr>
-            <w:hyperlink w:history="1" r:id="rId275svxiyt4aixlxf2hfxw">
+            <w:hyperlink w:history="1" r:id="rId0mjx6wq4bofhjdyvtj1qg">
               <w:r>
                 <w:rPr>
                   <w:rFonts w:ascii="Arial" w:cs="Arial" w:eastAsia="Arial" w:hAnsi="Arial"/>
@@ -4183,7 +4183,7 @@
             <w:pPr>
               <w:spacing w:after="20" w:before="0"/>
             </w:pPr>
-            <w:hyperlink w:history="1" r:id="rIddgoyfwfbq2sqxemugqqfp">
+            <w:hyperlink w:history="1" r:id="rIdv7rqcy_igesu07qyvqvso">
               <w:r>
                 <w:rPr>
                   <w:rFonts w:ascii="Arial" w:cs="Arial" w:eastAsia="Arial" w:hAnsi="Arial"/>
@@ -4216,7 +4216,7 @@
               <w:spacing w:after="10" w:before="0"/>
               <w:ind w:left="120"/>
             </w:pPr>
-            <w:hyperlink w:history="1" r:id="rIdkffig5b7ntktce9lxns9z">
+            <w:hyperlink w:history="1" r:id="rIddtt7mltfolk_j58j-yqwv">
               <w:r>
                 <w:rPr>
                   <w:rFonts w:ascii="Arial" w:cs="Arial" w:eastAsia="Arial" w:hAnsi="Arial"/>
@@ -4261,7 +4261,7 @@
             <w:pPr>
               <w:spacing w:after="20" w:before="0"/>
             </w:pPr>
-            <w:hyperlink w:history="1" r:id="rIdihpdr8ed81b5sm5ndnavq">
+            <w:hyperlink w:history="1" r:id="rIdrlhne9vna6ct_su7mo_d6">
               <w:r>
                 <w:rPr>
                   <w:rFonts w:ascii="Arial" w:cs="Arial" w:eastAsia="Arial" w:hAnsi="Arial"/>
@@ -4294,7 +4294,7 @@
               <w:spacing w:after="10" w:before="0"/>
               <w:ind w:left="120"/>
             </w:pPr>
-            <w:hyperlink w:history="1" r:id="rIdcxlpe5wedzp1t4ull2off">
+            <w:hyperlink w:history="1" r:id="rId6cbvpxythw-y5dx74kjlu">
               <w:r>
                 <w:rPr>
                   <w:rFonts w:ascii="Arial" w:cs="Arial" w:eastAsia="Arial" w:hAnsi="Arial"/>
@@ -4489,7 +4489,7 @@
             <w:pPr>
               <w:spacing w:after="20" w:before="0"/>
             </w:pPr>
-            <w:hyperlink w:history="1" r:id="rIdyxezqsnterxltapry4-pz">
+            <w:hyperlink w:history="1" r:id="rIdplcet2ps9060euotl_auz">
               <w:r>
                 <w:rPr>
                   <w:rFonts w:ascii="Arial" w:cs="Arial" w:eastAsia="Arial" w:hAnsi="Arial"/>
@@ -4522,7 +4522,7 @@
               <w:spacing w:after="10" w:before="0"/>
               <w:ind w:left="120"/>
             </w:pPr>
-            <w:hyperlink w:history="1" r:id="rIdfsu_k1pulwcp9pwet8bfs">
+            <w:hyperlink w:history="1" r:id="rIddddppu56civjmjware92s">
               <w:r>
                 <w:rPr>
                   <w:rFonts w:ascii="Arial" w:cs="Arial" w:eastAsia="Arial" w:hAnsi="Arial"/>
@@ -4567,7 +4567,7 @@
             <w:pPr>
               <w:spacing w:after="20" w:before="0"/>
             </w:pPr>
-            <w:hyperlink w:history="1" r:id="rIdvu9wmg0oro4aart_blx8s">
+            <w:hyperlink w:history="1" r:id="rIdv_rqiag0qddtchzq7vosq">
               <w:r>
                 <w:rPr>
                   <w:rFonts w:ascii="Arial" w:cs="Arial" w:eastAsia="Arial" w:hAnsi="Arial"/>
@@ -4600,7 +4600,7 @@
               <w:spacing w:after="10" w:before="0"/>
               <w:ind w:left="120"/>
             </w:pPr>
-            <w:hyperlink w:history="1" r:id="rIdho8vurbtb-rc15ucu0kpz">
+            <w:hyperlink w:history="1" r:id="rIdxk0y59g59zttegobihtqh">
               <w:r>
                 <w:rPr>
                   <w:rFonts w:ascii="Arial" w:cs="Arial" w:eastAsia="Arial" w:hAnsi="Arial"/>
@@ -6201,7 +6201,7 @@
             <w:pPr>
               <w:spacing w:after="20" w:before="0"/>
             </w:pPr>
-            <w:hyperlink w:history="1" r:id="rId30zwtsmplerrnknnc2uqd">
+            <w:hyperlink w:history="1" r:id="rId7vcb0kq-xudzruzj03hx9">
               <w:r>
                 <w:rPr>
                   <w:rFonts w:ascii="Arial" w:cs="Arial" w:eastAsia="Arial" w:hAnsi="Arial"/>
@@ -6234,7 +6234,7 @@
               <w:spacing w:after="10" w:before="0"/>
               <w:ind w:left="120"/>
             </w:pPr>
-            <w:hyperlink w:history="1" r:id="rIdysmpbft2nsvy_kxyay2zg">
+            <w:hyperlink w:history="1" r:id="rId0oqijakp1b8ui5lyyqhf-">
               <w:r>
                 <w:rPr>
                   <w:rFonts w:ascii="Arial" w:cs="Arial" w:eastAsia="Arial" w:hAnsi="Arial"/>
@@ -6279,7 +6279,7 @@
             <w:pPr>
               <w:spacing w:after="20" w:before="0"/>
             </w:pPr>
-            <w:hyperlink w:history="1" r:id="rIdcxmjhe2k2liedrrn53ndw">
+            <w:hyperlink w:history="1" r:id="rIdlzhlmoatiip6pp90vsy2g">
               <w:r>
                 <w:rPr>
                   <w:rFonts w:ascii="Arial" w:cs="Arial" w:eastAsia="Arial" w:hAnsi="Arial"/>
@@ -6312,7 +6312,7 @@
               <w:spacing w:after="10" w:before="0"/>
               <w:ind w:left="120"/>
             </w:pPr>
-            <w:hyperlink w:history="1" r:id="rIdiqt7-h71et5dhzkfe9fgn">
+            <w:hyperlink w:history="1" r:id="rIdsfhj4-uawosg5znzgfpxf">
               <w:r>
                 <w:rPr>
                   <w:rFonts w:ascii="Arial" w:cs="Arial" w:eastAsia="Arial" w:hAnsi="Arial"/>
@@ -6507,7 +6507,7 @@
             <w:pPr>
               <w:spacing w:after="20" w:before="0"/>
             </w:pPr>
-            <w:hyperlink w:history="1" r:id="rId0ro6izbju0jsnxglymxzh">
+            <w:hyperlink w:history="1" r:id="rIdzpru0ake1_iri2guyhc3c">
               <w:r>
                 <w:rPr>
                   <w:rFonts w:ascii="Arial" w:cs="Arial" w:eastAsia="Arial" w:hAnsi="Arial"/>
@@ -6540,7 +6540,7 @@
               <w:spacing w:after="10" w:before="0"/>
               <w:ind w:left="120"/>
             </w:pPr>
-            <w:hyperlink w:history="1" r:id="rIdl26hmofli8ugseg57udkj">
+            <w:hyperlink w:history="1" r:id="rIdn47zbeoye0rvd56yckuum">
               <w:r>
                 <w:rPr>
                   <w:rFonts w:ascii="Arial" w:cs="Arial" w:eastAsia="Arial" w:hAnsi="Arial"/>
@@ -6585,7 +6585,7 @@
             <w:pPr>
               <w:spacing w:after="20" w:before="0"/>
             </w:pPr>
-            <w:hyperlink w:history="1" r:id="rIdjcbs0rklxc153vs0fwjms">
+            <w:hyperlink w:history="1" r:id="rIdmgrztlq8mjqe3rry5gy4i">
               <w:r>
                 <w:rPr>
                   <w:rFonts w:ascii="Arial" w:cs="Arial" w:eastAsia="Arial" w:hAnsi="Arial"/>
@@ -6618,7 +6618,7 @@
               <w:spacing w:after="10" w:before="0"/>
               <w:ind w:left="120"/>
             </w:pPr>
-            <w:hyperlink w:history="1" r:id="rId9l-bfyo_wxw9carr43xgb">
+            <w:hyperlink w:history="1" r:id="rIdko6-5bstim0upjelajix3">
               <w:r>
                 <w:rPr>
                   <w:rFonts w:ascii="Arial" w:cs="Arial" w:eastAsia="Arial" w:hAnsi="Arial"/>
@@ -6813,7 +6813,7 @@
             <w:pPr>
               <w:spacing w:after="20" w:before="0"/>
             </w:pPr>
-            <w:hyperlink w:history="1" r:id="rIdw02hkdlzgxsph3vckgpdl">
+            <w:hyperlink w:history="1" r:id="rIdhpcrp_1astjqoh2ytnovv">
               <w:r>
                 <w:rPr>
                   <w:rFonts w:ascii="Arial" w:cs="Arial" w:eastAsia="Arial" w:hAnsi="Arial"/>
@@ -6846,7 +6846,7 @@
               <w:spacing w:after="10" w:before="0"/>
               <w:ind w:left="120"/>
             </w:pPr>
-            <w:hyperlink w:history="1" r:id="rId09hw6a3ropmm-b5yzilvw">
+            <w:hyperlink w:history="1" r:id="rIdiqycqvmznyhux-jdhjxnz">
               <w:r>
                 <w:rPr>
                   <w:rFonts w:ascii="Arial" w:cs="Arial" w:eastAsia="Arial" w:hAnsi="Arial"/>
@@ -6891,7 +6891,7 @@
             <w:pPr>
               <w:spacing w:after="20" w:before="0"/>
             </w:pPr>
-            <w:hyperlink w:history="1" r:id="rIdhly2hft0mylegxujkjagr">
+            <w:hyperlink w:history="1" r:id="rId5mh5b-mtnoyshmngyau5z">
               <w:r>
                 <w:rPr>
                   <w:rFonts w:ascii="Arial" w:cs="Arial" w:eastAsia="Arial" w:hAnsi="Arial"/>
@@ -6924,7 +6924,7 @@
               <w:spacing w:after="10" w:before="0"/>
               <w:ind w:left="120"/>
             </w:pPr>
-            <w:hyperlink w:history="1" r:id="rIdr2iyacnylsaw7rn4bejdm">
+            <w:hyperlink w:history="1" r:id="rIdjzznfup1cj8xxe3zqtvra">
               <w:r>
                 <w:rPr>
                   <w:rFonts w:ascii="Arial" w:cs="Arial" w:eastAsia="Arial" w:hAnsi="Arial"/>
@@ -7119,7 +7119,7 @@
             <w:pPr>
               <w:spacing w:after="20" w:before="0"/>
             </w:pPr>
-            <w:hyperlink w:history="1" r:id="rIdtzmsu2bba2upnzszgyi-n">
+            <w:hyperlink w:history="1" r:id="rIdy44ak37p4dtrx_xfykncs">
               <w:r>
                 <w:rPr>
                   <w:rFonts w:ascii="Arial" w:cs="Arial" w:eastAsia="Arial" w:hAnsi="Arial"/>
@@ -7152,7 +7152,7 @@
               <w:spacing w:after="10" w:before="0"/>
               <w:ind w:left="120"/>
             </w:pPr>
-            <w:hyperlink w:history="1" r:id="rIdkfd13squqqn_7jojlwrje">
+            <w:hyperlink w:history="1" r:id="rIddujhpgk2ahsrczzhbjgof">
               <w:r>
                 <w:rPr>
                   <w:rFonts w:ascii="Arial" w:cs="Arial" w:eastAsia="Arial" w:hAnsi="Arial"/>
@@ -7197,7 +7197,7 @@
             <w:pPr>
               <w:spacing w:after="20" w:before="0"/>
             </w:pPr>
-            <w:hyperlink w:history="1" r:id="rIdqy2o2bvdi1pm0ez_qkowp">
+            <w:hyperlink w:history="1" r:id="rIdxrssenqza-bt9gy9pszv2">
               <w:r>
                 <w:rPr>
                   <w:rFonts w:ascii="Arial" w:cs="Arial" w:eastAsia="Arial" w:hAnsi="Arial"/>
@@ -7230,7 +7230,7 @@
               <w:spacing w:after="10" w:before="0"/>
               <w:ind w:left="120"/>
             </w:pPr>
-            <w:hyperlink w:history="1" r:id="rIdcbrqoggqqlk2naxnnjk-i">
+            <w:hyperlink w:history="1" r:id="rId-ajg3jvwujc50ubyr9kmb">
               <w:r>
                 <w:rPr>
                   <w:rFonts w:ascii="Arial" w:cs="Arial" w:eastAsia="Arial" w:hAnsi="Arial"/>
@@ -7425,7 +7425,7 @@
             <w:pPr>
               <w:spacing w:after="20" w:before="0"/>
             </w:pPr>
-            <w:hyperlink w:history="1" r:id="rIdeuncz2fxblrf6exhpsdni">
+            <w:hyperlink w:history="1" r:id="rIdwmju8neuuwstu3wwut6ih">
               <w:r>
                 <w:rPr>
                   <w:rFonts w:ascii="Arial" w:cs="Arial" w:eastAsia="Arial" w:hAnsi="Arial"/>
@@ -7458,7 +7458,7 @@
               <w:spacing w:after="10" w:before="0"/>
               <w:ind w:left="120"/>
             </w:pPr>
-            <w:hyperlink w:history="1" r:id="rIdlekxcudzvltcjt9zzgbcy">
+            <w:hyperlink w:history="1" r:id="rId_8nnm5ryavxl2-spz0zrt">
               <w:r>
                 <w:rPr>
                   <w:rFonts w:ascii="Arial" w:cs="Arial" w:eastAsia="Arial" w:hAnsi="Arial"/>
@@ -7503,7 +7503,7 @@
             <w:pPr>
               <w:spacing w:after="20" w:before="0"/>
             </w:pPr>
-            <w:hyperlink w:history="1" r:id="rId-ycj0ceco-oefjto8ac6j">
+            <w:hyperlink w:history="1" r:id="rIdcya09igmvnckahbzlj-k-">
               <w:r>
                 <w:rPr>
                   <w:rFonts w:ascii="Arial" w:cs="Arial" w:eastAsia="Arial" w:hAnsi="Arial"/>
@@ -7536,7 +7536,7 @@
               <w:spacing w:after="10" w:before="0"/>
               <w:ind w:left="120"/>
             </w:pPr>
-            <w:hyperlink w:history="1" r:id="rIdtwdrfthpiuiz2w93j91-b">
+            <w:hyperlink w:history="1" r:id="rIdcvgujwg1-opwsuah3jj_r">
               <w:r>
                 <w:rPr>
                   <w:rFonts w:ascii="Arial" w:cs="Arial" w:eastAsia="Arial" w:hAnsi="Arial"/>
@@ -9023,7 +9023,7 @@
             <w:pPr>
               <w:spacing w:after="20" w:before="0"/>
             </w:pPr>
-            <w:hyperlink w:history="1" r:id="rIdubyxdjrpudyhzciega_1_">
+            <w:hyperlink w:history="1" r:id="rIdzxffa44w6ylufh5syolms">
               <w:r>
                 <w:rPr>
                   <w:rFonts w:ascii="Arial" w:cs="Arial" w:eastAsia="Arial" w:hAnsi="Arial"/>
@@ -9056,7 +9056,7 @@
               <w:spacing w:after="10" w:before="0"/>
               <w:ind w:left="120"/>
             </w:pPr>
-            <w:hyperlink w:history="1" r:id="rIduhmvjgfbkvg1wqzagcbnj">
+            <w:hyperlink w:history="1" r:id="rIdjyenqq3a4t_22bhxufojj">
               <w:r>
                 <w:rPr>
                   <w:rFonts w:ascii="Arial" w:cs="Arial" w:eastAsia="Arial" w:hAnsi="Arial"/>
@@ -9101,7 +9101,7 @@
             <w:pPr>
               <w:spacing w:after="20" w:before="0"/>
             </w:pPr>
-            <w:hyperlink w:history="1" r:id="rIdugdhx3zaptciatgh2redu">
+            <w:hyperlink w:history="1" r:id="rIdbqalpxrkkcd0d6i3svy06">
               <w:r>
                 <w:rPr>
                   <w:rFonts w:ascii="Arial" w:cs="Arial" w:eastAsia="Arial" w:hAnsi="Arial"/>
@@ -9134,7 +9134,7 @@
               <w:spacing w:after="10" w:before="0"/>
               <w:ind w:left="120"/>
             </w:pPr>
-            <w:hyperlink w:history="1" r:id="rIdtnshni_99wdpt6vjcopf3">
+            <w:hyperlink w:history="1" r:id="rIdekybduwojfaienuuwskzm">
               <w:r>
                 <w:rPr>
                   <w:rFonts w:ascii="Arial" w:cs="Arial" w:eastAsia="Arial" w:hAnsi="Arial"/>
@@ -9405,7 +9405,7 @@
             <w:pPr>
               <w:spacing w:after="20" w:before="0"/>
             </w:pPr>
-            <w:hyperlink w:history="1" r:id="rIdzvepej40jtqs7pva4qjkd">
+            <w:hyperlink w:history="1" r:id="rIdsf4ikmyv4onpv4ddsan9y">
               <w:r>
                 <w:rPr>
                   <w:rFonts w:ascii="Arial" w:cs="Arial" w:eastAsia="Arial" w:hAnsi="Arial"/>
@@ -9438,7 +9438,7 @@
               <w:spacing w:after="10" w:before="0"/>
               <w:ind w:left="120"/>
             </w:pPr>
-            <w:hyperlink w:history="1" r:id="rIdimbsbpsl-rbxgsbk4izmp">
+            <w:hyperlink w:history="1" r:id="rIdvirpz7iazomkrdb2ynjcp">
               <w:r>
                 <w:rPr>
                   <w:rFonts w:ascii="Arial" w:cs="Arial" w:eastAsia="Arial" w:hAnsi="Arial"/>
@@ -9483,7 +9483,7 @@
             <w:pPr>
               <w:spacing w:after="20" w:before="0"/>
             </w:pPr>
-            <w:hyperlink w:history="1" r:id="rIdfsvp3lcseebgvf_he-jfs">
+            <w:hyperlink w:history="1" r:id="rIdf8sylojugh9cmwfabgulq">
               <w:r>
                 <w:rPr>
                   <w:rFonts w:ascii="Arial" w:cs="Arial" w:eastAsia="Arial" w:hAnsi="Arial"/>
@@ -9516,7 +9516,7 @@
               <w:spacing w:after="10" w:before="0"/>
               <w:ind w:left="120"/>
             </w:pPr>
-            <w:hyperlink w:history="1" r:id="rIdnzl85hqpzv5zjerva0bwo">
+            <w:hyperlink w:history="1" r:id="rId4geyx8ffkl5ryhnjjue27">
               <w:r>
                 <w:rPr>
                   <w:rFonts w:ascii="Arial" w:cs="Arial" w:eastAsia="Arial" w:hAnsi="Arial"/>
@@ -9787,7 +9787,7 @@
             <w:pPr>
               <w:spacing w:after="20" w:before="0"/>
             </w:pPr>
-            <w:hyperlink w:history="1" r:id="rId2reqw9mj36tiyxdjnecoe">
+            <w:hyperlink w:history="1" r:id="rIdsnguoecwsdv4499qq_cab">
               <w:r>
                 <w:rPr>
                   <w:rFonts w:ascii="Arial" w:cs="Arial" w:eastAsia="Arial" w:hAnsi="Arial"/>
@@ -9820,7 +9820,7 @@
               <w:spacing w:after="10" w:before="0"/>
               <w:ind w:left="120"/>
             </w:pPr>
-            <w:hyperlink w:history="1" r:id="rIdbeklmpvoe5p3fjccqzzkv">
+            <w:hyperlink w:history="1" r:id="rIdvg1fgcbg4qwdb3tdjbe6w">
               <w:r>
                 <w:rPr>
                   <w:rFonts w:ascii="Arial" w:cs="Arial" w:eastAsia="Arial" w:hAnsi="Arial"/>
@@ -9865,7 +9865,7 @@
             <w:pPr>
               <w:spacing w:after="20" w:before="0"/>
             </w:pPr>
-            <w:hyperlink w:history="1" r:id="rIdvitqe-_naeib_6fi7xm6f">
+            <w:hyperlink w:history="1" r:id="rId8q9jd_e5hucdp97qawwoy">
               <w:r>
                 <w:rPr>
                   <w:rFonts w:ascii="Arial" w:cs="Arial" w:eastAsia="Arial" w:hAnsi="Arial"/>
@@ -9898,7 +9898,7 @@
               <w:spacing w:after="10" w:before="0"/>
               <w:ind w:left="120"/>
             </w:pPr>
-            <w:hyperlink w:history="1" r:id="rIdbj7cc7f2dqizom3qdnzv-">
+            <w:hyperlink w:history="1" r:id="rId1jmevlv4mrzbg68pbfnwy">
               <w:r>
                 <w:rPr>
                   <w:rFonts w:ascii="Arial" w:cs="Arial" w:eastAsia="Arial" w:hAnsi="Arial"/>
@@ -10169,7 +10169,7 @@
             <w:pPr>
               <w:spacing w:after="20" w:before="0"/>
             </w:pPr>
-            <w:hyperlink w:history="1" r:id="rIdw4elpjinqqqg0ef0kuqxi">
+            <w:hyperlink w:history="1" r:id="rIdqt2g5w_u44moyttjddpu_">
               <w:r>
                 <w:rPr>
                   <w:rFonts w:ascii="Arial" w:cs="Arial" w:eastAsia="Arial" w:hAnsi="Arial"/>
@@ -10202,7 +10202,7 @@
               <w:spacing w:after="10" w:before="0"/>
               <w:ind w:left="120"/>
             </w:pPr>
-            <w:hyperlink w:history="1" r:id="rIdbjfgmftn20rshqhlx4fud">
+            <w:hyperlink w:history="1" r:id="rIdjq1puod9flldrzneasaz3">
               <w:r>
                 <w:rPr>
                   <w:rFonts w:ascii="Arial" w:cs="Arial" w:eastAsia="Arial" w:hAnsi="Arial"/>
@@ -10247,7 +10247,7 @@
             <w:pPr>
               <w:spacing w:after="20" w:before="0"/>
             </w:pPr>
-            <w:hyperlink w:history="1" r:id="rIdvrfvojq5dhysn9mx0rds2">
+            <w:hyperlink w:history="1" r:id="rId9g_q2qajk0tcoj87nu03t">
               <w:r>
                 <w:rPr>
                   <w:rFonts w:ascii="Arial" w:cs="Arial" w:eastAsia="Arial" w:hAnsi="Arial"/>
@@ -10280,7 +10280,7 @@
               <w:spacing w:after="10" w:before="0"/>
               <w:ind w:left="120"/>
             </w:pPr>
-            <w:hyperlink w:history="1" r:id="rIdk8rfvzcz4as8z4oi6ceea">
+            <w:hyperlink w:history="1" r:id="rIdnjha6ct6bfdnl3cis_5wg">
               <w:r>
                 <w:rPr>
                   <w:rFonts w:ascii="Arial" w:cs="Arial" w:eastAsia="Arial" w:hAnsi="Arial"/>
@@ -10551,7 +10551,7 @@
             <w:pPr>
               <w:spacing w:after="20" w:before="0"/>
             </w:pPr>
-            <w:hyperlink w:history="1" r:id="rIdkomhhjlgukkmkuqiup77t">
+            <w:hyperlink w:history="1" r:id="rId4cpp4y7htbjpi8v60-1jc">
               <w:r>
                 <w:rPr>
                   <w:rFonts w:ascii="Arial" w:cs="Arial" w:eastAsia="Arial" w:hAnsi="Arial"/>
@@ -10584,7 +10584,7 @@
               <w:spacing w:after="10" w:before="0"/>
               <w:ind w:left="120"/>
             </w:pPr>
-            <w:hyperlink w:history="1" r:id="rIdv9_dvtc_cv7r9ymh-9ljn">
+            <w:hyperlink w:history="1" r:id="rIdz6gvixm0nm2pn6msl9syz">
               <w:r>
                 <w:rPr>
                   <w:rFonts w:ascii="Arial" w:cs="Arial" w:eastAsia="Arial" w:hAnsi="Arial"/>
@@ -10629,7 +10629,7 @@
             <w:pPr>
               <w:spacing w:after="20" w:before="0"/>
             </w:pPr>
-            <w:hyperlink w:history="1" r:id="rIdkfmdwlqubyz6jw5wmqshi">
+            <w:hyperlink w:history="1" r:id="rIduojqcbxqupf2ku_rgrytc">
               <w:r>
                 <w:rPr>
                   <w:rFonts w:ascii="Arial" w:cs="Arial" w:eastAsia="Arial" w:hAnsi="Arial"/>
@@ -10662,7 +10662,7 @@
               <w:spacing w:after="10" w:before="0"/>
               <w:ind w:left="120"/>
             </w:pPr>
-            <w:hyperlink w:history="1" r:id="rIdwugie6ivf-hvnkjxmtpyg">
+            <w:hyperlink w:history="1" r:id="rIdfvmizphqmtla3qtoeskyc">
               <w:r>
                 <w:rPr>
                   <w:rFonts w:ascii="Arial" w:cs="Arial" w:eastAsia="Arial" w:hAnsi="Arial"/>
@@ -12225,7 +12225,7 @@
             <w:pPr>
               <w:spacing w:after="20" w:before="0"/>
             </w:pPr>
-            <w:hyperlink w:history="1" r:id="rIdlsjzllgpppcpt5x1ifvor">
+            <w:hyperlink w:history="1" r:id="rIdryoevvsjkikpanioxay1h">
               <w:r>
                 <w:rPr>
                   <w:rFonts w:ascii="Arial" w:cs="Arial" w:eastAsia="Arial" w:hAnsi="Arial"/>
@@ -12258,7 +12258,7 @@
               <w:spacing w:after="10" w:before="0"/>
               <w:ind w:left="120"/>
             </w:pPr>
-            <w:hyperlink w:history="1" r:id="rIdlqmglkmmfdoq2bd3pnpwu">
+            <w:hyperlink w:history="1" r:id="rIdsd3sbts4koilmitivr6qt">
               <w:r>
                 <w:rPr>
                   <w:rFonts w:ascii="Arial" w:cs="Arial" w:eastAsia="Arial" w:hAnsi="Arial"/>
@@ -12303,7 +12303,7 @@
             <w:pPr>
               <w:spacing w:after="20" w:before="0"/>
             </w:pPr>
-            <w:hyperlink w:history="1" r:id="rIdpigrxjfn-ufb_0f6gxmbe">
+            <w:hyperlink w:history="1" r:id="rIdb3-qn-wsv5_cv7e5so8zm">
               <w:r>
                 <w:rPr>
                   <w:rFonts w:ascii="Arial" w:cs="Arial" w:eastAsia="Arial" w:hAnsi="Arial"/>
@@ -12336,7 +12336,7 @@
               <w:spacing w:after="10" w:before="0"/>
               <w:ind w:left="120"/>
             </w:pPr>
-            <w:hyperlink w:history="1" r:id="rIdlqo4tokuhh1rbl-hxmipe">
+            <w:hyperlink w:history="1" r:id="rIdz-jplmvdjx_nieirhht7m">
               <w:r>
                 <w:rPr>
                   <w:rFonts w:ascii="Arial" w:cs="Arial" w:eastAsia="Arial" w:hAnsi="Arial"/>
@@ -12531,7 +12531,7 @@
             <w:pPr>
               <w:spacing w:after="20" w:before="0"/>
             </w:pPr>
-            <w:hyperlink w:history="1" r:id="rIdyp5fbugzr6w_kst94nsey">
+            <w:hyperlink w:history="1" r:id="rIdb-jk1iytwao-ukkmrz6ka">
               <w:r>
                 <w:rPr>
                   <w:rFonts w:ascii="Arial" w:cs="Arial" w:eastAsia="Arial" w:hAnsi="Arial"/>
@@ -12564,7 +12564,7 @@
               <w:spacing w:after="10" w:before="0"/>
               <w:ind w:left="120"/>
             </w:pPr>
-            <w:hyperlink w:history="1" r:id="rId6aptltixu43irpzgqvha0">
+            <w:hyperlink w:history="1" r:id="rIdoxrok92xk_b0elbbdpdsc">
               <w:r>
                 <w:rPr>
                   <w:rFonts w:ascii="Arial" w:cs="Arial" w:eastAsia="Arial" w:hAnsi="Arial"/>
@@ -12609,7 +12609,7 @@
             <w:pPr>
               <w:spacing w:after="20" w:before="0"/>
             </w:pPr>
-            <w:hyperlink w:history="1" r:id="rIdiwlrz2cik9zd8yr2qs_9a">
+            <w:hyperlink w:history="1" r:id="rIdtyao-wryotkpnprozvd1g">
               <w:r>
                 <w:rPr>
                   <w:rFonts w:ascii="Arial" w:cs="Arial" w:eastAsia="Arial" w:hAnsi="Arial"/>
@@ -12642,7 +12642,7 @@
               <w:spacing w:after="10" w:before="0"/>
               <w:ind w:left="120"/>
             </w:pPr>
-            <w:hyperlink w:history="1" r:id="rIdoem2o_sefahejvw5sdrll">
+            <w:hyperlink w:history="1" r:id="rIdtw53tnwikvfzqasjrbmwv">
               <w:r>
                 <w:rPr>
                   <w:rFonts w:ascii="Arial" w:cs="Arial" w:eastAsia="Arial" w:hAnsi="Arial"/>
@@ -12837,7 +12837,7 @@
             <w:pPr>
               <w:spacing w:after="20" w:before="0"/>
             </w:pPr>
-            <w:hyperlink w:history="1" r:id="rIds22s7grzktfjb0g7ery0w">
+            <w:hyperlink w:history="1" r:id="rIdwqbmslqlyvydcwx3fxt1y">
               <w:r>
                 <w:rPr>
                   <w:rFonts w:ascii="Arial" w:cs="Arial" w:eastAsia="Arial" w:hAnsi="Arial"/>
@@ -12870,7 +12870,7 @@
               <w:spacing w:after="10" w:before="0"/>
               <w:ind w:left="120"/>
             </w:pPr>
-            <w:hyperlink w:history="1" r:id="rIdrkrcek8thbnxo4ce6ypkn">
+            <w:hyperlink w:history="1" r:id="rIdlqdzt94wtpcqni3tdqway">
               <w:r>
                 <w:rPr>
                   <w:rFonts w:ascii="Arial" w:cs="Arial" w:eastAsia="Arial" w:hAnsi="Arial"/>
@@ -12915,7 +12915,7 @@
             <w:pPr>
               <w:spacing w:after="20" w:before="0"/>
             </w:pPr>
-            <w:hyperlink w:history="1" r:id="rIdajx-cpeoohc2x6tlslpym">
+            <w:hyperlink w:history="1" r:id="rIdiruxlfktyim3-w7ml4eqw">
               <w:r>
                 <w:rPr>
                   <w:rFonts w:ascii="Arial" w:cs="Arial" w:eastAsia="Arial" w:hAnsi="Arial"/>
@@ -12948,7 +12948,7 @@
               <w:spacing w:after="10" w:before="0"/>
               <w:ind w:left="120"/>
             </w:pPr>
-            <w:hyperlink w:history="1" r:id="rIdr6bbmqjthck5c0x4tjjyt">
+            <w:hyperlink w:history="1" r:id="rIdt7dyzovtpdb8d5lewxl1u">
               <w:r>
                 <w:rPr>
                   <w:rFonts w:ascii="Arial" w:cs="Arial" w:eastAsia="Arial" w:hAnsi="Arial"/>
@@ -13143,7 +13143,7 @@
             <w:pPr>
               <w:spacing w:after="20" w:before="0"/>
             </w:pPr>
-            <w:hyperlink w:history="1" r:id="rIdxzymlriyyni9neywu94b4">
+            <w:hyperlink w:history="1" r:id="rIdyvb7palzik_nodgkvkajz">
               <w:r>
                 <w:rPr>
                   <w:rFonts w:ascii="Arial" w:cs="Arial" w:eastAsia="Arial" w:hAnsi="Arial"/>
@@ -13176,7 +13176,7 @@
               <w:spacing w:after="10" w:before="0"/>
               <w:ind w:left="120"/>
             </w:pPr>
-            <w:hyperlink w:history="1" r:id="rIdzakjgwmdbbce7sya-boza">
+            <w:hyperlink w:history="1" r:id="rId2w54tytnoskisnbble8vr">
               <w:r>
                 <w:rPr>
                   <w:rFonts w:ascii="Arial" w:cs="Arial" w:eastAsia="Arial" w:hAnsi="Arial"/>
@@ -13221,7 +13221,7 @@
             <w:pPr>
               <w:spacing w:after="20" w:before="0"/>
             </w:pPr>
-            <w:hyperlink w:history="1" r:id="rIddnof7rqpcvjuicbbviisl">
+            <w:hyperlink w:history="1" r:id="rIdu1nb88bwz-xncvo7hqfdb">
               <w:r>
                 <w:rPr>
                   <w:rFonts w:ascii="Arial" w:cs="Arial" w:eastAsia="Arial" w:hAnsi="Arial"/>
@@ -13254,7 +13254,7 @@
               <w:spacing w:after="10" w:before="0"/>
               <w:ind w:left="120"/>
             </w:pPr>
-            <w:hyperlink w:history="1" r:id="rIdp7vb_l4oyfh4cpu0octys">
+            <w:hyperlink w:history="1" r:id="rIdxyvvesjkxbmdfgwkzr4-d">
               <w:r>
                 <w:rPr>
                   <w:rFonts w:ascii="Arial" w:cs="Arial" w:eastAsia="Arial" w:hAnsi="Arial"/>
@@ -13449,7 +13449,7 @@
             <w:pPr>
               <w:spacing w:after="20" w:before="0"/>
             </w:pPr>
-            <w:hyperlink w:history="1" r:id="rIdygbgzctw3pwpnasj9masa">
+            <w:hyperlink w:history="1" r:id="rId3my0qwf-s-h389ikxuvka">
               <w:r>
                 <w:rPr>
                   <w:rFonts w:ascii="Arial" w:cs="Arial" w:eastAsia="Arial" w:hAnsi="Arial"/>
@@ -13482,7 +13482,7 @@
               <w:spacing w:after="10" w:before="0"/>
               <w:ind w:left="120"/>
             </w:pPr>
-            <w:hyperlink w:history="1" r:id="rIdp97f2wmga-far5ri1abie">
+            <w:hyperlink w:history="1" r:id="rIdqtnqitgxwej1cymaq-p-x">
               <w:r>
                 <w:rPr>
                   <w:rFonts w:ascii="Arial" w:cs="Arial" w:eastAsia="Arial" w:hAnsi="Arial"/>
@@ -13527,7 +13527,7 @@
             <w:pPr>
               <w:spacing w:after="20" w:before="0"/>
             </w:pPr>
-            <w:hyperlink w:history="1" r:id="rId1d5qmedkhk0j9nmcqpvxl">
+            <w:hyperlink w:history="1" r:id="rIdnqxleo6pytqsiqsqv0wuk">
               <w:r>
                 <w:rPr>
                   <w:rFonts w:ascii="Arial" w:cs="Arial" w:eastAsia="Arial" w:hAnsi="Arial"/>
@@ -13560,7 +13560,7 @@
               <w:spacing w:after="10" w:before="0"/>
               <w:ind w:left="120"/>
             </w:pPr>
-            <w:hyperlink w:history="1" r:id="rIdnfwd8v_-rmaaprpx8ob_x">
+            <w:hyperlink w:history="1" r:id="rIdx4ymh1mcd8dzrol-nbwvc">
               <w:r>
                 <w:rPr>
                   <w:rFonts w:ascii="Arial" w:cs="Arial" w:eastAsia="Arial" w:hAnsi="Arial"/>
@@ -15047,7 +15047,7 @@
             <w:pPr>
               <w:spacing w:after="20" w:before="0"/>
             </w:pPr>
-            <w:hyperlink w:history="1" r:id="rId_8aeggc59wvzwbtwnzook">
+            <w:hyperlink w:history="1" r:id="rIdqpe0bqgmjwej9vyvx_l6e">
               <w:r>
                 <w:rPr>
                   <w:rFonts w:ascii="Arial" w:cs="Arial" w:eastAsia="Arial" w:hAnsi="Arial"/>
@@ -15080,7 +15080,7 @@
               <w:spacing w:after="10" w:before="0"/>
               <w:ind w:left="120"/>
             </w:pPr>
-            <w:hyperlink w:history="1" r:id="rId0u6skdrttd_auy85rplfi">
+            <w:hyperlink w:history="1" r:id="rIdbnodezei7fjd19npqaaqz">
               <w:r>
                 <w:rPr>
                   <w:rFonts w:ascii="Arial" w:cs="Arial" w:eastAsia="Arial" w:hAnsi="Arial"/>
@@ -15125,7 +15125,7 @@
             <w:pPr>
               <w:spacing w:after="20" w:before="0"/>
             </w:pPr>
-            <w:hyperlink w:history="1" r:id="rIdxifbedbj_4wutau7ojlu3">
+            <w:hyperlink w:history="1" r:id="rIdbawmurrrksi-ez64vtwfn">
               <w:r>
                 <w:rPr>
                   <w:rFonts w:ascii="Arial" w:cs="Arial" w:eastAsia="Arial" w:hAnsi="Arial"/>
@@ -15158,7 +15158,7 @@
               <w:spacing w:after="10" w:before="0"/>
               <w:ind w:left="120"/>
             </w:pPr>
-            <w:hyperlink w:history="1" r:id="rIdscloy5bd6fge3pkcym6uf">
+            <w:hyperlink w:history="1" r:id="rIdsymcvrbub3trlahe4jrtp">
               <w:r>
                 <w:rPr>
                   <w:rFonts w:ascii="Arial" w:cs="Arial" w:eastAsia="Arial" w:hAnsi="Arial"/>
@@ -15353,7 +15353,7 @@
             <w:pPr>
               <w:spacing w:after="20" w:before="0"/>
             </w:pPr>
-            <w:hyperlink w:history="1" r:id="rId5sle1fsjlnqt9wndds6nk">
+            <w:hyperlink w:history="1" r:id="rIdngwsvlbpbrjglcfq4abtf">
               <w:r>
                 <w:rPr>
                   <w:rFonts w:ascii="Arial" w:cs="Arial" w:eastAsia="Arial" w:hAnsi="Arial"/>
@@ -15386,7 +15386,7 @@
               <w:spacing w:after="10" w:before="0"/>
               <w:ind w:left="120"/>
             </w:pPr>
-            <w:hyperlink w:history="1" r:id="rIdsw9qqqglb91khzjsd4hvs">
+            <w:hyperlink w:history="1" r:id="rIdbtsmivqp6af6rt1fjl5i8">
               <w:r>
                 <w:rPr>
                   <w:rFonts w:ascii="Arial" w:cs="Arial" w:eastAsia="Arial" w:hAnsi="Arial"/>
@@ -15431,7 +15431,7 @@
             <w:pPr>
               <w:spacing w:after="20" w:before="0"/>
             </w:pPr>
-            <w:hyperlink w:history="1" r:id="rIdk4ll8pt4nyfqt4dffptcu">
+            <w:hyperlink w:history="1" r:id="rIdfi5sd69rx8hed3gnxvloo">
               <w:r>
                 <w:rPr>
                   <w:rFonts w:ascii="Arial" w:cs="Arial" w:eastAsia="Arial" w:hAnsi="Arial"/>
@@ -15464,7 +15464,7 @@
               <w:spacing w:after="10" w:before="0"/>
               <w:ind w:left="120"/>
             </w:pPr>
-            <w:hyperlink w:history="1" r:id="rIdzs7fmpejhxtntpbyse8zm">
+            <w:hyperlink w:history="1" r:id="rIdwkbhl2ak_0bztxsrzes0j">
               <w:r>
                 <w:rPr>
                   <w:rFonts w:ascii="Arial" w:cs="Arial" w:eastAsia="Arial" w:hAnsi="Arial"/>
@@ -15659,7 +15659,7 @@
             <w:pPr>
               <w:spacing w:after="20" w:before="0"/>
             </w:pPr>
-            <w:hyperlink w:history="1" r:id="rIdoslgg0jyfaql9kcpocbvx">
+            <w:hyperlink w:history="1" r:id="rIdwaj7ngflzyjzvfsdxj9ka">
               <w:r>
                 <w:rPr>
                   <w:rFonts w:ascii="Arial" w:cs="Arial" w:eastAsia="Arial" w:hAnsi="Arial"/>
@@ -15692,7 +15692,7 @@
               <w:spacing w:after="10" w:before="0"/>
               <w:ind w:left="120"/>
             </w:pPr>
-            <w:hyperlink w:history="1" r:id="rId_tycx94rqhmvqct5dasdr">
+            <w:hyperlink w:history="1" r:id="rIdkghow1c62ptzbqsommizu">
               <w:r>
                 <w:rPr>
                   <w:rFonts w:ascii="Arial" w:cs="Arial" w:eastAsia="Arial" w:hAnsi="Arial"/>
@@ -15737,7 +15737,7 @@
             <w:pPr>
               <w:spacing w:after="20" w:before="0"/>
             </w:pPr>
-            <w:hyperlink w:history="1" r:id="rId-0i6t6slk0yjhbrbarhcx">
+            <w:hyperlink w:history="1" r:id="rIdk8fqmhxw2d9df_dxvisa9">
               <w:r>
                 <w:rPr>
                   <w:rFonts w:ascii="Arial" w:cs="Arial" w:eastAsia="Arial" w:hAnsi="Arial"/>
@@ -15770,7 +15770,7 @@
               <w:spacing w:after="10" w:before="0"/>
               <w:ind w:left="120"/>
             </w:pPr>
-            <w:hyperlink w:history="1" r:id="rIdnmuhtozeqaqkxlvchjpju">
+            <w:hyperlink w:history="1" r:id="rIdxsi9tsbivmf8zkztbese0">
               <w:r>
                 <w:rPr>
                   <w:rFonts w:ascii="Arial" w:cs="Arial" w:eastAsia="Arial" w:hAnsi="Arial"/>
@@ -15965,7 +15965,7 @@
             <w:pPr>
               <w:spacing w:after="20" w:before="0"/>
             </w:pPr>
-            <w:hyperlink w:history="1" r:id="rId_rnt9xfws9w6npxah8kwa">
+            <w:hyperlink w:history="1" r:id="rIdyrgfefkbuxbw8x8mwnl2n">
               <w:r>
                 <w:rPr>
                   <w:rFonts w:ascii="Arial" w:cs="Arial" w:eastAsia="Arial" w:hAnsi="Arial"/>
@@ -15998,7 +15998,7 @@
               <w:spacing w:after="10" w:before="0"/>
               <w:ind w:left="120"/>
             </w:pPr>
-            <w:hyperlink w:history="1" r:id="rId_7bwkbc-mytsbeqp7slvc">
+            <w:hyperlink w:history="1" r:id="rIdxu8mncgtu7sbvzycjq5ff">
               <w:r>
                 <w:rPr>
                   <w:rFonts w:ascii="Arial" w:cs="Arial" w:eastAsia="Arial" w:hAnsi="Arial"/>
@@ -16043,7 +16043,7 @@
             <w:pPr>
               <w:spacing w:after="20" w:before="0"/>
             </w:pPr>
-            <w:hyperlink w:history="1" r:id="rIddbqamdsugfe2njkjqiznk">
+            <w:hyperlink w:history="1" r:id="rIdn9utbnss3a_biglu6bkrc">
               <w:r>
                 <w:rPr>
                   <w:rFonts w:ascii="Arial" w:cs="Arial" w:eastAsia="Arial" w:hAnsi="Arial"/>
@@ -16076,7 +16076,7 @@
               <w:spacing w:after="10" w:before="0"/>
               <w:ind w:left="120"/>
             </w:pPr>
-            <w:hyperlink w:history="1" r:id="rIdqv9y5mozbyq4abt0qpbyf">
+            <w:hyperlink w:history="1" r:id="rIdk-g8xrceu7-eplstlo3ie">
               <w:r>
                 <w:rPr>
                   <w:rFonts w:ascii="Arial" w:cs="Arial" w:eastAsia="Arial" w:hAnsi="Arial"/>
@@ -16271,7 +16271,7 @@
             <w:pPr>
               <w:spacing w:after="20" w:before="0"/>
             </w:pPr>
-            <w:hyperlink w:history="1" r:id="rIdapakqmhuhnheixsaa6l9f">
+            <w:hyperlink w:history="1" r:id="rIdcllxhji0ltut5oomquoii">
               <w:r>
                 <w:rPr>
                   <w:rFonts w:ascii="Arial" w:cs="Arial" w:eastAsia="Arial" w:hAnsi="Arial"/>
@@ -16304,7 +16304,7 @@
               <w:spacing w:after="10" w:before="0"/>
               <w:ind w:left="120"/>
             </w:pPr>
-            <w:hyperlink w:history="1" r:id="rIdczqg6q_uncqifts2brkwt">
+            <w:hyperlink w:history="1" r:id="rIdicsjildkx5piaeg2o29b-">
               <w:r>
                 <w:rPr>
                   <w:rFonts w:ascii="Arial" w:cs="Arial" w:eastAsia="Arial" w:hAnsi="Arial"/>
@@ -16349,7 +16349,7 @@
             <w:pPr>
               <w:spacing w:after="20" w:before="0"/>
             </w:pPr>
-            <w:hyperlink w:history="1" r:id="rIdnfttkb-k7jviz5pa37ont">
+            <w:hyperlink w:history="1" r:id="rIdzaxehtoytafdrv45gdfr1">
               <w:r>
                 <w:rPr>
                   <w:rFonts w:ascii="Arial" w:cs="Arial" w:eastAsia="Arial" w:hAnsi="Arial"/>
@@ -16382,7 +16382,7 @@
               <w:spacing w:after="10" w:before="0"/>
               <w:ind w:left="120"/>
             </w:pPr>
-            <w:hyperlink w:history="1" r:id="rIdk9nloppgkmiwlunq-02cx">
+            <w:hyperlink w:history="1" r:id="rIdcfrnebve82vuepvnycdbr">
               <w:r>
                 <w:rPr>
                   <w:rFonts w:ascii="Arial" w:cs="Arial" w:eastAsia="Arial" w:hAnsi="Arial"/>
@@ -17869,7 +17869,7 @@
             <w:pPr>
               <w:spacing w:after="20" w:before="0"/>
             </w:pPr>
-            <w:hyperlink w:history="1" r:id="rIdqah3or5ssvpbv-spfwvyd">
+            <w:hyperlink w:history="1" r:id="rIdekzmrwshdxxyrhqqsytmf">
               <w:r>
                 <w:rPr>
                   <w:rFonts w:ascii="Arial" w:cs="Arial" w:eastAsia="Arial" w:hAnsi="Arial"/>
@@ -17902,7 +17902,7 @@
               <w:spacing w:after="10" w:before="0"/>
               <w:ind w:left="120"/>
             </w:pPr>
-            <w:hyperlink w:history="1" r:id="rIdfu2olojd8iw21vjhhoh2w">
+            <w:hyperlink w:history="1" r:id="rIdzfrp2xjyq2pwvsf6l2e0s">
               <w:r>
                 <w:rPr>
                   <w:rFonts w:ascii="Arial" w:cs="Arial" w:eastAsia="Arial" w:hAnsi="Arial"/>
@@ -17947,7 +17947,7 @@
             <w:pPr>
               <w:spacing w:after="20" w:before="0"/>
             </w:pPr>
-            <w:hyperlink w:history="1" r:id="rIdpofcbldtvbehtkwr_k2st">
+            <w:hyperlink w:history="1" r:id="rIdmyceqmq_6jcfqaqd1uk1h">
               <w:r>
                 <w:rPr>
                   <w:rFonts w:ascii="Arial" w:cs="Arial" w:eastAsia="Arial" w:hAnsi="Arial"/>
@@ -17980,7 +17980,7 @@
               <w:spacing w:after="10" w:before="0"/>
               <w:ind w:left="120"/>
             </w:pPr>
-            <w:hyperlink w:history="1" r:id="rId0gug3ieub_fosltx69wbu">
+            <w:hyperlink w:history="1" r:id="rIdtwbiojmpbisfjx-e5beds">
               <w:r>
                 <w:rPr>
                   <w:rFonts w:ascii="Arial" w:cs="Arial" w:eastAsia="Arial" w:hAnsi="Arial"/>
@@ -18175,7 +18175,7 @@
             <w:pPr>
               <w:spacing w:after="20" w:before="0"/>
             </w:pPr>
-            <w:hyperlink w:history="1" r:id="rIdzefu0fllzamhgykwh6erb">
+            <w:hyperlink w:history="1" r:id="rId5s_tulgj0lctdmi6r4zsi">
               <w:r>
                 <w:rPr>
                   <w:rFonts w:ascii="Arial" w:cs="Arial" w:eastAsia="Arial" w:hAnsi="Arial"/>
@@ -18208,7 +18208,7 @@
               <w:spacing w:after="10" w:before="0"/>
               <w:ind w:left="120"/>
             </w:pPr>
-            <w:hyperlink w:history="1" r:id="rIdyno1e_hulscdl7whtzryu">
+            <w:hyperlink w:history="1" r:id="rIdyia5o3_uex4fnngokfgot">
               <w:r>
                 <w:rPr>
                   <w:rFonts w:ascii="Arial" w:cs="Arial" w:eastAsia="Arial" w:hAnsi="Arial"/>
@@ -18253,7 +18253,7 @@
             <w:pPr>
               <w:spacing w:after="20" w:before="0"/>
             </w:pPr>
-            <w:hyperlink w:history="1" r:id="rIdegbsgz7exluaiaaoihzhs">
+            <w:hyperlink w:history="1" r:id="rId0gyulr8br4uobwr0lfghx">
               <w:r>
                 <w:rPr>
                   <w:rFonts w:ascii="Arial" w:cs="Arial" w:eastAsia="Arial" w:hAnsi="Arial"/>
@@ -18286,7 +18286,7 @@
               <w:spacing w:after="10" w:before="0"/>
               <w:ind w:left="120"/>
             </w:pPr>
-            <w:hyperlink w:history="1" r:id="rIdo2al8nrsuyjxwsrehoprl">
+            <w:hyperlink w:history="1" r:id="rIdhtwaio6klvqbcr516ioja">
               <w:r>
                 <w:rPr>
                   <w:rFonts w:ascii="Arial" w:cs="Arial" w:eastAsia="Arial" w:hAnsi="Arial"/>
@@ -18481,7 +18481,7 @@
             <w:pPr>
               <w:spacing w:after="20" w:before="0"/>
             </w:pPr>
-            <w:hyperlink w:history="1" r:id="rIdjqb7j_zsafguvm0td04ez">
+            <w:hyperlink w:history="1" r:id="rId9zawf0izfqgk_vztxbqvv">
               <w:r>
                 <w:rPr>
                   <w:rFonts w:ascii="Arial" w:cs="Arial" w:eastAsia="Arial" w:hAnsi="Arial"/>
@@ -18514,7 +18514,7 @@
               <w:spacing w:after="10" w:before="0"/>
               <w:ind w:left="120"/>
             </w:pPr>
-            <w:hyperlink w:history="1" r:id="rIdyaro9ucnzvevdsg7ssxmo">
+            <w:hyperlink w:history="1" r:id="rIduy76adcdqsdj3n9r1i4u7">
               <w:r>
                 <w:rPr>
                   <w:rFonts w:ascii="Arial" w:cs="Arial" w:eastAsia="Arial" w:hAnsi="Arial"/>
@@ -18559,7 +18559,7 @@
             <w:pPr>
               <w:spacing w:after="20" w:before="0"/>
             </w:pPr>
-            <w:hyperlink w:history="1" r:id="rIdk29ji7fylnvzdx-wmnicc">
+            <w:hyperlink w:history="1" r:id="rIdlnkwf7enwiq56wpn6akca">
               <w:r>
                 <w:rPr>
                   <w:rFonts w:ascii="Arial" w:cs="Arial" w:eastAsia="Arial" w:hAnsi="Arial"/>
@@ -18592,7 +18592,7 @@
               <w:spacing w:after="10" w:before="0"/>
               <w:ind w:left="120"/>
             </w:pPr>
-            <w:hyperlink w:history="1" r:id="rIdilhfk2sqtgc8quukiifzh">
+            <w:hyperlink w:history="1" r:id="rIdrkyd_iopmstcrxmq2isxa">
               <w:r>
                 <w:rPr>
                   <w:rFonts w:ascii="Arial" w:cs="Arial" w:eastAsia="Arial" w:hAnsi="Arial"/>
@@ -18787,7 +18787,7 @@
             <w:pPr>
               <w:spacing w:after="20" w:before="0"/>
             </w:pPr>
-            <w:hyperlink w:history="1" r:id="rIddvchdmzfgfhaupmsglxpn">
+            <w:hyperlink w:history="1" r:id="rIdldngzup-kqm93w4eztvfh">
               <w:r>
                 <w:rPr>
                   <w:rFonts w:ascii="Arial" w:cs="Arial" w:eastAsia="Arial" w:hAnsi="Arial"/>
@@ -18820,7 +18820,7 @@
               <w:spacing w:after="10" w:before="0"/>
               <w:ind w:left="120"/>
             </w:pPr>
-            <w:hyperlink w:history="1" r:id="rId-on2b13s0p0bzmzi6kc7y">
+            <w:hyperlink w:history="1" r:id="rIdxokbloitvx27g8dfea2bx">
               <w:r>
                 <w:rPr>
                   <w:rFonts w:ascii="Arial" w:cs="Arial" w:eastAsia="Arial" w:hAnsi="Arial"/>
@@ -18865,7 +18865,7 @@
             <w:pPr>
               <w:spacing w:after="20" w:before="0"/>
             </w:pPr>
-            <w:hyperlink w:history="1" r:id="rIdjmipprzhb9wtretdaya6u">
+            <w:hyperlink w:history="1" r:id="rIdkbp0avtgazka42rtq-fs_">
               <w:r>
                 <w:rPr>
                   <w:rFonts w:ascii="Arial" w:cs="Arial" w:eastAsia="Arial" w:hAnsi="Arial"/>
@@ -18898,7 +18898,7 @@
               <w:spacing w:after="10" w:before="0"/>
               <w:ind w:left="120"/>
             </w:pPr>
-            <w:hyperlink w:history="1" r:id="rIdn67rlcxcfvx-uer6p-1su">
+            <w:hyperlink w:history="1" r:id="rIdepoqu20to8zravrv4dxjt">
               <w:r>
                 <w:rPr>
                   <w:rFonts w:ascii="Arial" w:cs="Arial" w:eastAsia="Arial" w:hAnsi="Arial"/>
@@ -19093,7 +19093,7 @@
             <w:pPr>
               <w:spacing w:after="20" w:before="0"/>
             </w:pPr>
-            <w:hyperlink w:history="1" r:id="rId11wiydjxpvi4givpenmih">
+            <w:hyperlink w:history="1" r:id="rIddgdtbenfil7cilarm1acp">
               <w:r>
                 <w:rPr>
                   <w:rFonts w:ascii="Arial" w:cs="Arial" w:eastAsia="Arial" w:hAnsi="Arial"/>
@@ -19126,7 +19126,7 @@
               <w:spacing w:after="10" w:before="0"/>
               <w:ind w:left="120"/>
             </w:pPr>
-            <w:hyperlink w:history="1" r:id="rIdaqqy-lauduoa7cynhh0ed">
+            <w:hyperlink w:history="1" r:id="rId02n6jkqbzf4fxdcmmeo8a">
               <w:r>
                 <w:rPr>
                   <w:rFonts w:ascii="Arial" w:cs="Arial" w:eastAsia="Arial" w:hAnsi="Arial"/>
@@ -19171,7 +19171,7 @@
             <w:pPr>
               <w:spacing w:after="20" w:before="0"/>
             </w:pPr>
-            <w:hyperlink w:history="1" r:id="rIdihow8kupgqtnstyq11bcv">
+            <w:hyperlink w:history="1" r:id="rIdqbcaxkplrwmumky4itkbx">
               <w:r>
                 <w:rPr>
                   <w:rFonts w:ascii="Arial" w:cs="Arial" w:eastAsia="Arial" w:hAnsi="Arial"/>
@@ -19204,7 +19204,7 @@
               <w:spacing w:after="10" w:before="0"/>
               <w:ind w:left="120"/>
             </w:pPr>
-            <w:hyperlink w:history="1" r:id="rIdcpi-gqoj-5atapxsfdzox">
+            <w:hyperlink w:history="1" r:id="rId9jei-6wjiee1tof8h-bfa">
               <w:r>
                 <w:rPr>
                   <w:rFonts w:ascii="Arial" w:cs="Arial" w:eastAsia="Arial" w:hAnsi="Arial"/>
@@ -20881,7 +20881,7 @@
             <w:pPr>
               <w:spacing w:after="20" w:before="0"/>
             </w:pPr>
-            <w:hyperlink w:history="1" r:id="rIdvawipeldp2tld3kcjgcno">
+            <w:hyperlink w:history="1" r:id="rIdem1_z2qyuvct0dpwtxamk">
               <w:r>
                 <w:rPr>
                   <w:rFonts w:ascii="Arial" w:cs="Arial" w:eastAsia="Arial" w:hAnsi="Arial"/>
@@ -20914,7 +20914,7 @@
               <w:spacing w:after="10" w:before="0"/>
               <w:ind w:left="120"/>
             </w:pPr>
-            <w:hyperlink w:history="1" r:id="rIdt2m7kurbckpvyhnkcfuic">
+            <w:hyperlink w:history="1" r:id="rIdmxl53_h-fajurghauj71e">
               <w:r>
                 <w:rPr>
                   <w:rFonts w:ascii="Arial" w:cs="Arial" w:eastAsia="Arial" w:hAnsi="Arial"/>
@@ -20959,7 +20959,7 @@
             <w:pPr>
               <w:spacing w:after="20" w:before="0"/>
             </w:pPr>
-            <w:hyperlink w:history="1" r:id="rIdjsguj6g_qjv7hnwwmbqax">
+            <w:hyperlink w:history="1" r:id="rId1lolwcmxqw7cousdtma1a">
               <w:r>
                 <w:rPr>
                   <w:rFonts w:ascii="Arial" w:cs="Arial" w:eastAsia="Arial" w:hAnsi="Arial"/>
@@ -20992,7 +20992,7 @@
               <w:spacing w:after="10" w:before="0"/>
               <w:ind w:left="120"/>
             </w:pPr>
-            <w:hyperlink w:history="1" r:id="rId_ib74agevgrh0abnlxmnh">
+            <w:hyperlink w:history="1" r:id="rIdk1xbpakyewlxhgm23qbqm">
               <w:r>
                 <w:rPr>
                   <w:rFonts w:ascii="Arial" w:cs="Arial" w:eastAsia="Arial" w:hAnsi="Arial"/>
@@ -21187,7 +21187,7 @@
             <w:pPr>
               <w:spacing w:after="20" w:before="0"/>
             </w:pPr>
-            <w:hyperlink w:history="1" r:id="rId5iep2o9lzojahpv-jz6oo">
+            <w:hyperlink w:history="1" r:id="rId9k2rk-cndeos8rytsh1hv">
               <w:r>
                 <w:rPr>
                   <w:rFonts w:ascii="Arial" w:cs="Arial" w:eastAsia="Arial" w:hAnsi="Arial"/>
@@ -21220,7 +21220,7 @@
               <w:spacing w:after="10" w:before="0"/>
               <w:ind w:left="120"/>
             </w:pPr>
-            <w:hyperlink w:history="1" r:id="rIdicd37jlmyu3iaqhzgsw-5">
+            <w:hyperlink w:history="1" r:id="rIduze_hq3b7adahghc3lcqi">
               <w:r>
                 <w:rPr>
                   <w:rFonts w:ascii="Arial" w:cs="Arial" w:eastAsia="Arial" w:hAnsi="Arial"/>
@@ -21265,7 +21265,7 @@
             <w:pPr>
               <w:spacing w:after="20" w:before="0"/>
             </w:pPr>
-            <w:hyperlink w:history="1" r:id="rId2nd7tsdw2d-egeq3duslm">
+            <w:hyperlink w:history="1" r:id="rIdra2ti1l1qr2lqhkndfjwl">
               <w:r>
                 <w:rPr>
                   <w:rFonts w:ascii="Arial" w:cs="Arial" w:eastAsia="Arial" w:hAnsi="Arial"/>
@@ -21298,7 +21298,7 @@
               <w:spacing w:after="10" w:before="0"/>
               <w:ind w:left="120"/>
             </w:pPr>
-            <w:hyperlink w:history="1" r:id="rIdd5mbrdpukzc5f5wsgn42b">
+            <w:hyperlink w:history="1" r:id="rIdzbhw8qdply5dng-hyarth">
               <w:r>
                 <w:rPr>
                   <w:rFonts w:ascii="Arial" w:cs="Arial" w:eastAsia="Arial" w:hAnsi="Arial"/>
@@ -21493,7 +21493,7 @@
             <w:pPr>
               <w:spacing w:after="20" w:before="0"/>
             </w:pPr>
-            <w:hyperlink w:history="1" r:id="rId2qh5lndypaoqnqarkz4ws">
+            <w:hyperlink w:history="1" r:id="rIdpcqqlo3wi4o8x6ahlycpk">
               <w:r>
                 <w:rPr>
                   <w:rFonts w:ascii="Arial" w:cs="Arial" w:eastAsia="Arial" w:hAnsi="Arial"/>
@@ -21526,7 +21526,7 @@
               <w:spacing w:after="10" w:before="0"/>
               <w:ind w:left="120"/>
             </w:pPr>
-            <w:hyperlink w:history="1" r:id="rIdo4dudqtod0d0_0glhti7b">
+            <w:hyperlink w:history="1" r:id="rIdar4bokwcm7ktg0ghpefs6">
               <w:r>
                 <w:rPr>
                   <w:rFonts w:ascii="Arial" w:cs="Arial" w:eastAsia="Arial" w:hAnsi="Arial"/>
@@ -21571,7 +21571,7 @@
             <w:pPr>
               <w:spacing w:after="20" w:before="0"/>
             </w:pPr>
-            <w:hyperlink w:history="1" r:id="rIdhsc1v1wnpnjozp_y2g8gj">
+            <w:hyperlink w:history="1" r:id="rIdx9vupyjyy_6_astjr-doh">
               <w:r>
                 <w:rPr>
                   <w:rFonts w:ascii="Arial" w:cs="Arial" w:eastAsia="Arial" w:hAnsi="Arial"/>
@@ -21604,7 +21604,7 @@
               <w:spacing w:after="10" w:before="0"/>
               <w:ind w:left="120"/>
             </w:pPr>
-            <w:hyperlink w:history="1" r:id="rIdlujd6xhcyg9zkql3wrlu3">
+            <w:hyperlink w:history="1" r:id="rIdcz_tn8rzng-hw_ctin1ag">
               <w:r>
                 <w:rPr>
                   <w:rFonts w:ascii="Arial" w:cs="Arial" w:eastAsia="Arial" w:hAnsi="Arial"/>
@@ -21799,7 +21799,7 @@
             <w:pPr>
               <w:spacing w:after="20" w:before="0"/>
             </w:pPr>
-            <w:hyperlink w:history="1" r:id="rIdoh1ln4zd5p0-u_o_w0zp0">
+            <w:hyperlink w:history="1" r:id="rIde9gyw6wilinv8njjgaqvb">
               <w:r>
                 <w:rPr>
                   <w:rFonts w:ascii="Arial" w:cs="Arial" w:eastAsia="Arial" w:hAnsi="Arial"/>
@@ -21832,7 +21832,7 @@
               <w:spacing w:after="10" w:before="0"/>
               <w:ind w:left="120"/>
             </w:pPr>
-            <w:hyperlink w:history="1" r:id="rIdq5lska8doqxwx75vcigcl">
+            <w:hyperlink w:history="1" r:id="rIdtnczkppxqjcsvcnr4llyo">
               <w:r>
                 <w:rPr>
                   <w:rFonts w:ascii="Arial" w:cs="Arial" w:eastAsia="Arial" w:hAnsi="Arial"/>
@@ -21877,7 +21877,7 @@
             <w:pPr>
               <w:spacing w:after="20" w:before="0"/>
             </w:pPr>
-            <w:hyperlink w:history="1" r:id="rIdrdas9xet-d29wgmyc8kso">
+            <w:hyperlink w:history="1" r:id="rIdfg27fgdio8fn31o5kt2a1">
               <w:r>
                 <w:rPr>
                   <w:rFonts w:ascii="Arial" w:cs="Arial" w:eastAsia="Arial" w:hAnsi="Arial"/>
@@ -21910,7 +21910,7 @@
               <w:spacing w:after="10" w:before="0"/>
               <w:ind w:left="120"/>
             </w:pPr>
-            <w:hyperlink w:history="1" r:id="rIdb4upvpt3afhv_gbkkacnt">
+            <w:hyperlink w:history="1" r:id="rIdho3k6f-u2ihslv9yhb79-">
               <w:r>
                 <w:rPr>
                   <w:rFonts w:ascii="Arial" w:cs="Arial" w:eastAsia="Arial" w:hAnsi="Arial"/>
@@ -22105,7 +22105,7 @@
             <w:pPr>
               <w:spacing w:after="20" w:before="0"/>
             </w:pPr>
-            <w:hyperlink w:history="1" r:id="rIdeif_k5cxsmswk9ctakypi">
+            <w:hyperlink w:history="1" r:id="rIdxpwcvbickszx7l5gunubf">
               <w:r>
                 <w:rPr>
                   <w:rFonts w:ascii="Arial" w:cs="Arial" w:eastAsia="Arial" w:hAnsi="Arial"/>
@@ -22138,7 +22138,7 @@
               <w:spacing w:after="10" w:before="0"/>
               <w:ind w:left="120"/>
             </w:pPr>
-            <w:hyperlink w:history="1" r:id="rIdstsqofuxnted1krvtg2x3">
+            <w:hyperlink w:history="1" r:id="rIduuoqesrcerwn3h8batikn">
               <w:r>
                 <w:rPr>
                   <w:rFonts w:ascii="Arial" w:cs="Arial" w:eastAsia="Arial" w:hAnsi="Arial"/>
@@ -22183,7 +22183,7 @@
             <w:pPr>
               <w:spacing w:after="20" w:before="0"/>
             </w:pPr>
-            <w:hyperlink w:history="1" r:id="rIdqpo33whw6zoj5sxmtax-f">
+            <w:hyperlink w:history="1" r:id="rIdrvzlnozump_dlfkgss9ga">
               <w:r>
                 <w:rPr>
                   <w:rFonts w:ascii="Arial" w:cs="Arial" w:eastAsia="Arial" w:hAnsi="Arial"/>
@@ -22216,7 +22216,7 @@
               <w:spacing w:after="10" w:before="0"/>
               <w:ind w:left="120"/>
             </w:pPr>
-            <w:hyperlink w:history="1" r:id="rIdrky7qjxnnfihd8m_oitq_">
+            <w:hyperlink w:history="1" r:id="rIdvursxiu8trpydna1kfhhe">
               <w:r>
                 <w:rPr>
                   <w:rFonts w:ascii="Arial" w:cs="Arial" w:eastAsia="Arial" w:hAnsi="Arial"/>
@@ -23969,7 +23969,7 @@
             <w:pPr>
               <w:spacing w:after="20" w:before="0"/>
             </w:pPr>
-            <w:hyperlink w:history="1" r:id="rIdgulcurkhmsmmdusdkcpou">
+            <w:hyperlink w:history="1" r:id="rIdajmpcdxkwmngfjptw_r2w">
               <w:r>
                 <w:rPr>
                   <w:rFonts w:ascii="Arial" w:cs="Arial" w:eastAsia="Arial" w:hAnsi="Arial"/>
@@ -24002,7 +24002,7 @@
               <w:spacing w:after="10" w:before="0"/>
               <w:ind w:left="120"/>
             </w:pPr>
-            <w:hyperlink w:history="1" r:id="rIdhwohfy_uxi4if2njfjs9t">
+            <w:hyperlink w:history="1" r:id="rIdbbq8doo8bidk1p8bxp6dv">
               <w:r>
                 <w:rPr>
                   <w:rFonts w:ascii="Arial" w:cs="Arial" w:eastAsia="Arial" w:hAnsi="Arial"/>
@@ -24047,7 +24047,7 @@
             <w:pPr>
               <w:spacing w:after="20" w:before="0"/>
             </w:pPr>
-            <w:hyperlink w:history="1" r:id="rIdvbfwrcmnvdnafutkfpz3g">
+            <w:hyperlink w:history="1" r:id="rIdgwiaoqgjpdopgknasgc8e">
               <w:r>
                 <w:rPr>
                   <w:rFonts w:ascii="Arial" w:cs="Arial" w:eastAsia="Arial" w:hAnsi="Arial"/>
@@ -24080,7 +24080,7 @@
               <w:spacing w:after="10" w:before="0"/>
               <w:ind w:left="120"/>
             </w:pPr>
-            <w:hyperlink w:history="1" r:id="rId7pbttvzbq6bnlv1bzfwcf">
+            <w:hyperlink w:history="1" r:id="rIdcpal1kglpx5aq4xodpnca">
               <w:r>
                 <w:rPr>
                   <w:rFonts w:ascii="Arial" w:cs="Arial" w:eastAsia="Arial" w:hAnsi="Arial"/>
@@ -24275,7 +24275,7 @@
             <w:pPr>
               <w:spacing w:after="20" w:before="0"/>
             </w:pPr>
-            <w:hyperlink w:history="1" r:id="rIdnknjlq-tlfsmnblgjney9">
+            <w:hyperlink w:history="1" r:id="rIdgo2zl97usec9hwrimcmfx">
               <w:r>
                 <w:rPr>
                   <w:rFonts w:ascii="Arial" w:cs="Arial" w:eastAsia="Arial" w:hAnsi="Arial"/>
@@ -24308,7 +24308,7 @@
               <w:spacing w:after="10" w:before="0"/>
               <w:ind w:left="120"/>
             </w:pPr>
-            <w:hyperlink w:history="1" r:id="rId2t3bpfkxolpaopzl3z8ti">
+            <w:hyperlink w:history="1" r:id="rIde5er3jepsingpk-sbutbx">
               <w:r>
                 <w:rPr>
                   <w:rFonts w:ascii="Arial" w:cs="Arial" w:eastAsia="Arial" w:hAnsi="Arial"/>
@@ -24353,7 +24353,7 @@
             <w:pPr>
               <w:spacing w:after="20" w:before="0"/>
             </w:pPr>
-            <w:hyperlink w:history="1" r:id="rIdhixli-8otpqxbp1vnr-tl">
+            <w:hyperlink w:history="1" r:id="rIdgtoytq1enl_ueiftlqdfo">
               <w:r>
                 <w:rPr>
                   <w:rFonts w:ascii="Arial" w:cs="Arial" w:eastAsia="Arial" w:hAnsi="Arial"/>
@@ -24386,7 +24386,7 @@
               <w:spacing w:after="10" w:before="0"/>
               <w:ind w:left="120"/>
             </w:pPr>
-            <w:hyperlink w:history="1" r:id="rIdxyuafx9q99ibk_lj-csab">
+            <w:hyperlink w:history="1" r:id="rIdjnme-2llaip785fokw8mc">
               <w:r>
                 <w:rPr>
                   <w:rFonts w:ascii="Arial" w:cs="Arial" w:eastAsia="Arial" w:hAnsi="Arial"/>
@@ -24581,7 +24581,7 @@
             <w:pPr>
               <w:spacing w:after="20" w:before="0"/>
             </w:pPr>
-            <w:hyperlink w:history="1" r:id="rIdqetliawkxgh5ulgl_dhkq">
+            <w:hyperlink w:history="1" r:id="rId3__aprohqw78sansxbowd">
               <w:r>
                 <w:rPr>
                   <w:rFonts w:ascii="Arial" w:cs="Arial" w:eastAsia="Arial" w:hAnsi="Arial"/>
@@ -24614,7 +24614,7 @@
               <w:spacing w:after="10" w:before="0"/>
               <w:ind w:left="120"/>
             </w:pPr>
-            <w:hyperlink w:history="1" r:id="rId1sasmfumf4gev5hwl0jog">
+            <w:hyperlink w:history="1" r:id="rId3khigkk7fywsuhbot2yao">
               <w:r>
                 <w:rPr>
                   <w:rFonts w:ascii="Arial" w:cs="Arial" w:eastAsia="Arial" w:hAnsi="Arial"/>
@@ -24659,7 +24659,7 @@
             <w:pPr>
               <w:spacing w:after="20" w:before="0"/>
             </w:pPr>
-            <w:hyperlink w:history="1" r:id="rIdfpvpclj155sj6y6zgx-o9">
+            <w:hyperlink w:history="1" r:id="rIdddh-oshedyhov--igx-44">
               <w:r>
                 <w:rPr>
                   <w:rFonts w:ascii="Arial" w:cs="Arial" w:eastAsia="Arial" w:hAnsi="Arial"/>
@@ -24692,7 +24692,7 @@
               <w:spacing w:after="10" w:before="0"/>
               <w:ind w:left="120"/>
             </w:pPr>
-            <w:hyperlink w:history="1" r:id="rIdqn-qzl79p5uykx2gcrxo_">
+            <w:hyperlink w:history="1" r:id="rIdify5y3zmdtulw5ihnmoz5">
               <w:r>
                 <w:rPr>
                   <w:rFonts w:ascii="Arial" w:cs="Arial" w:eastAsia="Arial" w:hAnsi="Arial"/>
@@ -24887,7 +24887,7 @@
             <w:pPr>
               <w:spacing w:after="20" w:before="0"/>
             </w:pPr>
-            <w:hyperlink w:history="1" r:id="rId7m0ol469-neya9n_hx0tn">
+            <w:hyperlink w:history="1" r:id="rIdluwd07pgnbimjup1xt7fm">
               <w:r>
                 <w:rPr>
                   <w:rFonts w:ascii="Arial" w:cs="Arial" w:eastAsia="Arial" w:hAnsi="Arial"/>
@@ -24920,7 +24920,7 @@
               <w:spacing w:after="10" w:before="0"/>
               <w:ind w:left="120"/>
             </w:pPr>
-            <w:hyperlink w:history="1" r:id="rIdgoddfpglfexz6rvbw63jp">
+            <w:hyperlink w:history="1" r:id="rId8iwxeqi79zbrj-qadyku9">
               <w:r>
                 <w:rPr>
                   <w:rFonts w:ascii="Arial" w:cs="Arial" w:eastAsia="Arial" w:hAnsi="Arial"/>
@@ -24965,7 +24965,7 @@
             <w:pPr>
               <w:spacing w:after="20" w:before="0"/>
             </w:pPr>
-            <w:hyperlink w:history="1" r:id="rIdii3m2r1tgrcl8i05m8ahs">
+            <w:hyperlink w:history="1" r:id="rIdn4-xoxdgqdvb-cfxeze0q">
               <w:r>
                 <w:rPr>
                   <w:rFonts w:ascii="Arial" w:cs="Arial" w:eastAsia="Arial" w:hAnsi="Arial"/>
@@ -24998,7 +24998,7 @@
               <w:spacing w:after="10" w:before="0"/>
               <w:ind w:left="120"/>
             </w:pPr>
-            <w:hyperlink w:history="1" r:id="rIdymq6ujernwdyu-5bz42hv">
+            <w:hyperlink w:history="1" r:id="rIdqe5s3ey2zo4plehvu0o2z">
               <w:r>
                 <w:rPr>
                   <w:rFonts w:ascii="Arial" w:cs="Arial" w:eastAsia="Arial" w:hAnsi="Arial"/>
@@ -25193,7 +25193,7 @@
             <w:pPr>
               <w:spacing w:after="20" w:before="0"/>
             </w:pPr>
-            <w:hyperlink w:history="1" r:id="rIdb_q7aobyjerr5xmv0uygc">
+            <w:hyperlink w:history="1" r:id="rIddarfhzmll1aq8lheu_bqg">
               <w:r>
                 <w:rPr>
                   <w:rFonts w:ascii="Arial" w:cs="Arial" w:eastAsia="Arial" w:hAnsi="Arial"/>
@@ -25226,7 +25226,7 @@
               <w:spacing w:after="10" w:before="0"/>
               <w:ind w:left="120"/>
             </w:pPr>
-            <w:hyperlink w:history="1" r:id="rIdlzjgdgawcjeffowrik2ut">
+            <w:hyperlink w:history="1" r:id="rIdgphrjkz-gzasr6le8rsla">
               <w:r>
                 <w:rPr>
                   <w:rFonts w:ascii="Arial" w:cs="Arial" w:eastAsia="Arial" w:hAnsi="Arial"/>
@@ -25271,7 +25271,7 @@
             <w:pPr>
               <w:spacing w:after="20" w:before="0"/>
             </w:pPr>
-            <w:hyperlink w:history="1" r:id="rIdffgm_sl4qriatwo7ecbaz">
+            <w:hyperlink w:history="1" r:id="rIdyav0a9uuydskhxzxvw3m-">
               <w:r>
                 <w:rPr>
                   <w:rFonts w:ascii="Arial" w:cs="Arial" w:eastAsia="Arial" w:hAnsi="Arial"/>
@@ -25304,7 +25304,7 @@
               <w:spacing w:after="10" w:before="0"/>
               <w:ind w:left="120"/>
             </w:pPr>
-            <w:hyperlink w:history="1" r:id="rIdfflisqwa4rvf7gq2f16we">
+            <w:hyperlink w:history="1" r:id="rIdbecf4uhfwdmjf-pipyx0c">
               <w:r>
                 <w:rPr>
                   <w:rFonts w:ascii="Arial" w:cs="Arial" w:eastAsia="Arial" w:hAnsi="Arial"/>

--- a/data/outputs/v2/Biology/SS1.3_Cell_Biology/Biology_Cell_Biology_CBE_LessonSequence.docx
+++ b/data/outputs/v2/Biology/SS1.3_Cell_Biology/Biology_Cell_Biology_CBE_LessonSequence.docx
@@ -3265,7 +3265,7 @@
             <w:pPr>
               <w:spacing w:after="20" w:before="0"/>
             </w:pPr>
-            <w:hyperlink w:history="1" r:id="rIdgzomogoqhzrvdxvqi_9fg">
+            <w:hyperlink w:history="1" r:id="rIdye0aqcoybgspyq7pu69w1">
               <w:r>
                 <w:rPr>
                   <w:rFonts w:ascii="Arial" w:cs="Arial" w:eastAsia="Arial" w:hAnsi="Arial"/>
@@ -3298,7 +3298,7 @@
               <w:spacing w:after="10" w:before="0"/>
               <w:ind w:left="120"/>
             </w:pPr>
-            <w:hyperlink w:history="1" r:id="rIdem_owmvxoaihvfgpgyqfa">
+            <w:hyperlink w:history="1" r:id="rIdjaws7-jhv8rw2ec0bqs-l">
               <w:r>
                 <w:rPr>
                   <w:rFonts w:ascii="Arial" w:cs="Arial" w:eastAsia="Arial" w:hAnsi="Arial"/>
@@ -3343,7 +3343,7 @@
             <w:pPr>
               <w:spacing w:after="20" w:before="0"/>
             </w:pPr>
-            <w:hyperlink w:history="1" r:id="rIdbudaq_mx8ggrvvpvym5rm">
+            <w:hyperlink w:history="1" r:id="rIdozh8j8kipy8vfcn6hbqid">
               <w:r>
                 <w:rPr>
                   <w:rFonts w:ascii="Arial" w:cs="Arial" w:eastAsia="Arial" w:hAnsi="Arial"/>
@@ -3376,7 +3376,7 @@
               <w:spacing w:after="10" w:before="0"/>
               <w:ind w:left="120"/>
             </w:pPr>
-            <w:hyperlink w:history="1" r:id="rIdv_aot_pzbrss_yomcxb_w">
+            <w:hyperlink w:history="1" r:id="rIdr7diuf8ychxvughspiopz">
               <w:r>
                 <w:rPr>
                   <w:rFonts w:ascii="Arial" w:cs="Arial" w:eastAsia="Arial" w:hAnsi="Arial"/>
@@ -3571,7 +3571,7 @@
             <w:pPr>
               <w:spacing w:after="20" w:before="0"/>
             </w:pPr>
-            <w:hyperlink w:history="1" r:id="rIdgbhfzd3xrx2rhpzetecov">
+            <w:hyperlink w:history="1" r:id="rIdn7aydmbodmmh3qwxuff5e">
               <w:r>
                 <w:rPr>
                   <w:rFonts w:ascii="Arial" w:cs="Arial" w:eastAsia="Arial" w:hAnsi="Arial"/>
@@ -3604,7 +3604,7 @@
               <w:spacing w:after="10" w:before="0"/>
               <w:ind w:left="120"/>
             </w:pPr>
-            <w:hyperlink w:history="1" r:id="rIdbjpt0wdqywizfrzmdddeu">
+            <w:hyperlink w:history="1" r:id="rIdyol-sb4ekrxvejpdttzop">
               <w:r>
                 <w:rPr>
                   <w:rFonts w:ascii="Arial" w:cs="Arial" w:eastAsia="Arial" w:hAnsi="Arial"/>
@@ -3649,7 +3649,7 @@
             <w:pPr>
               <w:spacing w:after="20" w:before="0"/>
             </w:pPr>
-            <w:hyperlink w:history="1" r:id="rIdlrpew61bxbq6y_mndsmbp">
+            <w:hyperlink w:history="1" r:id="rIdo6wwnhbyjay-jys0irdzx">
               <w:r>
                 <w:rPr>
                   <w:rFonts w:ascii="Arial" w:cs="Arial" w:eastAsia="Arial" w:hAnsi="Arial"/>
@@ -3682,7 +3682,7 @@
               <w:spacing w:after="10" w:before="0"/>
               <w:ind w:left="120"/>
             </w:pPr>
-            <w:hyperlink w:history="1" r:id="rIdhvlgx-zyusjp2wtt5eyql">
+            <w:hyperlink w:history="1" r:id="rIdt9mqtrnkqs5qanp-zscj8">
               <w:r>
                 <w:rPr>
                   <w:rFonts w:ascii="Arial" w:cs="Arial" w:eastAsia="Arial" w:hAnsi="Arial"/>
@@ -3877,7 +3877,7 @@
             <w:pPr>
               <w:spacing w:after="20" w:before="0"/>
             </w:pPr>
-            <w:hyperlink w:history="1" r:id="rId291ecne3le07d2cdofnkm">
+            <w:hyperlink w:history="1" r:id="rId2smln9iuz13j8rt2zxphs">
               <w:r>
                 <w:rPr>
                   <w:rFonts w:ascii="Arial" w:cs="Arial" w:eastAsia="Arial" w:hAnsi="Arial"/>
@@ -3910,7 +3910,7 @@
               <w:spacing w:after="10" w:before="0"/>
               <w:ind w:left="120"/>
             </w:pPr>
-            <w:hyperlink w:history="1" r:id="rIdg6xtzpwuw6xbbx-fiefgp">
+            <w:hyperlink w:history="1" r:id="rIdtpji22ozwqr4s23jdezz_">
               <w:r>
                 <w:rPr>
                   <w:rFonts w:ascii="Arial" w:cs="Arial" w:eastAsia="Arial" w:hAnsi="Arial"/>
@@ -3955,7 +3955,7 @@
             <w:pPr>
               <w:spacing w:after="20" w:before="0"/>
             </w:pPr>
-            <w:hyperlink w:history="1" r:id="rIdfgvvmuvubabxkd9rqaj6s">
+            <w:hyperlink w:history="1" r:id="rIdg6qzti5euuljz3aciikwz">
               <w:r>
                 <w:rPr>
                   <w:rFonts w:ascii="Arial" w:cs="Arial" w:eastAsia="Arial" w:hAnsi="Arial"/>
@@ -3988,7 +3988,7 @@
               <w:spacing w:after="10" w:before="0"/>
               <w:ind w:left="120"/>
             </w:pPr>
-            <w:hyperlink w:history="1" r:id="rId0mjx6wq4bofhjdyvtj1qg">
+            <w:hyperlink w:history="1" r:id="rId70wx6muckk_dea-ytefcb">
               <w:r>
                 <w:rPr>
                   <w:rFonts w:ascii="Arial" w:cs="Arial" w:eastAsia="Arial" w:hAnsi="Arial"/>
@@ -4183,7 +4183,7 @@
             <w:pPr>
               <w:spacing w:after="20" w:before="0"/>
             </w:pPr>
-            <w:hyperlink w:history="1" r:id="rIdv7rqcy_igesu07qyvqvso">
+            <w:hyperlink w:history="1" r:id="rIdaxdraq9j16urri4sxbuhs">
               <w:r>
                 <w:rPr>
                   <w:rFonts w:ascii="Arial" w:cs="Arial" w:eastAsia="Arial" w:hAnsi="Arial"/>
@@ -4216,7 +4216,7 @@
               <w:spacing w:after="10" w:before="0"/>
               <w:ind w:left="120"/>
             </w:pPr>
-            <w:hyperlink w:history="1" r:id="rIddtt7mltfolk_j58j-yqwv">
+            <w:hyperlink w:history="1" r:id="rIdvuuzjuunfqxspxtfperrl">
               <w:r>
                 <w:rPr>
                   <w:rFonts w:ascii="Arial" w:cs="Arial" w:eastAsia="Arial" w:hAnsi="Arial"/>
@@ -4261,7 +4261,7 @@
             <w:pPr>
               <w:spacing w:after="20" w:before="0"/>
             </w:pPr>
-            <w:hyperlink w:history="1" r:id="rIdrlhne9vna6ct_su7mo_d6">
+            <w:hyperlink w:history="1" r:id="rIdwlr-vodiricwdaaf9fnow">
               <w:r>
                 <w:rPr>
                   <w:rFonts w:ascii="Arial" w:cs="Arial" w:eastAsia="Arial" w:hAnsi="Arial"/>
@@ -4294,7 +4294,7 @@
               <w:spacing w:after="10" w:before="0"/>
               <w:ind w:left="120"/>
             </w:pPr>
-            <w:hyperlink w:history="1" r:id="rId6cbvpxythw-y5dx74kjlu">
+            <w:hyperlink w:history="1" r:id="rIdfhvlexqc3g_udcbxgxjoy">
               <w:r>
                 <w:rPr>
                   <w:rFonts w:ascii="Arial" w:cs="Arial" w:eastAsia="Arial" w:hAnsi="Arial"/>
@@ -4489,7 +4489,7 @@
             <w:pPr>
               <w:spacing w:after="20" w:before="0"/>
             </w:pPr>
-            <w:hyperlink w:history="1" r:id="rIdplcet2ps9060euotl_auz">
+            <w:hyperlink w:history="1" r:id="rId83orh_wz9kwkzmlkjf7m3">
               <w:r>
                 <w:rPr>
                   <w:rFonts w:ascii="Arial" w:cs="Arial" w:eastAsia="Arial" w:hAnsi="Arial"/>
@@ -4522,7 +4522,7 @@
               <w:spacing w:after="10" w:before="0"/>
               <w:ind w:left="120"/>
             </w:pPr>
-            <w:hyperlink w:history="1" r:id="rIddddppu56civjmjware92s">
+            <w:hyperlink w:history="1" r:id="rIdzer84nrh88istxc_1spur">
               <w:r>
                 <w:rPr>
                   <w:rFonts w:ascii="Arial" w:cs="Arial" w:eastAsia="Arial" w:hAnsi="Arial"/>
@@ -4567,7 +4567,7 @@
             <w:pPr>
               <w:spacing w:after="20" w:before="0"/>
             </w:pPr>
-            <w:hyperlink w:history="1" r:id="rIdv_rqiag0qddtchzq7vosq">
+            <w:hyperlink w:history="1" r:id="rIdpwmsn94t5ojm9q1qqvszh">
               <w:r>
                 <w:rPr>
                   <w:rFonts w:ascii="Arial" w:cs="Arial" w:eastAsia="Arial" w:hAnsi="Arial"/>
@@ -4600,7 +4600,7 @@
               <w:spacing w:after="10" w:before="0"/>
               <w:ind w:left="120"/>
             </w:pPr>
-            <w:hyperlink w:history="1" r:id="rIdxk0y59g59zttegobihtqh">
+            <w:hyperlink w:history="1" r:id="rIdwij_7-z-temch_0a8l_ft">
               <w:r>
                 <w:rPr>
                   <w:rFonts w:ascii="Arial" w:cs="Arial" w:eastAsia="Arial" w:hAnsi="Arial"/>
@@ -6201,7 +6201,7 @@
             <w:pPr>
               <w:spacing w:after="20" w:before="0"/>
             </w:pPr>
-            <w:hyperlink w:history="1" r:id="rId7vcb0kq-xudzruzj03hx9">
+            <w:hyperlink w:history="1" r:id="rIdfgkwmttjinwz_den5foh-">
               <w:r>
                 <w:rPr>
                   <w:rFonts w:ascii="Arial" w:cs="Arial" w:eastAsia="Arial" w:hAnsi="Arial"/>
@@ -6234,7 +6234,7 @@
               <w:spacing w:after="10" w:before="0"/>
               <w:ind w:left="120"/>
             </w:pPr>
-            <w:hyperlink w:history="1" r:id="rId0oqijakp1b8ui5lyyqhf-">
+            <w:hyperlink w:history="1" r:id="rIditesbjb5ezt4mtiexsni_">
               <w:r>
                 <w:rPr>
                   <w:rFonts w:ascii="Arial" w:cs="Arial" w:eastAsia="Arial" w:hAnsi="Arial"/>
@@ -6279,7 +6279,7 @@
             <w:pPr>
               <w:spacing w:after="20" w:before="0"/>
             </w:pPr>
-            <w:hyperlink w:history="1" r:id="rIdlzhlmoatiip6pp90vsy2g">
+            <w:hyperlink w:history="1" r:id="rIdvjvekqjiyl5tbuzm1vcbr">
               <w:r>
                 <w:rPr>
                   <w:rFonts w:ascii="Arial" w:cs="Arial" w:eastAsia="Arial" w:hAnsi="Arial"/>
@@ -6312,7 +6312,7 @@
               <w:spacing w:after="10" w:before="0"/>
               <w:ind w:left="120"/>
             </w:pPr>
-            <w:hyperlink w:history="1" r:id="rIdsfhj4-uawosg5znzgfpxf">
+            <w:hyperlink w:history="1" r:id="rIdjzoajleroobunutuw692a">
               <w:r>
                 <w:rPr>
                   <w:rFonts w:ascii="Arial" w:cs="Arial" w:eastAsia="Arial" w:hAnsi="Arial"/>
@@ -6507,7 +6507,7 @@
             <w:pPr>
               <w:spacing w:after="20" w:before="0"/>
             </w:pPr>
-            <w:hyperlink w:history="1" r:id="rIdzpru0ake1_iri2guyhc3c">
+            <w:hyperlink w:history="1" r:id="rId33dk3dn54w1kzrkoj6wpw">
               <w:r>
                 <w:rPr>
                   <w:rFonts w:ascii="Arial" w:cs="Arial" w:eastAsia="Arial" w:hAnsi="Arial"/>
@@ -6540,7 +6540,7 @@
               <w:spacing w:after="10" w:before="0"/>
               <w:ind w:left="120"/>
             </w:pPr>
-            <w:hyperlink w:history="1" r:id="rIdn47zbeoye0rvd56yckuum">
+            <w:hyperlink w:history="1" r:id="rIdfapbugd0hbixqqnxvmybu">
               <w:r>
                 <w:rPr>
                   <w:rFonts w:ascii="Arial" w:cs="Arial" w:eastAsia="Arial" w:hAnsi="Arial"/>
@@ -6585,7 +6585,7 @@
             <w:pPr>
               <w:spacing w:after="20" w:before="0"/>
             </w:pPr>
-            <w:hyperlink w:history="1" r:id="rIdmgrztlq8mjqe3rry5gy4i">
+            <w:hyperlink w:history="1" r:id="rIdzfbwundl8w53dj1kexauv">
               <w:r>
                 <w:rPr>
                   <w:rFonts w:ascii="Arial" w:cs="Arial" w:eastAsia="Arial" w:hAnsi="Arial"/>
@@ -6618,7 +6618,7 @@
               <w:spacing w:after="10" w:before="0"/>
               <w:ind w:left="120"/>
             </w:pPr>
-            <w:hyperlink w:history="1" r:id="rIdko6-5bstim0upjelajix3">
+            <w:hyperlink w:history="1" r:id="rId3olzpirr8gfwhw01a9j6x">
               <w:r>
                 <w:rPr>
                   <w:rFonts w:ascii="Arial" w:cs="Arial" w:eastAsia="Arial" w:hAnsi="Arial"/>
@@ -6813,7 +6813,7 @@
             <w:pPr>
               <w:spacing w:after="20" w:before="0"/>
             </w:pPr>
-            <w:hyperlink w:history="1" r:id="rIdhpcrp_1astjqoh2ytnovv">
+            <w:hyperlink w:history="1" r:id="rId9ys3ijhrifo1ggtya_cft">
               <w:r>
                 <w:rPr>
                   <w:rFonts w:ascii="Arial" w:cs="Arial" w:eastAsia="Arial" w:hAnsi="Arial"/>
@@ -6846,7 +6846,7 @@
               <w:spacing w:after="10" w:before="0"/>
               <w:ind w:left="120"/>
             </w:pPr>
-            <w:hyperlink w:history="1" r:id="rIdiqycqvmznyhux-jdhjxnz">
+            <w:hyperlink w:history="1" r:id="rIdoorxfwktdhqsuugppj1bu">
               <w:r>
                 <w:rPr>
                   <w:rFonts w:ascii="Arial" w:cs="Arial" w:eastAsia="Arial" w:hAnsi="Arial"/>
@@ -6891,7 +6891,7 @@
             <w:pPr>
               <w:spacing w:after="20" w:before="0"/>
             </w:pPr>
-            <w:hyperlink w:history="1" r:id="rId5mh5b-mtnoyshmngyau5z">
+            <w:hyperlink w:history="1" r:id="rIdwy0trzcf9ostfhamronsw">
               <w:r>
                 <w:rPr>
                   <w:rFonts w:ascii="Arial" w:cs="Arial" w:eastAsia="Arial" w:hAnsi="Arial"/>
@@ -6924,7 +6924,7 @@
               <w:spacing w:after="10" w:before="0"/>
               <w:ind w:left="120"/>
             </w:pPr>
-            <w:hyperlink w:history="1" r:id="rIdjzznfup1cj8xxe3zqtvra">
+            <w:hyperlink w:history="1" r:id="rIdtpg6wjal0wearuwqdxjts">
               <w:r>
                 <w:rPr>
                   <w:rFonts w:ascii="Arial" w:cs="Arial" w:eastAsia="Arial" w:hAnsi="Arial"/>
@@ -7119,7 +7119,7 @@
             <w:pPr>
               <w:spacing w:after="20" w:before="0"/>
             </w:pPr>
-            <w:hyperlink w:history="1" r:id="rIdy44ak37p4dtrx_xfykncs">
+            <w:hyperlink w:history="1" r:id="rIdh-dmoyuaiacon4dfq0era">
               <w:r>
                 <w:rPr>
                   <w:rFonts w:ascii="Arial" w:cs="Arial" w:eastAsia="Arial" w:hAnsi="Arial"/>
@@ -7152,7 +7152,7 @@
               <w:spacing w:after="10" w:before="0"/>
               <w:ind w:left="120"/>
             </w:pPr>
-            <w:hyperlink w:history="1" r:id="rIddujhpgk2ahsrczzhbjgof">
+            <w:hyperlink w:history="1" r:id="rId4lml5yc5ufnau2arjy5h2">
               <w:r>
                 <w:rPr>
                   <w:rFonts w:ascii="Arial" w:cs="Arial" w:eastAsia="Arial" w:hAnsi="Arial"/>
@@ -7197,7 +7197,7 @@
             <w:pPr>
               <w:spacing w:after="20" w:before="0"/>
             </w:pPr>
-            <w:hyperlink w:history="1" r:id="rIdxrssenqza-bt9gy9pszv2">
+            <w:hyperlink w:history="1" r:id="rIdr8mmshic11dhf8jtduvi5">
               <w:r>
                 <w:rPr>
                   <w:rFonts w:ascii="Arial" w:cs="Arial" w:eastAsia="Arial" w:hAnsi="Arial"/>
@@ -7230,7 +7230,7 @@
               <w:spacing w:after="10" w:before="0"/>
               <w:ind w:left="120"/>
             </w:pPr>
-            <w:hyperlink w:history="1" r:id="rId-ajg3jvwujc50ubyr9kmb">
+            <w:hyperlink w:history="1" r:id="rId4eh_gac4rbvfge5baz_go">
               <w:r>
                 <w:rPr>
                   <w:rFonts w:ascii="Arial" w:cs="Arial" w:eastAsia="Arial" w:hAnsi="Arial"/>
@@ -7425,7 +7425,7 @@
             <w:pPr>
               <w:spacing w:after="20" w:before="0"/>
             </w:pPr>
-            <w:hyperlink w:history="1" r:id="rIdwmju8neuuwstu3wwut6ih">
+            <w:hyperlink w:history="1" r:id="rIdpbz624fhmqcz4etsbzbeu">
               <w:r>
                 <w:rPr>
                   <w:rFonts w:ascii="Arial" w:cs="Arial" w:eastAsia="Arial" w:hAnsi="Arial"/>
@@ -7458,7 +7458,7 @@
               <w:spacing w:after="10" w:before="0"/>
               <w:ind w:left="120"/>
             </w:pPr>
-            <w:hyperlink w:history="1" r:id="rId_8nnm5ryavxl2-spz0zrt">
+            <w:hyperlink w:history="1" r:id="rIdylbwmsnxwwdl8y7lwtzk1">
               <w:r>
                 <w:rPr>
                   <w:rFonts w:ascii="Arial" w:cs="Arial" w:eastAsia="Arial" w:hAnsi="Arial"/>
@@ -7503,7 +7503,7 @@
             <w:pPr>
               <w:spacing w:after="20" w:before="0"/>
             </w:pPr>
-            <w:hyperlink w:history="1" r:id="rIdcya09igmvnckahbzlj-k-">
+            <w:hyperlink w:history="1" r:id="rIdnzeoyeiej6sjgkfqr5s5l">
               <w:r>
                 <w:rPr>
                   <w:rFonts w:ascii="Arial" w:cs="Arial" w:eastAsia="Arial" w:hAnsi="Arial"/>
@@ -7536,7 +7536,7 @@
               <w:spacing w:after="10" w:before="0"/>
               <w:ind w:left="120"/>
             </w:pPr>
-            <w:hyperlink w:history="1" r:id="rIdcvgujwg1-opwsuah3jj_r">
+            <w:hyperlink w:history="1" r:id="rId69w11opsniyjeu8syfpnp">
               <w:r>
                 <w:rPr>
                   <w:rFonts w:ascii="Arial" w:cs="Arial" w:eastAsia="Arial" w:hAnsi="Arial"/>
@@ -9023,7 +9023,7 @@
             <w:pPr>
               <w:spacing w:after="20" w:before="0"/>
             </w:pPr>
-            <w:hyperlink w:history="1" r:id="rIdzxffa44w6ylufh5syolms">
+            <w:hyperlink w:history="1" r:id="rIdmf6o7hjy5cqyfsytkevss">
               <w:r>
                 <w:rPr>
                   <w:rFonts w:ascii="Arial" w:cs="Arial" w:eastAsia="Arial" w:hAnsi="Arial"/>
@@ -9056,7 +9056,7 @@
               <w:spacing w:after="10" w:before="0"/>
               <w:ind w:left="120"/>
             </w:pPr>
-            <w:hyperlink w:history="1" r:id="rIdjyenqq3a4t_22bhxufojj">
+            <w:hyperlink w:history="1" r:id="rIdxjxw_--xh_f0wuw7tfwkr">
               <w:r>
                 <w:rPr>
                   <w:rFonts w:ascii="Arial" w:cs="Arial" w:eastAsia="Arial" w:hAnsi="Arial"/>
@@ -9101,7 +9101,7 @@
             <w:pPr>
               <w:spacing w:after="20" w:before="0"/>
             </w:pPr>
-            <w:hyperlink w:history="1" r:id="rIdbqalpxrkkcd0d6i3svy06">
+            <w:hyperlink w:history="1" r:id="rIdcoizg4dtzjpqw7a6m2pli">
               <w:r>
                 <w:rPr>
                   <w:rFonts w:ascii="Arial" w:cs="Arial" w:eastAsia="Arial" w:hAnsi="Arial"/>
@@ -9134,7 +9134,7 @@
               <w:spacing w:after="10" w:before="0"/>
               <w:ind w:left="120"/>
             </w:pPr>
-            <w:hyperlink w:history="1" r:id="rIdekybduwojfaienuuwskzm">
+            <w:hyperlink w:history="1" r:id="rIdkf724jb-dw0ytnzhmwc0z">
               <w:r>
                 <w:rPr>
                   <w:rFonts w:ascii="Arial" w:cs="Arial" w:eastAsia="Arial" w:hAnsi="Arial"/>
@@ -9405,7 +9405,7 @@
             <w:pPr>
               <w:spacing w:after="20" w:before="0"/>
             </w:pPr>
-            <w:hyperlink w:history="1" r:id="rIdsf4ikmyv4onpv4ddsan9y">
+            <w:hyperlink w:history="1" r:id="rIdohfkywnvqufjyxlxyhamb">
               <w:r>
                 <w:rPr>
                   <w:rFonts w:ascii="Arial" w:cs="Arial" w:eastAsia="Arial" w:hAnsi="Arial"/>
@@ -9438,7 +9438,7 @@
               <w:spacing w:after="10" w:before="0"/>
               <w:ind w:left="120"/>
             </w:pPr>
-            <w:hyperlink w:history="1" r:id="rIdvirpz7iazomkrdb2ynjcp">
+            <w:hyperlink w:history="1" r:id="rIdjfswphtt8fvilc5tmstz6">
               <w:r>
                 <w:rPr>
                   <w:rFonts w:ascii="Arial" w:cs="Arial" w:eastAsia="Arial" w:hAnsi="Arial"/>
@@ -9483,7 +9483,7 @@
             <w:pPr>
               <w:spacing w:after="20" w:before="0"/>
             </w:pPr>
-            <w:hyperlink w:history="1" r:id="rIdf8sylojugh9cmwfabgulq">
+            <w:hyperlink w:history="1" r:id="rIdqkjgga5e6e0pxjhw_lryn">
               <w:r>
                 <w:rPr>
                   <w:rFonts w:ascii="Arial" w:cs="Arial" w:eastAsia="Arial" w:hAnsi="Arial"/>
@@ -9516,7 +9516,7 @@
               <w:spacing w:after="10" w:before="0"/>
               <w:ind w:left="120"/>
             </w:pPr>
-            <w:hyperlink w:history="1" r:id="rId4geyx8ffkl5ryhnjjue27">
+            <w:hyperlink w:history="1" r:id="rId0eppnefuropdlmea_bwgb">
               <w:r>
                 <w:rPr>
                   <w:rFonts w:ascii="Arial" w:cs="Arial" w:eastAsia="Arial" w:hAnsi="Arial"/>
@@ -9787,7 +9787,7 @@
             <w:pPr>
               <w:spacing w:after="20" w:before="0"/>
             </w:pPr>
-            <w:hyperlink w:history="1" r:id="rIdsnguoecwsdv4499qq_cab">
+            <w:hyperlink w:history="1" r:id="rIdq9djaor-xssybarlbw1yu">
               <w:r>
                 <w:rPr>
                   <w:rFonts w:ascii="Arial" w:cs="Arial" w:eastAsia="Arial" w:hAnsi="Arial"/>
@@ -9820,7 +9820,7 @@
               <w:spacing w:after="10" w:before="0"/>
               <w:ind w:left="120"/>
             </w:pPr>
-            <w:hyperlink w:history="1" r:id="rIdvg1fgcbg4qwdb3tdjbe6w">
+            <w:hyperlink w:history="1" r:id="rId2wthfbh1jvprpm868djrm">
               <w:r>
                 <w:rPr>
                   <w:rFonts w:ascii="Arial" w:cs="Arial" w:eastAsia="Arial" w:hAnsi="Arial"/>
@@ -9865,7 +9865,7 @@
             <w:pPr>
               <w:spacing w:after="20" w:before="0"/>
             </w:pPr>
-            <w:hyperlink w:history="1" r:id="rId8q9jd_e5hucdp97qawwoy">
+            <w:hyperlink w:history="1" r:id="rId5d04dzm5sj3fcqfgbqy1k">
               <w:r>
                 <w:rPr>
                   <w:rFonts w:ascii="Arial" w:cs="Arial" w:eastAsia="Arial" w:hAnsi="Arial"/>
@@ -9898,7 +9898,7 @@
               <w:spacing w:after="10" w:before="0"/>
               <w:ind w:left="120"/>
             </w:pPr>
-            <w:hyperlink w:history="1" r:id="rId1jmevlv4mrzbg68pbfnwy">
+            <w:hyperlink w:history="1" r:id="rIdqp56aqeivulijfzrg6rjh">
               <w:r>
                 <w:rPr>
                   <w:rFonts w:ascii="Arial" w:cs="Arial" w:eastAsia="Arial" w:hAnsi="Arial"/>
@@ -10169,7 +10169,7 @@
             <w:pPr>
               <w:spacing w:after="20" w:before="0"/>
             </w:pPr>
-            <w:hyperlink w:history="1" r:id="rIdqt2g5w_u44moyttjddpu_">
+            <w:hyperlink w:history="1" r:id="rIdzez9hlauih1clhuqzuysz">
               <w:r>
                 <w:rPr>
                   <w:rFonts w:ascii="Arial" w:cs="Arial" w:eastAsia="Arial" w:hAnsi="Arial"/>
@@ -10202,7 +10202,7 @@
               <w:spacing w:after="10" w:before="0"/>
               <w:ind w:left="120"/>
             </w:pPr>
-            <w:hyperlink w:history="1" r:id="rIdjq1puod9flldrzneasaz3">
+            <w:hyperlink w:history="1" r:id="rIdvcx4bwb0wtxudkxsz6wta">
               <w:r>
                 <w:rPr>
                   <w:rFonts w:ascii="Arial" w:cs="Arial" w:eastAsia="Arial" w:hAnsi="Arial"/>
@@ -10247,7 +10247,7 @@
             <w:pPr>
               <w:spacing w:after="20" w:before="0"/>
             </w:pPr>
-            <w:hyperlink w:history="1" r:id="rId9g_q2qajk0tcoj87nu03t">
+            <w:hyperlink w:history="1" r:id="rId7maeonpryuezasvabryvx">
               <w:r>
                 <w:rPr>
                   <w:rFonts w:ascii="Arial" w:cs="Arial" w:eastAsia="Arial" w:hAnsi="Arial"/>
@@ -10280,7 +10280,7 @@
               <w:spacing w:after="10" w:before="0"/>
               <w:ind w:left="120"/>
             </w:pPr>
-            <w:hyperlink w:history="1" r:id="rIdnjha6ct6bfdnl3cis_5wg">
+            <w:hyperlink w:history="1" r:id="rIdualsyig3s7vprheohh4wz">
               <w:r>
                 <w:rPr>
                   <w:rFonts w:ascii="Arial" w:cs="Arial" w:eastAsia="Arial" w:hAnsi="Arial"/>
@@ -10551,7 +10551,7 @@
             <w:pPr>
               <w:spacing w:after="20" w:before="0"/>
             </w:pPr>
-            <w:hyperlink w:history="1" r:id="rId4cpp4y7htbjpi8v60-1jc">
+            <w:hyperlink w:history="1" r:id="rId2y2ktugyv1e0mpacdwyk8">
               <w:r>
                 <w:rPr>
                   <w:rFonts w:ascii="Arial" w:cs="Arial" w:eastAsia="Arial" w:hAnsi="Arial"/>
@@ -10584,7 +10584,7 @@
               <w:spacing w:after="10" w:before="0"/>
               <w:ind w:left="120"/>
             </w:pPr>
-            <w:hyperlink w:history="1" r:id="rIdz6gvixm0nm2pn6msl9syz">
+            <w:hyperlink w:history="1" r:id="rIdxxvo2qwzkab516zjzfrgb">
               <w:r>
                 <w:rPr>
                   <w:rFonts w:ascii="Arial" w:cs="Arial" w:eastAsia="Arial" w:hAnsi="Arial"/>
@@ -10629,7 +10629,7 @@
             <w:pPr>
               <w:spacing w:after="20" w:before="0"/>
             </w:pPr>
-            <w:hyperlink w:history="1" r:id="rIduojqcbxqupf2ku_rgrytc">
+            <w:hyperlink w:history="1" r:id="rIdwipmm95aicksjb6-vxvo0">
               <w:r>
                 <w:rPr>
                   <w:rFonts w:ascii="Arial" w:cs="Arial" w:eastAsia="Arial" w:hAnsi="Arial"/>
@@ -10662,7 +10662,7 @@
               <w:spacing w:after="10" w:before="0"/>
               <w:ind w:left="120"/>
             </w:pPr>
-            <w:hyperlink w:history="1" r:id="rIdfvmizphqmtla3qtoeskyc">
+            <w:hyperlink w:history="1" r:id="rIdkosubcswyrv4mubzoegsy">
               <w:r>
                 <w:rPr>
                   <w:rFonts w:ascii="Arial" w:cs="Arial" w:eastAsia="Arial" w:hAnsi="Arial"/>
@@ -12225,7 +12225,7 @@
             <w:pPr>
               <w:spacing w:after="20" w:before="0"/>
             </w:pPr>
-            <w:hyperlink w:history="1" r:id="rIdryoevvsjkikpanioxay1h">
+            <w:hyperlink w:history="1" r:id="rIdl-2w9h9os2mibgb2evsad">
               <w:r>
                 <w:rPr>
                   <w:rFonts w:ascii="Arial" w:cs="Arial" w:eastAsia="Arial" w:hAnsi="Arial"/>
@@ -12258,7 +12258,7 @@
               <w:spacing w:after="10" w:before="0"/>
               <w:ind w:left="120"/>
             </w:pPr>
-            <w:hyperlink w:history="1" r:id="rIdsd3sbts4koilmitivr6qt">
+            <w:hyperlink w:history="1" r:id="rIdfxmzfwr8djfxpvz5uieqp">
               <w:r>
                 <w:rPr>
                   <w:rFonts w:ascii="Arial" w:cs="Arial" w:eastAsia="Arial" w:hAnsi="Arial"/>
@@ -12303,7 +12303,7 @@
             <w:pPr>
               <w:spacing w:after="20" w:before="0"/>
             </w:pPr>
-            <w:hyperlink w:history="1" r:id="rIdb3-qn-wsv5_cv7e5so8zm">
+            <w:hyperlink w:history="1" r:id="rId90kgda7blnr-ziuaxyfdu">
               <w:r>
                 <w:rPr>
                   <w:rFonts w:ascii="Arial" w:cs="Arial" w:eastAsia="Arial" w:hAnsi="Arial"/>
@@ -12336,7 +12336,7 @@
               <w:spacing w:after="10" w:before="0"/>
               <w:ind w:left="120"/>
             </w:pPr>
-            <w:hyperlink w:history="1" r:id="rIdz-jplmvdjx_nieirhht7m">
+            <w:hyperlink w:history="1" r:id="rId6a07dn4ko2hpn2jq3ian9">
               <w:r>
                 <w:rPr>
                   <w:rFonts w:ascii="Arial" w:cs="Arial" w:eastAsia="Arial" w:hAnsi="Arial"/>
@@ -12531,7 +12531,7 @@
             <w:pPr>
               <w:spacing w:after="20" w:before="0"/>
             </w:pPr>
-            <w:hyperlink w:history="1" r:id="rIdb-jk1iytwao-ukkmrz6ka">
+            <w:hyperlink w:history="1" r:id="rIdbvcaicnhbmfefejdlsbfj">
               <w:r>
                 <w:rPr>
                   <w:rFonts w:ascii="Arial" w:cs="Arial" w:eastAsia="Arial" w:hAnsi="Arial"/>
@@ -12564,7 +12564,7 @@
               <w:spacing w:after="10" w:before="0"/>
               <w:ind w:left="120"/>
             </w:pPr>
-            <w:hyperlink w:history="1" r:id="rIdoxrok92xk_b0elbbdpdsc">
+            <w:hyperlink w:history="1" r:id="rIdtssrdx5robdzdifubuofq">
               <w:r>
                 <w:rPr>
                   <w:rFonts w:ascii="Arial" w:cs="Arial" w:eastAsia="Arial" w:hAnsi="Arial"/>
@@ -12609,7 +12609,7 @@
             <w:pPr>
               <w:spacing w:after="20" w:before="0"/>
             </w:pPr>
-            <w:hyperlink w:history="1" r:id="rIdtyao-wryotkpnprozvd1g">
+            <w:hyperlink w:history="1" r:id="rIdgsu6-lj2xppyfzzhupzeb">
               <w:r>
                 <w:rPr>
                   <w:rFonts w:ascii="Arial" w:cs="Arial" w:eastAsia="Arial" w:hAnsi="Arial"/>
@@ -12642,7 +12642,7 @@
               <w:spacing w:after="10" w:before="0"/>
               <w:ind w:left="120"/>
             </w:pPr>
-            <w:hyperlink w:history="1" r:id="rIdtw53tnwikvfzqasjrbmwv">
+            <w:hyperlink w:history="1" r:id="rIdhv2inw4jsklemyx0lhoyi">
               <w:r>
                 <w:rPr>
                   <w:rFonts w:ascii="Arial" w:cs="Arial" w:eastAsia="Arial" w:hAnsi="Arial"/>
@@ -12837,7 +12837,7 @@
             <w:pPr>
               <w:spacing w:after="20" w:before="0"/>
             </w:pPr>
-            <w:hyperlink w:history="1" r:id="rIdwqbmslqlyvydcwx3fxt1y">
+            <w:hyperlink w:history="1" r:id="rIdqnywvev1qr_buso-qrako">
               <w:r>
                 <w:rPr>
                   <w:rFonts w:ascii="Arial" w:cs="Arial" w:eastAsia="Arial" w:hAnsi="Arial"/>
@@ -12870,7 +12870,7 @@
               <w:spacing w:after="10" w:before="0"/>
               <w:ind w:left="120"/>
             </w:pPr>
-            <w:hyperlink w:history="1" r:id="rIdlqdzt94wtpcqni3tdqway">
+            <w:hyperlink w:history="1" r:id="rIdh8kxbdy5g7egokkcrtosf">
               <w:r>
                 <w:rPr>
                   <w:rFonts w:ascii="Arial" w:cs="Arial" w:eastAsia="Arial" w:hAnsi="Arial"/>
@@ -12915,7 +12915,7 @@
             <w:pPr>
               <w:spacing w:after="20" w:before="0"/>
             </w:pPr>
-            <w:hyperlink w:history="1" r:id="rIdiruxlfktyim3-w7ml4eqw">
+            <w:hyperlink w:history="1" r:id="rId7y60_e_p3taslkjqsg6bl">
               <w:r>
                 <w:rPr>
                   <w:rFonts w:ascii="Arial" w:cs="Arial" w:eastAsia="Arial" w:hAnsi="Arial"/>
@@ -12948,7 +12948,7 @@
               <w:spacing w:after="10" w:before="0"/>
               <w:ind w:left="120"/>
             </w:pPr>
-            <w:hyperlink w:history="1" r:id="rIdt7dyzovtpdb8d5lewxl1u">
+            <w:hyperlink w:history="1" r:id="rIdhe8ibhzvialbgrkaqgvsz">
               <w:r>
                 <w:rPr>
                   <w:rFonts w:ascii="Arial" w:cs="Arial" w:eastAsia="Arial" w:hAnsi="Arial"/>
@@ -13143,7 +13143,7 @@
             <w:pPr>
               <w:spacing w:after="20" w:before="0"/>
             </w:pPr>
-            <w:hyperlink w:history="1" r:id="rIdyvb7palzik_nodgkvkajz">
+            <w:hyperlink w:history="1" r:id="rIdvzmpejdtfpgpqq9zgvfkg">
               <w:r>
                 <w:rPr>
                   <w:rFonts w:ascii="Arial" w:cs="Arial" w:eastAsia="Arial" w:hAnsi="Arial"/>
@@ -13176,7 +13176,7 @@
               <w:spacing w:after="10" w:before="0"/>
               <w:ind w:left="120"/>
             </w:pPr>
-            <w:hyperlink w:history="1" r:id="rId2w54tytnoskisnbble8vr">
+            <w:hyperlink w:history="1" r:id="rIdgqzpui22wctjptyhy047u">
               <w:r>
                 <w:rPr>
                   <w:rFonts w:ascii="Arial" w:cs="Arial" w:eastAsia="Arial" w:hAnsi="Arial"/>
@@ -13221,7 +13221,7 @@
             <w:pPr>
               <w:spacing w:after="20" w:before="0"/>
             </w:pPr>
-            <w:hyperlink w:history="1" r:id="rIdu1nb88bwz-xncvo7hqfdb">
+            <w:hyperlink w:history="1" r:id="rIdolauk6wq55gfmqz4a8z4q">
               <w:r>
                 <w:rPr>
                   <w:rFonts w:ascii="Arial" w:cs="Arial" w:eastAsia="Arial" w:hAnsi="Arial"/>
@@ -13254,7 +13254,7 @@
               <w:spacing w:after="10" w:before="0"/>
               <w:ind w:left="120"/>
             </w:pPr>
-            <w:hyperlink w:history="1" r:id="rIdxyvvesjkxbmdfgwkzr4-d">
+            <w:hyperlink w:history="1" r:id="rIdldm6-7lgxzvmt4tikbvuz">
               <w:r>
                 <w:rPr>
                   <w:rFonts w:ascii="Arial" w:cs="Arial" w:eastAsia="Arial" w:hAnsi="Arial"/>
@@ -13449,7 +13449,7 @@
             <w:pPr>
               <w:spacing w:after="20" w:before="0"/>
             </w:pPr>
-            <w:hyperlink w:history="1" r:id="rId3my0qwf-s-h389ikxuvka">
+            <w:hyperlink w:history="1" r:id="rIdndjea1quz7fbkmt7l3rhb">
               <w:r>
                 <w:rPr>
                   <w:rFonts w:ascii="Arial" w:cs="Arial" w:eastAsia="Arial" w:hAnsi="Arial"/>
@@ -13482,7 +13482,7 @@
               <w:spacing w:after="10" w:before="0"/>
               <w:ind w:left="120"/>
             </w:pPr>
-            <w:hyperlink w:history="1" r:id="rIdqtnqitgxwej1cymaq-p-x">
+            <w:hyperlink w:history="1" r:id="rId4ldhkahowmc3vuu1liubg">
               <w:r>
                 <w:rPr>
                   <w:rFonts w:ascii="Arial" w:cs="Arial" w:eastAsia="Arial" w:hAnsi="Arial"/>
@@ -13527,7 +13527,7 @@
             <w:pPr>
               <w:spacing w:after="20" w:before="0"/>
             </w:pPr>
-            <w:hyperlink w:history="1" r:id="rIdnqxleo6pytqsiqsqv0wuk">
+            <w:hyperlink w:history="1" r:id="rIdtqnxtnkj6i_5skfx5bft0">
               <w:r>
                 <w:rPr>
                   <w:rFonts w:ascii="Arial" w:cs="Arial" w:eastAsia="Arial" w:hAnsi="Arial"/>
@@ -13560,7 +13560,7 @@
               <w:spacing w:after="10" w:before="0"/>
               <w:ind w:left="120"/>
             </w:pPr>
-            <w:hyperlink w:history="1" r:id="rIdx4ymh1mcd8dzrol-nbwvc">
+            <w:hyperlink w:history="1" r:id="rIdw-azwuzeqriil5dhosbrd">
               <w:r>
                 <w:rPr>
                   <w:rFonts w:ascii="Arial" w:cs="Arial" w:eastAsia="Arial" w:hAnsi="Arial"/>
@@ -15047,7 +15047,7 @@
             <w:pPr>
               <w:spacing w:after="20" w:before="0"/>
             </w:pPr>
-            <w:hyperlink w:history="1" r:id="rIdqpe0bqgmjwej9vyvx_l6e">
+            <w:hyperlink w:history="1" r:id="rIda408ujqwgnv0wrc6lt0qr">
               <w:r>
                 <w:rPr>
                   <w:rFonts w:ascii="Arial" w:cs="Arial" w:eastAsia="Arial" w:hAnsi="Arial"/>
@@ -15080,7 +15080,7 @@
               <w:spacing w:after="10" w:before="0"/>
               <w:ind w:left="120"/>
             </w:pPr>
-            <w:hyperlink w:history="1" r:id="rIdbnodezei7fjd19npqaaqz">
+            <w:hyperlink w:history="1" r:id="rIdzrvpg8obxdjqk8pol-kde">
               <w:r>
                 <w:rPr>
                   <w:rFonts w:ascii="Arial" w:cs="Arial" w:eastAsia="Arial" w:hAnsi="Arial"/>
@@ -15125,7 +15125,7 @@
             <w:pPr>
               <w:spacing w:after="20" w:before="0"/>
             </w:pPr>
-            <w:hyperlink w:history="1" r:id="rIdbawmurrrksi-ez64vtwfn">
+            <w:hyperlink w:history="1" r:id="rIdevozm6_rnyycodesfxbtp">
               <w:r>
                 <w:rPr>
                   <w:rFonts w:ascii="Arial" w:cs="Arial" w:eastAsia="Arial" w:hAnsi="Arial"/>
@@ -15158,7 +15158,7 @@
               <w:spacing w:after="10" w:before="0"/>
               <w:ind w:left="120"/>
             </w:pPr>
-            <w:hyperlink w:history="1" r:id="rIdsymcvrbub3trlahe4jrtp">
+            <w:hyperlink w:history="1" r:id="rIdyrljwswrvxk6qoyy2t_yb">
               <w:r>
                 <w:rPr>
                   <w:rFonts w:ascii="Arial" w:cs="Arial" w:eastAsia="Arial" w:hAnsi="Arial"/>
@@ -15353,7 +15353,7 @@
             <w:pPr>
               <w:spacing w:after="20" w:before="0"/>
             </w:pPr>
-            <w:hyperlink w:history="1" r:id="rIdngwsvlbpbrjglcfq4abtf">
+            <w:hyperlink w:history="1" r:id="rIdfowqzt-cfd3hqjc6hx-ai">
               <w:r>
                 <w:rPr>
                   <w:rFonts w:ascii="Arial" w:cs="Arial" w:eastAsia="Arial" w:hAnsi="Arial"/>
@@ -15386,7 +15386,7 @@
               <w:spacing w:after="10" w:before="0"/>
               <w:ind w:left="120"/>
             </w:pPr>
-            <w:hyperlink w:history="1" r:id="rIdbtsmivqp6af6rt1fjl5i8">
+            <w:hyperlink w:history="1" r:id="rId8ie0t-lzif05wox3qrxra">
               <w:r>
                 <w:rPr>
                   <w:rFonts w:ascii="Arial" w:cs="Arial" w:eastAsia="Arial" w:hAnsi="Arial"/>
@@ -15431,7 +15431,7 @@
             <w:pPr>
               <w:spacing w:after="20" w:before="0"/>
             </w:pPr>
-            <w:hyperlink w:history="1" r:id="rIdfi5sd69rx8hed3gnxvloo">
+            <w:hyperlink w:history="1" r:id="rIdvndrlsgl1bvsq72ulfgab">
               <w:r>
                 <w:rPr>
                   <w:rFonts w:ascii="Arial" w:cs="Arial" w:eastAsia="Arial" w:hAnsi="Arial"/>
@@ -15464,7 +15464,7 @@
               <w:spacing w:after="10" w:before="0"/>
               <w:ind w:left="120"/>
             </w:pPr>
-            <w:hyperlink w:history="1" r:id="rIdwkbhl2ak_0bztxsrzes0j">
+            <w:hyperlink w:history="1" r:id="rIdvoih4k5fgfitadundnr5a">
               <w:r>
                 <w:rPr>
                   <w:rFonts w:ascii="Arial" w:cs="Arial" w:eastAsia="Arial" w:hAnsi="Arial"/>
@@ -15659,7 +15659,7 @@
             <w:pPr>
               <w:spacing w:after="20" w:before="0"/>
             </w:pPr>
-            <w:hyperlink w:history="1" r:id="rIdwaj7ngflzyjzvfsdxj9ka">
+            <w:hyperlink w:history="1" r:id="rIdwklyuf9jy8dzyod_hcy9z">
               <w:r>
                 <w:rPr>
                   <w:rFonts w:ascii="Arial" w:cs="Arial" w:eastAsia="Arial" w:hAnsi="Arial"/>
@@ -15692,7 +15692,7 @@
               <w:spacing w:after="10" w:before="0"/>
               <w:ind w:left="120"/>
             </w:pPr>
-            <w:hyperlink w:history="1" r:id="rIdkghow1c62ptzbqsommizu">
+            <w:hyperlink w:history="1" r:id="rIdrdyut4gitaeh3yhvfqkje">
               <w:r>
                 <w:rPr>
                   <w:rFonts w:ascii="Arial" w:cs="Arial" w:eastAsia="Arial" w:hAnsi="Arial"/>
@@ -15737,7 +15737,7 @@
             <w:pPr>
               <w:spacing w:after="20" w:before="0"/>
             </w:pPr>
-            <w:hyperlink w:history="1" r:id="rIdk8fqmhxw2d9df_dxvisa9">
+            <w:hyperlink w:history="1" r:id="rIdqeu-0qocqrklid60oqy46">
               <w:r>
                 <w:rPr>
                   <w:rFonts w:ascii="Arial" w:cs="Arial" w:eastAsia="Arial" w:hAnsi="Arial"/>
@@ -15770,7 +15770,7 @@
               <w:spacing w:after="10" w:before="0"/>
               <w:ind w:left="120"/>
             </w:pPr>
-            <w:hyperlink w:history="1" r:id="rIdxsi9tsbivmf8zkztbese0">
+            <w:hyperlink w:history="1" r:id="rId5avujplxmshqsrwfdwaei">
               <w:r>
                 <w:rPr>
                   <w:rFonts w:ascii="Arial" w:cs="Arial" w:eastAsia="Arial" w:hAnsi="Arial"/>
@@ -15965,7 +15965,7 @@
             <w:pPr>
               <w:spacing w:after="20" w:before="0"/>
             </w:pPr>
-            <w:hyperlink w:history="1" r:id="rIdyrgfefkbuxbw8x8mwnl2n">
+            <w:hyperlink w:history="1" r:id="rId5mjujjdkfrxg3f8smigpk">
               <w:r>
                 <w:rPr>
                   <w:rFonts w:ascii="Arial" w:cs="Arial" w:eastAsia="Arial" w:hAnsi="Arial"/>
@@ -15998,7 +15998,7 @@
               <w:spacing w:after="10" w:before="0"/>
               <w:ind w:left="120"/>
             </w:pPr>
-            <w:hyperlink w:history="1" r:id="rIdxu8mncgtu7sbvzycjq5ff">
+            <w:hyperlink w:history="1" r:id="rIdabtsp6j5zm4bl9syw8boq">
               <w:r>
                 <w:rPr>
                   <w:rFonts w:ascii="Arial" w:cs="Arial" w:eastAsia="Arial" w:hAnsi="Arial"/>
@@ -16043,7 +16043,7 @@
             <w:pPr>
               <w:spacing w:after="20" w:before="0"/>
             </w:pPr>
-            <w:hyperlink w:history="1" r:id="rIdn9utbnss3a_biglu6bkrc">
+            <w:hyperlink w:history="1" r:id="rIdqqtttgtlzda8wlh7ysg9y">
               <w:r>
                 <w:rPr>
                   <w:rFonts w:ascii="Arial" w:cs="Arial" w:eastAsia="Arial" w:hAnsi="Arial"/>
@@ -16076,7 +16076,7 @@
               <w:spacing w:after="10" w:before="0"/>
               <w:ind w:left="120"/>
             </w:pPr>
-            <w:hyperlink w:history="1" r:id="rIdk-g8xrceu7-eplstlo3ie">
+            <w:hyperlink w:history="1" r:id="rIdvkwg440ou69jm_y5z_s0a">
               <w:r>
                 <w:rPr>
                   <w:rFonts w:ascii="Arial" w:cs="Arial" w:eastAsia="Arial" w:hAnsi="Arial"/>
@@ -16271,7 +16271,7 @@
             <w:pPr>
               <w:spacing w:after="20" w:before="0"/>
             </w:pPr>
-            <w:hyperlink w:history="1" r:id="rIdcllxhji0ltut5oomquoii">
+            <w:hyperlink w:history="1" r:id="rIdvjdhiwz563_fhbvnyswza">
               <w:r>
                 <w:rPr>
                   <w:rFonts w:ascii="Arial" w:cs="Arial" w:eastAsia="Arial" w:hAnsi="Arial"/>
@@ -16304,7 +16304,7 @@
               <w:spacing w:after="10" w:before="0"/>
               <w:ind w:left="120"/>
             </w:pPr>
-            <w:hyperlink w:history="1" r:id="rIdicsjildkx5piaeg2o29b-">
+            <w:hyperlink w:history="1" r:id="rIdcj62yx3aesgjpdtu_v29a">
               <w:r>
                 <w:rPr>
                   <w:rFonts w:ascii="Arial" w:cs="Arial" w:eastAsia="Arial" w:hAnsi="Arial"/>
@@ -16349,7 +16349,7 @@
             <w:pPr>
               <w:spacing w:after="20" w:before="0"/>
             </w:pPr>
-            <w:hyperlink w:history="1" r:id="rIdzaxehtoytafdrv45gdfr1">
+            <w:hyperlink w:history="1" r:id="rId0blmk9jebftgh_zqth8cb">
               <w:r>
                 <w:rPr>
                   <w:rFonts w:ascii="Arial" w:cs="Arial" w:eastAsia="Arial" w:hAnsi="Arial"/>
@@ -16382,7 +16382,7 @@
               <w:spacing w:after="10" w:before="0"/>
               <w:ind w:left="120"/>
             </w:pPr>
-            <w:hyperlink w:history="1" r:id="rIdcfrnebve82vuepvnycdbr">
+            <w:hyperlink w:history="1" r:id="rIdj2g0kks7qfltvuhtg3h44">
               <w:r>
                 <w:rPr>
                   <w:rFonts w:ascii="Arial" w:cs="Arial" w:eastAsia="Arial" w:hAnsi="Arial"/>
@@ -17869,7 +17869,7 @@
             <w:pPr>
               <w:spacing w:after="20" w:before="0"/>
             </w:pPr>
-            <w:hyperlink w:history="1" r:id="rIdekzmrwshdxxyrhqqsytmf">
+            <w:hyperlink w:history="1" r:id="rIdclxhnkapdf4rzz1pzrszb">
               <w:r>
                 <w:rPr>
                   <w:rFonts w:ascii="Arial" w:cs="Arial" w:eastAsia="Arial" w:hAnsi="Arial"/>
@@ -17902,7 +17902,7 @@
               <w:spacing w:after="10" w:before="0"/>
               <w:ind w:left="120"/>
             </w:pPr>
-            <w:hyperlink w:history="1" r:id="rIdzfrp2xjyq2pwvsf6l2e0s">
+            <w:hyperlink w:history="1" r:id="rIdukk8q5ttlp8kvuiyfasqi">
               <w:r>
                 <w:rPr>
                   <w:rFonts w:ascii="Arial" w:cs="Arial" w:eastAsia="Arial" w:hAnsi="Arial"/>
@@ -17947,7 +17947,7 @@
             <w:pPr>
               <w:spacing w:after="20" w:before="0"/>
             </w:pPr>
-            <w:hyperlink w:history="1" r:id="rIdmyceqmq_6jcfqaqd1uk1h">
+            <w:hyperlink w:history="1" r:id="rId6ykgqq8qkynkbclkazgbc">
               <w:r>
                 <w:rPr>
                   <w:rFonts w:ascii="Arial" w:cs="Arial" w:eastAsia="Arial" w:hAnsi="Arial"/>
@@ -17980,7 +17980,7 @@
               <w:spacing w:after="10" w:before="0"/>
               <w:ind w:left="120"/>
             </w:pPr>
-            <w:hyperlink w:history="1" r:id="rIdtwbiojmpbisfjx-e5beds">
+            <w:hyperlink w:history="1" r:id="rIdvqugxyyuqd34a2biipn4q">
               <w:r>
                 <w:rPr>
                   <w:rFonts w:ascii="Arial" w:cs="Arial" w:eastAsia="Arial" w:hAnsi="Arial"/>
@@ -18175,7 +18175,7 @@
             <w:pPr>
               <w:spacing w:after="20" w:before="0"/>
             </w:pPr>
-            <w:hyperlink w:history="1" r:id="rId5s_tulgj0lctdmi6r4zsi">
+            <w:hyperlink w:history="1" r:id="rIdecojcqqi4s00xbrhkiudg">
               <w:r>
                 <w:rPr>
                   <w:rFonts w:ascii="Arial" w:cs="Arial" w:eastAsia="Arial" w:hAnsi="Arial"/>
@@ -18208,7 +18208,7 @@
               <w:spacing w:after="10" w:before="0"/>
               <w:ind w:left="120"/>
             </w:pPr>
-            <w:hyperlink w:history="1" r:id="rIdyia5o3_uex4fnngokfgot">
+            <w:hyperlink w:history="1" r:id="rIdeo12xayxfb64_ftta1jm0">
               <w:r>
                 <w:rPr>
                   <w:rFonts w:ascii="Arial" w:cs="Arial" w:eastAsia="Arial" w:hAnsi="Arial"/>
@@ -18253,7 +18253,7 @@
             <w:pPr>
               <w:spacing w:after="20" w:before="0"/>
             </w:pPr>
-            <w:hyperlink w:history="1" r:id="rId0gyulr8br4uobwr0lfghx">
+            <w:hyperlink w:history="1" r:id="rId1zctntd3p8ksnkp2-sl5n">
               <w:r>
                 <w:rPr>
                   <w:rFonts w:ascii="Arial" w:cs="Arial" w:eastAsia="Arial" w:hAnsi="Arial"/>
@@ -18286,7 +18286,7 @@
               <w:spacing w:after="10" w:before="0"/>
               <w:ind w:left="120"/>
             </w:pPr>
-            <w:hyperlink w:history="1" r:id="rIdhtwaio6klvqbcr516ioja">
+            <w:hyperlink w:history="1" r:id="rIddiyhbabqx1nsa2ijlpb5g">
               <w:r>
                 <w:rPr>
                   <w:rFonts w:ascii="Arial" w:cs="Arial" w:eastAsia="Arial" w:hAnsi="Arial"/>
@@ -18481,7 +18481,7 @@
             <w:pPr>
               <w:spacing w:after="20" w:before="0"/>
             </w:pPr>
-            <w:hyperlink w:history="1" r:id="rId9zawf0izfqgk_vztxbqvv">
+            <w:hyperlink w:history="1" r:id="rIdxjxmhxs8tv9okswq9ujeh">
               <w:r>
                 <w:rPr>
                   <w:rFonts w:ascii="Arial" w:cs="Arial" w:eastAsia="Arial" w:hAnsi="Arial"/>
@@ -18514,7 +18514,7 @@
               <w:spacing w:after="10" w:before="0"/>
               <w:ind w:left="120"/>
             </w:pPr>
-            <w:hyperlink w:history="1" r:id="rIduy76adcdqsdj3n9r1i4u7">
+            <w:hyperlink w:history="1" r:id="rIdytpyu5c65zo0mp73lv5iu">
               <w:r>
                 <w:rPr>
                   <w:rFonts w:ascii="Arial" w:cs="Arial" w:eastAsia="Arial" w:hAnsi="Arial"/>
@@ -18559,7 +18559,7 @@
             <w:pPr>
               <w:spacing w:after="20" w:before="0"/>
             </w:pPr>
-            <w:hyperlink w:history="1" r:id="rIdlnkwf7enwiq56wpn6akca">
+            <w:hyperlink w:history="1" r:id="rIdtbpbxwwdkfheviotlqase">
               <w:r>
                 <w:rPr>
                   <w:rFonts w:ascii="Arial" w:cs="Arial" w:eastAsia="Arial" w:hAnsi="Arial"/>
@@ -18592,7 +18592,7 @@
               <w:spacing w:after="10" w:before="0"/>
               <w:ind w:left="120"/>
             </w:pPr>
-            <w:hyperlink w:history="1" r:id="rIdrkyd_iopmstcrxmq2isxa">
+            <w:hyperlink w:history="1" r:id="rIdhb5agxviun60-frujhaxx">
               <w:r>
                 <w:rPr>
                   <w:rFonts w:ascii="Arial" w:cs="Arial" w:eastAsia="Arial" w:hAnsi="Arial"/>
@@ -18787,7 +18787,7 @@
             <w:pPr>
               <w:spacing w:after="20" w:before="0"/>
             </w:pPr>
-            <w:hyperlink w:history="1" r:id="rIdldngzup-kqm93w4eztvfh">
+            <w:hyperlink w:history="1" r:id="rIdc8kpp1-eurt2bmr859t0g">
               <w:r>
                 <w:rPr>
                   <w:rFonts w:ascii="Arial" w:cs="Arial" w:eastAsia="Arial" w:hAnsi="Arial"/>
@@ -18820,7 +18820,7 @@
               <w:spacing w:after="10" w:before="0"/>
               <w:ind w:left="120"/>
             </w:pPr>
-            <w:hyperlink w:history="1" r:id="rIdxokbloitvx27g8dfea2bx">
+            <w:hyperlink w:history="1" r:id="rIdwgms3g7jtgmicbsvvaulr">
               <w:r>
                 <w:rPr>
                   <w:rFonts w:ascii="Arial" w:cs="Arial" w:eastAsia="Arial" w:hAnsi="Arial"/>
@@ -18865,7 +18865,7 @@
             <w:pPr>
               <w:spacing w:after="20" w:before="0"/>
             </w:pPr>
-            <w:hyperlink w:history="1" r:id="rIdkbp0avtgazka42rtq-fs_">
+            <w:hyperlink w:history="1" r:id="rIdfy-p8lp4zrr-zn5wkzro3">
               <w:r>
                 <w:rPr>
                   <w:rFonts w:ascii="Arial" w:cs="Arial" w:eastAsia="Arial" w:hAnsi="Arial"/>
@@ -18898,7 +18898,7 @@
               <w:spacing w:after="10" w:before="0"/>
               <w:ind w:left="120"/>
             </w:pPr>
-            <w:hyperlink w:history="1" r:id="rIdepoqu20to8zravrv4dxjt">
+            <w:hyperlink w:history="1" r:id="rId7mgpzkqri6yietbcebvhz">
               <w:r>
                 <w:rPr>
                   <w:rFonts w:ascii="Arial" w:cs="Arial" w:eastAsia="Arial" w:hAnsi="Arial"/>
@@ -19093,7 +19093,7 @@
             <w:pPr>
               <w:spacing w:after="20" w:before="0"/>
             </w:pPr>
-            <w:hyperlink w:history="1" r:id="rIddgdtbenfil7cilarm1acp">
+            <w:hyperlink w:history="1" r:id="rId3ossuwsg7ocndccgj7cot">
               <w:r>
                 <w:rPr>
                   <w:rFonts w:ascii="Arial" w:cs="Arial" w:eastAsia="Arial" w:hAnsi="Arial"/>
@@ -19126,7 +19126,7 @@
               <w:spacing w:after="10" w:before="0"/>
               <w:ind w:left="120"/>
             </w:pPr>
-            <w:hyperlink w:history="1" r:id="rId02n6jkqbzf4fxdcmmeo8a">
+            <w:hyperlink w:history="1" r:id="rIdattj20cjqvh6poqlja7zl">
               <w:r>
                 <w:rPr>
                   <w:rFonts w:ascii="Arial" w:cs="Arial" w:eastAsia="Arial" w:hAnsi="Arial"/>
@@ -19171,7 +19171,7 @@
             <w:pPr>
               <w:spacing w:after="20" w:before="0"/>
             </w:pPr>
-            <w:hyperlink w:history="1" r:id="rIdqbcaxkplrwmumky4itkbx">
+            <w:hyperlink w:history="1" r:id="rIduzyxzw_t7juhbepld6vup">
               <w:r>
                 <w:rPr>
                   <w:rFonts w:ascii="Arial" w:cs="Arial" w:eastAsia="Arial" w:hAnsi="Arial"/>
@@ -19204,7 +19204,7 @@
               <w:spacing w:after="10" w:before="0"/>
               <w:ind w:left="120"/>
             </w:pPr>
-            <w:hyperlink w:history="1" r:id="rId9jei-6wjiee1tof8h-bfa">
+            <w:hyperlink w:history="1" r:id="rId4czck94mooiprvlvdez-g">
               <w:r>
                 <w:rPr>
                   <w:rFonts w:ascii="Arial" w:cs="Arial" w:eastAsia="Arial" w:hAnsi="Arial"/>
@@ -20881,7 +20881,7 @@
             <w:pPr>
               <w:spacing w:after="20" w:before="0"/>
             </w:pPr>
-            <w:hyperlink w:history="1" r:id="rIdem1_z2qyuvct0dpwtxamk">
+            <w:hyperlink w:history="1" r:id="rIdcq9grgiao4upmjnu8uy2k">
               <w:r>
                 <w:rPr>
                   <w:rFonts w:ascii="Arial" w:cs="Arial" w:eastAsia="Arial" w:hAnsi="Arial"/>
@@ -20914,7 +20914,7 @@
               <w:spacing w:after="10" w:before="0"/>
               <w:ind w:left="120"/>
             </w:pPr>
-            <w:hyperlink w:history="1" r:id="rIdmxl53_h-fajurghauj71e">
+            <w:hyperlink w:history="1" r:id="rIdnsi5a6iypn-qlhjjnrayr">
               <w:r>
                 <w:rPr>
                   <w:rFonts w:ascii="Arial" w:cs="Arial" w:eastAsia="Arial" w:hAnsi="Arial"/>
@@ -20959,7 +20959,7 @@
             <w:pPr>
               <w:spacing w:after="20" w:before="0"/>
             </w:pPr>
-            <w:hyperlink w:history="1" r:id="rId1lolwcmxqw7cousdtma1a">
+            <w:hyperlink w:history="1" r:id="rIdmshdttqgenuqzrqnouinf">
               <w:r>
                 <w:rPr>
                   <w:rFonts w:ascii="Arial" w:cs="Arial" w:eastAsia="Arial" w:hAnsi="Arial"/>
@@ -20992,7 +20992,7 @@
               <w:spacing w:after="10" w:before="0"/>
               <w:ind w:left="120"/>
             </w:pPr>
-            <w:hyperlink w:history="1" r:id="rIdk1xbpakyewlxhgm23qbqm">
+            <w:hyperlink w:history="1" r:id="rIdkgbjbtyozcb0te1a1poub">
               <w:r>
                 <w:rPr>
                   <w:rFonts w:ascii="Arial" w:cs="Arial" w:eastAsia="Arial" w:hAnsi="Arial"/>
@@ -21187,7 +21187,7 @@
             <w:pPr>
               <w:spacing w:after="20" w:before="0"/>
             </w:pPr>
-            <w:hyperlink w:history="1" r:id="rId9k2rk-cndeos8rytsh1hv">
+            <w:hyperlink w:history="1" r:id="rIdqjozamufuzopgaalwyzn3">
               <w:r>
                 <w:rPr>
                   <w:rFonts w:ascii="Arial" w:cs="Arial" w:eastAsia="Arial" w:hAnsi="Arial"/>
@@ -21220,7 +21220,7 @@
               <w:spacing w:after="10" w:before="0"/>
               <w:ind w:left="120"/>
             </w:pPr>
-            <w:hyperlink w:history="1" r:id="rIduze_hq3b7adahghc3lcqi">
+            <w:hyperlink w:history="1" r:id="rIdmqf_qnxyji4q4pi8kpg7f">
               <w:r>
                 <w:rPr>
                   <w:rFonts w:ascii="Arial" w:cs="Arial" w:eastAsia="Arial" w:hAnsi="Arial"/>
@@ -21265,7 +21265,7 @@
             <w:pPr>
               <w:spacing w:after="20" w:before="0"/>
             </w:pPr>
-            <w:hyperlink w:history="1" r:id="rIdra2ti1l1qr2lqhkndfjwl">
+            <w:hyperlink w:history="1" r:id="rIdzshwab9hz7roye5s3wayr">
               <w:r>
                 <w:rPr>
                   <w:rFonts w:ascii="Arial" w:cs="Arial" w:eastAsia="Arial" w:hAnsi="Arial"/>
@@ -21298,7 +21298,7 @@
               <w:spacing w:after="10" w:before="0"/>
               <w:ind w:left="120"/>
             </w:pPr>
-            <w:hyperlink w:history="1" r:id="rIdzbhw8qdply5dng-hyarth">
+            <w:hyperlink w:history="1" r:id="rIdszb5_rf_9hhodeh1p-51w">
               <w:r>
                 <w:rPr>
                   <w:rFonts w:ascii="Arial" w:cs="Arial" w:eastAsia="Arial" w:hAnsi="Arial"/>
@@ -21493,7 +21493,7 @@
             <w:pPr>
               <w:spacing w:after="20" w:before="0"/>
             </w:pPr>
-            <w:hyperlink w:history="1" r:id="rIdpcqqlo3wi4o8x6ahlycpk">
+            <w:hyperlink w:history="1" r:id="rIdro-z4cvf_fgno4adbksri">
               <w:r>
                 <w:rPr>
                   <w:rFonts w:ascii="Arial" w:cs="Arial" w:eastAsia="Arial" w:hAnsi="Arial"/>
@@ -21526,7 +21526,7 @@
               <w:spacing w:after="10" w:before="0"/>
               <w:ind w:left="120"/>
             </w:pPr>
-            <w:hyperlink w:history="1" r:id="rIdar4bokwcm7ktg0ghpefs6">
+            <w:hyperlink w:history="1" r:id="rIdkhhzn1e8sttuk0c3xr3tc">
               <w:r>
                 <w:rPr>
                   <w:rFonts w:ascii="Arial" w:cs="Arial" w:eastAsia="Arial" w:hAnsi="Arial"/>
@@ -21571,7 +21571,7 @@
             <w:pPr>
               <w:spacing w:after="20" w:before="0"/>
             </w:pPr>
-            <w:hyperlink w:history="1" r:id="rIdx9vupyjyy_6_astjr-doh">
+            <w:hyperlink w:history="1" r:id="rId6wgshostdjmx8hhiml4h9">
               <w:r>
                 <w:rPr>
                   <w:rFonts w:ascii="Arial" w:cs="Arial" w:eastAsia="Arial" w:hAnsi="Arial"/>
@@ -21604,7 +21604,7 @@
               <w:spacing w:after="10" w:before="0"/>
               <w:ind w:left="120"/>
             </w:pPr>
-            <w:hyperlink w:history="1" r:id="rIdcz_tn8rzng-hw_ctin1ag">
+            <w:hyperlink w:history="1" r:id="rId0qb8mx_rt9ruoj4k1mlke">
               <w:r>
                 <w:rPr>
                   <w:rFonts w:ascii="Arial" w:cs="Arial" w:eastAsia="Arial" w:hAnsi="Arial"/>
@@ -21799,7 +21799,7 @@
             <w:pPr>
               <w:spacing w:after="20" w:before="0"/>
             </w:pPr>
-            <w:hyperlink w:history="1" r:id="rIde9gyw6wilinv8njjgaqvb">
+            <w:hyperlink w:history="1" r:id="rId57d0h1ckbcafwis2xn-ug">
               <w:r>
                 <w:rPr>
                   <w:rFonts w:ascii="Arial" w:cs="Arial" w:eastAsia="Arial" w:hAnsi="Arial"/>
@@ -21832,7 +21832,7 @@
               <w:spacing w:after="10" w:before="0"/>
               <w:ind w:left="120"/>
             </w:pPr>
-            <w:hyperlink w:history="1" r:id="rIdtnczkppxqjcsvcnr4llyo">
+            <w:hyperlink w:history="1" r:id="rIdwaqjv9ztidetf0gl6x5kl">
               <w:r>
                 <w:rPr>
                   <w:rFonts w:ascii="Arial" w:cs="Arial" w:eastAsia="Arial" w:hAnsi="Arial"/>
@@ -21877,7 +21877,7 @@
             <w:pPr>
               <w:spacing w:after="20" w:before="0"/>
             </w:pPr>
-            <w:hyperlink w:history="1" r:id="rIdfg27fgdio8fn31o5kt2a1">
+            <w:hyperlink w:history="1" r:id="rId3wxo9utm1xkfyibfdozdw">
               <w:r>
                 <w:rPr>
                   <w:rFonts w:ascii="Arial" w:cs="Arial" w:eastAsia="Arial" w:hAnsi="Arial"/>
@@ -21910,7 +21910,7 @@
               <w:spacing w:after="10" w:before="0"/>
               <w:ind w:left="120"/>
             </w:pPr>
-            <w:hyperlink w:history="1" r:id="rIdho3k6f-u2ihslv9yhb79-">
+            <w:hyperlink w:history="1" r:id="rIdcppjlosxptrznh4uqbkvn">
               <w:r>
                 <w:rPr>
                   <w:rFonts w:ascii="Arial" w:cs="Arial" w:eastAsia="Arial" w:hAnsi="Arial"/>
@@ -22105,7 +22105,7 @@
             <w:pPr>
               <w:spacing w:after="20" w:before="0"/>
             </w:pPr>
-            <w:hyperlink w:history="1" r:id="rIdxpwcvbickszx7l5gunubf">
+            <w:hyperlink w:history="1" r:id="rIdukielzgkio71skgcj_kbg">
               <w:r>
                 <w:rPr>
                   <w:rFonts w:ascii="Arial" w:cs="Arial" w:eastAsia="Arial" w:hAnsi="Arial"/>
@@ -22138,7 +22138,7 @@
               <w:spacing w:after="10" w:before="0"/>
               <w:ind w:left="120"/>
             </w:pPr>
-            <w:hyperlink w:history="1" r:id="rIduuoqesrcerwn3h8batikn">
+            <w:hyperlink w:history="1" r:id="rIdzkvfe4ybwtkt4yrhauggl">
               <w:r>
                 <w:rPr>
                   <w:rFonts w:ascii="Arial" w:cs="Arial" w:eastAsia="Arial" w:hAnsi="Arial"/>
@@ -22183,7 +22183,7 @@
             <w:pPr>
               <w:spacing w:after="20" w:before="0"/>
             </w:pPr>
-            <w:hyperlink w:history="1" r:id="rIdrvzlnozump_dlfkgss9ga">
+            <w:hyperlink w:history="1" r:id="rId5iw9dlaamo0o5dv0ewxty">
               <w:r>
                 <w:rPr>
                   <w:rFonts w:ascii="Arial" w:cs="Arial" w:eastAsia="Arial" w:hAnsi="Arial"/>
@@ -22216,7 +22216,7 @@
               <w:spacing w:after="10" w:before="0"/>
               <w:ind w:left="120"/>
             </w:pPr>
-            <w:hyperlink w:history="1" r:id="rIdvursxiu8trpydna1kfhhe">
+            <w:hyperlink w:history="1" r:id="rIdczfhy2kgadfulcswim1ty">
               <w:r>
                 <w:rPr>
                   <w:rFonts w:ascii="Arial" w:cs="Arial" w:eastAsia="Arial" w:hAnsi="Arial"/>
@@ -23969,7 +23969,7 @@
             <w:pPr>
               <w:spacing w:after="20" w:before="0"/>
             </w:pPr>
-            <w:hyperlink w:history="1" r:id="rIdajmpcdxkwmngfjptw_r2w">
+            <w:hyperlink w:history="1" r:id="rIdfqydqqwatnbdnzzfvsskn">
               <w:r>
                 <w:rPr>
                   <w:rFonts w:ascii="Arial" w:cs="Arial" w:eastAsia="Arial" w:hAnsi="Arial"/>
@@ -24002,7 +24002,7 @@
               <w:spacing w:after="10" w:before="0"/>
               <w:ind w:left="120"/>
             </w:pPr>
-            <w:hyperlink w:history="1" r:id="rIdbbq8doo8bidk1p8bxp6dv">
+            <w:hyperlink w:history="1" r:id="rIdwrp9hvscp4nd8rmrkt1bt">
               <w:r>
                 <w:rPr>
                   <w:rFonts w:ascii="Arial" w:cs="Arial" w:eastAsia="Arial" w:hAnsi="Arial"/>
@@ -24047,7 +24047,7 @@
             <w:pPr>
               <w:spacing w:after="20" w:before="0"/>
             </w:pPr>
-            <w:hyperlink w:history="1" r:id="rIdgwiaoqgjpdopgknasgc8e">
+            <w:hyperlink w:history="1" r:id="rIdsuorf9kjz9xbdsrjclxm0">
               <w:r>
                 <w:rPr>
                   <w:rFonts w:ascii="Arial" w:cs="Arial" w:eastAsia="Arial" w:hAnsi="Arial"/>
@@ -24080,7 +24080,7 @@
               <w:spacing w:after="10" w:before="0"/>
               <w:ind w:left="120"/>
             </w:pPr>
-            <w:hyperlink w:history="1" r:id="rIdcpal1kglpx5aq4xodpnca">
+            <w:hyperlink w:history="1" r:id="rIdntnxd1alcyx6mvg9jcvgj">
               <w:r>
                 <w:rPr>
                   <w:rFonts w:ascii="Arial" w:cs="Arial" w:eastAsia="Arial" w:hAnsi="Arial"/>
@@ -24275,7 +24275,7 @@
             <w:pPr>
               <w:spacing w:after="20" w:before="0"/>
             </w:pPr>
-            <w:hyperlink w:history="1" r:id="rIdgo2zl97usec9hwrimcmfx">
+            <w:hyperlink w:history="1" r:id="rIdgjjg580m5lntzij5wvrsn">
               <w:r>
                 <w:rPr>
                   <w:rFonts w:ascii="Arial" w:cs="Arial" w:eastAsia="Arial" w:hAnsi="Arial"/>
@@ -24308,7 +24308,7 @@
               <w:spacing w:after="10" w:before="0"/>
               <w:ind w:left="120"/>
             </w:pPr>
-            <w:hyperlink w:history="1" r:id="rIde5er3jepsingpk-sbutbx">
+            <w:hyperlink w:history="1" r:id="rIdd91dpfewriafkwqurinvf">
               <w:r>
                 <w:rPr>
                   <w:rFonts w:ascii="Arial" w:cs="Arial" w:eastAsia="Arial" w:hAnsi="Arial"/>
@@ -24353,7 +24353,7 @@
             <w:pPr>
               <w:spacing w:after="20" w:before="0"/>
             </w:pPr>
-            <w:hyperlink w:history="1" r:id="rIdgtoytq1enl_ueiftlqdfo">
+            <w:hyperlink w:history="1" r:id="rIdow2f5vnpifo7me1elpg5c">
               <w:r>
                 <w:rPr>
                   <w:rFonts w:ascii="Arial" w:cs="Arial" w:eastAsia="Arial" w:hAnsi="Arial"/>
@@ -24386,7 +24386,7 @@
               <w:spacing w:after="10" w:before="0"/>
               <w:ind w:left="120"/>
             </w:pPr>
-            <w:hyperlink w:history="1" r:id="rIdjnme-2llaip785fokw8mc">
+            <w:hyperlink w:history="1" r:id="rIdjwn5gomwgh3l2oilq9dyb">
               <w:r>
                 <w:rPr>
                   <w:rFonts w:ascii="Arial" w:cs="Arial" w:eastAsia="Arial" w:hAnsi="Arial"/>
@@ -24581,7 +24581,7 @@
             <w:pPr>
               <w:spacing w:after="20" w:before="0"/>
             </w:pPr>
-            <w:hyperlink w:history="1" r:id="rId3__aprohqw78sansxbowd">
+            <w:hyperlink w:history="1" r:id="rIdbhrlegzdj42yev2rgcpq6">
               <w:r>
                 <w:rPr>
                   <w:rFonts w:ascii="Arial" w:cs="Arial" w:eastAsia="Arial" w:hAnsi="Arial"/>
@@ -24614,7 +24614,7 @@
               <w:spacing w:after="10" w:before="0"/>
               <w:ind w:left="120"/>
             </w:pPr>
-            <w:hyperlink w:history="1" r:id="rId3khigkk7fywsuhbot2yao">
+            <w:hyperlink w:history="1" r:id="rId4twagrlb6o-qdz2kz8kzb">
               <w:r>
                 <w:rPr>
                   <w:rFonts w:ascii="Arial" w:cs="Arial" w:eastAsia="Arial" w:hAnsi="Arial"/>
@@ -24659,7 +24659,7 @@
             <w:pPr>
               <w:spacing w:after="20" w:before="0"/>
             </w:pPr>
-            <w:hyperlink w:history="1" r:id="rIdddh-oshedyhov--igx-44">
+            <w:hyperlink w:history="1" r:id="rIdl0krdfnshetobj8m_wb4x">
               <w:r>
                 <w:rPr>
                   <w:rFonts w:ascii="Arial" w:cs="Arial" w:eastAsia="Arial" w:hAnsi="Arial"/>
@@ -24692,7 +24692,7 @@
               <w:spacing w:after="10" w:before="0"/>
               <w:ind w:left="120"/>
             </w:pPr>
-            <w:hyperlink w:history="1" r:id="rIdify5y3zmdtulw5ihnmoz5">
+            <w:hyperlink w:history="1" r:id="rId1xg_sudxz4sjuv3zy6qat">
               <w:r>
                 <w:rPr>
                   <w:rFonts w:ascii="Arial" w:cs="Arial" w:eastAsia="Arial" w:hAnsi="Arial"/>
@@ -24887,7 +24887,7 @@
             <w:pPr>
               <w:spacing w:after="20" w:before="0"/>
             </w:pPr>
-            <w:hyperlink w:history="1" r:id="rIdluwd07pgnbimjup1xt7fm">
+            <w:hyperlink w:history="1" r:id="rId2etvwbi3-zhfpufwew6ge">
               <w:r>
                 <w:rPr>
                   <w:rFonts w:ascii="Arial" w:cs="Arial" w:eastAsia="Arial" w:hAnsi="Arial"/>
@@ -24920,7 +24920,7 @@
               <w:spacing w:after="10" w:before="0"/>
               <w:ind w:left="120"/>
             </w:pPr>
-            <w:hyperlink w:history="1" r:id="rId8iwxeqi79zbrj-qadyku9">
+            <w:hyperlink w:history="1" r:id="rIdfog6kbwoteimcmqp08lzk">
               <w:r>
                 <w:rPr>
                   <w:rFonts w:ascii="Arial" w:cs="Arial" w:eastAsia="Arial" w:hAnsi="Arial"/>
@@ -24965,7 +24965,7 @@
             <w:pPr>
               <w:spacing w:after="20" w:before="0"/>
             </w:pPr>
-            <w:hyperlink w:history="1" r:id="rIdn4-xoxdgqdvb-cfxeze0q">
+            <w:hyperlink w:history="1" r:id="rIdfreegmnqvssxmyvnbiyna">
               <w:r>
                 <w:rPr>
                   <w:rFonts w:ascii="Arial" w:cs="Arial" w:eastAsia="Arial" w:hAnsi="Arial"/>
@@ -24998,7 +24998,7 @@
               <w:spacing w:after="10" w:before="0"/>
               <w:ind w:left="120"/>
             </w:pPr>
-            <w:hyperlink w:history="1" r:id="rIdqe5s3ey2zo4plehvu0o2z">
+            <w:hyperlink w:history="1" r:id="rIdovhcstoydtalyfm3diilr">
               <w:r>
                 <w:rPr>
                   <w:rFonts w:ascii="Arial" w:cs="Arial" w:eastAsia="Arial" w:hAnsi="Arial"/>
@@ -25193,7 +25193,7 @@
             <w:pPr>
               <w:spacing w:after="20" w:before="0"/>
             </w:pPr>
-            <w:hyperlink w:history="1" r:id="rIddarfhzmll1aq8lheu_bqg">
+            <w:hyperlink w:history="1" r:id="rId5wzoovldo0rtijt7cygvv">
               <w:r>
                 <w:rPr>
                   <w:rFonts w:ascii="Arial" w:cs="Arial" w:eastAsia="Arial" w:hAnsi="Arial"/>
@@ -25226,7 +25226,7 @@
               <w:spacing w:after="10" w:before="0"/>
               <w:ind w:left="120"/>
             </w:pPr>
-            <w:hyperlink w:history="1" r:id="rIdgphrjkz-gzasr6le8rsla">
+            <w:hyperlink w:history="1" r:id="rIda7o1xrczzktxvmxdtvjid">
               <w:r>
                 <w:rPr>
                   <w:rFonts w:ascii="Arial" w:cs="Arial" w:eastAsia="Arial" w:hAnsi="Arial"/>
@@ -25271,7 +25271,7 @@
             <w:pPr>
               <w:spacing w:after="20" w:before="0"/>
             </w:pPr>
-            <w:hyperlink w:history="1" r:id="rIdyav0a9uuydskhxzxvw3m-">
+            <w:hyperlink w:history="1" r:id="rIds-rdtmoap08_vxoesoxkw">
               <w:r>
                 <w:rPr>
                   <w:rFonts w:ascii="Arial" w:cs="Arial" w:eastAsia="Arial" w:hAnsi="Arial"/>
@@ -25304,7 +25304,7 @@
               <w:spacing w:after="10" w:before="0"/>
               <w:ind w:left="120"/>
             </w:pPr>
-            <w:hyperlink w:history="1" r:id="rIdbecf4uhfwdmjf-pipyx0c">
+            <w:hyperlink w:history="1" r:id="rIdcux-t0ye9j6e2ogyabj9z">
               <w:r>
                 <w:rPr>
                   <w:rFonts w:ascii="Arial" w:cs="Arial" w:eastAsia="Arial" w:hAnsi="Arial"/>
